--- a/DOCS/word/NOI_API_ANH_TUNE.docx
+++ b/DOCS/word/NOI_API_ANH_TUNE.docx
@@ -6838,6 +6838,211 @@
       </w:r>
       <w:r>
         <w:t xml:space="preserve"> đang nối thẳng sang hệ anh.</w:t>
+      </w:r>
+    </w:p>
+    <w:p>
+      <w:pPr>
+        <w:jc w:val="both"/>
+      </w:pPr>
+      <w:r>
+        <w:rPr>
+          <w:b/>
+        </w:rPr>
+        <w:t>Kiểm lại tối 01/10 trên máy `demo-lao-api`</w:t>
+      </w:r>
+      <w:r>
+        <w:t xml:space="preserve"> (tải swagger </w:t>
+      </w:r>
+      <w:r>
+        <w:rPr>
+          <w:rFonts w:ascii="Consolas" w:hAnsi="Consolas"/>
+          <w:sz w:val="19"/>
+        </w:rPr>
+        <w:t>/swagger/v1/swagger.json</w:t>
+      </w:r>
+      <w:r>
+        <w:t>, chỉ đọc):</w:t>
+      </w:r>
+    </w:p>
+    <w:p>
+      <w:pPr>
+        <w:pStyle w:val="ListBullet"/>
+      </w:pPr>
+      <w:r>
+        <w:t xml:space="preserve">Hệ anh có </w:t>
+      </w:r>
+      <w:r>
+        <w:rPr>
+          <w:b/>
+        </w:rPr>
+        <w:t>705 đường, không đổi</w:t>
+      </w:r>
+      <w:r>
+        <w:t xml:space="preserve"> so với bản chụp 30/09.</w:t>
+      </w:r>
+    </w:p>
+    <w:p>
+      <w:pPr>
+        <w:pStyle w:val="ListBullet"/>
+      </w:pPr>
+      <w:r>
+        <w:rPr>
+          <w:b/>
+        </w:rPr>
+        <w:t>Không có</w:t>
+      </w:r>
+      <w:r>
+        <w:t xml:space="preserve"> đường nhận phong bì chứng từ (</w:t>
+      </w:r>
+      <w:r>
+        <w:rPr>
+          <w:rFonts w:ascii="Consolas" w:hAnsi="Consolas"/>
+          <w:sz w:val="19"/>
+        </w:rPr>
+        <w:t>/api/v1/epl-lao/vouchers</w:t>
+      </w:r>
+      <w:r>
+        <w:t>) hay đường "phiếu đề nghị" nào.</w:t>
+      </w:r>
+    </w:p>
+    <w:p>
+      <w:pPr>
+        <w:pStyle w:val="ListBullet"/>
+      </w:pPr>
+      <w:r>
+        <w:t xml:space="preserve">Đường dành cho logistics chỉ có </w:t>
+      </w:r>
+      <w:r>
+        <w:rPr>
+          <w:rFonts w:ascii="Consolas" w:hAnsi="Consolas"/>
+          <w:sz w:val="19"/>
+        </w:rPr>
+        <w:t>POST /api/v1/integrations/logistics/sales-orders</w:t>
+      </w:r>
+      <w:r>
+        <w:t xml:space="preserve"> (đã nối, A2).</w:t>
+      </w:r>
+    </w:p>
+    <w:p>
+      <w:pPr>
+        <w:pStyle w:val="ListBullet"/>
+      </w:pPr>
+      <w:r>
+        <w:t xml:space="preserve">Đường </w:t>
+      </w:r>
+      <w:r>
+        <w:rPr>
+          <w:b/>
+        </w:rPr>
+        <w:t>có thể dùng</w:t>
+      </w:r>
+      <w:r>
+        <w:t xml:space="preserve"> cho đề nghị tạm ứng: nhóm phiếu thu chi </w:t>
+      </w:r>
+      <w:r>
+        <w:rPr>
+          <w:rFonts w:ascii="Consolas" w:hAnsi="Consolas"/>
+          <w:sz w:val="19"/>
+        </w:rPr>
+        <w:t>…/cmpayment-receipt/*</w:t>
+      </w:r>
+      <w:r>
+        <w:t xml:space="preserve">, tức </w:t>
+      </w:r>
+      <w:r>
+        <w:rPr>
+          <w:rFonts w:ascii="Consolas" w:hAnsi="Consolas"/>
+          <w:sz w:val="19"/>
+        </w:rPr>
+        <w:t>save-and-commit</w:t>
+      </w:r>
+      <w:r>
+        <w:t xml:space="preserve">, hoặc chuỗi </w:t>
+      </w:r>
+      <w:r>
+        <w:rPr>
+          <w:rFonts w:ascii="Consolas" w:hAnsi="Consolas"/>
+          <w:sz w:val="19"/>
+        </w:rPr>
+        <w:t>create-session</w:t>
+      </w:r>
+      <w:r>
+        <w:t xml:space="preserve"> → </w:t>
+      </w:r>
+      <w:r>
+        <w:rPr>
+          <w:rFonts w:ascii="Consolas" w:hAnsi="Consolas"/>
+          <w:sz w:val="19"/>
+        </w:rPr>
+        <w:t>save-session</w:t>
+      </w:r>
+      <w:r>
+        <w:t xml:space="preserve"> → </w:t>
+      </w:r>
+      <w:r>
+        <w:rPr>
+          <w:rFonts w:ascii="Consolas" w:hAnsi="Consolas"/>
+          <w:sz w:val="19"/>
+        </w:rPr>
+        <w:t>commit-session</w:t>
+      </w:r>
+      <w:r>
+        <w:t xml:space="preserve">; mục 1.4. Muốn dùng thì cần mã số ở mục 1.4, và </w:t>
+      </w:r>
+      <w:r>
+        <w:rPr>
+          <w:b/>
+        </w:rPr>
+        <w:t>đối tượng tài xế</w:t>
+      </w:r>
+      <w:r>
+        <w:t xml:space="preserve"> phải có trong danh mục của anh (</w:t>
+      </w:r>
+      <w:r>
+        <w:rPr>
+          <w:rFonts w:ascii="Consolas" w:hAnsi="Consolas"/>
+          <w:sz w:val="19"/>
+        </w:rPr>
+        <w:t>ObjectId</w:t>
+      </w:r>
+      <w:r>
+        <w:t xml:space="preserve"> bắt buộc &gt; 0).</w:t>
+      </w:r>
+    </w:p>
+    <w:p>
+      <w:pPr>
+        <w:pStyle w:val="ListBullet"/>
+      </w:pPr>
+      <w:r>
+        <w:t xml:space="preserve">Nhóm </w:t>
+      </w:r>
+      <w:r>
+        <w:rPr>
+          <w:rFonts w:ascii="Consolas" w:hAnsi="Consolas"/>
+          <w:sz w:val="19"/>
+        </w:rPr>
+        <w:t>/api/v1/hr/salary-advances/*</w:t>
+      </w:r>
+      <w:r>
+        <w:t xml:space="preserve"> là </w:t>
+      </w:r>
+      <w:r>
+        <w:rPr>
+          <w:b/>
+        </w:rPr>
+        <w:t>tạm ứng lương</w:t>
+      </w:r>
+      <w:r>
+        <w:t xml:space="preserve"> của nhân sự, </w:t>
+      </w:r>
+      <w:r>
+        <w:rPr>
+          <w:b/>
+        </w:rPr>
+        <w:t>không phải</w:t>
+      </w:r>
+      <w:r>
+        <w:t xml:space="preserve"> tạm ứng chuyến (Nợ 1601 theo từng DO), nên bên em không dùng.</w:t>
       </w:r>
     </w:p>
     <w:p>

--- a/DOCS/word/NOI_API_ANH_TUNE.docx
+++ b/DOCS/word/NOI_API_ANH_TUNE.docx
@@ -27,7 +27,7 @@
         <w:t>01/10/2026</w:t>
       </w:r>
       <w:r>
-        <w:t>. Soạn từ mã đang chạy của trang điều xe (</w:t>
+        <w:t>, sửa chiều cùng ngày. Soạn từ mã đang chạy của trang điều xe (</w:t>
       </w:r>
       <w:r>
         <w:rPr>
@@ -37,7 +37,7 @@
         <w:t>EPL_LAO_REAL</w:t>
       </w:r>
       <w:r>
-        <w:t xml:space="preserve">) và các lần gọi thử thật trên máy </w:t>
+        <w:t xml:space="preserve">), các lần gọi thử thật trên máy </w:t>
       </w:r>
       <w:r>
         <w:rPr>
@@ -47,7 +47,46 @@
         <w:t>demo-lao-api.goldensme.com</w:t>
       </w:r>
       <w:r>
-        <w:t>.</w:t>
+        <w:t xml:space="preserve">, và </w:t>
+      </w:r>
+      <w:r>
+        <w:rPr>
+          <w:b/>
+        </w:rPr>
+        <w:t>mã nguồn của anh</w:t>
+      </w:r>
+      <w:r>
+        <w:t xml:space="preserve"> (</w:t>
+      </w:r>
+      <w:r>
+        <w:rPr>
+          <w:rFonts w:ascii="Consolas" w:hAnsi="Consolas"/>
+          <w:sz w:val="19"/>
+        </w:rPr>
+        <w:t>GLS-QLSX-APIs</w:t>
+      </w:r>
+      <w:r>
+        <w:t xml:space="preserve">, </w:t>
+      </w:r>
+      <w:r>
+        <w:rPr>
+          <w:rFonts w:ascii="Consolas" w:hAnsi="Consolas"/>
+          <w:sz w:val="19"/>
+        </w:rPr>
+        <w:t>GLS-QLSX-Web</w:t>
+      </w:r>
+      <w:r>
+        <w:t xml:space="preserve">, nhánh </w:t>
+      </w:r>
+      <w:r>
+        <w:rPr>
+          <w:rFonts w:ascii="Consolas" w:hAnsi="Consolas"/>
+          <w:sz w:val="19"/>
+        </w:rPr>
+        <w:t>feat/DemoLao</w:t>
+      </w:r>
+      <w:r>
+        <w:t>, đọc 01/10 — mục 8).</w:t>
       </w:r>
     </w:p>
     <w:p>
@@ -91,7 +130,7 @@
         <w:t>HOP_DONG_API_KE_TOAN_ANH_TUNE</w:t>
       </w:r>
       <w:r>
-        <w:t xml:space="preserve"> (bản v2 cùng ngày). Mỗi chỗ dưới đây ghi số mục để tra.</w:t>
+        <w:t xml:space="preserve"> (bản v2.1 cùng ngày). Mỗi chỗ dưới đây ghi số mục để tra.</w:t>
       </w:r>
     </w:p>
     <w:p>
@@ -745,7 +784,16 @@
               <w:t>đã dựng 30/09</w:t>
             </w:r>
             <w:r>
-              <w:t>, chờ địa chỉ ra Internet</w:t>
+              <w:t xml:space="preserve">, chờ địa chỉ ra Internet. </w:t>
+            </w:r>
+            <w:r>
+              <w:rPr>
+                <w:b/>
+              </w:rPr>
+              <w:t>Phía anh phải sửa mã</w:t>
+            </w:r>
+            <w:r>
+              <w:t xml:space="preserve"> để gọi được: địa chỉ đang ghi cứng sang EPL_System, chưa gửi khoá (mục 8.2)</w:t>
             </w:r>
           </w:p>
         </w:tc>
@@ -2473,7 +2521,7 @@
           <w:p>
             <w:r/>
             <w:r>
-              <w:t xml:space="preserve">Mã khách: chữ Latinh, số, </w:t>
+              <w:t xml:space="preserve">Mã khách: mở đầu bằng chữ Latinh hoặc số, chỉ chữ, số, </w:t>
             </w:r>
             <w:r>
               <w:rPr>
@@ -2483,7 +2531,7 @@
               <w:t>_ - .</w:t>
             </w:r>
             <w:r>
-              <w:t xml:space="preserve">, ≤ 50 ký tự, không có </w:t>
+              <w:t xml:space="preserve">, không có </w:t>
             </w:r>
             <w:r>
               <w:rPr>
@@ -2491,6 +2539,18 @@
                 <w:sz w:val="19"/>
               </w:rPr>
               <w:t>/</w:t>
+            </w:r>
+            <w:r>
+              <w:t xml:space="preserve">, </w:t>
+            </w:r>
+            <w:r>
+              <w:rPr>
+                <w:b/>
+              </w:rPr>
+              <w:t>≤ 37 ký tự</w:t>
+            </w:r>
+            <w:r>
+              <w:t xml:space="preserve"> (đúng luật mã của anh; danh mục khách chặn ngay lúc gán)</w:t>
             </w:r>
           </w:p>
         </w:tc>
@@ -2563,7 +2623,7 @@
               <w:t>mã khách + "_" + mã tuyến</w:t>
             </w:r>
             <w:r>
-              <w:t xml:space="preserve"> ≤ 50 ký tự (hệ anh dùng làm mã mặt hàng)</w:t>
+              <w:t xml:space="preserve"> ≤ 50 ký tự (hệ anh dùng làm mã mặt hàng; mã tuyến 12 ký tự nên mã khách ≤ 37)</w:t>
             </w:r>
           </w:p>
         </w:tc>
@@ -2579,6 +2639,34 @@
                 <w:sz w:val="19"/>
               </w:rPr>
               <w:t>MA_GHEP_QUA_DAI</w:t>
+            </w:r>
+          </w:p>
+        </w:tc>
+      </w:tr>
+      <w:tr>
+        <w:tc>
+          <w:tcPr>
+            <w:tcW w:type="dxa" w:w="4320"/>
+          </w:tcPr>
+          <w:p>
+            <w:r/>
+            <w:r>
+              <w:t>Số tiền gửi được chính xác (không bị làm tròn khi thành số JSON)</w:t>
+            </w:r>
+          </w:p>
+        </w:tc>
+        <w:tc>
+          <w:tcPr>
+            <w:tcW w:type="dxa" w:w="4320"/>
+          </w:tcPr>
+          <w:p>
+            <w:r/>
+            <w:r>
+              <w:rPr>
+                <w:rFonts w:ascii="Consolas" w:hAnsi="Consolas"/>
+                <w:sz w:val="19"/>
+              </w:rPr>
+              <w:t>TIEN_QUA_NHIEU_SO</w:t>
             </w:r>
           </w:p>
         </w:tc>
@@ -3020,7 +3108,100 @@
           <w:p>
             <w:r/>
             <w:r>
-              <w:t xml:space="preserve">mất mạng · hết giờ · 5xx · 422 </w:t>
+              <w:t>401 thân rỗng</w:t>
+            </w:r>
+          </w:p>
+        </w:tc>
+        <w:tc>
+          <w:tcPr>
+            <w:tcW w:type="dxa" w:w="4320"/>
+          </w:tcPr>
+          <w:p>
+            <w:r/>
+            <w:r>
+              <w:t xml:space="preserve">báo </w:t>
+            </w:r>
+            <w:r>
+              <w:rPr>
+                <w:b/>
+              </w:rPr>
+              <w:t>token sai hoặc hết hạn</w:t>
+            </w:r>
+          </w:p>
+        </w:tc>
+      </w:tr>
+      <w:tr>
+        <w:tc>
+          <w:tcPr>
+            <w:tcW w:type="dxa" w:w="4320"/>
+          </w:tcPr>
+          <w:p>
+            <w:r/>
+            <w:r>
+              <w:t>403 thân rỗng</w:t>
+            </w:r>
+          </w:p>
+        </w:tc>
+        <w:tc>
+          <w:tcPr>
+            <w:tcW w:type="dxa" w:w="4320"/>
+          </w:tcPr>
+          <w:p>
+            <w:r/>
+            <w:r>
+              <w:t xml:space="preserve">báo </w:t>
+            </w:r>
+            <w:r>
+              <w:rPr>
+                <w:b/>
+              </w:rPr>
+              <w:t>tài khoản của token chưa nằm trong `LogisticsSalesPush.AllowedUserIds`</w:t>
+            </w:r>
+            <w:r>
+              <w:t xml:space="preserve"> hoặc chưa gắn nhân viên</w:t>
+            </w:r>
+          </w:p>
+        </w:tc>
+      </w:tr>
+      <w:tr>
+        <w:tc>
+          <w:tcPr>
+            <w:tcW w:type="dxa" w:w="4320"/>
+          </w:tcPr>
+          <w:p>
+            <w:r/>
+            <w:r>
+              <w:t xml:space="preserve">mất mạng · hết giờ · 5xx (gồm 503 </w:t>
+            </w:r>
+            <w:r>
+              <w:rPr>
+                <w:rFonts w:ascii="Consolas" w:hAnsi="Consolas"/>
+                <w:sz w:val="19"/>
+              </w:rPr>
+              <w:t>LOGISTICS_DISABLED</w:t>
+            </w:r>
+            <w:r>
+              <w:t xml:space="preserve">, </w:t>
+            </w:r>
+            <w:r>
+              <w:rPr>
+                <w:rFonts w:ascii="Consolas" w:hAnsi="Consolas"/>
+                <w:sz w:val="19"/>
+              </w:rPr>
+              <w:t>LOGISTICS_CONFIG_REQUIRED</w:t>
+            </w:r>
+            <w:r>
+              <w:t xml:space="preserve">, </w:t>
+            </w:r>
+            <w:r>
+              <w:rPr>
+                <w:rFonts w:ascii="Consolas" w:hAnsi="Consolas"/>
+                <w:sz w:val="19"/>
+              </w:rPr>
+              <w:t>LOGISTICS_DATABASE_ERROR</w:t>
+            </w:r>
+            <w:r>
+              <w:t xml:space="preserve">) · 422 </w:t>
             </w:r>
             <w:r>
               <w:rPr>
@@ -4618,6 +4799,9 @@
         <w:pStyle w:val="ListBullet"/>
       </w:pPr>
       <w:r>
+        <w:t xml:space="preserve">Tham số </w:t>
+      </w:r>
+      <w:r>
         <w:rPr>
           <w:rFonts w:ascii="Consolas" w:hAnsi="Consolas"/>
           <w:sz w:val="19"/>
@@ -4631,16 +4815,7 @@
         <w:rPr>
           <w:b/>
         </w:rPr>
-        <w:t>mã khách bên em</w:t>
-      </w:r>
-      <w:r>
-        <w:t xml:space="preserve"> (12 ký tự hex) </w:t>
-      </w:r>
-      <w:r>
-        <w:rPr>
-          <w:b/>
-        </w:rPr>
-        <w:t>hoặc mã khách bên anh</w:t>
+        <w:t>mã khách bên anh</w:t>
       </w:r>
       <w:r>
         <w:t xml:space="preserve"> (</w:t>
@@ -4653,7 +4828,16 @@
         <w:t>OBJ_OBJECTNO</w:t>
       </w:r>
       <w:r>
-        <w:t>).</w:t>
+        <w:t xml:space="preserve">) </w:t>
+      </w:r>
+      <w:r>
+        <w:rPr>
+          <w:b/>
+        </w:rPr>
+        <w:t>hoặc</w:t>
+      </w:r>
+      <w:r>
+        <w:t xml:space="preserve"> mã khách nội bộ bên em (12 ký tự hex).</w:t>
       </w:r>
     </w:p>
     <w:p>
@@ -4661,53 +4845,76 @@
         <w:pStyle w:val="ListBullet"/>
       </w:pPr>
       <w:r>
-        <w:t xml:space="preserve">Mỗi dòng có </w:t>
-      </w:r>
-      <w:r>
         <w:rPr>
           <w:b/>
         </w:rPr>
-        <w:t>14 khoá của EPL_System</w:t>
-      </w:r>
-      <w:r>
-        <w:t xml:space="preserve">: </w:t>
+        <w:t>Đổi 01/10:</w:t>
+      </w:r>
+      <w:r>
+        <w:t xml:space="preserve"> trong mỗi dòng, </w:t>
       </w:r>
       <w:r>
         <w:rPr>
           <w:rFonts w:ascii="Consolas" w:hAnsi="Consolas"/>
           <w:sz w:val="19"/>
         </w:rPr>
-        <w:t>do_id</w:t>
-      </w:r>
-      <w:r>
-        <w:t xml:space="preserve">, </w:t>
+        <w:t>customer_id</w:t>
+      </w:r>
+      <w:r>
+        <w:t xml:space="preserve"> = </w:t>
+      </w:r>
+      <w:r>
+        <w:rPr>
+          <w:b/>
+        </w:rPr>
+        <w:t>mã khách bên anh</w:t>
+      </w:r>
+      <w:r>
+        <w:t xml:space="preserve"> (null khi kế toán chưa gán), trùng </w:t>
       </w:r>
       <w:r>
         <w:rPr>
           <w:rFonts w:ascii="Consolas" w:hAnsi="Consolas"/>
           <w:sz w:val="19"/>
         </w:rPr>
-        <w:t>status</w:t>
-      </w:r>
-      <w:r>
-        <w:t xml:space="preserve">, </w:t>
+        <w:t>customer_id</w:t>
+      </w:r>
+      <w:r>
+        <w:t xml:space="preserve"> gửi SO. Màn "Vụ việc" bên anh hiện ô này làm tên khách. Mã nội bộ bên em ở </w:t>
       </w:r>
       <w:r>
         <w:rPr>
           <w:rFonts w:ascii="Consolas" w:hAnsi="Consolas"/>
           <w:sz w:val="19"/>
         </w:rPr>
-        <w:t>customer_id</w:t>
-      </w:r>
-      <w:r>
-        <w:t xml:space="preserve">, </w:t>
+        <w:t>customer_ref</w:t>
+      </w:r>
+      <w:r>
+        <w:t>.</w:t>
+      </w:r>
+    </w:p>
+    <w:p>
+      <w:pPr>
+        <w:pStyle w:val="ListBullet"/>
+      </w:pPr>
+      <w:r>
+        <w:t xml:space="preserve">Mỗi dòng có </w:t>
+      </w:r>
+      <w:r>
+        <w:rPr>
+          <w:b/>
+        </w:rPr>
+        <w:t>14 khoá của EPL_System</w:t>
+      </w:r>
+      <w:r>
+        <w:t xml:space="preserve">: </w:t>
       </w:r>
       <w:r>
         <w:rPr>
           <w:rFonts w:ascii="Consolas" w:hAnsi="Consolas"/>
           <w:sz w:val="19"/>
         </w:rPr>
-        <w:t>quotation_id</w:t>
+        <w:t>do_id</w:t>
       </w:r>
       <w:r>
         <w:t xml:space="preserve">, </w:t>
@@ -4717,7 +4924,7 @@
           <w:rFonts w:ascii="Consolas" w:hAnsi="Consolas"/>
           <w:sz w:val="19"/>
         </w:rPr>
-        <w:t>route_id</w:t>
+        <w:t>status</w:t>
       </w:r>
       <w:r>
         <w:t xml:space="preserve">, </w:t>
@@ -4727,7 +4934,7 @@
           <w:rFonts w:ascii="Consolas" w:hAnsi="Consolas"/>
           <w:sz w:val="19"/>
         </w:rPr>
-        <w:t>vehicle_id</w:t>
+        <w:t>customer_id</w:t>
       </w:r>
       <w:r>
         <w:t xml:space="preserve">, </w:t>
@@ -4737,7 +4944,7 @@
           <w:rFonts w:ascii="Consolas" w:hAnsi="Consolas"/>
           <w:sz w:val="19"/>
         </w:rPr>
-        <w:t>driver_id</w:t>
+        <w:t>quotation_id</w:t>
       </w:r>
       <w:r>
         <w:t xml:space="preserve">, </w:t>
@@ -4747,7 +4954,7 @@
           <w:rFonts w:ascii="Consolas" w:hAnsi="Consolas"/>
           <w:sz w:val="19"/>
         </w:rPr>
-        <w:t>selling_price</w:t>
+        <w:t>route_id</w:t>
       </w:r>
       <w:r>
         <w:t xml:space="preserve">, </w:t>
@@ -4757,7 +4964,7 @@
           <w:rFonts w:ascii="Consolas" w:hAnsi="Consolas"/>
           <w:sz w:val="19"/>
         </w:rPr>
-        <w:t>customer_surcharge_total</w:t>
+        <w:t>vehicle_id</w:t>
       </w:r>
       <w:r>
         <w:t xml:space="preserve">, </w:t>
@@ -4767,7 +4974,7 @@
           <w:rFonts w:ascii="Consolas" w:hAnsi="Consolas"/>
           <w:sz w:val="19"/>
         </w:rPr>
-        <w:t>final_selling_price</w:t>
+        <w:t>driver_id</w:t>
       </w:r>
       <w:r>
         <w:t xml:space="preserve">, </w:t>
@@ -4777,7 +4984,7 @@
           <w:rFonts w:ascii="Consolas" w:hAnsi="Consolas"/>
           <w:sz w:val="19"/>
         </w:rPr>
-        <w:t>currency</w:t>
+        <w:t>selling_price</w:t>
       </w:r>
       <w:r>
         <w:t xml:space="preserve">, </w:t>
@@ -4787,7 +4994,7 @@
           <w:rFonts w:ascii="Consolas" w:hAnsi="Consolas"/>
           <w:sz w:val="19"/>
         </w:rPr>
-        <w:t>completed_at</w:t>
+        <w:t>customer_surcharge_total</w:t>
       </w:r>
       <w:r>
         <w:t xml:space="preserve">, </w:t>
@@ -4797,7 +5004,7 @@
           <w:rFonts w:ascii="Consolas" w:hAnsi="Consolas"/>
           <w:sz w:val="19"/>
         </w:rPr>
-        <w:t>completed_by</w:t>
+        <w:t>final_selling_price</w:t>
       </w:r>
       <w:r>
         <w:t xml:space="preserve">, </w:t>
@@ -4807,6 +5014,36 @@
           <w:rFonts w:ascii="Consolas" w:hAnsi="Consolas"/>
           <w:sz w:val="19"/>
         </w:rPr>
+        <w:t>currency</w:t>
+      </w:r>
+      <w:r>
+        <w:t xml:space="preserve">, </w:t>
+      </w:r>
+      <w:r>
+        <w:rPr>
+          <w:rFonts w:ascii="Consolas" w:hAnsi="Consolas"/>
+          <w:sz w:val="19"/>
+        </w:rPr>
+        <w:t>completed_at</w:t>
+      </w:r>
+      <w:r>
+        <w:t xml:space="preserve">, </w:t>
+      </w:r>
+      <w:r>
+        <w:rPr>
+          <w:rFonts w:ascii="Consolas" w:hAnsi="Consolas"/>
+          <w:sz w:val="19"/>
+        </w:rPr>
+        <w:t>completed_by</w:t>
+      </w:r>
+      <w:r>
+        <w:t xml:space="preserve">, </w:t>
+      </w:r>
+      <w:r>
+        <w:rPr>
+          <w:rFonts w:ascii="Consolas" w:hAnsi="Consolas"/>
+          <w:sz w:val="19"/>
+        </w:rPr>
         <w:t>detail_url</w:t>
       </w:r>
       <w:r>
@@ -4845,7 +5082,7 @@
           <w:rFonts w:ascii="Consolas" w:hAnsi="Consolas"/>
           <w:sz w:val="19"/>
         </w:rPr>
-        <w:t>customer_name</w:t>
+        <w:t>customer_ref</w:t>
       </w:r>
       <w:r>
         <w:t xml:space="preserve">, </w:t>
@@ -4855,7 +5092,7 @@
           <w:rFonts w:ascii="Consolas" w:hAnsi="Consolas"/>
           <w:sz w:val="19"/>
         </w:rPr>
-        <w:t>truck_no</w:t>
+        <w:t>customer_name</w:t>
       </w:r>
       <w:r>
         <w:t xml:space="preserve">, </w:t>
@@ -4865,7 +5102,7 @@
           <w:rFonts w:ascii="Consolas" w:hAnsi="Consolas"/>
           <w:sz w:val="19"/>
         </w:rPr>
-        <w:t>plate_head</w:t>
+        <w:t>truck_no</w:t>
       </w:r>
       <w:r>
         <w:t xml:space="preserve">, </w:t>
@@ -4875,7 +5112,7 @@
           <w:rFonts w:ascii="Consolas" w:hAnsi="Consolas"/>
           <w:sz w:val="19"/>
         </w:rPr>
-        <w:t>driver_name</w:t>
+        <w:t>plate_head</w:t>
       </w:r>
       <w:r>
         <w:t xml:space="preserve">, </w:t>
@@ -4885,7 +5122,7 @@
           <w:rFonts w:ascii="Consolas" w:hAnsi="Consolas"/>
           <w:sz w:val="19"/>
         </w:rPr>
-        <w:t>company</w:t>
+        <w:t>driver_name</w:t>
       </w:r>
       <w:r>
         <w:t xml:space="preserve">, </w:t>
@@ -4895,7 +5132,7 @@
           <w:rFonts w:ascii="Consolas" w:hAnsi="Consolas"/>
           <w:sz w:val="19"/>
         </w:rPr>
-        <w:t>owner_name</w:t>
+        <w:t>company</w:t>
       </w:r>
       <w:r>
         <w:t xml:space="preserve">, </w:t>
@@ -4905,6 +5142,16 @@
           <w:rFonts w:ascii="Consolas" w:hAnsi="Consolas"/>
           <w:sz w:val="19"/>
         </w:rPr>
+        <w:t>owner_name</w:t>
+      </w:r>
+      <w:r>
+        <w:t xml:space="preserve">, </w:t>
+      </w:r>
+      <w:r>
+        <w:rPr>
+          <w:rFonts w:ascii="Consolas" w:hAnsi="Consolas"/>
+          <w:sz w:val="19"/>
+        </w:rPr>
         <w:t>final_selling_price_lak</w:t>
       </w:r>
       <w:r>
@@ -4947,7 +5194,20 @@
           <w:rFonts w:ascii="Consolas" w:hAnsi="Consolas"/>
           <w:sz w:val="18"/>
         </w:rPr>
-        <w:t>"customer_id": "&lt;mã khách bên em&gt;", "customer_code": "&lt;OBJ_OBJECTNO hoặc null&gt;", "customer_name": "ຄຳຕຸ້ຍ",</w:t>
+        <w:t>"customer_id": "&lt;OBJ_OBJECTNO hoặc null&gt;", "customer_code": "&lt;như customer_id&gt;",</w:t>
+      </w:r>
+    </w:p>
+    <w:p>
+      <w:pPr>
+        <w:spacing w:after="0"/>
+        <w:ind w:left="360"/>
+      </w:pPr>
+      <w:r>
+        <w:rPr>
+          <w:rFonts w:ascii="Consolas" w:hAnsi="Consolas"/>
+          <w:sz w:val="18"/>
+        </w:rPr>
+        <w:t>"customer_ref": "&lt;mã khách bên em&gt;", "customer_name": "ຄຳຕຸ້ຍ",</w:t>
       </w:r>
     </w:p>
     <w:p>
@@ -5079,16 +5339,27 @@
         <w:pStyle w:val="ListBullet2"/>
       </w:pPr>
       <w:r>
-        <w:t xml:space="preserve">DO, ngày, xe hai biển, tài xế, khách (mã bên em </w:t>
-      </w:r>
-      <w:r>
-        <w:rPr>
-          <w:b/>
-        </w:rPr>
-        <w:t>và</w:t>
-      </w:r>
-      <w:r>
-        <w:t xml:space="preserve"> mã bên anh), tuyến;</w:t>
+        <w:t>DO, ngày, xe hai biển, tài xế, khách (</w:t>
+      </w:r>
+      <w:r>
+        <w:rPr>
+          <w:rFonts w:ascii="Consolas" w:hAnsi="Consolas"/>
+          <w:sz w:val="19"/>
+        </w:rPr>
+        <w:t>customer_id</w:t>
+      </w:r>
+      <w:r>
+        <w:t xml:space="preserve"> = mã bên anh, </w:t>
+      </w:r>
+      <w:r>
+        <w:rPr>
+          <w:rFonts w:ascii="Consolas" w:hAnsi="Consolas"/>
+          <w:sz w:val="19"/>
+        </w:rPr>
+        <w:t>customer_ref</w:t>
+      </w:r>
+      <w:r>
+        <w:t xml:space="preserve"> = mã bên em), tuyến;</w:t>
       </w:r>
     </w:p>
     <w:p>
@@ -5120,59 +5391,116 @@
         <w:pStyle w:val="ListBullet2"/>
       </w:pPr>
       <w:r>
-        <w:t xml:space="preserve">xe thuê có thêm khối </w:t>
+        <w:rPr>
+          <w:b/>
+        </w:rPr>
+        <w:t>thêm 01/10</w:t>
+      </w:r>
+      <w:r>
+        <w:t xml:space="preserve"> các khoá màn "Vụ việc" bên anh đọc: </w:t>
       </w:r>
       <w:r>
         <w:rPr>
           <w:rFonts w:ascii="Consolas" w:hAnsi="Consolas"/>
           <w:sz w:val="19"/>
         </w:rPr>
-        <w:t>hire</w:t>
-      </w:r>
-      <w:r>
-        <w:t xml:space="preserve"> (tiền thuê, phí 2 %, trừ quá tải, EPL đã ứng, còn phải trả chủ xe).</w:t>
+        <w:t>trip_status</w:t>
+      </w:r>
+      <w:r>
+        <w:t xml:space="preserve">, </w:t>
+      </w:r>
+      <w:r>
+        <w:rPr>
+          <w:rFonts w:ascii="Consolas" w:hAnsi="Consolas"/>
+          <w:sz w:val="19"/>
+        </w:rPr>
+        <w:t>actual_cost_total</w:t>
+      </w:r>
+      <w:r>
+        <w:t xml:space="preserve">, </w:t>
+      </w:r>
+      <w:r>
+        <w:rPr>
+          <w:rFonts w:ascii="Consolas" w:hAnsi="Consolas"/>
+          <w:sz w:val="19"/>
+        </w:rPr>
+        <w:t>actual_cost_total_quy_doi</w:t>
+      </w:r>
+      <w:r>
+        <w:t xml:space="preserve">, </w:t>
+      </w:r>
+      <w:r>
+        <w:rPr>
+          <w:rFonts w:ascii="Consolas" w:hAnsi="Consolas"/>
+          <w:sz w:val="19"/>
+        </w:rPr>
+        <w:t>margin_amount</w:t>
+      </w:r>
+      <w:r>
+        <w:t xml:space="preserve">, </w:t>
+      </w:r>
+      <w:r>
+        <w:rPr>
+          <w:rFonts w:ascii="Consolas" w:hAnsi="Consolas"/>
+          <w:sz w:val="19"/>
+        </w:rPr>
+        <w:t>margin_percent</w:t>
+      </w:r>
+      <w:r>
+        <w:t xml:space="preserve">, </w:t>
+      </w:r>
+      <w:r>
+        <w:rPr>
+          <w:rFonts w:ascii="Consolas" w:hAnsi="Consolas"/>
+          <w:sz w:val="19"/>
+        </w:rPr>
+        <w:t>fx_rate</w:t>
+      </w:r>
+      <w:r>
+        <w:t xml:space="preserve">, </w:t>
+      </w:r>
+      <w:r>
+        <w:rPr>
+          <w:rFonts w:ascii="Consolas" w:hAnsi="Consolas"/>
+          <w:sz w:val="19"/>
+        </w:rPr>
+        <w:t>fx_rate_source</w:t>
+      </w:r>
+      <w:r>
+        <w:t>;</w:t>
       </w:r>
     </w:p>
     <w:p>
       <w:pPr>
-        <w:pStyle w:val="ListBullet"/>
-      </w:pPr>
+        <w:pStyle w:val="ListBullet2"/>
+      </w:pPr>
+      <w:r>
+        <w:t xml:space="preserve">xe thuê có thêm khối </w:t>
+      </w:r>
       <w:r>
         <w:rPr>
           <w:rFonts w:ascii="Consolas" w:hAnsi="Consolas"/>
           <w:sz w:val="19"/>
         </w:rPr>
-        <w:t>details</w:t>
-      </w:r>
-      <w:r>
-        <w:t>:</w:t>
+        <w:t>hire</w:t>
+      </w:r>
+      <w:r>
+        <w:t xml:space="preserve"> (tiền thuê, phí 2 %, trừ quá tải, EPL đã ứng, còn phải trả chủ xe).</w:t>
       </w:r>
     </w:p>
     <w:p>
       <w:pPr>
-        <w:pStyle w:val="ListBullet2"/>
-      </w:pPr>
-      <w:r>
-        <w:t xml:space="preserve">dòng 1 là </w:t>
-      </w:r>
-      <w:r>
-        <w:rPr>
-          <w:b/>
-        </w:rPr>
-        <w:t>thu</w:t>
-      </w:r>
-      <w:r>
-        <w:t xml:space="preserve"> (cước, </w:t>
-      </w:r>
+        <w:pStyle w:val="ListBullet"/>
+      </w:pPr>
       <w:r>
         <w:rPr>
           <w:rFonts w:ascii="Consolas" w:hAnsi="Consolas"/>
           <w:sz w:val="19"/>
         </w:rPr>
-        <w:t>acc_code</w:t>
-      </w:r>
-      <w:r>
-        <w:t xml:space="preserve"> 1211/708);</w:t>
+        <w:t>details</w:t>
+      </w:r>
+      <w:r>
+        <w:t>:</w:t>
       </w:r>
     </w:p>
     <w:p>
@@ -5180,75 +5508,130 @@
         <w:pStyle w:val="ListBullet2"/>
       </w:pPr>
       <w:r>
-        <w:t xml:space="preserve">các dòng sau là </w:t>
+        <w:t xml:space="preserve">dòng 1 là </w:t>
       </w:r>
       <w:r>
         <w:rPr>
           <w:b/>
         </w:rPr>
-        <w:t>chi</w:t>
-      </w:r>
-      <w:r>
-        <w:t xml:space="preserve">, mỗi dòng có </w:t>
+        <w:t>thu</w:t>
+      </w:r>
+      <w:r>
+        <w:t xml:space="preserve"> (cước, </w:t>
       </w:r>
       <w:r>
         <w:rPr>
           <w:rFonts w:ascii="Consolas" w:hAnsi="Consolas"/>
           <w:sz w:val="19"/>
         </w:rPr>
-        <w:t>section</w:t>
-      </w:r>
-      <w:r>
-        <w:t xml:space="preserve"> (III–VI), số lượng, đơn giá, tiền của dòng, </w:t>
+        <w:t>acc_code</w:t>
+      </w:r>
+      <w:r>
+        <w:t xml:space="preserve"> 1211/708);</w:t>
+      </w:r>
+    </w:p>
+    <w:p>
+      <w:pPr>
+        <w:pStyle w:val="ListBullet2"/>
+      </w:pPr>
+      <w:r>
+        <w:t xml:space="preserve">các dòng sau là </w:t>
+      </w:r>
+      <w:r>
+        <w:rPr>
+          <w:b/>
+        </w:rPr>
+        <w:t>chi</w:t>
+      </w:r>
+      <w:r>
+        <w:t xml:space="preserve">, mỗi dòng có </w:t>
       </w:r>
       <w:r>
         <w:rPr>
           <w:rFonts w:ascii="Consolas" w:hAnsi="Consolas"/>
           <w:sz w:val="19"/>
         </w:rPr>
-        <w:t>amount_lak</w:t>
-      </w:r>
-      <w:r>
-        <w:t xml:space="preserve">, </w:t>
-      </w:r>
-      <w:r>
-        <w:rPr>
-          <w:b/>
-        </w:rPr>
-        <w:t>`acc_code` Nợ/Có thật</w:t>
-      </w:r>
-      <w:r>
-        <w:t xml:space="preserve"> trong danh mục Lào, </w:t>
+        <w:t>section</w:t>
+      </w:r>
+      <w:r>
+        <w:t xml:space="preserve"> (III–VI), số lượng, đơn giá, tiền của dòng, </w:t>
       </w:r>
       <w:r>
         <w:rPr>
           <w:rFonts w:ascii="Consolas" w:hAnsi="Consolas"/>
           <w:sz w:val="19"/>
         </w:rPr>
-        <w:t>paid_by</w:t>
-      </w:r>
-      <w:r>
-        <w:t xml:space="preserve"> (</w:t>
+        <w:t>amount_lak</w:t>
+      </w:r>
+      <w:r>
+        <w:t xml:space="preserve">, </w:t>
+      </w:r>
+      <w:r>
+        <w:rPr>
+          <w:b/>
+        </w:rPr>
+        <w:t>`acc_code` Nợ/Có thật</w:t>
+      </w:r>
+      <w:r>
+        <w:t xml:space="preserve"> trong danh mục Lào, </w:t>
       </w:r>
       <w:r>
         <w:rPr>
           <w:rFonts w:ascii="Consolas" w:hAnsi="Consolas"/>
           <w:sz w:val="19"/>
         </w:rPr>
-        <w:t>epl</w:t>
-      </w:r>
-      <w:r>
-        <w:t xml:space="preserve"> hay </w:t>
+        <w:t>paid_by</w:t>
+      </w:r>
+      <w:r>
+        <w:t xml:space="preserve"> (</w:t>
       </w:r>
       <w:r>
         <w:rPr>
           <w:rFonts w:ascii="Consolas" w:hAnsi="Consolas"/>
           <w:sz w:val="19"/>
         </w:rPr>
+        <w:t>epl</w:t>
+      </w:r>
+      <w:r>
+        <w:t xml:space="preserve"> hay </w:t>
+      </w:r>
+      <w:r>
+        <w:rPr>
+          <w:rFonts w:ascii="Consolas" w:hAnsi="Consolas"/>
+          <w:sz w:val="19"/>
+        </w:rPr>
         <w:t>chu_xe</w:t>
       </w:r>
       <w:r>
-        <w:t>).</w:t>
+        <w:t>);</w:t>
+      </w:r>
+    </w:p>
+    <w:p>
+      <w:pPr>
+        <w:pStyle w:val="ListBullet2"/>
+      </w:pPr>
+      <w:r>
+        <w:t xml:space="preserve">mọi dòng có </w:t>
+      </w:r>
+      <w:r>
+        <w:rPr>
+          <w:rFonts w:ascii="Consolas" w:hAnsi="Consolas"/>
+          <w:sz w:val="19"/>
+        </w:rPr>
+        <w:t>calculation</w:t>
+      </w:r>
+      <w:r>
+        <w:t xml:space="preserve"> (thêm 01/10), ví dụ </w:t>
+      </w:r>
+      <w:r>
+        <w:rPr>
+          <w:rFonts w:ascii="Consolas" w:hAnsi="Consolas"/>
+          <w:sz w:val="19"/>
+        </w:rPr>
+        <w:t>29.7 t × 30.5 USD</w:t>
+      </w:r>
+      <w:r>
+        <w:t>.</w:t>
       </w:r>
     </w:p>
     <w:p>
@@ -5724,7 +6107,43 @@
         <w:pStyle w:val="ListBullet"/>
       </w:pPr>
       <w:r>
-        <w:t xml:space="preserve">Anh đổi cấu hình nguồn Logistics của đơn vị EPL Lào sang địa chỉ đó (câu hỏi 12.8 (2)), rồi gọi thử </w:t>
+        <w:t xml:space="preserve">Địa chỉ gửi anh phải là địa chỉ </w:t>
+      </w:r>
+      <w:r>
+        <w:rPr>
+          <w:b/>
+        </w:rPr>
+        <w:t>cuối</w:t>
+      </w:r>
+      <w:r>
+        <w:t xml:space="preserve">, đúng </w:t>
+      </w:r>
+      <w:r>
+        <w:rPr>
+          <w:rFonts w:ascii="Consolas" w:hAnsi="Consolas"/>
+          <w:sz w:val="19"/>
+        </w:rPr>
+        <w:t>https://</w:t>
+      </w:r>
+      <w:r>
+        <w:t>: hệ anh tắt tự chuyển hướng.</w:t>
+      </w:r>
+    </w:p>
+    <w:p>
+      <w:pPr>
+        <w:pStyle w:val="ListBullet"/>
+      </w:pPr>
+      <w:r>
+        <w:t xml:space="preserve">Anh </w:t>
+      </w:r>
+      <w:r>
+        <w:rPr>
+          <w:b/>
+        </w:rPr>
+        <w:t>sửa mã</w:t>
+      </w:r>
+      <w:r>
+        <w:t xml:space="preserve"> nguồn DO cho đơn vị EPL Lào (mục 8.2), rồi gọi thử </w:t>
       </w:r>
       <w:r>
         <w:rPr>
@@ -8986,7 +9405,75 @@
         <w:t>Nguồn DO theo đơn vị:</w:t>
       </w:r>
       <w:r>
-        <w:t xml:space="preserve"> hệ anh lưu được địa chỉ + khoá Logistics riêng cho EPL Lào không (câu hỏi 12.8 (2)).</w:t>
+        <w:t xml:space="preserve"> sửa </w:t>
+      </w:r>
+      <w:r>
+        <w:rPr>
+          <w:rFonts w:ascii="Consolas" w:hAnsi="Consolas"/>
+          <w:sz w:val="19"/>
+        </w:rPr>
+        <w:t>CashVoucherReferenceController</w:t>
+      </w:r>
+      <w:r>
+        <w:t xml:space="preserve"> để lưu địa chỉ + khoá Logistics riêng cho EPL Lào và gửi </w:t>
+      </w:r>
+      <w:r>
+        <w:rPr>
+          <w:rFonts w:ascii="Consolas" w:hAnsi="Consolas"/>
+          <w:sz w:val="19"/>
+        </w:rPr>
+        <w:t>Authorization</w:t>
+      </w:r>
+      <w:r>
+        <w:t xml:space="preserve"> (mục 8.2).</w:t>
+      </w:r>
+    </w:p>
+    <w:p>
+      <w:pPr>
+        <w:pStyle w:val="ListNumber"/>
+      </w:pPr>
+      <w:r>
+        <w:rPr>
+          <w:b/>
+        </w:rPr>
+        <w:t>`AllowedUserIds`:</w:t>
+      </w:r>
+      <w:r>
+        <w:t xml:space="preserve"> thêm </w:t>
+      </w:r>
+      <w:r>
+        <w:rPr>
+          <w:rFonts w:ascii="Consolas" w:hAnsi="Consolas"/>
+          <w:sz w:val="19"/>
+        </w:rPr>
+        <w:t>UserId</w:t>
+      </w:r>
+      <w:r>
+        <w:t xml:space="preserve"> của tài khoản dịch vụ bên em vào </w:t>
+      </w:r>
+      <w:r>
+        <w:rPr>
+          <w:rFonts w:ascii="Consolas" w:hAnsi="Consolas"/>
+          <w:sz w:val="19"/>
+        </w:rPr>
+        <w:t>LogisticsSalesPush.AllowedUserIds</w:t>
+      </w:r>
+      <w:r>
+        <w:t xml:space="preserve"> (mục 8.1).</w:t>
+      </w:r>
+    </w:p>
+    <w:p>
+      <w:pPr>
+        <w:pStyle w:val="ListNumber"/>
+      </w:pPr>
+      <w:r>
+        <w:rPr>
+          <w:b/>
+        </w:rPr>
+        <w:t>Màn "Vụ việc":</w:t>
+      </w:r>
+      <w:r>
+        <w:t xml:space="preserve"> hiện số phiếu, biển số, tên tài xế trước mã nội bộ; thoát ký tự khi chèn chuỗi từ Logistics vào HTML (mục 8.2).</w:t>
       </w:r>
     </w:p>
     <w:p>
@@ -9078,7 +9565,7 @@
           <w:p>
             <w:r/>
             <w:r>
-              <w:t>mục 5, từ việc 1; đọc lại hợp đồng v2 và soạn lại phía anh</w:t>
+              <w:t>mục 5, từ việc 1; đọc lại hợp đồng v2.1 (nhất là mục 12.9) và soạn lại phía anh</w:t>
             </w:r>
           </w:p>
         </w:tc>
@@ -9413,7 +9900,7 @@
         <w:t>kiem/thu_tao_so.py</w:t>
       </w:r>
       <w:r>
-        <w:t>: 22 chỗ kiểm, gồm quyền, luật chặn, khuôn gói SO;</w:t>
+        <w:t>: 23 chỗ kiểm, gồm quyền, luật chặn, khuôn gói SO;</w:t>
       </w:r>
     </w:p>
     <w:p>
@@ -9425,10 +9912,10 @@
           <w:rFonts w:ascii="Consolas" w:hAnsi="Consolas"/>
           <w:sz w:val="19"/>
         </w:rPr>
-        <w:t>kiem/thu_ban_giao.py</w:t>
-      </w:r>
-      <w:r>
-        <w:t>: 31 chỗ kiểm cho B1/B2;</w:t>
+        <w:t>kiem/thu_luat_so_ben_tune.py</w:t>
+      </w:r>
+      <w:r>
+        <w:t>: luật kiểm của anh Tune chạy trên gói SO của mọi DO đã khoá (13/13 qua);</w:t>
       </w:r>
     </w:p>
     <w:p>
@@ -9440,20 +9927,569 @@
           <w:rFonts w:ascii="Consolas" w:hAnsi="Consolas"/>
           <w:sz w:val="19"/>
         </w:rPr>
-        <w:t>kiem/thu_khach_hang_moi.py</w:t>
-      </w:r>
-      <w:r>
-        <w:t xml:space="preserve">: mã khách, chỉ </w:t>
-      </w:r>
+        <w:t>kiem/thu_ban_giao.py</w:t>
+      </w:r>
+      <w:r>
+        <w:t>: 32 chỗ kiểm cho B1/B2, gồm các khoá màn "Vụ việc" đọc;</w:t>
+      </w:r>
+    </w:p>
+    <w:p>
+      <w:pPr>
+        <w:pStyle w:val="ListBullet"/>
+      </w:pPr>
       <w:r>
         <w:rPr>
           <w:rFonts w:ascii="Consolas" w:hAnsi="Consolas"/>
           <w:sz w:val="19"/>
         </w:rPr>
+        <w:t>kiem/thu_khach_hang_moi.py</w:t>
+      </w:r>
+      <w:r>
+        <w:t xml:space="preserve">: mã khách, chỉ </w:t>
+      </w:r>
+      <w:r>
+        <w:rPr>
+          <w:rFonts w:ascii="Consolas" w:hAnsi="Consolas"/>
+          <w:sz w:val="19"/>
+        </w:rPr>
         <w:t>acct</w:t>
       </w:r>
       <w:r>
-        <w:t xml:space="preserve"> và admin gán.</w:t>
+        <w:t xml:space="preserve"> và admin gán, đúng luật mã bên anh.</w:t>
+      </w:r>
+    </w:p>
+    <w:p>
+      <w:pPr>
+        <w:jc w:val="both"/>
+      </w:pPr>
+      <w:r>
+        <w:t>---</w:t>
+      </w:r>
+    </w:p>
+    <w:p>
+      <w:pPr>
+        <w:pStyle w:val="Heading1"/>
+      </w:pPr>
+      <w:r>
+        <w:rPr>
+          <w:color w:val="145C4A"/>
+        </w:rPr>
+        <w:t>8. Đọc mã nguồn của anh (01/10/2026)</w:t>
+      </w:r>
+    </w:p>
+    <w:p>
+      <w:pPr>
+        <w:jc w:val="both"/>
+      </w:pPr>
+      <w:r>
+        <w:t xml:space="preserve">Chủ dự án lấy về </w:t>
+      </w:r>
+      <w:r>
+        <w:rPr>
+          <w:rFonts w:ascii="Consolas" w:hAnsi="Consolas"/>
+          <w:sz w:val="19"/>
+        </w:rPr>
+        <w:t>GLS-QLSX-APIs</w:t>
+      </w:r>
+      <w:r>
+        <w:t xml:space="preserve"> (commit </w:t>
+      </w:r>
+      <w:r>
+        <w:rPr>
+          <w:rFonts w:ascii="Consolas" w:hAnsi="Consolas"/>
+          <w:sz w:val="19"/>
+        </w:rPr>
+        <w:t>31c98db</w:t>
+      </w:r>
+      <w:r>
+        <w:t xml:space="preserve">) và </w:t>
+      </w:r>
+      <w:r>
+        <w:rPr>
+          <w:rFonts w:ascii="Consolas" w:hAnsi="Consolas"/>
+          <w:sz w:val="19"/>
+        </w:rPr>
+        <w:t>GLS-QLSX-Web</w:t>
+      </w:r>
+      <w:r>
+        <w:t xml:space="preserve"> (commit </w:t>
+      </w:r>
+      <w:r>
+        <w:rPr>
+          <w:rFonts w:ascii="Consolas" w:hAnsi="Consolas"/>
+          <w:sz w:val="19"/>
+        </w:rPr>
+        <w:t>de04913f</w:t>
+      </w:r>
+      <w:r>
+        <w:t xml:space="preserve">), nhánh </w:t>
+      </w:r>
+      <w:r>
+        <w:rPr>
+          <w:rFonts w:ascii="Consolas" w:hAnsi="Consolas"/>
+          <w:sz w:val="19"/>
+        </w:rPr>
+        <w:t>feat/DemoLao</w:t>
+      </w:r>
+      <w:r>
+        <w:t xml:space="preserve">. Bên em </w:t>
+      </w:r>
+      <w:r>
+        <w:rPr>
+          <w:b/>
+        </w:rPr>
+        <w:t>chỉ đọc</w:t>
+      </w:r>
+      <w:r>
+        <w:t>: không sửa, không chạy, không mở cấu hình bí mật. Chi tiết đầy đủ: hợp đồng mục 12.9.</w:t>
+      </w:r>
+    </w:p>
+    <w:p>
+      <w:pPr>
+        <w:pStyle w:val="Heading2"/>
+      </w:pPr>
+      <w:r>
+        <w:t>8.1. Tạo SO (A2) — khớp</w:t>
+      </w:r>
+    </w:p>
+    <w:p>
+      <w:pPr>
+        <w:pStyle w:val="ListBullet"/>
+      </w:pPr>
+      <w:r>
+        <w:t xml:space="preserve">Bên em chép đúng luật của </w:t>
+      </w:r>
+      <w:r>
+        <w:rPr>
+          <w:rFonts w:ascii="Consolas" w:hAnsi="Consolas"/>
+          <w:sz w:val="19"/>
+        </w:rPr>
+        <w:t>LogisticsPushValidator</w:t>
+      </w:r>
+      <w:r>
+        <w:t xml:space="preserve"> và phần kiểm đầu của </w:t>
+      </w:r>
+      <w:r>
+        <w:rPr>
+          <w:rFonts w:ascii="Consolas" w:hAnsi="Consolas"/>
+          <w:sz w:val="19"/>
+        </w:rPr>
+        <w:t>sp_Logistics_CreateSalesOrder</w:t>
+      </w:r>
+      <w:r>
+        <w:t xml:space="preserve"> thành bộ kiểm </w:t>
+      </w:r>
+      <w:r>
+        <w:rPr>
+          <w:rFonts w:ascii="Consolas" w:hAnsi="Consolas"/>
+          <w:sz w:val="19"/>
+        </w:rPr>
+        <w:t>kiem/thu_luat_so_ben_tune.py</w:t>
+      </w:r>
+      <w:r>
+        <w:t xml:space="preserve">. Chạy trên 13 DO đã khoá: </w:t>
+      </w:r>
+      <w:r>
+        <w:rPr>
+          <w:b/>
+        </w:rPr>
+        <w:t>cả 13 qua</w:t>
+      </w:r>
+      <w:r>
+        <w:t>.</w:t>
+      </w:r>
+    </w:p>
+    <w:p>
+      <w:pPr>
+        <w:pStyle w:val="ListBullet"/>
+      </w:pPr>
+      <w:r>
+        <w:rPr>
+          <w:b/>
+        </w:rPr>
+        <w:t>Dòng `chi`:</w:t>
+      </w:r>
+      <w:r>
+        <w:t xml:space="preserve"> hệ anh chỉ ghép chúng thành chữ trên SO của khách, không thành bút toán → bên em </w:t>
+      </w:r>
+      <w:r>
+        <w:rPr>
+          <w:b/>
+        </w:rPr>
+        <w:t>giữ một dòng thu</w:t>
+      </w:r>
+      <w:r>
+        <w:t xml:space="preserve"> (câu hỏi 10.4 đã có lời đáp).</w:t>
+      </w:r>
+    </w:p>
+    <w:p>
+      <w:pPr>
+        <w:pStyle w:val="ListBullet"/>
+      </w:pPr>
+      <w:r>
+        <w:rPr>
+          <w:b/>
+        </w:rPr>
+        <w:t>403 thân rỗng</w:t>
+      </w:r>
+      <w:r>
+        <w:t xml:space="preserve"> = tài khoản token chưa nằm trong </w:t>
+      </w:r>
+      <w:r>
+        <w:rPr>
+          <w:rFonts w:ascii="Consolas" w:hAnsi="Consolas"/>
+          <w:sz w:val="19"/>
+        </w:rPr>
+        <w:t>LogisticsSalesPush.AllowedUserIds</w:t>
+      </w:r>
+      <w:r>
+        <w:t>, hoặc chưa gắn nhân viên. Bên em nay báo đúng lý do.</w:t>
+      </w:r>
+    </w:p>
+    <w:p>
+      <w:pPr>
+        <w:pStyle w:val="ListBullet"/>
+      </w:pPr>
+      <w:r>
+        <w:rPr>
+          <w:b/>
+        </w:rPr>
+        <w:t>Chi nhánh 1368, người tạo 4, quốc gia 11 ghi cứng</w:t>
+      </w:r>
+      <w:r>
+        <w:t xml:space="preserve"> trong thủ tục. Tạo đơn vị riêng cho EPL Lào thì thủ tục phải đổi theo.</w:t>
+      </w:r>
+    </w:p>
+    <w:p>
+      <w:pPr>
+        <w:pStyle w:val="ListBullet"/>
+      </w:pPr>
+      <w:r>
+        <w:rPr>
+          <w:b/>
+        </w:rPr>
+        <w:t>Mã khách:</w:t>
+      </w:r>
+      <w:r>
+        <w:t xml:space="preserve"> mở đầu bằng chữ / số, chỉ chữ, số, </w:t>
+      </w:r>
+      <w:r>
+        <w:rPr>
+          <w:rFonts w:ascii="Consolas" w:hAnsi="Consolas"/>
+          <w:sz w:val="19"/>
+        </w:rPr>
+        <w:t>_ . -</w:t>
+      </w:r>
+      <w:r>
+        <w:t xml:space="preserve">; ghép với mã tuyến ≤ 50 ký tự. Bên em sửa danh mục khách cho khớp (không </w:t>
+      </w:r>
+      <w:r>
+        <w:rPr>
+          <w:rFonts w:ascii="Consolas" w:hAnsi="Consolas"/>
+          <w:sz w:val="19"/>
+        </w:rPr>
+        <w:t>/</w:t>
+      </w:r>
+      <w:r>
+        <w:t>, tối đa 37 ký tự).</w:t>
+      </w:r>
+    </w:p>
+    <w:p>
+      <w:pPr>
+        <w:pStyle w:val="Heading2"/>
+      </w:pPr>
+      <w:r>
+        <w:t>8.2. Nguồn DO cho phiếu thu chi (B1, B2) — phía anh cần sửa</w:t>
+      </w:r>
+    </w:p>
+    <w:p>
+      <w:pPr>
+        <w:pStyle w:val="ListBullet"/>
+      </w:pPr>
+      <w:r>
+        <w:rPr>
+          <w:rFonts w:ascii="Consolas" w:hAnsi="Consolas"/>
+          <w:sz w:val="19"/>
+        </w:rPr>
+        <w:t>CashVoucherReferenceController</w:t>
+      </w:r>
+      <w:r>
+        <w:t xml:space="preserve"> gọi Logistics bằng một địa chỉ </w:t>
+      </w:r>
+      <w:r>
+        <w:rPr>
+          <w:b/>
+        </w:rPr>
+        <w:t>ghi cứng</w:t>
+      </w:r>
+      <w:r>
+        <w:t xml:space="preserve">: </w:t>
+      </w:r>
+      <w:r>
+        <w:rPr>
+          <w:rFonts w:ascii="Consolas" w:hAnsi="Consolas"/>
+          <w:sz w:val="19"/>
+        </w:rPr>
+        <w:t>http://senvangsolutions.com:1506/api/</w:t>
+      </w:r>
+      <w:r>
+        <w:t xml:space="preserve"> (EPL_System bên Việt Nam), </w:t>
+      </w:r>
+      <w:r>
+        <w:rPr>
+          <w:b/>
+        </w:rPr>
+        <w:t>không kèm `Authorization`</w:t>
+      </w:r>
+      <w:r>
+        <w:t>.</w:t>
+      </w:r>
+    </w:p>
+    <w:p>
+      <w:pPr>
+        <w:pStyle w:val="ListBullet"/>
+      </w:pPr>
+      <w:r>
+        <w:t xml:space="preserve">Trang điều xe Lào là dữ liệu khách thật nên </w:t>
+      </w:r>
+      <w:r>
+        <w:rPr>
+          <w:b/>
+        </w:rPr>
+        <w:t>đòi khoá bàn giao</w:t>
+      </w:r>
+      <w:r>
+        <w:t xml:space="preserve">. Anh cần đưa địa chỉ + khoá ra cấu hình </w:t>
+      </w:r>
+      <w:r>
+        <w:rPr>
+          <w:b/>
+        </w:rPr>
+        <w:t>theo đơn vị</w:t>
+      </w:r>
+      <w:r>
+        <w:t xml:space="preserve"> và gửi </w:t>
+      </w:r>
+      <w:r>
+        <w:rPr>
+          <w:rFonts w:ascii="Consolas" w:hAnsi="Consolas"/>
+          <w:sz w:val="19"/>
+        </w:rPr>
+        <w:t>Authorization: Bearer &lt;khoá bàn giao&gt;</w:t>
+      </w:r>
+      <w:r>
+        <w:t>. Gợi ý mã ở hợp đồng 12.9.2.</w:t>
+      </w:r>
+    </w:p>
+    <w:p>
+      <w:pPr>
+        <w:pStyle w:val="ListBullet"/>
+      </w:pPr>
+      <w:r>
+        <w:t>Giới hạn bên anh: hết giờ 15 giây, gói ≤ 2 MB, không chuyển hướng. Gói bên em: một DO 4–7,4 KB, một trang 13 DO 11 KB, mỗi lời gọi dưới 0,4 giây.</w:t>
+      </w:r>
+    </w:p>
+    <w:p>
+      <w:pPr>
+        <w:pStyle w:val="ListBullet"/>
+      </w:pPr>
+      <w:r>
+        <w:rPr>
+          <w:b/>
+        </w:rPr>
+        <w:t>Bên em đã sửa gói theo màn "Vụ việc" của anh:</w:t>
+      </w:r>
+      <w:r>
+        <w:t xml:space="preserve"> </w:t>
+      </w:r>
+      <w:r>
+        <w:rPr>
+          <w:rFonts w:ascii="Consolas" w:hAnsi="Consolas"/>
+          <w:sz w:val="19"/>
+        </w:rPr>
+        <w:t>customer_id</w:t>
+      </w:r>
+      <w:r>
+        <w:t xml:space="preserve"> = mã khách bên anh (null khi chưa gán), mã bên em ở </w:t>
+      </w:r>
+      <w:r>
+        <w:rPr>
+          <w:rFonts w:ascii="Consolas" w:hAnsi="Consolas"/>
+          <w:sz w:val="19"/>
+        </w:rPr>
+        <w:t>customer_ref</w:t>
+      </w:r>
+      <w:r>
+        <w:t xml:space="preserve">; thêm </w:t>
+      </w:r>
+      <w:r>
+        <w:rPr>
+          <w:rFonts w:ascii="Consolas" w:hAnsi="Consolas"/>
+          <w:sz w:val="19"/>
+        </w:rPr>
+        <w:t>trip_status</w:t>
+      </w:r>
+      <w:r>
+        <w:t xml:space="preserve">, </w:t>
+      </w:r>
+      <w:r>
+        <w:rPr>
+          <w:rFonts w:ascii="Consolas" w:hAnsi="Consolas"/>
+          <w:sz w:val="19"/>
+        </w:rPr>
+        <w:t>actual_cost_total</w:t>
+      </w:r>
+      <w:r>
+        <w:t xml:space="preserve">, </w:t>
+      </w:r>
+      <w:r>
+        <w:rPr>
+          <w:rFonts w:ascii="Consolas" w:hAnsi="Consolas"/>
+          <w:sz w:val="19"/>
+        </w:rPr>
+        <w:t>actual_cost_total_quy_doi</w:t>
+      </w:r>
+      <w:r>
+        <w:t xml:space="preserve">, </w:t>
+      </w:r>
+      <w:r>
+        <w:rPr>
+          <w:rFonts w:ascii="Consolas" w:hAnsi="Consolas"/>
+          <w:sz w:val="19"/>
+        </w:rPr>
+        <w:t>margin_amount</w:t>
+      </w:r>
+      <w:r>
+        <w:t xml:space="preserve">, </w:t>
+      </w:r>
+      <w:r>
+        <w:rPr>
+          <w:rFonts w:ascii="Consolas" w:hAnsi="Consolas"/>
+          <w:sz w:val="19"/>
+        </w:rPr>
+        <w:t>margin_percent</w:t>
+      </w:r>
+      <w:r>
+        <w:t xml:space="preserve">, </w:t>
+      </w:r>
+      <w:r>
+        <w:rPr>
+          <w:rFonts w:ascii="Consolas" w:hAnsi="Consolas"/>
+          <w:sz w:val="19"/>
+        </w:rPr>
+        <w:t>fx_rate</w:t>
+      </w:r>
+      <w:r>
+        <w:t xml:space="preserve">, </w:t>
+      </w:r>
+      <w:r>
+        <w:rPr>
+          <w:rFonts w:ascii="Consolas" w:hAnsi="Consolas"/>
+          <w:sz w:val="19"/>
+        </w:rPr>
+        <w:t>fx_rate_source</w:t>
+      </w:r>
+      <w:r>
+        <w:t xml:space="preserve">, </w:t>
+      </w:r>
+      <w:r>
+        <w:rPr>
+          <w:rFonts w:ascii="Consolas" w:hAnsi="Consolas"/>
+          <w:sz w:val="19"/>
+        </w:rPr>
+        <w:t>details[].calculation</w:t>
+      </w:r>
+      <w:r>
+        <w:t>. Trước đó màn của anh sẽ hiện chi phí và lãi bằng 0.</w:t>
+      </w:r>
+    </w:p>
+    <w:p>
+      <w:pPr>
+        <w:pStyle w:val="ListBullet"/>
+      </w:pPr>
+      <w:r>
+        <w:rPr>
+          <w:b/>
+        </w:rPr>
+        <w:t>Xin anh xem ở màn "Vụ việc":</w:t>
+      </w:r>
+      <w:r>
+        <w:t xml:space="preserve"> hiện </w:t>
+      </w:r>
+      <w:r>
+        <w:rPr>
+          <w:rFonts w:ascii="Consolas" w:hAnsi="Consolas"/>
+          <w:sz w:val="19"/>
+        </w:rPr>
+        <w:t>doc_no</w:t>
+      </w:r>
+      <w:r>
+        <w:t xml:space="preserve">, </w:t>
+      </w:r>
+      <w:r>
+        <w:rPr>
+          <w:rFonts w:ascii="Consolas" w:hAnsi="Consolas"/>
+          <w:sz w:val="19"/>
+        </w:rPr>
+        <w:t>truck_no</w:t>
+      </w:r>
+      <w:r>
+        <w:t xml:space="preserve"> / </w:t>
+      </w:r>
+      <w:r>
+        <w:rPr>
+          <w:rFonts w:ascii="Consolas" w:hAnsi="Consolas"/>
+          <w:sz w:val="19"/>
+        </w:rPr>
+        <w:t>plate_head</w:t>
+      </w:r>
+      <w:r>
+        <w:t xml:space="preserve">, </w:t>
+      </w:r>
+      <w:r>
+        <w:rPr>
+          <w:rFonts w:ascii="Consolas" w:hAnsi="Consolas"/>
+          <w:sz w:val="19"/>
+        </w:rPr>
+        <w:t>driver_name</w:t>
+      </w:r>
+      <w:r>
+        <w:t xml:space="preserve"> thay vì mã nội bộ 12 ký tự; thoát ký tự trước khi chèn chuỗi từ Logistics vào HTML.</w:t>
+      </w:r>
+    </w:p>
+    <w:p>
+      <w:pPr>
+        <w:pStyle w:val="Heading2"/>
+      </w:pPr>
+      <w:r>
+        <w:t>8.3. Hoá đơn điện tử</w:t>
+      </w:r>
+    </w:p>
+    <w:p>
+      <w:pPr>
+        <w:jc w:val="both"/>
+      </w:pPr>
+      <w:r>
+        <w:t xml:space="preserve">Dịch vụ mới </w:t>
+      </w:r>
+      <w:r>
+        <w:rPr>
+          <w:rFonts w:ascii="Consolas" w:hAnsi="Consolas"/>
+          <w:sz w:val="19"/>
+        </w:rPr>
+        <w:t>Backend.LaoInvoice</w:t>
+      </w:r>
+      <w:r>
+        <w:t xml:space="preserve"> (01/10) </w:t>
+      </w:r>
+      <w:r>
+        <w:rPr>
+          <w:b/>
+        </w:rPr>
+        <w:t>chưa nối SO hay DO</w:t>
+      </w:r>
+      <w:r>
+        <w:t>. Bên em không gọi.</w:t>
       </w:r>
     </w:p>
     <w:sectPr>

--- a/DOCS/word/NOI_API_ANH_TUNE.docx
+++ b/DOCS/word/NOI_API_ANH_TUNE.docx
@@ -27,7 +27,7 @@
         <w:t>01/10/2026</w:t>
       </w:r>
       <w:r>
-        <w:t>, sửa chiều cùng ngày. Soạn từ mã đang chạy của trang điều xe (</w:t>
+        <w:t>, sửa chiều và tối cùng ngày. Soạn từ mã đang chạy của trang điều xe (</w:t>
       </w:r>
       <w:r>
         <w:rPr>
@@ -539,7 +539,14 @@
               <w:t>POST /api/v1/accounting/cmpayment-receipt/save-and-commit</w:t>
             </w:r>
             <w:r>
-              <w:t xml:space="preserve"> (CMP)</w:t>
+              <w:t xml:space="preserve"> (CMP) · </w:t>
+            </w:r>
+            <w:r>
+              <w:rPr>
+                <w:rFonts w:ascii="Consolas" w:hAnsi="Consolas"/>
+                <w:sz w:val="19"/>
+              </w:rPr>
+              <w:t>GET …/{id}</w:t>
             </w:r>
           </w:p>
         </w:tc>
@@ -559,7 +566,17 @@
               <w:t>đề nghị tạm ứng</w:t>
             </w:r>
             <w:r>
-              <w:t xml:space="preserve"> → phiếu chi chờ ở hệ anh</w:t>
+              <w:t xml:space="preserve"> → phiếu chi "Chi trước" chờ ở hệ anh; thủ quỹ chi + ghi sổ bên anh; LAO đọc lại </w:t>
+            </w:r>
+            <w:r>
+              <w:rPr>
+                <w:rFonts w:ascii="Consolas" w:hAnsi="Consolas"/>
+                <w:sz w:val="19"/>
+              </w:rPr>
+              <w:t>STATUS</w:t>
+            </w:r>
+            <w:r>
+              <w:t xml:space="preserve"> 12 → mục IV đã chi</w:t>
             </w:r>
           </w:p>
         </w:tc>
@@ -573,10 +590,10 @@
               <w:rPr>
                 <w:b/>
               </w:rPr>
-              <w:t>chưa làm</w:t>
-            </w:r>
-            <w:r>
-              <w:t>: chờ anh cấp mã số và trả lời (mục 1.4)</w:t>
+              <w:t>đã nối 01/10</w:t>
+            </w:r>
+            <w:r>
+              <w:t xml:space="preserve"> (thử qua API chạy ở máy, mục 1.4)</w:t>
             </w:r>
           </w:p>
         </w:tc>
@@ -790,10 +807,30 @@
               <w:rPr>
                 <w:b/>
               </w:rPr>
-              <w:t>Phía anh phải sửa mã</w:t>
-            </w:r>
-            <w:r>
-              <w:t xml:space="preserve"> để gọi được: địa chỉ đang ghi cứng sang EPL_System, chưa gửi khoá (mục 8.2)</w:t>
+              <w:t>Mã phía anh đã sửa 01/10</w:t>
+            </w:r>
+            <w:r>
+              <w:t xml:space="preserve"> (nhánh </w:t>
+            </w:r>
+            <w:r>
+              <w:rPr>
+                <w:rFonts w:ascii="Consolas" w:hAnsi="Consolas"/>
+                <w:sz w:val="19"/>
+              </w:rPr>
+              <w:t>feat/HonTunedaHai</w:t>
+            </w:r>
+            <w:r>
+              <w:t xml:space="preserve">): đọc địa chỉ + khoá từ cấu hình </w:t>
+            </w:r>
+            <w:r>
+              <w:rPr>
+                <w:rFonts w:ascii="Consolas" w:hAnsi="Consolas"/>
+                <w:sz w:val="19"/>
+              </w:rPr>
+              <w:t>LogisticsSource</w:t>
+            </w:r>
+            <w:r>
+              <w:t>, đã thử qua API chạy ở máy (mục 8.2)</w:t>
             </w:r>
           </w:p>
         </w:tc>
@@ -1245,7 +1282,13 @@
           <w:p>
             <w:r/>
             <w:r>
-              <w:t>quỹ chi ngay trên LAO</w:t>
+              <w:rPr>
+                <w:b/>
+              </w:rPr>
+              <w:t>từ 01/10 thủ quỹ chi ở hệ anh</w:t>
+            </w:r>
+            <w:r>
+              <w:t xml:space="preserve"> (phiếu chi "Chi trước"); Sếp chi tay trên LAO chỉ khi hệ anh không vào được</w:t>
             </w:r>
           </w:p>
         </w:tc>
@@ -1256,7 +1299,7 @@
           <w:p>
             <w:r/>
             <w:r>
-              <w:t>sổ chứng từ → KT tạm</w:t>
+              <w:t>phiếu chi nằm ở hệ anh</w:t>
             </w:r>
           </w:p>
         </w:tc>
@@ -1270,10 +1313,10 @@
               <w:rPr>
                 <w:b/>
               </w:rPr>
-              <w:t>chưa</w:t>
-            </w:r>
-            <w:r>
-              <w:t>; khi hệ anh chi thật thì tờ này sinh ở hệ anh</w:t>
+              <w:t>đã nối 01/10</w:t>
+            </w:r>
+            <w:r>
+              <w:t xml:space="preserve"> (A4)</w:t>
             </w:r>
           </w:p>
         </w:tc>
@@ -4191,7 +4234,7 @@
         <w:pStyle w:val="Heading2"/>
       </w:pPr>
       <w:r>
-        <w:t>1.4. A4, A5 — sẽ gọi, chưa làm</w:t>
+        <w:t>1.4. A4 (đã nối 01/10) · A5 (chưa làm)</w:t>
       </w:r>
     </w:p>
     <w:p>
@@ -4202,228 +4245,406 @@
         <w:rPr>
           <w:b/>
         </w:rPr>
-        <w:t>A4 — đề nghị tạm ứng (PTU) → phiếu chi CMP ở trạng thái chờ:</w:t>
+        <w:t>A4 — đề nghị tạm ứng (PTU) → phiếu chi bên anh; thủ quỹ chi và ghi sổ bên anh; trạng thái về LAO.</w:t>
+      </w:r>
+      <w:r>
+        <w:t xml:space="preserve"> Chủ dự án chốt 01/10: </w:t>
+      </w:r>
+      <w:r>
+        <w:rPr>
+          <w:i/>
+        </w:rPr>
+        <w:t>"chi thật là anh Tune xong update trạng thái về bên mình"</w:t>
+      </w:r>
+      <w:r>
+        <w:t>. Chi tiết: hợp đồng mục 12.10.</w:t>
       </w:r>
     </w:p>
     <w:p>
       <w:pPr>
-        <w:pStyle w:val="ListBullet"/>
-      </w:pPr>
-      <w:r>
-        <w:t>Khung gói: hợp đồng mục 12.3.</w:t>
+        <w:jc w:val="both"/>
+      </w:pPr>
+      <w:r>
+        <w:rPr>
+          <w:b/>
+        </w:rPr>
+        <w:t>Người bấm và chỗ bấm:</w:t>
       </w:r>
     </w:p>
     <w:p>
       <w:pPr>
-        <w:pStyle w:val="ListBullet2"/>
-      </w:pPr>
-      <w:r>
-        <w:rPr>
-          <w:rFonts w:ascii="Consolas" w:hAnsi="Consolas"/>
-          <w:sz w:val="19"/>
-        </w:rPr>
-        <w:t>VoucherType = "CMP"</w:t>
-      </w:r>
-      <w:r>
-        <w:t xml:space="preserve">, </w:t>
-      </w:r>
-      <w:r>
-        <w:rPr>
-          <w:rFonts w:ascii="Consolas" w:hAnsi="Consolas"/>
-          <w:sz w:val="19"/>
-        </w:rPr>
-        <w:t>PostMode = "None"</w:t>
-      </w:r>
-      <w:r>
-        <w:t xml:space="preserve">, </w:t>
-      </w:r>
-      <w:r>
-        <w:rPr>
-          <w:rFonts w:ascii="Consolas" w:hAnsi="Consolas"/>
-          <w:sz w:val="19"/>
-        </w:rPr>
-        <w:t>SessionId</w:t>
-      </w:r>
-      <w:r>
-        <w:t xml:space="preserve"> ổn định theo tờ.</w:t>
+        <w:pStyle w:val="ListNumber"/>
+      </w:pPr>
+      <w:r>
+        <w:t>KT Chi phí VC ghi sổ mục IV trên phiếu xuất xe → máy tạo phiếu chi "Chi trước" bên anh (chưa ghi sổ).</w:t>
       </w:r>
     </w:p>
     <w:p>
       <w:pPr>
-        <w:pStyle w:val="ListBullet2"/>
-      </w:pPr>
-      <w:r>
-        <w:t xml:space="preserve">Một dòng </w:t>
-      </w:r>
-      <w:r>
-        <w:rPr>
-          <w:rFonts w:ascii="Consolas" w:hAnsi="Consolas"/>
-          <w:sz w:val="19"/>
-        </w:rPr>
-        <w:t>Entries</w:t>
-      </w:r>
-      <w:r>
-        <w:t>: xe nhà Nợ 1601 / Có tiền; xe thuê Nợ 4022 / Có tiền.</w:t>
+        <w:pStyle w:val="ListNumber"/>
+      </w:pPr>
+      <w:r>
+        <w:t xml:space="preserve">Thủ quỹ mở hệ anh → Phiếu chi → tìm theo số tham chiếu (số PTU in trên tờ tài xế cầm tới) → chi tiền → </w:t>
+      </w:r>
+      <w:r>
+        <w:rPr>
+          <w:b/>
+        </w:rPr>
+        <w:t>Ghi sổ</w:t>
+      </w:r>
+      <w:r>
+        <w:t>.</w:t>
       </w:r>
     </w:p>
     <w:p>
       <w:pPr>
-        <w:pStyle w:val="ListBullet2"/>
-      </w:pPr>
-      <w:r>
-        <w:rPr>
-          <w:rFonts w:ascii="Consolas" w:hAnsi="Consolas"/>
-          <w:sz w:val="19"/>
-        </w:rPr>
-        <w:t>SourceReferences</w:t>
-      </w:r>
-      <w:r>
-        <w:t xml:space="preserve"> trỏ DO.</w:t>
+        <w:pStyle w:val="ListNumber"/>
+      </w:pPr>
+      <w:r>
+        <w:t xml:space="preserve">Trên LAO: màn </w:t>
+      </w:r>
+      <w:r>
+        <w:rPr>
+          <w:b/>
+        </w:rPr>
+        <w:t>Phiếu đề nghị chi</w:t>
+      </w:r>
+      <w:r>
+        <w:t xml:space="preserve"> hiện "Chờ thủ quỹ chi ở hệ kế toán · 1368-CTR-…"; ghi sổ xong thì thành "Đã chi (kế toán)". Ô mục IV trên phiếu xuất xe cũng hiện trạng thái đó.</w:t>
       </w:r>
     </w:p>
     <w:p>
       <w:pPr>
-        <w:pStyle w:val="ListBullet"/>
-      </w:pPr>
-      <w:r>
-        <w:t xml:space="preserve">Hướng dẫn của anh </w:t>
+        <w:pStyle w:val="ListNumber"/>
+      </w:pPr>
+      <w:r>
+        <w:t xml:space="preserve">Tài xế bấm </w:t>
       </w:r>
       <w:r>
         <w:rPr>
           <w:b/>
         </w:rPr>
-        <w:t>không có Idempotency-Key</w:t>
-      </w:r>
-      <w:r>
-        <w:t xml:space="preserve"> cho CMP. Trước khi gửi lại, bên em tìm bằng </w:t>
-      </w:r>
-      <w:r>
-        <w:rPr>
-          <w:rFonts w:ascii="Consolas" w:hAnsi="Consolas"/>
-          <w:sz w:val="19"/>
-        </w:rPr>
-        <w:t>POST /list</w:t>
-      </w:r>
-      <w:r>
-        <w:t xml:space="preserve"> theo </w:t>
-      </w:r>
-      <w:r>
-        <w:rPr>
-          <w:rFonts w:ascii="Consolas" w:hAnsi="Consolas"/>
-          <w:sz w:val="19"/>
-        </w:rPr>
-        <w:t>RefDocumentNo</w:t>
-      </w:r>
-      <w:r>
-        <w:t xml:space="preserve"> (số tờ đề nghị bên em).</w:t>
+        <w:t>Xuất phát</w:t>
+      </w:r>
+      <w:r>
+        <w:t>: LAO hỏi lại hệ anh; đã ghi sổ thì đi được, chưa thì câu báo nói số phiếu chi đang chờ.</w:t>
       </w:r>
     </w:p>
     <w:p>
       <w:pPr>
-        <w:pStyle w:val="ListBullet"/>
+        <w:jc w:val="both"/>
       </w:pPr>
       <w:r>
         <w:rPr>
           <w:b/>
         </w:rPr>
-        <w:t>Cần anh:</w:t>
+        <w:t>Các đường của anh bên em gọi:</w:t>
       </w:r>
     </w:p>
+    <w:tbl>
+      <w:tblPr>
+        <w:tblStyle w:val="LightGrid-Accent1"/>
+        <w:tblW w:type="auto" w:w="0"/>
+        <w:tblLook w:firstColumn="1" w:firstRow="1" w:lastColumn="0" w:lastRow="0" w:noHBand="0" w:noVBand="1" w:val="04A0"/>
+      </w:tblPr>
+      <w:tblGrid>
+        <w:gridCol w:w="4320"/>
+        <w:gridCol w:w="4320"/>
+      </w:tblGrid>
+      <w:tr>
+        <w:tc>
+          <w:tcPr>
+            <w:tcW w:type="dxa" w:w="4320"/>
+          </w:tcPr>
+          <w:p>
+            <w:r>
+              <w:rPr>
+                <w:b/>
+              </w:rPr>
+            </w:r>
+            <w:r>
+              <w:rPr>
+                <w:b/>
+              </w:rPr>
+              <w:t>Đường</w:t>
+            </w:r>
+          </w:p>
+        </w:tc>
+        <w:tc>
+          <w:tcPr>
+            <w:tcW w:type="dxa" w:w="4320"/>
+          </w:tcPr>
+          <w:p>
+            <w:r>
+              <w:rPr>
+                <w:b/>
+              </w:rPr>
+            </w:r>
+            <w:r>
+              <w:rPr>
+                <w:b/>
+              </w:rPr>
+              <w:t>Để làm gì</w:t>
+            </w:r>
+          </w:p>
+        </w:tc>
+      </w:tr>
+      <w:tr>
+        <w:tc>
+          <w:tcPr>
+            <w:tcW w:type="dxa" w:w="4320"/>
+          </w:tcPr>
+          <w:p>
+            <w:r/>
+            <w:r>
+              <w:rPr>
+                <w:rFonts w:ascii="Consolas" w:hAnsi="Consolas"/>
+                <w:sz w:val="19"/>
+              </w:rPr>
+              <w:t>POST /api/v1/master-data/staff/list</w:t>
+            </w:r>
+            <w:r>
+              <w:t xml:space="preserve"> · </w:t>
+            </w:r>
+            <w:r>
+              <w:rPr>
+                <w:rFonts w:ascii="Consolas" w:hAnsi="Consolas"/>
+                <w:sz w:val="19"/>
+              </w:rPr>
+              <w:t>staff/upsert</w:t>
+            </w:r>
+          </w:p>
+        </w:tc>
+        <w:tc>
+          <w:tcPr>
+            <w:tcW w:type="dxa" w:w="4320"/>
+          </w:tcPr>
+          <w:p>
+            <w:r/>
+            <w:r>
+              <w:t xml:space="preserve">đối tượng tài xế </w:t>
+            </w:r>
+            <w:r>
+              <w:rPr>
+                <w:rFonts w:ascii="Consolas" w:hAnsi="Consolas"/>
+                <w:sz w:val="19"/>
+              </w:rPr>
+              <w:t>EPLTX-&lt;mã&gt;</w:t>
+            </w:r>
+            <w:r>
+              <w:t>: tìm, chưa có thì tạo</w:t>
+            </w:r>
+          </w:p>
+        </w:tc>
+      </w:tr>
+      <w:tr>
+        <w:tc>
+          <w:tcPr>
+            <w:tcW w:type="dxa" w:w="4320"/>
+          </w:tcPr>
+          <w:p>
+            <w:r/>
+            <w:r>
+              <w:rPr>
+                <w:rFonts w:ascii="Consolas" w:hAnsi="Consolas"/>
+                <w:sz w:val="19"/>
+              </w:rPr>
+              <w:t>GET /api/v1/common/GetAllCurrency</w:t>
+            </w:r>
+            <w:r>
+              <w:t xml:space="preserve"> · </w:t>
+            </w:r>
+            <w:r>
+              <w:rPr>
+                <w:rFonts w:ascii="Consolas" w:hAnsi="Consolas"/>
+                <w:sz w:val="19"/>
+              </w:rPr>
+              <w:t>GetFinancyCicle</w:t>
+            </w:r>
+          </w:p>
+        </w:tc>
+        <w:tc>
+          <w:tcPr>
+            <w:tcW w:type="dxa" w:w="4320"/>
+          </w:tcPr>
+          <w:p>
+            <w:r/>
+            <w:r>
+              <w:t>mã tiền LAK, mã kỳ theo ngày</w:t>
+            </w:r>
+          </w:p>
+        </w:tc>
+      </w:tr>
+      <w:tr>
+        <w:tc>
+          <w:tcPr>
+            <w:tcW w:type="dxa" w:w="4320"/>
+          </w:tcPr>
+          <w:p>
+            <w:r/>
+            <w:r>
+              <w:rPr>
+                <w:rFonts w:ascii="Consolas" w:hAnsi="Consolas"/>
+                <w:sz w:val="19"/>
+              </w:rPr>
+              <w:t>POST /api/v1/accounting/cmpayment-receipt/list</w:t>
+            </w:r>
+          </w:p>
+        </w:tc>
+        <w:tc>
+          <w:tcPr>
+            <w:tcW w:type="dxa" w:w="4320"/>
+          </w:tcPr>
+          <w:p>
+            <w:r/>
+            <w:r>
+              <w:t xml:space="preserve">chống trùng: đối tượng + </w:t>
+            </w:r>
+            <w:r>
+              <w:rPr>
+                <w:rFonts w:ascii="Consolas" w:hAnsi="Consolas"/>
+                <w:sz w:val="19"/>
+              </w:rPr>
+              <w:t>DOC_REFDOCUMENTNO</w:t>
+            </w:r>
+            <w:r>
+              <w:t xml:space="preserve"> = số PTU</w:t>
+            </w:r>
+          </w:p>
+        </w:tc>
+      </w:tr>
+      <w:tr>
+        <w:tc>
+          <w:tcPr>
+            <w:tcW w:type="dxa" w:w="4320"/>
+          </w:tcPr>
+          <w:p>
+            <w:r/>
+            <w:r>
+              <w:rPr>
+                <w:rFonts w:ascii="Consolas" w:hAnsi="Consolas"/>
+                <w:sz w:val="19"/>
+              </w:rPr>
+              <w:t>POST /api/v1/accounting/cmpayment-receipt/save-and-commit</w:t>
+            </w:r>
+          </w:p>
+        </w:tc>
+        <w:tc>
+          <w:tcPr>
+            <w:tcW w:type="dxa" w:w="4320"/>
+          </w:tcPr>
+          <w:p>
+            <w:r/>
+            <w:r>
+              <w:t xml:space="preserve">tạo phiếu chi, </w:t>
+            </w:r>
+            <w:r>
+              <w:rPr>
+                <w:rFonts w:ascii="Consolas" w:hAnsi="Consolas"/>
+                <w:sz w:val="19"/>
+              </w:rPr>
+              <w:t>PostMode = None</w:t>
+            </w:r>
+          </w:p>
+        </w:tc>
+      </w:tr>
+      <w:tr>
+        <w:tc>
+          <w:tcPr>
+            <w:tcW w:type="dxa" w:w="4320"/>
+          </w:tcPr>
+          <w:p>
+            <w:r/>
+            <w:r>
+              <w:rPr>
+                <w:rFonts w:ascii="Consolas" w:hAnsi="Consolas"/>
+                <w:sz w:val="19"/>
+              </w:rPr>
+              <w:t>GET /api/v1/accounting/cmpayment-receipt/{id}?voucherType=CMP</w:t>
+            </w:r>
+          </w:p>
+        </w:tc>
+        <w:tc>
+          <w:tcPr>
+            <w:tcW w:type="dxa" w:w="4320"/>
+          </w:tcPr>
+          <w:p>
+            <w:r/>
+            <w:r>
+              <w:t xml:space="preserve">đọc </w:t>
+            </w:r>
+            <w:r>
+              <w:rPr>
+                <w:rFonts w:ascii="Consolas" w:hAnsi="Consolas"/>
+                <w:sz w:val="19"/>
+              </w:rPr>
+              <w:t>Master.STATUS</w:t>
+            </w:r>
+            <w:r>
+              <w:t xml:space="preserve"> (12/13 = đã chi), </w:t>
+            </w:r>
+            <w:r>
+              <w:rPr>
+                <w:rFonts w:ascii="Consolas" w:hAnsi="Consolas"/>
+                <w:sz w:val="19"/>
+              </w:rPr>
+              <w:t>POSTNAME</w:t>
+            </w:r>
+            <w:r>
+              <w:t xml:space="preserve">, </w:t>
+            </w:r>
+            <w:r>
+              <w:rPr>
+                <w:rFonts w:ascii="Consolas" w:hAnsi="Consolas"/>
+                <w:sz w:val="19"/>
+              </w:rPr>
+              <w:t>POSTDATE</w:t>
+            </w:r>
+          </w:p>
+        </w:tc>
+      </w:tr>
+      <w:tr>
+        <w:tc>
+          <w:tcPr>
+            <w:tcW w:type="dxa" w:w="4320"/>
+          </w:tcPr>
+          <w:p>
+            <w:r/>
+            <w:r>
+              <w:rPr>
+                <w:rFonts w:ascii="Consolas" w:hAnsi="Consolas"/>
+                <w:sz w:val="19"/>
+              </w:rPr>
+              <w:t>POST /api/v1/accounting/cmpayment-receipt/delete</w:t>
+            </w:r>
+          </w:p>
+        </w:tc>
+        <w:tc>
+          <w:tcPr>
+            <w:tcW w:type="dxa" w:w="4320"/>
+          </w:tcPr>
+          <w:p>
+            <w:r/>
+            <w:r>
+              <w:t>rút phiếu chưa ghi sổ (số đổi, phiếu bên em bị xoá / huỷ, Sếp chi tay)</w:t>
+            </w:r>
+          </w:p>
+        </w:tc>
+      </w:tr>
+    </w:tbl>
+    <w:p/>
     <w:p>
       <w:pPr>
-        <w:pStyle w:val="ListBullet2"/>
-      </w:pPr>
-      <w:r>
-        <w:t>đơn vị EPL Lào (</w:t>
-      </w:r>
-      <w:r>
-        <w:rPr>
-          <w:rFonts w:ascii="Consolas" w:hAnsi="Consolas"/>
-          <w:sz w:val="19"/>
-        </w:rPr>
-        <w:t>OrgId</w:t>
-      </w:r>
-      <w:r>
-        <w:t>);</w:t>
-      </w:r>
-    </w:p>
-    <w:p>
-      <w:pPr>
-        <w:pStyle w:val="ListBullet2"/>
-      </w:pPr>
-      <w:r>
-        <w:rPr>
-          <w:rFonts w:ascii="Consolas" w:hAnsi="Consolas"/>
-          <w:sz w:val="19"/>
-        </w:rPr>
-        <w:t>DotyAutoId</w:t>
-      </w:r>
-      <w:r>
-        <w:t xml:space="preserve"> cho chi tạm ứng (59 hay 60);</w:t>
-      </w:r>
-    </w:p>
-    <w:p>
-      <w:pPr>
-        <w:pStyle w:val="ListBullet2"/>
-      </w:pPr>
-      <w:r>
-        <w:rPr>
-          <w:rFonts w:ascii="Consolas" w:hAnsi="Consolas"/>
-          <w:sz w:val="19"/>
-        </w:rPr>
-        <w:t>CurrencyId</w:t>
-      </w:r>
-      <w:r>
-        <w:t xml:space="preserve"> của USD, THB;</w:t>
-      </w:r>
-    </w:p>
-    <w:p>
-      <w:pPr>
-        <w:pStyle w:val="ListBullet2"/>
-      </w:pPr>
-      <w:r>
-        <w:rPr>
-          <w:rFonts w:ascii="Consolas" w:hAnsi="Consolas"/>
-          <w:sz w:val="19"/>
-        </w:rPr>
-        <w:t>ObjectId</w:t>
-      </w:r>
-      <w:r>
-        <w:t xml:space="preserve"> của từng tài xế và chủ xe;</w:t>
-      </w:r>
-    </w:p>
-    <w:p>
-      <w:pPr>
-        <w:pStyle w:val="ListBullet2"/>
-      </w:pPr>
-      <w:r>
-        <w:t>tài khoản dịch vụ;</w:t>
-      </w:r>
-    </w:p>
-    <w:p>
-      <w:pPr>
-        <w:pStyle w:val="ListBullet2"/>
-      </w:pPr>
-      <w:r>
-        <w:t xml:space="preserve">và trả lời câu hỏi 10.6: </w:t>
-      </w:r>
+        <w:jc w:val="both"/>
+      </w:pPr>
       <w:r>
         <w:rPr>
           <w:b/>
         </w:rPr>
-        <w:t>bên em tạo sẵn phiếu chờ</w:t>
-      </w:r>
-      <w:r>
-        <w:t xml:space="preserve">, hay </w:t>
-      </w:r>
-      <w:r>
-        <w:rPr>
-          <w:b/>
-        </w:rPr>
-        <w:t>thủ quỹ bên anh tự lập</w:t>
-      </w:r>
-      <w:r>
-        <w:t xml:space="preserve"> từ tờ in?</w:t>
+        <w:t>Còn mở:</w:t>
+      </w:r>
+      <w:r>
+        <w:t xml:space="preserve"> xe thuê cần mã 4022 bên anh; tài khoản dịch vụ thay token cá nhân (hết hạn 10/10); đơn vị EPL Lào riêng (đang 1368).</w:t>
       </w:r>
     </w:p>
     <w:p>
@@ -9333,6 +9554,9 @@
         <w:pStyle w:val="ListNumber"/>
       </w:pPr>
       <w:r>
+        <w:t>~~</w:t>
+      </w:r>
+      <w:r>
         <w:rPr>
           <w:b/>
         </w:rPr>
@@ -9349,7 +9573,16 @@
         <w:t>DotyAutoId</w:t>
       </w:r>
       <w:r>
-        <w:t xml:space="preserve"> (59 hay 60), ai lập phiếu chi (câu hỏi 10.6).</w:t>
+        <w:t xml:space="preserve">, ai lập phiếu chi~~ — </w:t>
+      </w:r>
+      <w:r>
+        <w:rPr>
+          <w:b/>
+        </w:rPr>
+        <w:t>đã nối 01/10</w:t>
+      </w:r>
+      <w:r>
+        <w:t>: 59 "Chi trước", LAO lập phiếu chờ, thủ quỹ bên anh chi và ghi sổ (mục 1.4).</w:t>
       </w:r>
     </w:p>
     <w:p>
@@ -9399,13 +9632,25 @@
         <w:pStyle w:val="ListNumber"/>
       </w:pPr>
       <w:r>
+        <w:t>~~</w:t>
+      </w:r>
+      <w:r>
         <w:rPr>
           <w:b/>
         </w:rPr>
-        <w:t>Nguồn DO theo đơn vị:</w:t>
-      </w:r>
-      <w:r>
-        <w:t xml:space="preserve"> sửa </w:t>
+        <w:t>Nguồn DO theo đơn vị</w:t>
+      </w:r>
+      <w:r>
+        <w:t xml:space="preserve">~~ — </w:t>
+      </w:r>
+      <w:r>
+        <w:rPr>
+          <w:b/>
+        </w:rPr>
+        <w:t>bên em đã sửa</w:t>
+      </w:r>
+      <w:r>
+        <w:t xml:space="preserve"> </w:t>
       </w:r>
       <w:r>
         <w:rPr>
@@ -9415,17 +9660,37 @@
         <w:t>CashVoucherReferenceController</w:t>
       </w:r>
       <w:r>
-        <w:t xml:space="preserve"> để lưu địa chỉ + khoá Logistics riêng cho EPL Lào và gửi </w:t>
+        <w:t xml:space="preserve"> trên nhánh </w:t>
       </w:r>
       <w:r>
         <w:rPr>
           <w:rFonts w:ascii="Consolas" w:hAnsi="Consolas"/>
           <w:sz w:val="19"/>
         </w:rPr>
-        <w:t>Authorization</w:t>
-      </w:r>
-      <w:r>
-        <w:t xml:space="preserve"> (mục 8.2).</w:t>
+        <w:t>feat/HonTunedaHai</w:t>
+      </w:r>
+      <w:r>
+        <w:t xml:space="preserve"> (mục 8.2). Lên máy chủ demo thì thêm mục </w:t>
+      </w:r>
+      <w:r>
+        <w:rPr>
+          <w:rFonts w:ascii="Consolas" w:hAnsi="Consolas"/>
+          <w:sz w:val="19"/>
+        </w:rPr>
+        <w:t>LogisticsSource</w:t>
+      </w:r>
+      <w:r>
+        <w:t xml:space="preserve"> vào </w:t>
+      </w:r>
+      <w:r>
+        <w:rPr>
+          <w:rFonts w:ascii="Consolas" w:hAnsi="Consolas"/>
+          <w:sz w:val="19"/>
+        </w:rPr>
+        <w:t>appsettings.laos.json</w:t>
+      </w:r>
+      <w:r>
+        <w:t>.</w:t>
       </w:r>
     </w:p>
     <w:p>
@@ -9467,13 +9732,35 @@
         <w:pStyle w:val="ListNumber"/>
       </w:pPr>
       <w:r>
+        <w:t>~~</w:t>
+      </w:r>
+      <w:r>
         <w:rPr>
           <w:b/>
         </w:rPr>
-        <w:t>Màn "Vụ việc":</w:t>
-      </w:r>
-      <w:r>
-        <w:t xml:space="preserve"> hiện số phiếu, biển số, tên tài xế trước mã nội bộ; thoát ký tự khi chèn chuỗi từ Logistics vào HTML (mục 8.2).</w:t>
+        <w:t>Màn "Vụ việc"</w:t>
+      </w:r>
+      <w:r>
+        <w:t xml:space="preserve">~~ — </w:t>
+      </w:r>
+      <w:r>
+        <w:rPr>
+          <w:b/>
+        </w:rPr>
+        <w:t>bên em đã sửa</w:t>
+      </w:r>
+      <w:r>
+        <w:t xml:space="preserve"> trên nhánh Web </w:t>
+      </w:r>
+      <w:r>
+        <w:rPr>
+          <w:rFonts w:ascii="Consolas" w:hAnsi="Consolas"/>
+          <w:sz w:val="19"/>
+        </w:rPr>
+        <w:t>feat/hontunedhai_Laos</w:t>
+      </w:r>
+      <w:r>
+        <w:t xml:space="preserve"> (mục 8.2).</w:t>
       </w:r>
     </w:p>
     <w:p>
@@ -10206,6 +10493,15 @@
       <w:pPr>
         <w:pStyle w:val="ListBullet"/>
       </w:pPr>
+      <w:r>
+        <w:rPr>
+          <w:b/>
+        </w:rPr>
+        <w:t>Đã sửa 01/10 trên nhánh `feat/HonTunedaHai` (commit `465748b`)</w:t>
+      </w:r>
+      <w:r>
+        <w:t xml:space="preserve"> — trước đó: </w:t>
+      </w:r>
       <w:r>
         <w:rPr>
           <w:rFonts w:ascii="Consolas" w:hAnsi="Consolas"/>

--- a/DOCS/word/NOI_API_ANH_TUNE.docx
+++ b/DOCS/word/NOI_API_ANH_TUNE.docx
@@ -434,20 +434,30 @@
               <w:rPr>
                 <w:b/>
               </w:rPr>
-              <w:t>đã dựng, đã gửi thử 1 DO</w:t>
-            </w:r>
-            <w:r>
-              <w:t xml:space="preserve">: bị trả 422 </w:t>
+              <w:t>đã tạo SO thật 01/10</w:t>
+            </w:r>
+            <w:r>
+              <w:t xml:space="preserve"> qua API chạy ở máy: </w:t>
             </w:r>
             <w:r>
               <w:rPr>
                 <w:rFonts w:ascii="Consolas" w:hAnsi="Consolas"/>
                 <w:sz w:val="19"/>
               </w:rPr>
-              <w:t>LOGISTICS_52905</w:t>
-            </w:r>
-            <w:r>
-              <w:t xml:space="preserve"> vì hệ anh chưa có khách EPL Lào. Không tạo gì</w:t>
+              <w:t>TK-20261001-000162</w:t>
+            </w:r>
+            <w:r>
+              <w:t xml:space="preserve">, </w:t>
+            </w:r>
+            <w:r>
+              <w:rPr>
+                <w:rFonts w:ascii="Consolas" w:hAnsi="Consolas"/>
+                <w:sz w:val="19"/>
+              </w:rPr>
+              <w:t>…163</w:t>
+            </w:r>
+            <w:r>
+              <w:t>; khách chưa có thì bên em tạo trước (A6)</w:t>
             </w:r>
           </w:p>
         </w:tc>
@@ -646,10 +656,165 @@
               <w:rPr>
                 <w:b/>
               </w:rPr>
-              <w:t>chưa làm</w:t>
-            </w:r>
-            <w:r>
-              <w:t>: chờ mẫu dữ liệu thật</w:t>
+              <w:t>đã nối 01/10</w:t>
+            </w:r>
+            <w:r>
+              <w:t xml:space="preserve"> (hợp đồng 12.11.2)</w:t>
+            </w:r>
+          </w:p>
+        </w:tc>
+      </w:tr>
+      <w:tr>
+        <w:tc>
+          <w:tcPr>
+            <w:tcW w:type="dxa" w:w="2160"/>
+          </w:tcPr>
+          <w:p>
+            <w:r/>
+            <w:r>
+              <w:t>A6</w:t>
+            </w:r>
+          </w:p>
+        </w:tc>
+        <w:tc>
+          <w:tcPr>
+            <w:tcW w:type="dxa" w:w="2160"/>
+          </w:tcPr>
+          <w:p>
+            <w:r/>
+            <w:r>
+              <w:rPr>
+                <w:rFonts w:ascii="Consolas" w:hAnsi="Consolas"/>
+                <w:sz w:val="19"/>
+              </w:rPr>
+              <w:t>POST /api/v1/master-data/customers · suppliers · staff /list · /upsert</w:t>
+            </w:r>
+          </w:p>
+        </w:tc>
+        <w:tc>
+          <w:tcPr>
+            <w:tcW w:type="dxa" w:w="2160"/>
+          </w:tcPr>
+          <w:p>
+            <w:r/>
+            <w:r>
+              <w:t xml:space="preserve">đối tượng bên anh: khách </w:t>
+            </w:r>
+            <w:r>
+              <w:rPr>
+                <w:rFonts w:ascii="Consolas" w:hAnsi="Consolas"/>
+                <w:sz w:val="19"/>
+              </w:rPr>
+              <w:t>EPLKH-</w:t>
+            </w:r>
+            <w:r>
+              <w:t xml:space="preserve">, chủ xe </w:t>
+            </w:r>
+            <w:r>
+              <w:rPr>
+                <w:rFonts w:ascii="Consolas" w:hAnsi="Consolas"/>
+                <w:sz w:val="19"/>
+              </w:rPr>
+              <w:t>EPLCX-</w:t>
+            </w:r>
+            <w:r>
+              <w:t xml:space="preserve">, tài xế </w:t>
+            </w:r>
+            <w:r>
+              <w:rPr>
+                <w:rFonts w:ascii="Consolas" w:hAnsi="Consolas"/>
+                <w:sz w:val="19"/>
+              </w:rPr>
+              <w:t>EPLTX-</w:t>
+            </w:r>
+            <w:r>
+              <w:t xml:space="preserve"> — tìm, chưa có thì tạo</w:t>
+            </w:r>
+          </w:p>
+        </w:tc>
+        <w:tc>
+          <w:tcPr>
+            <w:tcW w:type="dxa" w:w="2160"/>
+          </w:tcPr>
+          <w:p>
+            <w:r/>
+            <w:r>
+              <w:rPr>
+                <w:b/>
+              </w:rPr>
+              <w:t>đã nối 01/10</w:t>
+            </w:r>
+          </w:p>
+        </w:tc>
+      </w:tr>
+      <w:tr>
+        <w:tc>
+          <w:tcPr>
+            <w:tcW w:type="dxa" w:w="2160"/>
+          </w:tcPr>
+          <w:p>
+            <w:r/>
+            <w:r>
+              <w:t>A7</w:t>
+            </w:r>
+          </w:p>
+        </w:tc>
+        <w:tc>
+          <w:tcPr>
+            <w:tcW w:type="dxa" w:w="2160"/>
+          </w:tcPr>
+          <w:p>
+            <w:r/>
+            <w:r>
+              <w:rPr>
+                <w:rFonts w:ascii="Consolas" w:hAnsi="Consolas"/>
+                <w:sz w:val="19"/>
+              </w:rPr>
+              <w:t>POST …/cmpayment-receipt/save-and-commit</w:t>
+            </w:r>
+            <w:r>
+              <w:t xml:space="preserve"> (CMP "Chi khác") · </w:t>
+            </w:r>
+            <w:r>
+              <w:rPr>
+                <w:rFonts w:ascii="Consolas" w:hAnsi="Consolas"/>
+                <w:sz w:val="19"/>
+              </w:rPr>
+              <w:t>GET …/{id}</w:t>
+            </w:r>
+          </w:p>
+        </w:tc>
+        <w:tc>
+          <w:tcPr>
+            <w:tcW w:type="dxa" w:w="2160"/>
+          </w:tcPr>
+          <w:p>
+            <w:r/>
+            <w:r>
+              <w:rPr>
+                <w:b/>
+              </w:rPr>
+              <w:t>trả chủ xe liên kết</w:t>
+            </w:r>
+            <w:r>
+              <w:t>: phiếu chi đứng tên chủ xe, Nợ 4022; ghi sổ xong → "đã trả chủ xe"</w:t>
+            </w:r>
+          </w:p>
+        </w:tc>
+        <w:tc>
+          <w:tcPr>
+            <w:tcW w:type="dxa" w:w="2160"/>
+          </w:tcPr>
+          <w:p>
+            <w:r/>
+            <w:r>
+              <w:rPr>
+                <w:b/>
+              </w:rPr>
+              <w:t>đã dựng 01/10</w:t>
+            </w:r>
+            <w:r>
+              <w:t>, chờ anh mở mã 4022 (12.11.3)</w:t>
             </w:r>
           </w:p>
         </w:tc>
@@ -10786,6 +10951,68 @@
       </w:r>
       <w:r>
         <w:t>. Bên em không gọi.</w:t>
+      </w:r>
+    </w:p>
+    <w:p>
+      <w:pPr>
+        <w:pStyle w:val="Heading2"/>
+      </w:pPr>
+      <w:r>
+        <w:t>8.4. Nối thêm buổi trưa 01/10</w:t>
+      </w:r>
+    </w:p>
+    <w:p>
+      <w:pPr>
+        <w:jc w:val="both"/>
+      </w:pPr>
+      <w:r>
+        <w:t>Chi tiết ở hợp đồng mục 12.11:</w:t>
+      </w:r>
+    </w:p>
+    <w:p>
+      <w:pPr>
+        <w:pStyle w:val="ListBullet"/>
+      </w:pPr>
+      <w:r>
+        <w:t>SO đã tạo thật, khách tự tạo;</w:t>
+      </w:r>
+    </w:p>
+    <w:p>
+      <w:pPr>
+        <w:pStyle w:val="ListBullet"/>
+      </w:pPr>
+      <w:r>
+        <w:t>công nợ khách xem từ hệ anh;</w:t>
+      </w:r>
+    </w:p>
+    <w:p>
+      <w:pPr>
+        <w:pStyle w:val="ListBullet"/>
+      </w:pPr>
+      <w:r>
+        <w:t>xe thuê: tạm ứng đứng tên chủ xe, trả chủ xe qua phiếu chi bên anh;</w:t>
+      </w:r>
+    </w:p>
+    <w:p>
+      <w:pPr>
+        <w:pStyle w:val="ListBullet"/>
+      </w:pPr>
+      <w:r>
+        <w:t>tài khoản tích hợp tự đăng nhập.</w:t>
+      </w:r>
+    </w:p>
+    <w:p>
+      <w:pPr>
+        <w:jc w:val="both"/>
+      </w:pPr>
+      <w:r>
+        <w:rPr>
+          <w:b/>
+        </w:rPr>
+        <w:t>Còn chặn:</w:t>
+      </w:r>
+      <w:r>
+        <w:t xml:space="preserve"> mã 1371/4021/4022, bật USD, tạo tài khoản tích hợp (12.11.5).</w:t>
       </w:r>
     </w:p>
     <w:sectPr>

--- a/DOCS/word/NOI_API_ANH_TUNE.docx
+++ b/DOCS/word/NOI_API_ANH_TUNE.docx
@@ -11012,7 +11012,16 @@
         <w:t>Còn chặn:</w:t>
       </w:r>
       <w:r>
-        <w:t xml:space="preserve"> mã 1371/4021/4022, bật USD, tạo tài khoản tích hợp (12.11.5).</w:t>
+        <w:t xml:space="preserve"> mã 1371/4021/4022, bật USD, tạo tài khoản tích hợp, API bút toán tổng hợp để ghi chi phí thuê xe </w:t>
+      </w:r>
+      <w:r>
+        <w:rPr>
+          <w:i/>
+        </w:rPr>
+        <w:t>Nợ 621 / Có 4022</w:t>
+      </w:r>
+      <w:r>
+        <w:t xml:space="preserve"> (đã chốt 01/10) (12.11.5).</w:t>
       </w:r>
     </w:p>
     <w:sectPr>

--- a/DOCS/word/NOI_API_ANH_TUNE.docx
+++ b/DOCS/word/NOI_API_ANH_TUNE.docx
@@ -811,10 +811,10 @@
               <w:rPr>
                 <w:b/>
               </w:rPr>
-              <w:t>đã dựng 01/10</w:t>
-            </w:r>
-            <w:r>
-              <w:t>, chờ anh mở mã 4022 (12.11.3)</w:t>
+              <w:t>đã chạy thật 01/10</w:t>
+            </w:r>
+            <w:r>
+              <w:t xml:space="preserve"> sau khi mở mã 4022 (hợp đồng 12.12.1)</w:t>
             </w:r>
           </w:p>
         </w:tc>
@@ -11012,7 +11012,7 @@
         <w:t>Còn chặn:</w:t>
       </w:r>
       <w:r>
-        <w:t xml:space="preserve"> mã 1371/4021/4022, bật USD, tạo tài khoản tích hợp, API bút toán tổng hợp để ghi chi phí thuê xe </w:t>
+        <w:t xml:space="preserve"> bật USD, tạo tài khoản tích hợp, API bút toán tổng hợp để ghi chi phí thuê xe </w:t>
       </w:r>
       <w:r>
         <w:rPr>
@@ -11022,6 +11022,88 @@
       </w:r>
       <w:r>
         <w:t xml:space="preserve"> (đã chốt 01/10) (12.11.5).</w:t>
+      </w:r>
+    </w:p>
+    <w:p>
+      <w:pPr>
+        <w:pStyle w:val="Heading2"/>
+      </w:pPr>
+      <w:r>
+        <w:t>8.5. Chiều 01/10</w:t>
+      </w:r>
+    </w:p>
+    <w:p>
+      <w:pPr>
+        <w:jc w:val="both"/>
+      </w:pPr>
+      <w:r>
+        <w:t>Chi tiết ở hợp đồng mục 12.12:</w:t>
+      </w:r>
+    </w:p>
+    <w:p>
+      <w:pPr>
+        <w:pStyle w:val="ListBullet"/>
+      </w:pPr>
+      <w:r>
+        <w:rPr>
+          <w:b/>
+        </w:rPr>
+        <w:t>đã mở 1371 / 4021 / 4022</w:t>
+      </w:r>
+      <w:r>
+        <w:t xml:space="preserve"> (137, 402 thành tài khoản tổng hợp); tạm ứng xe thuê, trả chủ xe chạy thật;</w:t>
+      </w:r>
+    </w:p>
+    <w:p>
+      <w:pPr>
+        <w:pStyle w:val="ListBullet"/>
+      </w:pPr>
+      <w:r>
+        <w:rPr>
+          <w:b/>
+        </w:rPr>
+        <w:t>bản host nối DB khác</w:t>
+      </w:r>
+      <w:r>
+        <w:t xml:space="preserve"> bản chạy ở máy: lúc triển khai phải mở lại ba mã trên DB host;</w:t>
+      </w:r>
+    </w:p>
+    <w:p>
+      <w:pPr>
+        <w:pStyle w:val="ListBullet"/>
+      </w:pPr>
+      <w:r>
+        <w:rPr>
+          <w:b/>
+        </w:rPr>
+        <w:t>tài khoản tích hợp:</w:t>
+      </w:r>
+      <w:r>
+        <w:t xml:space="preserve"> 6 bước làm cụ thể (12.12.3);</w:t>
+      </w:r>
+    </w:p>
+    <w:p>
+      <w:pPr>
+        <w:pStyle w:val="ListBullet"/>
+      </w:pPr>
+      <w:r>
+        <w:rPr>
+          <w:b/>
+        </w:rPr>
+        <w:t>bút toán chi phí thuê xe:</w:t>
+      </w:r>
+      <w:r>
+        <w:t xml:space="preserve"> đề nghị đường </w:t>
+      </w:r>
+      <w:r>
+        <w:rPr>
+          <w:rFonts w:ascii="Consolas" w:hAnsi="Consolas"/>
+          <w:sz w:val="19"/>
+        </w:rPr>
+        <w:t>integrations/logistics/journal-entries</w:t>
+      </w:r>
+      <w:r>
+        <w:t xml:space="preserve"> (12.12.4).</w:t>
       </w:r>
     </w:p>
     <w:sectPr>

--- a/DOCS/word/NOI_API_ANH_TUNE.docx
+++ b/DOCS/word/NOI_API_ANH_TUNE.docx
@@ -11062,10 +11062,10 @@
         <w:rPr>
           <w:b/>
         </w:rPr>
-        <w:t>bản host nối DB khác</w:t>
-      </w:r>
-      <w:r>
-        <w:t xml:space="preserve"> bản chạy ở máy: lúc triển khai phải mở lại ba mã trên DB host;</w:t>
+        <w:t>bản host chưa merge code mới:</w:t>
+      </w:r>
+      <w:r>
+        <w:t xml:space="preserve"> bên em làm ở máy; anh triển khai xong thì đổi link và kiểm một lệnh (hợp đồng 12.12.2);</w:t>
       </w:r>
     </w:p>
     <w:p>

--- a/DOCS/word/NOI_API_ANH_TUNE.docx
+++ b/DOCS/word/NOI_API_ANH_TUNE.docx
@@ -73,7 +73,7 @@
           <w:rFonts w:ascii="Consolas" w:hAnsi="Consolas"/>
           <w:sz w:val="19"/>
         </w:rPr>
-        <w:t>feat/HonTunedaHai@ce95b3c</w:t>
+        <w:t>feat/HonTunedaHai@ae0e7f6</w:t>
       </w:r>
       <w:r>
         <w:t xml:space="preserve">, WEB </w:t>
@@ -93,10 +93,186 @@
           <w:rFonts w:ascii="Consolas" w:hAnsi="Consolas"/>
           <w:sz w:val="19"/>
         </w:rPr>
-        <w:t>feat/hontunedhai_Laos@7e14421c</w:t>
-      </w:r>
-      <w:r>
-        <w:t xml:space="preserve"> (mục 8).</w:t>
+        <w:t>feat/hontunedhai_Laos@77bcb0a1</w:t>
+      </w:r>
+      <w:r>
+        <w:t xml:space="preserve"> (mục 8). Mã trang điều xe theo </w:t>
+      </w:r>
+      <w:r>
+        <w:rPr>
+          <w:rFonts w:ascii="Consolas" w:hAnsi="Consolas"/>
+          <w:sz w:val="19"/>
+        </w:rPr>
+        <w:t>f85078b</w:t>
+      </w:r>
+      <w:r>
+        <w:t xml:space="preserve">, </w:t>
+      </w:r>
+      <w:r>
+        <w:rPr>
+          <w:rFonts w:ascii="Consolas" w:hAnsi="Consolas"/>
+          <w:sz w:val="19"/>
+        </w:rPr>
+        <w:t>ca7b630</w:t>
+      </w:r>
+      <w:r>
+        <w:t xml:space="preserve">, </w:t>
+      </w:r>
+      <w:r>
+        <w:rPr>
+          <w:rFonts w:ascii="Consolas" w:hAnsi="Consolas"/>
+          <w:sz w:val="19"/>
+        </w:rPr>
+        <w:t>938b007</w:t>
+      </w:r>
+      <w:r>
+        <w:t xml:space="preserve"> (dọn lớp tạm: gói bàn giao </w:t>
+      </w:r>
+      <w:r>
+        <w:rPr>
+          <w:rFonts w:ascii="Consolas" w:hAnsi="Consolas"/>
+          <w:sz w:val="19"/>
+        </w:rPr>
+        <w:t>invoiced</w:t>
+      </w:r>
+      <w:r>
+        <w:t xml:space="preserve"> / </w:t>
+      </w:r>
+      <w:r>
+        <w:rPr>
+          <w:rFonts w:ascii="Consolas" w:hAnsi="Consolas"/>
+          <w:sz w:val="19"/>
+        </w:rPr>
+        <w:t>inv_no</w:t>
+      </w:r>
+      <w:r>
+        <w:t xml:space="preserve"> theo SO bên anh); kho tạm </w:t>
+      </w:r>
+      <w:r>
+        <w:rPr>
+          <w:rFonts w:ascii="Consolas" w:hAnsi="Consolas"/>
+          <w:sz w:val="19"/>
+        </w:rPr>
+        <w:t>EPL_KETOAN@1d8d91c</w:t>
+      </w:r>
+      <w:r>
+        <w:t xml:space="preserve">. Mã còn đổi nhỏ: chỗ chưa chắc ghi </w:t>
+      </w:r>
+      <w:r>
+        <w:rPr>
+          <w:b/>
+        </w:rPr>
+        <w:t>đang chốt</w:t>
+      </w:r>
+      <w:r>
+        <w:t>.</w:t>
+      </w:r>
+    </w:p>
+    <w:p>
+      <w:pPr>
+        <w:jc w:val="both"/>
+      </w:pPr>
+      <w:r>
+        <w:rPr>
+          <w:b/>
+        </w:rPr>
+        <w:t>Người làm (chủ dự án chốt 01/10: "bên mình với anh Tune giờ là một"):</w:t>
+      </w:r>
+      <w:r>
+        <w:t xml:space="preserve"> việc ghi "bên EPL làm" là bên EPL làm luôn, kể cả trên source của anh. Việc cần máy chủ host của anh (triển khai, dữ liệu trên DB host, token / mật khẩu tài khoản của anh) ghi </w:t>
+      </w:r>
+      <w:r>
+        <w:rPr>
+          <w:b/>
+        </w:rPr>
+        <w:t>cần quyền host</w:t>
+      </w:r>
+      <w:r>
+        <w:t>.</w:t>
+      </w:r>
+    </w:p>
+    <w:p>
+      <w:pPr>
+        <w:jc w:val="both"/>
+      </w:pPr>
+      <w:r>
+        <w:rPr>
+          <w:b/>
+        </w:rPr>
+        <w:t>Token (chủ dự án chốt 01/10):</w:t>
+      </w:r>
+      <w:r>
+        <w:t xml:space="preserve"> tạm gác tài khoản tích hợp; trang điều xe tiếp tục dùng token của anh (</w:t>
+      </w:r>
+      <w:r>
+        <w:rPr>
+          <w:rFonts w:ascii="Consolas" w:hAnsi="Consolas"/>
+          <w:sz w:val="19"/>
+        </w:rPr>
+        <w:t>EPL_ACC_CODE_TOKEN</w:t>
+      </w:r>
+      <w:r>
+        <w:t xml:space="preserve">). Hết hạn khoảng 10/10 thì thay token mới trong </w:t>
+      </w:r>
+      <w:r>
+        <w:rPr>
+          <w:rFonts w:ascii="Consolas" w:hAnsi="Consolas"/>
+          <w:sz w:val="19"/>
+        </w:rPr>
+        <w:t>.env</w:t>
+      </w:r>
+      <w:r>
+        <w:t xml:space="preserve">, hoặc đặt </w:t>
+      </w:r>
+      <w:r>
+        <w:rPr>
+          <w:rFonts w:ascii="Consolas" w:hAnsi="Consolas"/>
+          <w:sz w:val="19"/>
+        </w:rPr>
+        <w:t>QLSX_USERNAME</w:t>
+      </w:r>
+      <w:r>
+        <w:t xml:space="preserve"> / </w:t>
+      </w:r>
+      <w:r>
+        <w:rPr>
+          <w:rFonts w:ascii="Consolas" w:hAnsi="Consolas"/>
+          <w:sz w:val="19"/>
+        </w:rPr>
+        <w:t>QLSX_PASSWORD</w:t>
+      </w:r>
+      <w:r>
+        <w:t xml:space="preserve"> của anh để tự đăng nhập lại (đường này đã có sẵn). Mật khẩu tối đa 20 ký tự (</w:t>
+      </w:r>
+      <w:r>
+        <w:rPr>
+          <w:rFonts w:ascii="Consolas" w:hAnsi="Consolas"/>
+          <w:sz w:val="19"/>
+        </w:rPr>
+        <w:t>proc_LoginWithUsAndPw</w:t>
+      </w:r>
+      <w:r>
+        <w:t xml:space="preserve">, </w:t>
+      </w:r>
+      <w:r>
+        <w:rPr>
+          <w:rFonts w:ascii="Consolas" w:hAnsi="Consolas"/>
+          <w:sz w:val="19"/>
+        </w:rPr>
+        <w:t>VARCHAR(20)</w:t>
+      </w:r>
+      <w:r>
+        <w:t>); tài khoản phải được gán chi nhánh (</w:t>
+      </w:r>
+      <w:r>
+        <w:rPr>
+          <w:rFonts w:ascii="Consolas" w:hAnsi="Consolas"/>
+          <w:sz w:val="19"/>
+        </w:rPr>
+        <w:t>USERS_ORG</w:t>
+      </w:r>
+      <w:r>
+        <w:t>).</w:t>
       </w:r>
     </w:p>
     <w:p>
@@ -961,7 +1137,14 @@
               <w:t>chi mục V – VI</w:t>
             </w:r>
             <w:r>
-              <w:t>: dòng quỹ trả ngay</w:t>
+              <w:t xml:space="preserve">: dòng quỹ trả ngay, định khoản theo tờ </w:t>
+            </w:r>
+            <w:r>
+              <w:rPr>
+                <w:rFonts w:ascii="Consolas" w:hAnsi="Consolas"/>
+                <w:sz w:val="19"/>
+              </w:rPr>
+              <w:t>PC_SC</w:t>
             </w:r>
           </w:p>
         </w:tc>
@@ -975,7 +1158,10 @@
               <w:rPr>
                 <w:b/>
               </w:rPr>
-              <w:t>đang làm</w:t>
+              <w:t>chạy</w:t>
+            </w:r>
+            <w:r>
+              <w:t xml:space="preserve"> ở máy</w:t>
             </w:r>
           </w:p>
         </w:tc>
@@ -1023,7 +1209,14 @@
               <w:t>tất toán tài xế</w:t>
             </w:r>
             <w:r>
-              <w:t>: chi bù / thu hoàn, đứng tên tài xế</w:t>
+              <w:t xml:space="preserve">: chi bù TT_CHI / thu hoàn TT_THU, đứng tên tài xế </w:t>
+            </w:r>
+            <w:r>
+              <w:rPr>
+                <w:rFonts w:ascii="Consolas" w:hAnsi="Consolas"/>
+                <w:sz w:val="19"/>
+              </w:rPr>
+              <w:t>EPLTX-</w:t>
             </w:r>
           </w:p>
         </w:tc>
@@ -1037,7 +1230,10 @@
               <w:rPr>
                 <w:b/>
               </w:rPr>
-              <w:t>đang làm</w:t>
+              <w:t>chạy</w:t>
+            </w:r>
+            <w:r>
+              <w:t xml:space="preserve"> ở máy</w:t>
             </w:r>
           </w:p>
         </w:tc>
@@ -1085,7 +1281,14 @@
               <w:t>trả nhà cung cấp</w:t>
             </w:r>
             <w:r>
-              <w:t>: Nợ 4021, đứng tên nhà cung cấp</w:t>
+              <w:t xml:space="preserve">: Nợ 4021 / Có tiền, đứng tên nhà cung cấp </w:t>
+            </w:r>
+            <w:r>
+              <w:rPr>
+                <w:rFonts w:ascii="Consolas" w:hAnsi="Consolas"/>
+                <w:sz w:val="19"/>
+              </w:rPr>
+              <w:t>EPLNCC-</w:t>
             </w:r>
           </w:p>
         </w:tc>
@@ -1099,7 +1302,10 @@
               <w:rPr>
                 <w:b/>
               </w:rPr>
-              <w:t>đang làm</w:t>
+              <w:t>chạy</w:t>
+            </w:r>
+            <w:r>
+              <w:t xml:space="preserve"> ở máy</w:t>
             </w:r>
           </w:p>
         </w:tc>
@@ -1156,7 +1362,7 @@
               <w:t>bút toán chờ gửi</w:t>
             </w:r>
             <w:r>
-              <w:t>: thuê xe 621/4022, ghi nợ nhà cung cấp, quyết toán tạm ứng</w:t>
+              <w:t>: thuê xe 621/4022, ghi nợ nhà cung cấp 625 · 614 / 4021, quyết toán tạm ứng 625/1601, hàng bán cho chủ xe 4022/707</w:t>
             </w:r>
           </w:p>
         </w:tc>
@@ -1167,16 +1373,13 @@
           <w:p>
             <w:r/>
             <w:r>
-              <w:t xml:space="preserve">LAO giữ bút toán — </w:t>
+              <w:t xml:space="preserve">LAO giữ bút toán, màn "Bút toán chờ gửi"; API bút toán </w:t>
             </w:r>
             <w:r>
               <w:rPr>
                 <w:b/>
               </w:rPr>
-              <w:t>đang làm</w:t>
-            </w:r>
-            <w:r>
-              <w:t>; chờ API bên anh</w:t>
+              <w:t>bên EPL làm (đang làm)</w:t>
             </w:r>
           </w:p>
         </w:tc>
@@ -1529,7 +1732,14 @@
               <w:t>phần tiền đã gỡ 01/10</w:t>
             </w:r>
             <w:r>
-              <w:t xml:space="preserve"> (hoá đơn, đã thu, trả chủ xe, tất toán, nhà cung cấp, cấn trừ, bán hàng). Còn phần kho cho KT tạm (kho tạm)</w:t>
+              <w:t xml:space="preserve"> (hoá đơn, đã thu, trả chủ xe, tất toán, nhà cung cấp, cấn trừ). Còn phần kho cho KT tạm (kho tạm), gồm </w:t>
+            </w:r>
+            <w:r>
+              <w:rPr>
+                <w:rFonts w:ascii="Consolas" w:hAnsi="Consolas"/>
+                <w:sz w:val="19"/>
+              </w:rPr>
+              <w:t>nguoi-mua</w:t>
             </w:r>
           </w:p>
         </w:tc>
@@ -1550,6 +1760,108 @@
             </w:r>
             <w:r>
               <w:t>: LAO tự hỏi lại trạng thái phiếu bên anh</w:t>
+            </w:r>
+          </w:p>
+        </w:tc>
+      </w:tr>
+      <w:tr>
+        <w:tc>
+          <w:tcPr>
+            <w:tcW w:type="dxa" w:w="2160"/>
+          </w:tcPr>
+          <w:p>
+            <w:r/>
+            <w:r>
+              <w:t>—</w:t>
+            </w:r>
+          </w:p>
+        </w:tc>
+        <w:tc>
+          <w:tcPr>
+            <w:tcW w:type="dxa" w:w="2160"/>
+          </w:tcPr>
+          <w:p>
+            <w:r/>
+            <w:r>
+              <w:t xml:space="preserve">kho tạm </w:t>
+            </w:r>
+            <w:r>
+              <w:rPr>
+                <w:rFonts w:ascii="Consolas" w:hAnsi="Consolas"/>
+                <w:sz w:val="19"/>
+              </w:rPr>
+              <w:t>EPL_KETOAN</w:t>
+            </w:r>
+            <w:r>
+              <w:t xml:space="preserve">: </w:t>
+            </w:r>
+            <w:r>
+              <w:rPr>
+                <w:rFonts w:ascii="Consolas" w:hAnsi="Consolas"/>
+                <w:sz w:val="19"/>
+              </w:rPr>
+              <w:t>/api/lien-thong/ban-hang/cho-tru</w:t>
+            </w:r>
+            <w:r>
+              <w:t xml:space="preserve"> · </w:t>
+            </w:r>
+            <w:r>
+              <w:rPr>
+                <w:rFonts w:ascii="Consolas" w:hAnsi="Consolas"/>
+                <w:sz w:val="19"/>
+              </w:rPr>
+              <w:t>tru</w:t>
+            </w:r>
+            <w:r>
+              <w:t xml:space="preserve"> · </w:t>
+            </w:r>
+            <w:r>
+              <w:rPr>
+                <w:rFonts w:ascii="Consolas" w:hAnsi="Consolas"/>
+                <w:sz w:val="19"/>
+              </w:rPr>
+              <w:t>bo-tru</w:t>
+            </w:r>
+            <w:r>
+              <w:t xml:space="preserve"> (LAO gọi kho tạm)</w:t>
+            </w:r>
+          </w:p>
+        </w:tc>
+        <w:tc>
+          <w:tcPr>
+            <w:tcW w:type="dxa" w:w="2160"/>
+          </w:tcPr>
+          <w:p>
+            <w:r/>
+            <w:r>
+              <w:t>trừ hàng chủ xe mua ở quầy vào tiền trả chủ xe: giữ chỗ / chốt / thả phiếu bán</w:t>
+            </w:r>
+          </w:p>
+        </w:tc>
+        <w:tc>
+          <w:tcPr>
+            <w:tcW w:type="dxa" w:w="2160"/>
+          </w:tcPr>
+          <w:p>
+            <w:r/>
+            <w:r>
+              <w:rPr>
+                <w:b/>
+              </w:rPr>
+              <w:t>chạy</w:t>
+            </w:r>
+            <w:r>
+              <w:t xml:space="preserve"> (</w:t>
+            </w:r>
+            <w:r>
+              <w:rPr>
+                <w:rFonts w:ascii="Consolas" w:hAnsi="Consolas"/>
+                <w:sz w:val="19"/>
+              </w:rPr>
+              <w:t>1d8d91c</w:t>
+            </w:r>
+            <w:r>
+              <w:t>)</w:t>
             </w:r>
           </w:p>
         </w:tc>
@@ -1958,7 +2270,7 @@
           <w:p>
             <w:r/>
             <w:r>
-              <w:t>đang làm</w:t>
+              <w:t>chạy</w:t>
             </w:r>
           </w:p>
         </w:tc>
@@ -2117,7 +2429,7 @@
           <w:p>
             <w:r/>
             <w:r>
-              <w:t>đang làm</w:t>
+              <w:t>giữ ở LAO</w:t>
             </w:r>
           </w:p>
         </w:tc>
@@ -2180,7 +2492,7 @@
           <w:p>
             <w:r/>
             <w:r>
-              <w:t>đang làm</w:t>
+              <w:t>chạy</w:t>
             </w:r>
           </w:p>
         </w:tc>
@@ -2233,7 +2545,7 @@
           <w:p>
             <w:r/>
             <w:r>
-              <w:t>đang làm</w:t>
+              <w:t>chạy</w:t>
             </w:r>
           </w:p>
         </w:tc>
@@ -2279,7 +2591,7 @@
           <w:p>
             <w:r/>
             <w:r>
-              <w:t>đang làm</w:t>
+              <w:t>giữ ở LAO</w:t>
             </w:r>
           </w:p>
         </w:tc>
@@ -2292,24 +2604,7 @@
           <w:p>
             <w:r/>
             <w:r>
-              <w:rPr>
-                <w:rFonts w:ascii="Consolas" w:hAnsi="Consolas"/>
-                <w:sz w:val="19"/>
-              </w:rPr>
-              <w:t>HD</w:t>
-            </w:r>
-            <w:r>
-              <w:t xml:space="preserve"> hoá đơn · </w:t>
-            </w:r>
-            <w:r>
-              <w:rPr>
-                <w:rFonts w:ascii="Consolas" w:hAnsi="Consolas"/>
-                <w:sz w:val="19"/>
-              </w:rPr>
-              <w:t>PT</w:t>
-            </w:r>
-            <w:r>
-              <w:t xml:space="preserve"> thu tiền khách</w:t>
+              <w:t>hàng bán cho chủ xe (4022/707)</w:t>
             </w:r>
           </w:p>
         </w:tc>
@@ -2320,7 +2615,7 @@
           <w:p>
             <w:r/>
             <w:r>
-              <w:t>—</w:t>
+              <w:t>thủ quỹ bên anh đã chi phiếu trả chủ xe</w:t>
             </w:r>
           </w:p>
         </w:tc>
@@ -2331,13 +2626,7 @@
           <w:p>
             <w:r/>
             <w:r>
-              <w:rPr>
-                <w:b/>
-              </w:rPr>
-              <w:t>việc của hệ anh</w:t>
-            </w:r>
-            <w:r>
-              <w:t>, từ SO (A2)</w:t>
+              <w:t>bút toán chờ (A11)</w:t>
             </w:r>
           </w:p>
         </w:tc>
@@ -2348,6 +2637,75 @@
           <w:p>
             <w:r/>
             <w:r>
+              <w:t>giữ ở LAO</w:t>
+            </w:r>
+          </w:p>
+        </w:tc>
+      </w:tr>
+      <w:tr>
+        <w:tc>
+          <w:tcPr>
+            <w:tcW w:type="dxa" w:w="2160"/>
+          </w:tcPr>
+          <w:p>
+            <w:r/>
+            <w:r>
+              <w:rPr>
+                <w:rFonts w:ascii="Consolas" w:hAnsi="Consolas"/>
+                <w:sz w:val="19"/>
+              </w:rPr>
+              <w:t>HD</w:t>
+            </w:r>
+            <w:r>
+              <w:t xml:space="preserve"> hoá đơn · </w:t>
+            </w:r>
+            <w:r>
+              <w:rPr>
+                <w:rFonts w:ascii="Consolas" w:hAnsi="Consolas"/>
+                <w:sz w:val="19"/>
+              </w:rPr>
+              <w:t>PT</w:t>
+            </w:r>
+            <w:r>
+              <w:t xml:space="preserve"> thu tiền khách</w:t>
+            </w:r>
+          </w:p>
+        </w:tc>
+        <w:tc>
+          <w:tcPr>
+            <w:tcW w:type="dxa" w:w="2160"/>
+          </w:tcPr>
+          <w:p>
+            <w:r/>
+            <w:r>
+              <w:t>—</w:t>
+            </w:r>
+          </w:p>
+        </w:tc>
+        <w:tc>
+          <w:tcPr>
+            <w:tcW w:type="dxa" w:w="2160"/>
+          </w:tcPr>
+          <w:p>
+            <w:r/>
+            <w:r>
+              <w:rPr>
+                <w:b/>
+              </w:rPr>
+              <w:t>việc của hệ anh</w:t>
+            </w:r>
+            <w:r>
+              <w:t>, từ SO (A2)</w:t>
+            </w:r>
+          </w:p>
+        </w:tc>
+        <w:tc>
+          <w:tcPr>
+            <w:tcW w:type="dxa" w:w="2160"/>
+          </w:tcPr>
+          <w:p>
+            <w:r/>
+            <w:r>
               <w:t>—</w:t>
             </w:r>
           </w:p>
@@ -2398,7 +2756,7 @@
         <w:t>hết hạn 10/10/2026 09:05 giờ Lào</w:t>
       </w:r>
       <w:r>
-        <w:t>) cho tới khi có tài khoản tích hợp (mục 5);</w:t>
+        <w:t>) — chủ dự án chốt tiếp tục dùng; hết hạn thì thay token hoặc tự đăng nhập bằng tài khoản anh (mục 5);</w:t>
       </w:r>
     </w:p>
     <w:p>
@@ -3304,7 +3662,7 @@
         <w:rPr>
           <w:b/>
         </w:rPr>
-        <w:t>tài khoản tích hợp</w:t>
+        <w:t>tự đăng nhập</w:t>
       </w:r>
       <w:r>
         <w:t xml:space="preserve"> (</w:t>
@@ -3337,7 +3695,7 @@
         <w:t>QLSX_ORG_ID</w:t>
       </w:r>
       <w:r>
-        <w:t xml:space="preserve">, tự đăng nhập — hợp đồng 12.11.4); không thì </w:t>
+        <w:t xml:space="preserve"> — đặt được tài khoản của anh; hợp đồng 12.11.4); không thì </w:t>
       </w:r>
       <w:r>
         <w:rPr>
@@ -3347,7 +3705,7 @@
         <w:t>EPL_ACC_CODE_TOKEN</w:t>
       </w:r>
       <w:r>
-        <w:t>.</w:t>
+        <w:t xml:space="preserve"> (đang dùng).</w:t>
       </w:r>
     </w:p>
     <w:p>
@@ -4430,7 +4788,7 @@
         <w:rPr>
           <w:b/>
         </w:rPr>
-        <w:t>Dữ liệu thử trên DB của API ở máy:</w:t>
+        <w:t>SO đã tạo trên DB của API ở máy:</w:t>
       </w:r>
       <w:r>
         <w:t xml:space="preserve"> </w:t>
@@ -4453,26 +4811,16 @@
         <w:t>TK-20261001-000163</w:t>
       </w:r>
       <w:r>
-        <w:t xml:space="preserve"> (T4-0442-09/EPL, ນາງ ວັນນາ, 1.676,90 USD). Đây là </w:t>
+        <w:t xml:space="preserve"> (T4-0442-09/EPL, ນາງ ວັນນາ, 1.676,90 USD). Hai SO tạo ngày 01/10 trước giờ cắt sổ, </w:t>
       </w:r>
       <w:r>
         <w:rPr>
           <w:b/>
         </w:rPr>
-        <w:t>SO thử, nhờ anh huỷ</w:t>
-      </w:r>
-      <w:r>
-        <w:t xml:space="preserve">. Huỷ xong, anh cho bên em biết cách gửi lại hai DO đó: khoá </w:t>
-      </w:r>
-      <w:r>
-        <w:rPr>
-          <w:rFonts w:ascii="Consolas" w:hAnsi="Consolas"/>
-          <w:sz w:val="19"/>
-        </w:rPr>
-        <w:t>logistics:EPLLAO-&lt;Trip.id&gt;</w:t>
-      </w:r>
-      <w:r>
-        <w:t xml:space="preserve"> của chúng vẫn còn bên anh.</w:t>
+        <w:t>giữ nguyên</w:t>
+      </w:r>
+      <w:r>
+        <w:t>, là công nợ thật của hai DO đó.</w:t>
       </w:r>
     </w:p>
     <w:p>
@@ -5215,26 +5563,92 @@
         <w:t>Header.BaseAmount</w:t>
       </w:r>
       <w:r>
-        <w:t xml:space="preserve"> = tổng các dòng; từ </w:t>
+        <w:t xml:space="preserve"> = tổng các dòng; hệ anh </w:t>
+      </w:r>
+      <w:r>
+        <w:rPr>
+          <w:b/>
+        </w:rPr>
+        <w:t>tự tính lại quy đổi từng dòng</w:t>
+      </w:r>
+      <w:r>
+        <w:t xml:space="preserve"> (</w:t>
       </w:r>
       <w:r>
         <w:rPr>
           <w:rFonts w:ascii="Consolas" w:hAnsi="Consolas"/>
           <w:sz w:val="19"/>
         </w:rPr>
+        <w:t>ae0e7f6</w:t>
+      </w:r>
+      <w:r>
+        <w:t xml:space="preserve">: </w:t>
+      </w:r>
+      <w:r>
+        <w:rPr>
+          <w:rFonts w:ascii="Consolas" w:hAnsi="Consolas"/>
+          <w:sz w:val="19"/>
+        </w:rPr>
+        <w:t>Amount × tỷ giá dòng</w:t>
+      </w:r>
+      <w:r>
+        <w:t xml:space="preserve">, thiếu thì tỷ giá header) và </w:t>
+      </w:r>
+      <w:r>
+        <w:rPr>
+          <w:b/>
+        </w:rPr>
+        <w:t>tổng header</w:t>
+      </w:r>
+      <w:r>
+        <w:t xml:space="preserve"> (</w:t>
+      </w:r>
+      <w:r>
+        <w:rPr>
+          <w:rFonts w:ascii="Consolas" w:hAnsi="Consolas"/>
+          <w:sz w:val="19"/>
+        </w:rPr>
         <w:t>ce95b3c</w:t>
       </w:r>
       <w:r>
-        <w:t xml:space="preserve"> hệ anh </w:t>
+        <w:t>), 5 số lẻ, làm tròn nửa xa số 0. Phiếu trả chủ xe ngoại tệ bên em gửi tỷ giá riêng từng dòng để Kíp khoá từng phiếu xe không bị dịch.</w:t>
+      </w:r>
+    </w:p>
+    <w:p>
+      <w:pPr>
+        <w:pStyle w:val="ListBullet"/>
+      </w:pPr>
+      <w:r>
+        <w:t xml:space="preserve">Phiếu bên em tạo mà bị </w:t>
       </w:r>
       <w:r>
         <w:rPr>
           <w:b/>
         </w:rPr>
-        <w:t>tự tính lại tổng header từ `Entries`</w:t>
-      </w:r>
-      <w:r>
-        <w:t xml:space="preserve"> (5 số lẻ, làm tròn nửa xa số 0).</w:t>
+        <w:t>xoá tay</w:t>
+      </w:r>
+      <w:r>
+        <w:t xml:space="preserve"> bên anh (</w:t>
+      </w:r>
+      <w:r>
+        <w:rPr>
+          <w:rFonts w:ascii="Consolas" w:hAnsi="Consolas"/>
+          <w:sz w:val="19"/>
+        </w:rPr>
+        <w:t>Master</w:t>
+      </w:r>
+      <w:r>
+        <w:t xml:space="preserve"> null) → bên em đánh </w:t>
+      </w:r>
+      <w:r>
+        <w:rPr>
+          <w:rFonts w:ascii="Consolas" w:hAnsi="Consolas"/>
+          <w:sz w:val="19"/>
+        </w:rPr>
+        <w:t>PHIEU_CHI_MAT</w:t>
+      </w:r>
+      <w:r>
+        <w:t>; người lập gửi lại thì lập phiếu mới, không gọi xoá nữa.</w:t>
       </w:r>
     </w:p>
     <w:tbl>
@@ -5545,7 +5959,13 @@
           <w:p>
             <w:r/>
             <w:r>
-              <w:t>mỗi phiếu xe một dòng Nợ 4022 / Có 1011 · 1012 · 1021 · 1022</w:t>
+              <w:t xml:space="preserve">mỗi phiếu xe một dòng Nợ 4022 / Có 1011 · 1012 · 1021 · 1022, số trả </w:t>
+            </w:r>
+            <w:r>
+              <w:rPr>
+                <w:b/>
+              </w:rPr>
+              <w:t>đã trừ hàng chủ xe mua ở quầy</w:t>
             </w:r>
           </w:p>
         </w:tc>
@@ -5556,7 +5976,17 @@
           <w:p>
             <w:r/>
             <w:r>
-              <w:t>các phiếu xe "đã trả chủ xe"</w:t>
+              <w:t xml:space="preserve">các phiếu xe "đã trả chủ xe"; phiếu bán ở kho tạm chốt </w:t>
+            </w:r>
+            <w:r>
+              <w:rPr>
+                <w:rFonts w:ascii="Consolas" w:hAnsi="Consolas"/>
+                <w:sz w:val="19"/>
+              </w:rPr>
+              <w:t>TUNE:&lt;số phiếu chi&gt;</w:t>
+            </w:r>
+            <w:r>
+              <w:t>, ghi bút toán chờ 4022/707</w:t>
             </w:r>
           </w:p>
         </w:tc>
@@ -5619,7 +6049,17 @@
           <w:p>
             <w:r/>
             <w:r>
-              <w:t>xe nhà Nợ 614 (V) · 625 (VI) / Có 1011; xe thuê Nợ 4022 / Có 1011</w:t>
+              <w:t xml:space="preserve">theo tờ </w:t>
+            </w:r>
+            <w:r>
+              <w:rPr>
+                <w:rFonts w:ascii="Consolas" w:hAnsi="Consolas"/>
+                <w:sz w:val="19"/>
+              </w:rPr>
+              <w:t>PC_SC</w:t>
+            </w:r>
+            <w:r>
+              <w:t>: xe nhà Nợ 614 (V) · 625 (VI) / Có 1011; xe thuê Nợ 4022 / Có 1011</w:t>
             </w:r>
           </w:p>
         </w:tc>
@@ -5630,13 +6070,7 @@
           <w:p>
             <w:r/>
             <w:r>
-              <w:t xml:space="preserve">mục "đã chi" — </w:t>
-            </w:r>
-            <w:r>
-              <w:rPr>
-                <w:b/>
-              </w:rPr>
-              <w:t>đang làm</w:t>
+              <w:t>mục "đã chi"; Quỹ trên trang điều xe không chi nữa</w:t>
             </w:r>
           </w:p>
         </w:tc>
@@ -5717,13 +6151,7 @@
           <w:p>
             <w:r/>
             <w:r>
-              <w:t xml:space="preserve">bản chốt "xong", 1601 của tài xế về 0 cho kỳ — </w:t>
-            </w:r>
-            <w:r>
-              <w:rPr>
-                <w:b/>
-              </w:rPr>
-              <w:t>đang làm</w:t>
+              <w:t>bản chốt "xong", 1601 của tài xế về 0 cho kỳ; quyết toán 625/1601 là bút toán chờ</w:t>
             </w:r>
           </w:p>
         </w:tc>
@@ -5804,13 +6232,7 @@
           <w:p>
             <w:r/>
             <w:r>
-              <w:t xml:space="preserve">giảm nợ nhà cung cấp — </w:t>
-            </w:r>
-            <w:r>
-              <w:rPr>
-                <w:b/>
-              </w:rPr>
-              <w:t>đang làm</w:t>
+              <w:t>giảm nợ nhà cung cấp (màn Nhà cung cấp → "Trả qua kế toán")</w:t>
             </w:r>
           </w:p>
         </w:tc>
@@ -5859,19 +6281,83 @@
         <w:jc w:val="both"/>
       </w:pPr>
       <w:r>
-        <w:t>Chi tiết: hợp đồng mục 12.10 (A4), 12.11.3 (A7).</w:t>
+        <w:rPr>
+          <w:b/>
+        </w:rPr>
+        <w:t>Trừ hàng quầy (A7):</w:t>
+      </w:r>
+      <w:r>
+        <w:t xml:space="preserve"> phiếu bán cho chủ xe nằm ở kho tạm. Lập đề nghị trả → bên em gọi kho tạm </w:t>
+      </w:r>
+      <w:r>
+        <w:rPr>
+          <w:rFonts w:ascii="Consolas" w:hAnsi="Consolas"/>
+          <w:sz w:val="19"/>
+        </w:rPr>
+        <w:t>POST /api/lien-thong/ban-hang/tru</w:t>
+      </w:r>
+      <w:r>
+        <w:t xml:space="preserve"> giữ chỗ (</w:t>
+      </w:r>
+      <w:r>
+        <w:rPr>
+          <w:rFonts w:ascii="Consolas" w:hAnsi="Consolas"/>
+          <w:sz w:val="19"/>
+        </w:rPr>
+        <w:t>TUNE-CHO:&lt;số đề nghị&gt;</w:t>
+      </w:r>
+      <w:r>
+        <w:t>); thủ quỹ bên anh đã chi → chốt (</w:t>
+      </w:r>
+      <w:r>
+        <w:rPr>
+          <w:rFonts w:ascii="Consolas" w:hAnsi="Consolas"/>
+          <w:sz w:val="19"/>
+        </w:rPr>
+        <w:t>TUNE:&lt;số phiếu chi&gt;</w:t>
+      </w:r>
+      <w:r>
+        <w:t xml:space="preserve">) và ghi bút toán chờ Nợ 4022 / Có 707; bỏ đề nghị → </w:t>
+      </w:r>
+      <w:r>
+        <w:rPr>
+          <w:rFonts w:ascii="Consolas" w:hAnsi="Consolas"/>
+          <w:sz w:val="19"/>
+        </w:rPr>
+        <w:t>POST …/bo-tru</w:t>
+      </w:r>
+      <w:r>
+        <w:t xml:space="preserve"> thả phiếu bán. Danh sách chờ trừ: </w:t>
+      </w:r>
+      <w:r>
+        <w:rPr>
+          <w:rFonts w:ascii="Consolas" w:hAnsi="Consolas"/>
+          <w:sz w:val="19"/>
+        </w:rPr>
+        <w:t>GET /api/lien-thong/ban-hang/cho-tru?owner_id=</w:t>
+      </w:r>
+      <w:r>
+        <w:t>. Kho tạm tắt thì không lập được đề nghị trả (503).</w:t>
       </w:r>
     </w:p>
     <w:p>
       <w:pPr>
-        <w:pStyle w:val="Heading2"/>
-      </w:pPr>
-      <w:r>
-        <w:t>1.5. A5 — công nợ khách, đã thu của từng SO</w:t>
+        <w:jc w:val="both"/>
+      </w:pPr>
+      <w:r>
+        <w:t>Chi tiết: hợp đồng mục 12.10 (A4), 12.11.3 (A7).</w:t>
       </w:r>
     </w:p>
     <w:p>
       <w:pPr>
+        <w:pStyle w:val="Heading2"/>
+      </w:pPr>
+      <w:r>
+        <w:t>1.5. A5 — công nợ khách, đã thu của từng SO</w:t>
+      </w:r>
+    </w:p>
+    <w:p>
+      <w:pPr>
         <w:pStyle w:val="ListBullet"/>
       </w:pPr>
       <w:r>
@@ -5971,13 +6457,7 @@
         <w:pStyle w:val="ListBullet"/>
       </w:pPr>
       <w:r>
-        <w:rPr>
-          <w:b/>
-        </w:rPr>
-        <w:t>Cần anh</w:t>
-      </w:r>
-      <w:r>
-        <w:t xml:space="preserve"> một mẫu thân trả về thật (khối </w:t>
+        <w:t xml:space="preserve">Khối </w:t>
       </w:r>
       <w:r>
         <w:rPr>
@@ -5997,7 +6477,17 @@
         <w:t>Collections</w:t>
       </w:r>
       <w:r>
-        <w:t xml:space="preserve"> là dynamic).</w:t>
+        <w:t xml:space="preserve"> của </w:t>
+      </w:r>
+      <w:r>
+        <w:rPr>
+          <w:rFonts w:ascii="Consolas" w:hAnsi="Consolas"/>
+          <w:sz w:val="19"/>
+        </w:rPr>
+        <w:t>customer-detail</w:t>
+      </w:r>
+      <w:r>
+        <w:t xml:space="preserve"> là dynamic: bên EPL đối chiếu với thân trả về thật (đang làm).</w:t>
       </w:r>
     </w:p>
     <w:p>
@@ -6005,7 +6495,7 @@
         <w:pStyle w:val="Heading2"/>
       </w:pPr>
       <w:r>
-        <w:t>1.6. Bút toán chờ gửi — khoản không qua tiền (đang làm)</w:t>
+        <w:t>1.6. Bút toán chờ gửi — khoản không qua tiền</w:t>
       </w:r>
     </w:p>
     <w:p>
@@ -6248,6 +6738,45 @@
           </w:p>
         </w:tc>
       </w:tr>
+      <w:tr>
+        <w:tc>
+          <w:tcPr>
+            <w:tcW w:type="dxa" w:w="2880"/>
+          </w:tcPr>
+          <w:p>
+            <w:r/>
+            <w:r>
+              <w:rPr>
+                <w:rFonts w:ascii="Consolas" w:hAnsi="Consolas"/>
+                <w:sz w:val="19"/>
+              </w:rPr>
+              <w:t>ban_chu_xe</w:t>
+            </w:r>
+          </w:p>
+        </w:tc>
+        <w:tc>
+          <w:tcPr>
+            <w:tcW w:type="dxa" w:w="2880"/>
+          </w:tcPr>
+          <w:p>
+            <w:r/>
+            <w:r>
+              <w:t>thủ quỹ bên anh đã chi phiếu trả chủ xe có trừ hàng quầy</w:t>
+            </w:r>
+          </w:p>
+        </w:tc>
+        <w:tc>
+          <w:tcPr>
+            <w:tcW w:type="dxa" w:w="2880"/>
+          </w:tcPr>
+          <w:p>
+            <w:r/>
+            <w:r>
+              <w:t>Nợ 4022 / Có 707, theo giá bán; một phiếu bán một bút toán</w:t>
+            </w:r>
+          </w:p>
+        </w:tc>
+      </w:tr>
     </w:tbl>
     <w:p/>
     <w:p>
@@ -6313,7 +6842,7 @@
         <w:t>huy</w:t>
       </w:r>
       <w:r>
-        <w:t>. Mở khoá phiếu → bản chưa gửi bị huỷ; bản đã gửi đánh "cần đảo", chờ bút toán đảo.</w:t>
+        <w:t>. Mở khoá / xoá phiếu, bỏ chốt tất toán, thả phiếu bán → bản chưa gửi bị huỷ hoặc rút; bản đã gửi đánh "cần đảo", chờ bút toán đảo.</w:t>
       </w:r>
     </w:p>
     <w:p>
@@ -6321,27 +6850,73 @@
         <w:pStyle w:val="ListBullet"/>
       </w:pPr>
       <w:r>
-        <w:t xml:space="preserve">Có đường bên anh thì bên em gửi theo đề nghị </w:t>
+        <w:t xml:space="preserve">Xem: màn </w:t>
+      </w:r>
+      <w:r>
+        <w:rPr>
+          <w:b/>
+        </w:rPr>
+        <w:t>"Bút toán chờ gửi"</w:t>
+      </w:r>
+      <w:r>
+        <w:t xml:space="preserve"> (</w:t>
       </w:r>
       <w:r>
         <w:rPr>
           <w:rFonts w:ascii="Consolas" w:hAnsi="Consolas"/>
           <w:sz w:val="19"/>
         </w:rPr>
-        <w:t>POST /api/v1/integrations/logistics/journal-entries</w:t>
-      </w:r>
-      <w:r>
-        <w:t xml:space="preserve"> (+ </w:t>
+        <w:t>GET /api/but-toan-cho</w:t>
+      </w:r>
+      <w:r>
+        <w:t>, vai KT Thu/Chi VC, KT Chi phí VC, Sếp; lọc trạng thái / nguồn / kỳ, chi tiết Nợ / Có, chứng từ gốc, xuất Excel). Chỉ xem.</w:t>
+      </w:r>
+    </w:p>
+    <w:p>
+      <w:pPr>
+        <w:pStyle w:val="ListBullet"/>
+      </w:pPr>
+      <w:r>
+        <w:t xml:space="preserve">Đường nhận bên anh </w:t>
       </w:r>
       <w:r>
         <w:rPr>
           <w:rFonts w:ascii="Consolas" w:hAnsi="Consolas"/>
           <w:sz w:val="19"/>
         </w:rPr>
+        <w:t>POST /api/v1/integrations/logistics/journal-entries</w:t>
+      </w:r>
+      <w:r>
+        <w:t xml:space="preserve"> (+ </w:t>
+      </w:r>
+      <w:r>
+        <w:rPr>
+          <w:rFonts w:ascii="Consolas" w:hAnsi="Consolas"/>
+          <w:sz w:val="19"/>
+        </w:rPr>
         <w:t>/reverse</w:t>
       </w:r>
       <w:r>
-        <w:t>), hợp đồng 12.12.4.</w:t>
+        <w:t xml:space="preserve">, hợp đồng 12.12.4): </w:t>
+      </w:r>
+      <w:r>
+        <w:rPr>
+          <w:b/>
+        </w:rPr>
+        <w:t>bên EPL làm (đang làm)</w:t>
+      </w:r>
+      <w:r>
+        <w:t xml:space="preserve">; có đường thì gửi các bản </w:t>
+      </w:r>
+      <w:r>
+        <w:rPr>
+          <w:rFonts w:ascii="Consolas" w:hAnsi="Consolas"/>
+          <w:sz w:val="19"/>
+        </w:rPr>
+        <w:t>cho_gui</w:t>
+      </w:r>
+      <w:r>
+        <w:t>.</w:t>
       </w:r>
     </w:p>
     <w:p>
@@ -7733,7 +8308,55 @@
         <w:t>kho</w:t>
       </w:r>
       <w:r>
-        <w:t xml:space="preserve"> của nhóm này còn giữ cho KT tạm (kho tạm), tới khi nối hệ anh Toàn. Hệ anh không dùng.</w:t>
+        <w:t xml:space="preserve"> của nhóm này còn giữ cho KT tạm (kho tạm), tới khi nối hệ anh Toàn, gồm </w:t>
+      </w:r>
+      <w:r>
+        <w:rPr>
+          <w:rFonts w:ascii="Consolas" w:hAnsi="Consolas"/>
+          <w:sz w:val="19"/>
+        </w:rPr>
+        <w:t>nguoi-mua</w:t>
+      </w:r>
+      <w:r>
+        <w:t>. Hệ anh không dùng.</w:t>
+      </w:r>
+    </w:p>
+    <w:p>
+      <w:pPr>
+        <w:pStyle w:val="ListBullet"/>
+      </w:pPr>
+      <w:r>
+        <w:t xml:space="preserve">Chiều ngược lại, LAO gọi kho tạm ba đường trừ hàng quầy </w:t>
+      </w:r>
+      <w:r>
+        <w:rPr>
+          <w:rFonts w:ascii="Consolas" w:hAnsi="Consolas"/>
+          <w:sz w:val="19"/>
+        </w:rPr>
+        <w:t>/api/lien-thong/ban-hang/cho-tru</w:t>
+      </w:r>
+      <w:r>
+        <w:t xml:space="preserve">, </w:t>
+      </w:r>
+      <w:r>
+        <w:rPr>
+          <w:rFonts w:ascii="Consolas" w:hAnsi="Consolas"/>
+          <w:sz w:val="19"/>
+        </w:rPr>
+        <w:t>/tru</w:t>
+      </w:r>
+      <w:r>
+        <w:t xml:space="preserve">, </w:t>
+      </w:r>
+      <w:r>
+        <w:rPr>
+          <w:rFonts w:ascii="Consolas" w:hAnsi="Consolas"/>
+          <w:sz w:val="19"/>
+        </w:rPr>
+        <w:t>/bo-tru</w:t>
+      </w:r>
+      <w:r>
+        <w:t xml:space="preserve"> (mục 1.4).</w:t>
       </w:r>
     </w:p>
     <w:p>
@@ -8381,9 +9004,6 @@
               </w:rPr>
               <w:t>A8</w:t>
             </w:r>
-            <w:r>
-              <w:t xml:space="preserve"> — đang làm</w:t>
-            </w:r>
           </w:p>
         </w:tc>
       </w:tr>
@@ -8718,9 +9338,6 @@
               </w:rPr>
               <w:t>A9</w:t>
             </w:r>
-            <w:r>
-              <w:t xml:space="preserve"> — đang làm</w:t>
-            </w:r>
           </w:p>
         </w:tc>
       </w:tr>
@@ -8785,9 +9402,6 @@
               </w:rPr>
               <w:t>A10</w:t>
             </w:r>
-            <w:r>
-              <w:t xml:space="preserve"> — đang làm</w:t>
-            </w:r>
           </w:p>
         </w:tc>
       </w:tr>
@@ -8895,228 +9509,563 @@
         <w:rPr>
           <w:color w:val="145C4A"/>
         </w:rPr>
-        <w:t>5. Hệ anh cho LAO: còn chờ</w:t>
+        <w:t>5. Việc còn lại</w:t>
       </w:r>
     </w:p>
-    <w:p>
-      <w:pPr>
-        <w:jc w:val="both"/>
-      </w:pPr>
-      <w:r>
-        <w:t>Xếp theo thứ tự cần trước:</w:t>
-      </w:r>
-    </w:p>
-    <w:p>
-      <w:pPr>
-        <w:pStyle w:val="ListNumber"/>
-      </w:pPr>
-      <w:r>
-        <w:rPr>
-          <w:b/>
-        </w:rPr>
-        <w:t>API bút toán</w:t>
-      </w:r>
-      <w:r>
-        <w:t xml:space="preserve"> (không qua tiền) cho mọi bút toán chờ (mục 1.6). Đề nghị ở hợp đồng 12.12.4; hoặc anh gửi định nghĩa </w:t>
-      </w:r>
-      <w:r>
-        <w:rPr>
-          <w:rFonts w:ascii="Consolas" w:hAnsi="Consolas"/>
-          <w:sz w:val="19"/>
-        </w:rPr>
-        <w:t>sp_PostTing_GeneralLedger</w:t>
-      </w:r>
-      <w:r>
-        <w:t xml:space="preserve"> và loại chứng từ cho bút toán khác để bên em viết.</w:t>
-      </w:r>
-    </w:p>
-    <w:p>
-      <w:pPr>
-        <w:pStyle w:val="ListNumber"/>
-      </w:pPr>
-      <w:r>
-        <w:rPr>
-          <w:b/>
-        </w:rPr>
-        <w:t>Huỷ hai SO thử</w:t>
-      </w:r>
-      <w:r>
-        <w:t xml:space="preserve"> </w:t>
-      </w:r>
-      <w:r>
-        <w:rPr>
-          <w:rFonts w:ascii="Consolas" w:hAnsi="Consolas"/>
-          <w:sz w:val="19"/>
-        </w:rPr>
-        <w:t>TK-20261001-000162</w:t>
-      </w:r>
-      <w:r>
-        <w:t xml:space="preserve">, </w:t>
-      </w:r>
-      <w:r>
-        <w:rPr>
-          <w:rFonts w:ascii="Consolas" w:hAnsi="Consolas"/>
-          <w:sz w:val="19"/>
-        </w:rPr>
-        <w:t>…163</w:t>
-      </w:r>
-      <w:r>
-        <w:t>, và cho biết cách gửi lại hai DO đó.</w:t>
-      </w:r>
-    </w:p>
-    <w:p>
-      <w:pPr>
-        <w:pStyle w:val="ListNumber"/>
-      </w:pPr>
-      <w:r>
-        <w:rPr>
-          <w:b/>
-        </w:rPr>
-        <w:t>Tài khoản tích hợp</w:t>
-      </w:r>
-      <w:r>
-        <w:t xml:space="preserve"> thay token cá nhân sắp hết hạn: tệp tạo đã sẵn (hợp đồng 12.12.3); anh thêm </w:t>
-      </w:r>
-      <w:r>
-        <w:rPr>
-          <w:rFonts w:ascii="Consolas" w:hAnsi="Consolas"/>
-          <w:sz w:val="19"/>
-        </w:rPr>
-        <w:t>UserId</w:t>
-      </w:r>
-      <w:r>
-        <w:t xml:space="preserve"> vào </w:t>
-      </w:r>
-      <w:r>
-        <w:rPr>
-          <w:rFonts w:ascii="Consolas" w:hAnsi="Consolas"/>
-          <w:sz w:val="19"/>
-        </w:rPr>
-        <w:t>LogisticsSalesPush:AllowedUserIds</w:t>
-      </w:r>
-      <w:r>
-        <w:t xml:space="preserve"> của host.</w:t>
-      </w:r>
-    </w:p>
-    <w:p>
-      <w:pPr>
-        <w:pStyle w:val="ListNumber"/>
-      </w:pPr>
-      <w:r>
-        <w:rPr>
-          <w:b/>
-        </w:rPr>
-        <w:t>Cờ phân loại</w:t>
-      </w:r>
-      <w:r>
-        <w:t xml:space="preserve"> ở </w:t>
-      </w:r>
-      <w:r>
-        <w:rPr>
-          <w:rFonts w:ascii="Consolas" w:hAnsi="Consolas"/>
-          <w:sz w:val="19"/>
-        </w:rPr>
-        <w:t>document-types</w:t>
-      </w:r>
-      <w:r>
-        <w:t xml:space="preserve"> (công nợ / khác / "Chi trước"), để WEB và API bỏ mã DOTY ghi cứng. Phiếu "Chi trước" (59) bên em tạo hiện không có trong ô chọn của WEB.</w:t>
-      </w:r>
-    </w:p>
-    <w:p>
-      <w:pPr>
-        <w:pStyle w:val="ListNumber"/>
-      </w:pPr>
-      <w:r>
-        <w:rPr>
-          <w:b/>
-        </w:rPr>
-        <w:t>Đơn vị EPL Lào</w:t>
-      </w:r>
-      <w:r>
-        <w:t xml:space="preserve"> (quốc gia 11, tiền LAK). Hiện SO và phiếu vào chi nhánh cố định 1368 "Demo EPL". Thà Bốc và Viêng Chăn là một hay hai đơn vị?</w:t>
-      </w:r>
-    </w:p>
-    <w:p>
-      <w:pPr>
-        <w:pStyle w:val="ListNumber"/>
-      </w:pPr>
-      <w:r>
-        <w:rPr>
-          <w:b/>
-        </w:rPr>
-        <w:t>Tiền USD</w:t>
-      </w:r>
-      <w:r>
-        <w:t xml:space="preserve"> (bật mã 2), </w:t>
-      </w:r>
-      <w:r>
-        <w:rPr>
-          <w:b/>
-        </w:rPr>
-        <w:t>THB, CNY</w:t>
-      </w:r>
-      <w:r>
-        <w:t xml:space="preserve"> trong danh mục tiền của CM, và SO nhận THB / CNY (hợp đồng câu hỏi 10.3).</w:t>
-      </w:r>
-    </w:p>
-    <w:p>
-      <w:pPr>
-        <w:pStyle w:val="ListNumber"/>
-      </w:pPr>
-      <w:r>
-        <w:rPr>
-          <w:b/>
-        </w:rPr>
-        <w:t>Mẫu `customer-detail` thật</w:t>
-      </w:r>
-      <w:r>
-        <w:t xml:space="preserve"> cho màn công nợ (A5).</w:t>
-      </w:r>
-    </w:p>
-    <w:p>
-      <w:pPr>
-        <w:pStyle w:val="ListNumber"/>
-      </w:pPr>
-      <w:r>
-        <w:rPr>
-          <w:b/>
-        </w:rPr>
-        <w:t>Cấu hình host</w:t>
-      </w:r>
-      <w:r>
-        <w:t xml:space="preserve"> khi triển khai: </w:t>
-      </w:r>
-      <w:r>
-        <w:rPr>
-          <w:rFonts w:ascii="Consolas" w:hAnsi="Consolas"/>
-          <w:sz w:val="19"/>
-        </w:rPr>
-        <w:t>LogisticsSource:BaseUrl</w:t>
-      </w:r>
-      <w:r>
-        <w:t xml:space="preserve"> (bắt buộc), </w:t>
-      </w:r>
-      <w:r>
-        <w:rPr>
-          <w:rFonts w:ascii="Consolas" w:hAnsi="Consolas"/>
-          <w:sz w:val="19"/>
-        </w:rPr>
-        <w:t>ApiKey</w:t>
-      </w:r>
-      <w:r>
-        <w:t xml:space="preserve">, </w:t>
-      </w:r>
-      <w:r>
-        <w:rPr>
-          <w:rFonts w:ascii="Consolas" w:hAnsi="Consolas"/>
-          <w:sz w:val="19"/>
-        </w:rPr>
-        <w:t>LogisticsSalesPush:*</w:t>
-      </w:r>
-      <w:r>
-        <w:t xml:space="preserve"> (TONG_HOP mục 4).</w:t>
-      </w:r>
-    </w:p>
+    <w:tbl>
+      <w:tblPr>
+        <w:tblStyle w:val="LightGrid-Accent1"/>
+        <w:tblW w:type="auto" w:w="0"/>
+        <w:tblLook w:firstColumn="1" w:firstRow="1" w:lastColumn="0" w:lastRow="0" w:noHBand="0" w:noVBand="1" w:val="04A0"/>
+      </w:tblPr>
+      <w:tblGrid>
+        <w:gridCol w:w="2880"/>
+        <w:gridCol w:w="2880"/>
+        <w:gridCol w:w="2880"/>
+      </w:tblGrid>
+      <w:tr>
+        <w:tc>
+          <w:tcPr>
+            <w:tcW w:type="dxa" w:w="2880"/>
+          </w:tcPr>
+          <w:p>
+            <w:r>
+              <w:rPr>
+                <w:b/>
+              </w:rPr>
+            </w:r>
+            <w:r>
+              <w:rPr>
+                <w:b/>
+              </w:rPr>
+              <w:t>#</w:t>
+            </w:r>
+          </w:p>
+        </w:tc>
+        <w:tc>
+          <w:tcPr>
+            <w:tcW w:type="dxa" w:w="2880"/>
+          </w:tcPr>
+          <w:p>
+            <w:r>
+              <w:rPr>
+                <w:b/>
+              </w:rPr>
+            </w:r>
+            <w:r>
+              <w:rPr>
+                <w:b/>
+              </w:rPr>
+              <w:t>Việc</w:t>
+            </w:r>
+          </w:p>
+        </w:tc>
+        <w:tc>
+          <w:tcPr>
+            <w:tcW w:type="dxa" w:w="2880"/>
+          </w:tcPr>
+          <w:p>
+            <w:r>
+              <w:rPr>
+                <w:b/>
+              </w:rPr>
+            </w:r>
+            <w:r>
+              <w:rPr>
+                <w:b/>
+              </w:rPr>
+              <w:t>Người làm</w:t>
+            </w:r>
+          </w:p>
+        </w:tc>
+      </w:tr>
+      <w:tr>
+        <w:tc>
+          <w:tcPr>
+            <w:tcW w:type="dxa" w:w="2880"/>
+          </w:tcPr>
+          <w:p>
+            <w:r/>
+            <w:r>
+              <w:t>1</w:t>
+            </w:r>
+          </w:p>
+        </w:tc>
+        <w:tc>
+          <w:tcPr>
+            <w:tcW w:type="dxa" w:w="2880"/>
+          </w:tcPr>
+          <w:p>
+            <w:r/>
+            <w:r>
+              <w:rPr>
+                <w:b/>
+              </w:rPr>
+              <w:t>API bút toán tổng hợp</w:t>
+            </w:r>
+            <w:r>
+              <w:t xml:space="preserve"> nhận bút toán chờ (mục 1.6, hợp đồng 12.12.4); cần đọc định nghĩa </w:t>
+            </w:r>
+            <w:r>
+              <w:rPr>
+                <w:rFonts w:ascii="Consolas" w:hAnsi="Consolas"/>
+                <w:sz w:val="19"/>
+              </w:rPr>
+              <w:t>sp_PostTing_GeneralLedger</w:t>
+            </w:r>
+            <w:r>
+              <w:t xml:space="preserve"> và loại chứng từ cho bút toán khác</w:t>
+            </w:r>
+          </w:p>
+        </w:tc>
+        <w:tc>
+          <w:tcPr>
+            <w:tcW w:type="dxa" w:w="2880"/>
+          </w:tcPr>
+          <w:p>
+            <w:r/>
+            <w:r>
+              <w:t>bên EPL làm (đang làm)</w:t>
+            </w:r>
+          </w:p>
+        </w:tc>
+      </w:tr>
+      <w:tr>
+        <w:tc>
+          <w:tcPr>
+            <w:tcW w:type="dxa" w:w="2880"/>
+          </w:tcPr>
+          <w:p>
+            <w:r/>
+            <w:r>
+              <w:t>2</w:t>
+            </w:r>
+          </w:p>
+        </w:tc>
+        <w:tc>
+          <w:tcPr>
+            <w:tcW w:type="dxa" w:w="2880"/>
+          </w:tcPr>
+          <w:p>
+            <w:r/>
+            <w:r>
+              <w:rPr>
+                <w:b/>
+              </w:rPr>
+              <w:t>Cờ phân loại</w:t>
+            </w:r>
+            <w:r>
+              <w:t xml:space="preserve"> ở </w:t>
+            </w:r>
+            <w:r>
+              <w:rPr>
+                <w:rFonts w:ascii="Consolas" w:hAnsi="Consolas"/>
+                <w:sz w:val="19"/>
+              </w:rPr>
+              <w:t>document-types</w:t>
+            </w:r>
+            <w:r>
+              <w:t xml:space="preserve"> (công nợ / khác / "Chi trước"), để WEB và API bỏ mã DOTY ghi cứng; phiếu 59 "Chi trước" trên WEB hiện chỉ xem</w:t>
+            </w:r>
+          </w:p>
+        </w:tc>
+        <w:tc>
+          <w:tcPr>
+            <w:tcW w:type="dxa" w:w="2880"/>
+          </w:tcPr>
+          <w:p>
+            <w:r/>
+            <w:r>
+              <w:t>bên EPL làm (đang làm)</w:t>
+            </w:r>
+          </w:p>
+        </w:tc>
+      </w:tr>
+      <w:tr>
+        <w:tc>
+          <w:tcPr>
+            <w:tcW w:type="dxa" w:w="2880"/>
+          </w:tcPr>
+          <w:p>
+            <w:r/>
+            <w:r>
+              <w:t>3</w:t>
+            </w:r>
+          </w:p>
+        </w:tc>
+        <w:tc>
+          <w:tcPr>
+            <w:tcW w:type="dxa" w:w="2880"/>
+          </w:tcPr>
+          <w:p>
+            <w:r/>
+            <w:r>
+              <w:t xml:space="preserve">SO nhận cước </w:t>
+            </w:r>
+            <w:r>
+              <w:rPr>
+                <w:b/>
+              </w:rPr>
+              <w:t>THB, CNY</w:t>
+            </w:r>
+            <w:r>
+              <w:t xml:space="preserve"> (hợp đồng câu hỏi 10.3)</w:t>
+            </w:r>
+          </w:p>
+        </w:tc>
+        <w:tc>
+          <w:tcPr>
+            <w:tcW w:type="dxa" w:w="2880"/>
+          </w:tcPr>
+          <w:p>
+            <w:r/>
+            <w:r>
+              <w:t>bên EPL làm (đang làm)</w:t>
+            </w:r>
+          </w:p>
+        </w:tc>
+      </w:tr>
+      <w:tr>
+        <w:tc>
+          <w:tcPr>
+            <w:tcW w:type="dxa" w:w="2880"/>
+          </w:tcPr>
+          <w:p>
+            <w:r/>
+            <w:r>
+              <w:t>4</w:t>
+            </w:r>
+          </w:p>
+        </w:tc>
+        <w:tc>
+          <w:tcPr>
+            <w:tcW w:type="dxa" w:w="2880"/>
+          </w:tcPr>
+          <w:p>
+            <w:r/>
+            <w:r>
+              <w:rPr>
+                <w:b/>
+              </w:rPr>
+              <w:t>Triển khai</w:t>
+            </w:r>
+            <w:r>
+              <w:t xml:space="preserve"> hai nhánh lên host, cấu hình </w:t>
+            </w:r>
+            <w:r>
+              <w:rPr>
+                <w:rFonts w:ascii="Consolas" w:hAnsi="Consolas"/>
+                <w:sz w:val="19"/>
+              </w:rPr>
+              <w:t>LogisticsSource:BaseUrl</w:t>
+            </w:r>
+            <w:r>
+              <w:t xml:space="preserve"> (bắt buộc), </w:t>
+            </w:r>
+            <w:r>
+              <w:rPr>
+                <w:rFonts w:ascii="Consolas" w:hAnsi="Consolas"/>
+                <w:sz w:val="19"/>
+              </w:rPr>
+              <w:t>ApiKey</w:t>
+            </w:r>
+            <w:r>
+              <w:t xml:space="preserve">, </w:t>
+            </w:r>
+            <w:r>
+              <w:rPr>
+                <w:rFonts w:ascii="Consolas" w:hAnsi="Consolas"/>
+                <w:sz w:val="19"/>
+              </w:rPr>
+              <w:t>LogisticsSalesPush:*</w:t>
+            </w:r>
+            <w:r>
+              <w:t xml:space="preserve"> (TONG_HOP mục 4); kho tạm có </w:t>
+            </w:r>
+            <w:r>
+              <w:rPr>
+                <w:rFonts w:ascii="Consolas" w:hAnsi="Consolas"/>
+                <w:sz w:val="19"/>
+              </w:rPr>
+              <w:t>1d8d91c</w:t>
+            </w:r>
+          </w:p>
+        </w:tc>
+        <w:tc>
+          <w:tcPr>
+            <w:tcW w:type="dxa" w:w="2880"/>
+          </w:tcPr>
+          <w:p>
+            <w:r/>
+            <w:r>
+              <w:rPr>
+                <w:b/>
+              </w:rPr>
+              <w:t>cần quyền host</w:t>
+            </w:r>
+          </w:p>
+        </w:tc>
+      </w:tr>
+      <w:tr>
+        <w:tc>
+          <w:tcPr>
+            <w:tcW w:type="dxa" w:w="2880"/>
+          </w:tcPr>
+          <w:p>
+            <w:r/>
+            <w:r>
+              <w:t>5</w:t>
+            </w:r>
+          </w:p>
+        </w:tc>
+        <w:tc>
+          <w:tcPr>
+            <w:tcW w:type="dxa" w:w="2880"/>
+          </w:tcPr>
+          <w:p>
+            <w:r/>
+            <w:r>
+              <w:rPr>
+                <w:b/>
+              </w:rPr>
+              <w:t>Token hết hạn khoảng 10/10</w:t>
+            </w:r>
+            <w:r>
+              <w:t xml:space="preserve">: thay token mới trong </w:t>
+            </w:r>
+            <w:r>
+              <w:rPr>
+                <w:rFonts w:ascii="Consolas" w:hAnsi="Consolas"/>
+                <w:sz w:val="19"/>
+              </w:rPr>
+              <w:t>.env</w:t>
+            </w:r>
+            <w:r>
+              <w:t xml:space="preserve">, hoặc đặt </w:t>
+            </w:r>
+            <w:r>
+              <w:rPr>
+                <w:rFonts w:ascii="Consolas" w:hAnsi="Consolas"/>
+                <w:sz w:val="19"/>
+              </w:rPr>
+              <w:t>QLSX_USERNAME</w:t>
+            </w:r>
+            <w:r>
+              <w:t xml:space="preserve"> / </w:t>
+            </w:r>
+            <w:r>
+              <w:rPr>
+                <w:rFonts w:ascii="Consolas" w:hAnsi="Consolas"/>
+                <w:sz w:val="19"/>
+              </w:rPr>
+              <w:t>QLSX_PASSWORD</w:t>
+            </w:r>
+            <w:r>
+              <w:t xml:space="preserve"> của anh để tự đăng nhập lại (hợp đồng 12.11.4). Tài khoản tích hợp </w:t>
+            </w:r>
+            <w:r>
+              <w:rPr>
+                <w:b/>
+              </w:rPr>
+              <w:t>tạm gác</w:t>
+            </w:r>
+            <w:r>
+              <w:t xml:space="preserve"> — tuỳ chọn (hợp đồng 12.12.3; nhân viên ảo </w:t>
+            </w:r>
+            <w:r>
+              <w:rPr>
+                <w:rFonts w:ascii="Consolas" w:hAnsi="Consolas"/>
+                <w:sz w:val="19"/>
+              </w:rPr>
+              <w:t>EPL-TICHHOP</w:t>
+            </w:r>
+            <w:r>
+              <w:t xml:space="preserve"> ObjId 1622 trên DB demo, chưa có tài khoản dùng được)</w:t>
+            </w:r>
+          </w:p>
+        </w:tc>
+        <w:tc>
+          <w:tcPr>
+            <w:tcW w:type="dxa" w:w="2880"/>
+          </w:tcPr>
+          <w:p>
+            <w:r/>
+            <w:r>
+              <w:rPr>
+                <w:b/>
+              </w:rPr>
+              <w:t>cần quyền host</w:t>
+            </w:r>
+            <w:r>
+              <w:t xml:space="preserve"> (token / mật khẩu của anh)</w:t>
+            </w:r>
+          </w:p>
+        </w:tc>
+      </w:tr>
+      <w:tr>
+        <w:tc>
+          <w:tcPr>
+            <w:tcW w:type="dxa" w:w="2880"/>
+          </w:tcPr>
+          <w:p>
+            <w:r/>
+            <w:r>
+              <w:t>6</w:t>
+            </w:r>
+          </w:p>
+        </w:tc>
+        <w:tc>
+          <w:tcPr>
+            <w:tcW w:type="dxa" w:w="2880"/>
+          </w:tcPr>
+          <w:p>
+            <w:r/>
+            <w:r>
+              <w:rPr>
+                <w:b/>
+              </w:rPr>
+              <w:t>Dữ liệu DB host</w:t>
+            </w:r>
+            <w:r>
+              <w:t xml:space="preserve">: mở 1371 / 4021 / 4022 nếu thiếu; bật LAK / USD (mã 2); lỗi </w:t>
+            </w:r>
+            <w:r>
+              <w:rPr>
+                <w:rFonts w:ascii="Consolas" w:hAnsi="Consolas"/>
+                <w:sz w:val="19"/>
+              </w:rPr>
+              <w:t>default-money-account</w:t>
+            </w:r>
+            <w:r>
+              <w:t xml:space="preserve"> trên host; đơn vị EPL Lào (quốc gia 11, tiền LAK — Thà Bốc và Viêng Chăn một hay hai đơn vị?)</w:t>
+            </w:r>
+          </w:p>
+        </w:tc>
+        <w:tc>
+          <w:tcPr>
+            <w:tcW w:type="dxa" w:w="2880"/>
+          </w:tcPr>
+          <w:p>
+            <w:r/>
+            <w:r>
+              <w:rPr>
+                <w:b/>
+              </w:rPr>
+              <w:t>cần quyền host</w:t>
+            </w:r>
+          </w:p>
+        </w:tc>
+      </w:tr>
+      <w:tr>
+        <w:tc>
+          <w:tcPr>
+            <w:tcW w:type="dxa" w:w="2880"/>
+          </w:tcPr>
+          <w:p>
+            <w:r/>
+            <w:r>
+              <w:t>7</w:t>
+            </w:r>
+          </w:p>
+        </w:tc>
+        <w:tc>
+          <w:tcPr>
+            <w:tcW w:type="dxa" w:w="2880"/>
+          </w:tcPr>
+          <w:p>
+            <w:r/>
+            <w:r>
+              <w:rPr>
+                <w:b/>
+              </w:rPr>
+              <w:t>Nhật ký kiểm toán cũ</w:t>
+            </w:r>
+            <w:r>
+              <w:t xml:space="preserve"> có thể còn mật khẩu dạng chữ thường (trước </w:t>
+            </w:r>
+            <w:r>
+              <w:rPr>
+                <w:rFonts w:ascii="Consolas" w:hAnsi="Consolas"/>
+                <w:sz w:val="19"/>
+              </w:rPr>
+              <w:t>ed5aa0e</w:t>
+            </w:r>
+            <w:r>
+              <w:t>): xoá / che, cân nhắc đổi mật khẩu</w:t>
+            </w:r>
+          </w:p>
+        </w:tc>
+        <w:tc>
+          <w:tcPr>
+            <w:tcW w:type="dxa" w:w="2880"/>
+          </w:tcPr>
+          <w:p>
+            <w:r/>
+            <w:r>
+              <w:rPr>
+                <w:b/>
+              </w:rPr>
+              <w:t>cần quyền host</w:t>
+            </w:r>
+          </w:p>
+        </w:tc>
+      </w:tr>
+      <w:tr>
+        <w:tc>
+          <w:tcPr>
+            <w:tcW w:type="dxa" w:w="2880"/>
+          </w:tcPr>
+          <w:p>
+            <w:r/>
+            <w:r>
+              <w:t>8</w:t>
+            </w:r>
+          </w:p>
+        </w:tc>
+        <w:tc>
+          <w:tcPr>
+            <w:tcW w:type="dxa" w:w="2880"/>
+          </w:tcPr>
+          <w:p>
+            <w:r/>
+            <w:r>
+              <w:t>Chạy lại vòng nối kế toán với bản cuối hai bên (</w:t>
+            </w:r>
+            <w:r>
+              <w:rPr>
+                <w:rFonts w:ascii="Consolas" w:hAnsi="Consolas"/>
+                <w:sz w:val="19"/>
+              </w:rPr>
+              <w:t>938b007</w:t>
+            </w:r>
+            <w:r>
+              <w:t xml:space="preserve"> đã dọn lớp tạm; mã còn đổi nhỏ — </w:t>
+            </w:r>
+            <w:r>
+              <w:rPr>
+                <w:b/>
+              </w:rPr>
+              <w:t>đang chốt</w:t>
+            </w:r>
+            <w:r>
+              <w:t>)</w:t>
+            </w:r>
+          </w:p>
+        </w:tc>
+        <w:tc>
+          <w:tcPr>
+            <w:tcW w:type="dxa" w:w="2880"/>
+          </w:tcPr>
+          <w:p>
+            <w:r/>
+            <w:r>
+              <w:t>bên EPL làm (đang làm)</w:t>
+            </w:r>
+          </w:p>
+        </w:tc>
+      </w:tr>
+    </w:tbl>
+    <w:p/>
     <w:p>
       <w:pPr>
         <w:jc w:val="both"/>
@@ -9195,7 +10144,10 @@
               <w:rPr>
                 <w:b/>
               </w:rPr>
-              <w:t>Anh Tune</w:t>
+              <w:t>Bên EPL</w:t>
+            </w:r>
+            <w:r>
+              <w:t xml:space="preserve"> (đang làm)</w:t>
             </w:r>
           </w:p>
         </w:tc>
@@ -9206,7 +10158,7 @@
           <w:p>
             <w:r/>
             <w:r>
-              <w:t>mục 5, từ việc 1; triển khai hai nhánh rồi đổi link theo hợp đồng 12.12.2</w:t>
+              <w:t>mục 5 việc 1, 2, 3, 8; thêm nút tạo khoá bàn giao ở màn Tài khoản; màn tạo tài khoản ở hồ sơ nhân viên bên WEB (dùng sau nếu cần)</w:t>
             </w:r>
           </w:p>
         </w:tc>
@@ -9222,7 +10174,7 @@
               <w:rPr>
                 <w:b/>
               </w:rPr>
-              <w:t>Bên em</w:t>
+              <w:t>Cần quyền host</w:t>
             </w:r>
           </w:p>
         </w:tc>
@@ -9233,17 +10185,7 @@
           <w:p>
             <w:r/>
             <w:r>
-              <w:t xml:space="preserve">làm xong A8, A9, A10 và bút toán chờ; chạy lại vòng nối kế toán với </w:t>
-            </w:r>
-            <w:r>
-              <w:rPr>
-                <w:rFonts w:ascii="Consolas" w:hAnsi="Consolas"/>
-                <w:sz w:val="19"/>
-              </w:rPr>
-              <w:t>ce95b3c</w:t>
-            </w:r>
-            <w:r>
-              <w:t>; thêm nút tạo khoá bàn giao ở màn Tài khoản</w:t>
+              <w:t>mục 5 việc 4 – 7; triển khai xong thì đổi link theo hợp đồng 12.12.2</w:t>
             </w:r>
           </w:p>
         </w:tc>
@@ -9270,7 +10212,7 @@
           <w:p>
             <w:r/>
             <w:r>
-              <w:t>chạy tệp tạo tài khoản tích hợp; host trang điều xe Lào ra Internet khi làm xong hết, rồi gửi anh Tune địa chỉ + khoá bàn giao</w:t>
+              <w:t>host trang điều xe Lào ra Internet khi làm xong hết, rồi chuyển địa chỉ + khoá bàn giao vào cấu hình host</w:t>
             </w:r>
           </w:p>
         </w:tc>
@@ -9619,7 +10561,27 @@
         <w:t>kiem/thu_xe_thue_ke_toan.py</w:t>
       </w:r>
       <w:r>
-        <w:t>: A4, A7 qua API chạy ở máy;</w:t>
+        <w:t xml:space="preserve">, </w:t>
+      </w:r>
+      <w:r>
+        <w:rPr>
+          <w:rFonts w:ascii="Consolas" w:hAnsi="Consolas"/>
+          <w:sz w:val="19"/>
+        </w:rPr>
+        <w:t>kiem/thu_chu_xe.py</w:t>
+      </w:r>
+      <w:r>
+        <w:t xml:space="preserve">, </w:t>
+      </w:r>
+      <w:r>
+        <w:rPr>
+          <w:rFonts w:ascii="Consolas" w:hAnsi="Consolas"/>
+          <w:sz w:val="19"/>
+        </w:rPr>
+        <w:t>kiem/thu_tru_hang_quay.py</w:t>
+      </w:r>
+      <w:r>
+        <w:t>: A4, A7 (gồm trừ hàng quầy) qua API chạy ở máy;</w:t>
       </w:r>
     </w:p>
     <w:p>
@@ -9631,29 +10593,63 @@
           <w:rFonts w:ascii="Consolas" w:hAnsi="Consolas"/>
           <w:sz w:val="19"/>
         </w:rPr>
+        <w:t>kiem/thu_chi_muc_tune.py</w:t>
+      </w:r>
+      <w:r>
+        <w:t xml:space="preserve">: A8; </w:t>
+      </w:r>
+      <w:r>
+        <w:rPr>
+          <w:rFonts w:ascii="Consolas" w:hAnsi="Consolas"/>
+          <w:sz w:val="19"/>
+        </w:rPr>
         <w:t>kiem/thu_tat_toan_tune.py</w:t>
       </w:r>
       <w:r>
-        <w:t>: A9, A10 — đang làm.</w:t>
+        <w:t xml:space="preserve">: A9, A10; </w:t>
+      </w:r>
+      <w:r>
+        <w:rPr>
+          <w:rFonts w:ascii="Consolas" w:hAnsi="Consolas"/>
+          <w:sz w:val="19"/>
+        </w:rPr>
+        <w:t>kiem/thu_but_toan_cho.py</w:t>
+      </w:r>
+      <w:r>
+        <w:t>: bút toán chờ (A11);</w:t>
       </w:r>
     </w:p>
     <w:p>
       <w:pPr>
-        <w:jc w:val="both"/>
-      </w:pPr>
-      <w:r>
-        <w:t>---</w:t>
+        <w:pStyle w:val="ListBullet"/>
+      </w:pPr>
+      <w:r>
+        <w:rPr>
+          <w:rFonts w:ascii="Consolas" w:hAnsi="Consolas"/>
+          <w:sz w:val="19"/>
+        </w:rPr>
+        <w:t>kiem/thu_giao_dien.js</w:t>
+      </w:r>
+      <w:r>
+        <w:t>: 22 màn, gồm màn Tất toán tài xế, Nhà cung cấp, Bút toán chờ gửi;</w:t>
       </w:r>
     </w:p>
     <w:p>
       <w:pPr>
-        <w:pStyle w:val="Heading1"/>
-      </w:pPr>
-      <w:r>
-        <w:rPr>
-          <w:color w:val="145C4A"/>
-        </w:rPr>
-        <w:t>8. Đối chiếu source của anh (`feat/HonTunedaHai@ce95b3c`, `feat/hontunedhai_Laos@7e14421c`)</w:t>
+        <w:pStyle w:val="ListBullet"/>
+      </w:pPr>
+      <w:r>
+        <w:t xml:space="preserve">kho tạm </w:t>
+      </w:r>
+      <w:r>
+        <w:rPr>
+          <w:rFonts w:ascii="Consolas" w:hAnsi="Consolas"/>
+          <w:sz w:val="19"/>
+        </w:rPr>
+        <w:t>EPL_KETOAN/kiem/thu_tru_hang_chu_xe.py</w:t>
+      </w:r>
+      <w:r>
+        <w:t xml:space="preserve"> (máy thử 8031): ba đường trừ hàng quầy.</w:t>
       </w:r>
     </w:p>
     <w:p>
@@ -9661,19 +10657,66 @@
         <w:jc w:val="both"/>
       </w:pPr>
       <w:r>
-        <w:t>Chủ dự án cho bên em sửa thẳng source của anh từ 01/10 (anh review). Các commit và việc còn lại ghi ở mục 16 tài liệu hiện trạng của anh và ở TONG_HOP mục 2.</w:t>
+        <w:t xml:space="preserve">Các bài trên đạt trên máy thử 8011 với </w:t>
+      </w:r>
+      <w:r>
+        <w:rPr>
+          <w:rFonts w:ascii="Consolas" w:hAnsi="Consolas"/>
+          <w:sz w:val="19"/>
+        </w:rPr>
+        <w:t>f85078b</w:t>
+      </w:r>
+      <w:r>
+        <w:t xml:space="preserve">, </w:t>
+      </w:r>
+      <w:r>
+        <w:rPr>
+          <w:rFonts w:ascii="Consolas" w:hAnsi="Consolas"/>
+          <w:sz w:val="19"/>
+        </w:rPr>
+        <w:t>ca7b630</w:t>
+      </w:r>
+      <w:r>
+        <w:t>.</w:t>
       </w:r>
     </w:p>
     <w:p>
       <w:pPr>
-        <w:pStyle w:val="Heading2"/>
-      </w:pPr>
-      <w:r>
-        <w:t>8.1. Tạo SO (A2) — khớp</w:t>
+        <w:jc w:val="both"/>
+      </w:pPr>
+      <w:r>
+        <w:t>---</w:t>
       </w:r>
     </w:p>
     <w:p>
       <w:pPr>
+        <w:pStyle w:val="Heading1"/>
+      </w:pPr>
+      <w:r>
+        <w:rPr>
+          <w:color w:val="145C4A"/>
+        </w:rPr>
+        <w:t>8. Đối chiếu source của anh (`feat/HonTunedaHai@ae0e7f6`, `feat/hontunedhai_Laos@77bcb0a1`)</w:t>
+      </w:r>
+    </w:p>
+    <w:p>
+      <w:pPr>
+        <w:jc w:val="both"/>
+      </w:pPr>
+      <w:r>
+        <w:t>Chủ dự án cho bên em sửa thẳng source của anh từ 01/10 (anh review). Các commit và việc còn lại ghi ở mục 16 tài liệu hiện trạng của anh và ở TONG_HOP mục 2.</w:t>
+      </w:r>
+    </w:p>
+    <w:p>
+      <w:pPr>
+        <w:pStyle w:val="Heading2"/>
+      </w:pPr>
+      <w:r>
+        <w:t>8.1. Tạo SO (A2) — khớp</w:t>
+      </w:r>
+    </w:p>
+    <w:p>
+      <w:pPr>
         <w:pStyle w:val="ListBullet"/>
       </w:pPr>
       <w:r>
@@ -10013,40 +11056,40 @@
         <w:rPr>
           <w:b/>
         </w:rPr>
-        <w:t>Tổng header</w:t>
-      </w:r>
-      <w:r>
-        <w:t xml:space="preserve"> do </w:t>
+        <w:t>Quy đổi từng dòng</w:t>
+      </w:r>
+      <w:r>
+        <w:t xml:space="preserve"> (</w:t>
       </w:r>
       <w:r>
         <w:rPr>
           <w:rFonts w:ascii="Consolas" w:hAnsi="Consolas"/>
           <w:sz w:val="19"/>
         </w:rPr>
-        <w:t>CashVoucherHeaderTotals</w:t>
-      </w:r>
-      <w:r>
-        <w:t xml:space="preserve"> tính ở create-session, save-session, save-and-commit: Σ </w:t>
+        <w:t>ae0e7f6</w:t>
+      </w:r>
+      <w:r>
+        <w:t xml:space="preserve">, </w:t>
       </w:r>
       <w:r>
         <w:rPr>
           <w:rFonts w:ascii="Consolas" w:hAnsi="Consolas"/>
           <w:sz w:val="19"/>
         </w:rPr>
-        <w:t>Entries</w:t>
-      </w:r>
-      <w:r>
-        <w:t xml:space="preserve"> (5 số lẻ, nửa xa số 0); số client gửi bị thay. Phiếu có dòng IV/IC hay công nợ thiếu số tiền thì giữ số header client gửi (đường tương thích). Mọi phiếu bên em chỉ có </w:t>
+        <w:t>ApplyLineBaseAmounts</w:t>
+      </w:r>
+      <w:r>
+        <w:t xml:space="preserve">): </w:t>
       </w:r>
       <w:r>
         <w:rPr>
           <w:rFonts w:ascii="Consolas" w:hAnsi="Consolas"/>
           <w:sz w:val="19"/>
         </w:rPr>
-        <w:t>Entries</w:t>
-      </w:r>
-      <w:r>
-        <w:t>, nên luôn được tính lại.</w:t>
+        <w:t>BaseAmount = Round(Amount × (tỷ giá dòng ?? tỷ giá header), 5, AwayFromZero)</w:t>
+      </w:r>
+      <w:r>
+        <w:t>; giữ số client khi thiếu nguyên tệ, tỷ giá ≤ 0, dòng IV/IC.</w:t>
       </w:r>
     </w:p>
     <w:p>
@@ -10055,23 +11098,42 @@
       </w:pPr>
       <w:r>
         <w:rPr>
+          <w:b/>
+        </w:rPr>
+        <w:t>Tổng header</w:t>
+      </w:r>
+      <w:r>
+        <w:t xml:space="preserve"> do </w:t>
+      </w:r>
+      <w:r>
+        <w:rPr>
           <w:rFonts w:ascii="Consolas" w:hAnsi="Consolas"/>
           <w:sz w:val="19"/>
         </w:rPr>
-        <w:t>ObjectService</w:t>
-      </w:r>
-      <w:r>
-        <w:t xml:space="preserve">: tạo đối tượng không gửi </w:t>
+        <w:t>CashVoucherHeaderTotals</w:t>
+      </w:r>
+      <w:r>
+        <w:t xml:space="preserve"> tính ở create-session, save-session, save-and-commit: Σ </w:t>
       </w:r>
       <w:r>
         <w:rPr>
           <w:rFonts w:ascii="Consolas" w:hAnsi="Consolas"/>
           <w:sz w:val="19"/>
         </w:rPr>
-        <w:t>IsOrganization</w:t>
-      </w:r>
-      <w:r>
-        <w:t xml:space="preserve"> thì là cá nhân. Bên em vẫn luôn gửi ô này.</w:t>
+        <w:t>Entries</w:t>
+      </w:r>
+      <w:r>
+        <w:t xml:space="preserve"> (5 số lẻ, nửa xa số 0); số client gửi bị thay. Phiếu có dòng IV/IC hay công nợ thiếu số tiền thì giữ số header client gửi (đường tương thích). Mọi phiếu bên em chỉ có </w:t>
+      </w:r>
+      <w:r>
+        <w:rPr>
+          <w:rFonts w:ascii="Consolas" w:hAnsi="Consolas"/>
+          <w:sz w:val="19"/>
+        </w:rPr>
+        <w:t>Entries</w:t>
+      </w:r>
+      <w:r>
+        <w:t>, nên luôn được tính lại.</w:t>
       </w:r>
     </w:p>
     <w:p>
@@ -10079,47 +11141,116 @@
         <w:pStyle w:val="ListBullet"/>
       </w:pPr>
       <w:r>
-        <w:t>WEB (</w:t>
+        <w:rPr>
+          <w:b/>
+        </w:rPr>
+        <w:t>Nhật ký kiểm toán</w:t>
+      </w:r>
+      <w:r>
+        <w:t xml:space="preserve"> (</w:t>
       </w:r>
       <w:r>
         <w:rPr>
           <w:rFonts w:ascii="Consolas" w:hAnsi="Consolas"/>
           <w:sz w:val="19"/>
         </w:rPr>
-        <w:t>06a14189</w:t>
-      </w:r>
-      <w:r>
-        <w:t xml:space="preserve">, </w:t>
-      </w:r>
+        <w:t>ed5aa0e</w:t>
+      </w:r>
+      <w:r>
+        <w:t>): payload che mật khẩu / token / khoá; dòng audit cũ có thể còn mật khẩu (mục 5 việc 7).</w:t>
+      </w:r>
+    </w:p>
+    <w:p>
+      <w:pPr>
+        <w:pStyle w:val="ListBullet"/>
+      </w:pPr>
       <w:r>
         <w:rPr>
           <w:rFonts w:ascii="Consolas" w:hAnsi="Consolas"/>
           <w:sz w:val="19"/>
         </w:rPr>
-        <w:t>7e14421c</w:t>
-      </w:r>
-      <w:r>
-        <w:t xml:space="preserve">): </w:t>
+        <w:t>ObjectService</w:t>
+      </w:r>
+      <w:r>
+        <w:t xml:space="preserve">: tạo đối tượng không gửi </w:t>
       </w:r>
       <w:r>
         <w:rPr>
           <w:rFonts w:ascii="Consolas" w:hAnsi="Consolas"/>
           <w:sz w:val="19"/>
         </w:rPr>
-        <w:t>isCash</w:t>
-      </w:r>
-      <w:r>
-        <w:t xml:space="preserve"> theo hình thức thanh toán; tài khoản tiền mặc định đọc </w:t>
+        <w:t>IsOrganization</w:t>
+      </w:r>
+      <w:r>
+        <w:t xml:space="preserve"> thì là cá nhân. Bên em vẫn luôn gửi ô này.</w:t>
+      </w:r>
+    </w:p>
+    <w:p>
+      <w:pPr>
+        <w:pStyle w:val="ListBullet"/>
+      </w:pPr>
+      <w:r>
+        <w:t>WEB (</w:t>
       </w:r>
       <w:r>
         <w:rPr>
           <w:rFonts w:ascii="Consolas" w:hAnsi="Consolas"/>
           <w:sz w:val="19"/>
         </w:rPr>
+        <w:t>06a14189</w:t>
+      </w:r>
+      <w:r>
+        <w:t xml:space="preserve">, </w:t>
+      </w:r>
+      <w:r>
+        <w:rPr>
+          <w:rFonts w:ascii="Consolas" w:hAnsi="Consolas"/>
+          <w:sz w:val="19"/>
+        </w:rPr>
+        <w:t>7e14421c</w:t>
+      </w:r>
+      <w:r>
+        <w:t xml:space="preserve">, </w:t>
+      </w:r>
+      <w:r>
+        <w:rPr>
+          <w:rFonts w:ascii="Consolas" w:hAnsi="Consolas"/>
+          <w:sz w:val="19"/>
+        </w:rPr>
+        <w:t>77bcb0a1</w:t>
+      </w:r>
+      <w:r>
+        <w:t xml:space="preserve">): </w:t>
+      </w:r>
+      <w:r>
+        <w:rPr>
+          <w:rFonts w:ascii="Consolas" w:hAnsi="Consolas"/>
+          <w:sz w:val="19"/>
+        </w:rPr>
+        <w:t>isCash</w:t>
+      </w:r>
+      <w:r>
+        <w:t xml:space="preserve"> theo hình thức thanh toán, không rõ thì chặn lưu; tài khoản tiền mặc định đọc </w:t>
+      </w:r>
+      <w:r>
+        <w:rPr>
+          <w:rFonts w:ascii="Consolas" w:hAnsi="Consolas"/>
+          <w:sz w:val="19"/>
+        </w:rPr>
         <w:t>AccountCode</w:t>
       </w:r>
       <w:r>
-        <w:t>; đổi hình thức / nội tệ / loại tiền khi đã có dòng thì vế tiền dòng đổi theo; phân loại công nợ / khác theo DOTY 58/60, 15/17 ghi cứng — loại 59 "Chi trước" không có trong ô chọn.</w:t>
+        <w:t xml:space="preserve">; đổi hình thức / nội tệ / loại tiền thì chỉ dòng mang cờ </w:t>
+      </w:r>
+      <w:r>
+        <w:rPr>
+          <w:rFonts w:ascii="Consolas" w:hAnsi="Consolas"/>
+          <w:sz w:val="19"/>
+        </w:rPr>
+        <w:t>moneyAccountIsDefault</w:t>
+      </w:r>
+      <w:r>
+        <w:t xml:space="preserve"> đổi vế tiền; loại phiếu không đổi ngầm — 58/60, 15/17 sửa được, loại khác (57, 59 "Chi trước", 68, 14, 16) chỉ xem; modal Vụ việc thoát ký tự cả DEAL / QUOTE.</w:t>
       </w:r>
     </w:p>
     <w:p>

--- a/DOCS/word/NOI_API_ANH_TUNE.docx
+++ b/DOCS/word/NOI_API_ANH_TUNE.docx
@@ -42,7 +42,7 @@
           <w:rFonts w:ascii="Consolas" w:hAnsi="Consolas"/>
           <w:sz w:val="19"/>
         </w:rPr>
-        <w:t>EPL_LAO_REAL@875a0cf</w:t>
+        <w:t>EPL_LAO_REAL@05fbc98</w:t>
       </w:r>
       <w:r>
         <w:t xml:space="preserve"> (gửi bút toán </w:t>
@@ -75,7 +75,65 @@
         <w:t>b9227aa</w:t>
       </w:r>
       <w:r>
-        <w:t xml:space="preserve"> — mục 1.7);</w:t>
+        <w:t xml:space="preserve"> ở </w:t>
+      </w:r>
+      <w:r>
+        <w:rPr>
+          <w:rFonts w:ascii="Consolas" w:hAnsi="Consolas"/>
+          <w:sz w:val="19"/>
+        </w:rPr>
+        <w:t>875a0cf</w:t>
+      </w:r>
+      <w:r>
+        <w:t xml:space="preserve">, xếp lỗi theo mã thật ở </w:t>
+      </w:r>
+      <w:r>
+        <w:rPr>
+          <w:rFonts w:ascii="Consolas" w:hAnsi="Consolas"/>
+          <w:sz w:val="19"/>
+        </w:rPr>
+        <w:t>3d4ba03</w:t>
+      </w:r>
+      <w:r>
+        <w:t xml:space="preserve"> — mục 1.7; đọc lại "đã thu" </w:t>
+      </w:r>
+      <w:r>
+        <w:rPr>
+          <w:rFonts w:ascii="Consolas" w:hAnsi="Consolas"/>
+          <w:sz w:val="19"/>
+        </w:rPr>
+        <w:t>chi_tune._da_tra</w:t>
+      </w:r>
+      <w:r>
+        <w:t xml:space="preserve"> ở </w:t>
+      </w:r>
+      <w:r>
+        <w:rPr>
+          <w:rFonts w:ascii="Consolas" w:hAnsi="Consolas"/>
+          <w:sz w:val="19"/>
+        </w:rPr>
+        <w:t>22dd4c8</w:t>
+      </w:r>
+      <w:r>
+        <w:t xml:space="preserve"> — mục 1.5);</w:t>
+      </w:r>
+    </w:p>
+    <w:p>
+      <w:pPr>
+        <w:pStyle w:val="ListBullet"/>
+      </w:pPr>
+      <w:r>
+        <w:t xml:space="preserve">kịch bản thử A→Z hai hệ </w:t>
+      </w:r>
+      <w:r>
+        <w:rPr>
+          <w:rFonts w:ascii="Consolas" w:hAnsi="Consolas"/>
+          <w:sz w:val="19"/>
+        </w:rPr>
+        <w:t>KICH_BAN_A_Z_EPL_TUNE</w:t>
+      </w:r>
+      <w:r>
+        <w:t xml:space="preserve"> (KB-AZ, đã đi thật một chuyến THU-KBAZ ngày 01/10);</w:t>
       </w:r>
     </w:p>
     <w:p>
@@ -1054,6 +1112,18 @@
               </w:rPr>
               <w:t>OrderCode</w:t>
             </w:r>
+            <w:r>
+              <w:t xml:space="preserve">. Tiền thu thật làm ở màn </w:t>
+            </w:r>
+            <w:r>
+              <w:rPr>
+                <w:b/>
+              </w:rPr>
+              <w:t>Chi tiết công nợ khách hàng</w:t>
+            </w:r>
+            <w:r>
+              <w:t xml:space="preserve"> của anh (phiếu thu nợ TKN → phiếu thu CMR 17)</w:t>
+            </w:r>
           </w:p>
         </w:tc>
         <w:tc>
@@ -1069,7 +1139,7 @@
               <w:t>chạy</w:t>
             </w:r>
             <w:r>
-              <w:t xml:space="preserve"> (mục 1.5)</w:t>
+              <w:t xml:space="preserve"> (mục 1.5; KB-AZ đã thu thật hai SO)</w:t>
             </w:r>
           </w:p>
         </w:tc>
@@ -2922,20 +2992,105 @@
                 <w:rFonts w:ascii="Consolas" w:hAnsi="Consolas"/>
                 <w:sz w:val="19"/>
               </w:rPr>
+              <w:t>PT</w:t>
+            </w:r>
+            <w:r>
+              <w:t xml:space="preserve"> thu tiền khách</w:t>
+            </w:r>
+          </w:p>
+        </w:tc>
+        <w:tc>
+          <w:tcPr>
+            <w:tcW w:type="dxa" w:w="2160"/>
+          </w:tcPr>
+          <w:p>
+            <w:r/>
+            <w:r>
+              <w:t>kế toán bên anh thu nợ SO</w:t>
+            </w:r>
+          </w:p>
+        </w:tc>
+        <w:tc>
+          <w:tcPr>
+            <w:tcW w:type="dxa" w:w="2160"/>
+          </w:tcPr>
+          <w:p>
+            <w:r/>
+            <w:r>
+              <w:rPr>
+                <w:b/>
+              </w:rPr>
+              <w:t>việc của hệ anh</w:t>
+            </w:r>
+            <w:r>
+              <w:t xml:space="preserve">: </w:t>
+            </w:r>
+            <w:r>
+              <w:rPr>
+                <w:b/>
+              </w:rPr>
+              <w:t>Chi tiết công nợ khách hàng → Tạo phiếu thu → Xác nhận thu nợ</w:t>
+            </w:r>
+            <w:r>
+              <w:t xml:space="preserve"> → phiếu thu nợ </w:t>
+            </w:r>
+            <w:r>
+              <w:rPr>
+                <w:b/>
+              </w:rPr>
+              <w:t>TKN</w:t>
+            </w:r>
+            <w:r>
+              <w:t xml:space="preserve"> → hệ anh tự sinh phiếu thu </w:t>
+            </w:r>
+            <w:r>
+              <w:rPr>
+                <w:b/>
+              </w:rPr>
+              <w:t>CMR 17 "Thu khác"</w:t>
+            </w:r>
+            <w:r>
+              <w:t xml:space="preserve"> Nợ 1021 / Có 1211 (mục 1.5). </w:t>
+            </w:r>
+            <w:r>
+              <w:rPr>
+                <w:b/>
+              </w:rPr>
+              <w:t>Không</w:t>
+            </w:r>
+            <w:r>
+              <w:t xml:space="preserve"> thu bằng phiếu "Thu công nợ" CMR 15. LAO đọc "đã thu" qua A5</w:t>
+            </w:r>
+          </w:p>
+        </w:tc>
+        <w:tc>
+          <w:tcPr>
+            <w:tcW w:type="dxa" w:w="2160"/>
+          </w:tcPr>
+          <w:p>
+            <w:r/>
+            <w:r>
+              <w:t>chạy (KB-AZ)</w:t>
+            </w:r>
+          </w:p>
+        </w:tc>
+      </w:tr>
+      <w:tr>
+        <w:tc>
+          <w:tcPr>
+            <w:tcW w:type="dxa" w:w="2160"/>
+          </w:tcPr>
+          <w:p>
+            <w:r/>
+            <w:r>
+              <w:rPr>
+                <w:rFonts w:ascii="Consolas" w:hAnsi="Consolas"/>
+                <w:sz w:val="19"/>
+              </w:rPr>
               <w:t>HD</w:t>
             </w:r>
             <w:r>
-              <w:t xml:space="preserve"> hoá đơn · </w:t>
-            </w:r>
-            <w:r>
-              <w:rPr>
-                <w:rFonts w:ascii="Consolas" w:hAnsi="Consolas"/>
-                <w:sz w:val="19"/>
-              </w:rPr>
-              <w:t>PT</w:t>
-            </w:r>
-            <w:r>
-              <w:t xml:space="preserve"> thu tiền khách</w:t>
+              <w:t xml:space="preserve"> hoá đơn</w:t>
             </w:r>
           </w:p>
         </w:tc>
@@ -6638,6 +6793,23 @@
       </w:r>
       <w:r>
         <w:t>). Chỉ Sếp mở, sau khi đã báo anh.</w:t>
+      </w:r>
+    </w:p>
+    <w:p>
+      <w:pPr>
+        <w:pStyle w:val="ListBullet"/>
+      </w:pPr>
+      <w:r>
+        <w:t xml:space="preserve">Kế toán bên anh thu tiền khách ở màn </w:t>
+      </w:r>
+      <w:r>
+        <w:rPr>
+          <w:b/>
+        </w:rPr>
+        <w:t>Chi tiết công nợ khách hàng</w:t>
+      </w:r>
+      <w:r>
+        <w:t xml:space="preserve"> (phiếu thu nợ TKN → phiếu thu CMR 17, mục 1.5).</w:t>
       </w:r>
     </w:p>
     <w:p>
@@ -8897,7 +9069,514 @@
         <w:pStyle w:val="Heading2"/>
       </w:pPr>
       <w:r>
-        <w:t>1.5. A5 — công nợ khách, đã thu của từng SO</w:t>
+        <w:t>1.5. Thu tiền khách bên anh và A5 — đọc lại "đã thu" của từng SO</w:t>
+      </w:r>
+    </w:p>
+    <w:p>
+      <w:pPr>
+        <w:jc w:val="both"/>
+      </w:pPr>
+      <w:r>
+        <w:rPr>
+          <w:b/>
+        </w:rPr>
+        <w:t>Thu tiền khách — việc của hệ anh</w:t>
+      </w:r>
+      <w:r>
+        <w:t xml:space="preserve"> (KB-AZ bước 21 đã đi thật; kiểm trong source):</w:t>
+      </w:r>
+    </w:p>
+    <w:p>
+      <w:pPr>
+        <w:pStyle w:val="ListNumber"/>
+      </w:pPr>
+      <w:r>
+        <w:t xml:space="preserve">QLSX WEB → </w:t>
+      </w:r>
+      <w:r>
+        <w:rPr>
+          <w:b/>
+        </w:rPr>
+        <w:t>Danh sách công nợ</w:t>
+      </w:r>
+      <w:r>
+        <w:t xml:space="preserve"> → chi nhánh 1368 → mở khách → màn </w:t>
+      </w:r>
+      <w:r>
+        <w:rPr>
+          <w:b/>
+        </w:rPr>
+        <w:t>Chi tiết công nợ khách hàng</w:t>
+      </w:r>
+      <w:r>
+        <w:t xml:space="preserve"> (</w:t>
+      </w:r>
+      <w:r>
+        <w:rPr>
+          <w:rFonts w:ascii="Consolas" w:hAnsi="Consolas"/>
+          <w:sz w:val="19"/>
+        </w:rPr>
+        <w:t>/DebtCollection/CustomerDetail?objAutoId=&lt;ObjId&gt;&amp;orgId=1368</w:t>
+      </w:r>
+      <w:r>
+        <w:t>).</w:t>
+      </w:r>
+    </w:p>
+    <w:p>
+      <w:pPr>
+        <w:pStyle w:val="ListNumber"/>
+      </w:pPr>
+      <w:r>
+        <w:t xml:space="preserve">Bảng </w:t>
+      </w:r>
+      <w:r>
+        <w:rPr>
+          <w:b/>
+        </w:rPr>
+        <w:t>Chi tiết hóa đơn theo tuổi nợ</w:t>
+      </w:r>
+      <w:r>
+        <w:t xml:space="preserve">: tick các dòng </w:t>
+      </w:r>
+      <w:r>
+        <w:rPr>
+          <w:rFonts w:ascii="Consolas" w:hAnsi="Consolas"/>
+          <w:sz w:val="19"/>
+        </w:rPr>
+        <w:t>TK-…</w:t>
+      </w:r>
+      <w:r>
+        <w:t xml:space="preserve"> cần thu (cùng loại tiền) → </w:t>
+      </w:r>
+      <w:r>
+        <w:rPr>
+          <w:b/>
+        </w:rPr>
+        <w:t>Tạo phiếu thu</w:t>
+      </w:r>
+      <w:r>
+        <w:t>.</w:t>
+      </w:r>
+    </w:p>
+    <w:p>
+      <w:pPr>
+        <w:pStyle w:val="ListNumber"/>
+      </w:pPr>
+      <w:r>
+        <w:t xml:space="preserve">Hộp </w:t>
+      </w:r>
+      <w:r>
+        <w:rPr>
+          <w:b/>
+        </w:rPr>
+        <w:t>Tạo phiếu thu</w:t>
+      </w:r>
+      <w:r>
+        <w:t xml:space="preserve">: Quốc gia kế toán Lào, Tài khoản tiền thu, Phương thức thanh toán, Ghi chú; bảng Phân bổ tiền thu theo hóa đơn → </w:t>
+      </w:r>
+      <w:r>
+        <w:rPr>
+          <w:b/>
+        </w:rPr>
+        <w:t>Xác nhận thu nợ</w:t>
+      </w:r>
+      <w:r>
+        <w:t>.</w:t>
+      </w:r>
+    </w:p>
+    <w:p>
+      <w:pPr>
+        <w:pStyle w:val="ListNumber"/>
+      </w:pPr>
+      <w:r>
+        <w:rPr>
+          <w:b/>
+        </w:rPr>
+        <w:t>Danh sách phiếu thu</w:t>
+      </w:r>
+      <w:r>
+        <w:t xml:space="preserve"> (loại </w:t>
+      </w:r>
+      <w:r>
+        <w:rPr>
+          <w:b/>
+        </w:rPr>
+        <w:t>Thu khác</w:t>
+      </w:r>
+      <w:r>
+        <w:t xml:space="preserve">) → </w:t>
+      </w:r>
+      <w:r>
+        <w:rPr>
+          <w:b/>
+        </w:rPr>
+        <w:t>Ghi sổ</w:t>
+      </w:r>
+      <w:r>
+        <w:t xml:space="preserve"> phiếu vừa sinh.</w:t>
+      </w:r>
+    </w:p>
+    <w:p>
+      <w:pPr>
+        <w:jc w:val="both"/>
+      </w:pPr>
+      <w:r>
+        <w:t xml:space="preserve">Máy làm: WEB </w:t>
+      </w:r>
+      <w:r>
+        <w:rPr>
+          <w:rFonts w:ascii="Consolas" w:hAnsi="Consolas"/>
+          <w:sz w:val="19"/>
+        </w:rPr>
+        <w:t>debtCollectionCustomerDetail.js</w:t>
+      </w:r>
+      <w:r>
+        <w:t xml:space="preserve"> gửi </w:t>
+      </w:r>
+      <w:r>
+        <w:rPr>
+          <w:rFonts w:ascii="Consolas" w:hAnsi="Consolas"/>
+          <w:sz w:val="19"/>
+        </w:rPr>
+        <w:t>documentType: "TKN"</w:t>
+      </w:r>
+      <w:r>
+        <w:t xml:space="preserve"> → BFF → API </w:t>
+      </w:r>
+      <w:r>
+        <w:rPr>
+          <w:rFonts w:ascii="Consolas" w:hAnsi="Consolas"/>
+          <w:sz w:val="19"/>
+        </w:rPr>
+        <w:t>POST /api/v1/sales/debt/collection-upsert</w:t>
+      </w:r>
+      <w:r>
+        <w:t xml:space="preserve"> (</w:t>
+      </w:r>
+      <w:r>
+        <w:rPr>
+          <w:rFonts w:ascii="Consolas" w:hAnsi="Consolas"/>
+          <w:sz w:val="19"/>
+        </w:rPr>
+        <w:t>SalesService.DebtCollection</w:t>
+      </w:r>
+      <w:r>
+        <w:t xml:space="preserve">, chỉ nhận TKN tạo mới) → thủ tục </w:t>
+      </w:r>
+      <w:r>
+        <w:rPr>
+          <w:rFonts w:ascii="Consolas" w:hAnsi="Consolas"/>
+          <w:sz w:val="19"/>
+        </w:rPr>
+        <w:t>sp_RES_CreateDebtCollection_COUNTRY</w:t>
+      </w:r>
+      <w:r>
+        <w:t xml:space="preserve"> (script </w:t>
+      </w:r>
+      <w:r>
+        <w:rPr>
+          <w:rFonts w:ascii="Consolas" w:hAnsi="Consolas"/>
+          <w:sz w:val="19"/>
+        </w:rPr>
+        <w:t>20260910_sales_debt_collection_country.sql</w:t>
+      </w:r>
+      <w:r>
+        <w:t xml:space="preserve"> của anh, bên em không sửa). Mỗi SO một lần thu:</w:t>
+      </w:r>
+    </w:p>
+    <w:tbl>
+      <w:tblPr>
+        <w:tblStyle w:val="LightGrid-Accent1"/>
+        <w:tblW w:type="auto" w:w="0"/>
+        <w:tblLook w:firstColumn="1" w:firstRow="1" w:lastColumn="0" w:lastRow="0" w:noHBand="0" w:noVBand="1" w:val="04A0"/>
+      </w:tblPr>
+      <w:tblGrid>
+        <w:gridCol w:w="4320"/>
+        <w:gridCol w:w="4320"/>
+      </w:tblGrid>
+      <w:tr>
+        <w:tc>
+          <w:tcPr>
+            <w:tcW w:type="dxa" w:w="4320"/>
+          </w:tcPr>
+          <w:p>
+            <w:r>
+              <w:rPr>
+                <w:b/>
+              </w:rPr>
+            </w:r>
+            <w:r>
+              <w:rPr>
+                <w:b/>
+              </w:rPr>
+              <w:t>Bảng bên anh</w:t>
+            </w:r>
+          </w:p>
+        </w:tc>
+        <w:tc>
+          <w:tcPr>
+            <w:tcW w:type="dxa" w:w="4320"/>
+          </w:tcPr>
+          <w:p>
+            <w:r>
+              <w:rPr>
+                <w:b/>
+              </w:rPr>
+            </w:r>
+            <w:r>
+              <w:rPr>
+                <w:b/>
+              </w:rPr>
+              <w:t>Ghi gì</w:t>
+            </w:r>
+          </w:p>
+        </w:tc>
+      </w:tr>
+      <w:tr>
+        <w:tc>
+          <w:tcPr>
+            <w:tcW w:type="dxa" w:w="4320"/>
+          </w:tcPr>
+          <w:p>
+            <w:r/>
+            <w:r>
+              <w:rPr>
+                <w:rFonts w:ascii="Consolas" w:hAnsi="Consolas"/>
+                <w:sz w:val="19"/>
+              </w:rPr>
+              <w:t>RESDOCUMENT</w:t>
+            </w:r>
+            <w:r>
+              <w:t xml:space="preserve"> · </w:t>
+            </w:r>
+            <w:r>
+              <w:rPr>
+                <w:rFonts w:ascii="Consolas" w:hAnsi="Consolas"/>
+                <w:sz w:val="19"/>
+              </w:rPr>
+              <w:t>RESDOCUMENT_TICKET</w:t>
+            </w:r>
+          </w:p>
+        </w:tc>
+        <w:tc>
+          <w:tcPr>
+            <w:tcW w:type="dxa" w:w="4320"/>
+          </w:tcPr>
+          <w:p>
+            <w:r/>
+            <w:r>
+              <w:t xml:space="preserve">phiếu thu nợ </w:t>
+            </w:r>
+            <w:r>
+              <w:rPr>
+                <w:b/>
+              </w:rPr>
+              <w:t>TKN</w:t>
+            </w:r>
+            <w:r>
+              <w:t xml:space="preserve"> (số dạng </w:t>
+            </w:r>
+            <w:r>
+              <w:rPr>
+                <w:rFonts w:ascii="Consolas" w:hAnsi="Consolas"/>
+                <w:sz w:val="19"/>
+              </w:rPr>
+              <w:t>4-TKN-1368-2-261001-0001</w:t>
+            </w:r>
+            <w:r>
+              <w:t>) gắn phiếu bán của SO</w:t>
+            </w:r>
+          </w:p>
+        </w:tc>
+      </w:tr>
+      <w:tr>
+        <w:tc>
+          <w:tcPr>
+            <w:tcW w:type="dxa" w:w="4320"/>
+          </w:tcPr>
+          <w:p>
+            <w:r/>
+            <w:r>
+              <w:rPr>
+                <w:rFonts w:ascii="Consolas" w:hAnsi="Consolas"/>
+                <w:sz w:val="19"/>
+              </w:rPr>
+              <w:t>RESCUSTOMERSDEBT</w:t>
+            </w:r>
+          </w:p>
+        </w:tc>
+        <w:tc>
+          <w:tcPr>
+            <w:tcW w:type="dxa" w:w="4320"/>
+          </w:tcPr>
+          <w:p>
+            <w:r/>
+            <w:r>
+              <w:rPr>
+                <w:rFonts w:ascii="Consolas" w:hAnsi="Consolas"/>
+                <w:sz w:val="19"/>
+              </w:rPr>
+              <w:t>RCTD_DEBTMONEY</w:t>
+            </w:r>
+            <w:r>
+              <w:t xml:space="preserve"> trừ số thu; về 0 thì </w:t>
+            </w:r>
+            <w:r>
+              <w:rPr>
+                <w:rFonts w:ascii="Consolas" w:hAnsi="Consolas"/>
+                <w:sz w:val="19"/>
+              </w:rPr>
+              <w:t>RCTD_ISPAID = 1</w:t>
+            </w:r>
+            <w:r>
+              <w:t xml:space="preserve">. </w:t>
+            </w:r>
+            <w:r>
+              <w:rPr>
+                <w:b/>
+              </w:rPr>
+              <w:t>`RESTICKET.RETK_MONEYPAID` không đổi (vẫn 0)</w:t>
+            </w:r>
+          </w:p>
+        </w:tc>
+      </w:tr>
+      <w:tr>
+        <w:tc>
+          <w:tcPr>
+            <w:tcW w:type="dxa" w:w="4320"/>
+          </w:tcPr>
+          <w:p>
+            <w:r/>
+            <w:r>
+              <w:rPr>
+                <w:rFonts w:ascii="Consolas" w:hAnsi="Consolas"/>
+                <w:sz w:val="19"/>
+              </w:rPr>
+              <w:t>PUBDOCUMENT</w:t>
+            </w:r>
+            <w:r>
+              <w:t xml:space="preserve"> · </w:t>
+            </w:r>
+            <w:r>
+              <w:rPr>
+                <w:rFonts w:ascii="Consolas" w:hAnsi="Consolas"/>
+                <w:sz w:val="19"/>
+              </w:rPr>
+              <w:t>CMRECEIPT</w:t>
+            </w:r>
+            <w:r>
+              <w:t xml:space="preserve"> · </w:t>
+            </w:r>
+            <w:r>
+              <w:rPr>
+                <w:rFonts w:ascii="Consolas" w:hAnsi="Consolas"/>
+                <w:sz w:val="19"/>
+              </w:rPr>
+              <w:t>PUBENTRY</w:t>
+            </w:r>
+          </w:p>
+        </w:tc>
+        <w:tc>
+          <w:tcPr>
+            <w:tcW w:type="dxa" w:w="4320"/>
+          </w:tcPr>
+          <w:p>
+            <w:r/>
+            <w:r>
+              <w:t xml:space="preserve">phiếu thu CM </w:t>
+            </w:r>
+            <w:r>
+              <w:rPr>
+                <w:b/>
+              </w:rPr>
+              <w:t>DOTY 17 "Thu khác"</w:t>
+            </w:r>
+            <w:r>
+              <w:t xml:space="preserve"> (số dạng </w:t>
+            </w:r>
+            <w:r>
+              <w:rPr>
+                <w:rFonts w:ascii="Consolas" w:hAnsi="Consolas"/>
+                <w:sz w:val="19"/>
+              </w:rPr>
+              <w:t>4-1368-TK-261001-00009</w:t>
+            </w:r>
+            <w:r>
+              <w:t xml:space="preserve">), chưa ghi sổ, tham chiếu = số TKN; một dòng </w:t>
+            </w:r>
+            <w:r>
+              <w:rPr>
+                <w:b/>
+              </w:rPr>
+              <w:t>Nợ tiền / Có 1211</w:t>
+            </w:r>
+            <w:r>
+              <w:t xml:space="preserve"> — vế Nợ theo tài khoản tiền chọn (</w:t>
+            </w:r>
+            <w:r>
+              <w:rPr>
+                <w:rFonts w:ascii="Consolas" w:hAnsi="Consolas"/>
+                <w:sz w:val="19"/>
+              </w:rPr>
+              <w:t>CMACCOUNTCONFIGCOUNTRY</w:t>
+            </w:r>
+            <w:r>
+              <w:t xml:space="preserve">, Ngân hàng nội tệ = </w:t>
+            </w:r>
+            <w:r>
+              <w:rPr>
+                <w:b/>
+              </w:rPr>
+              <w:t>1021</w:t>
+            </w:r>
+            <w:r>
+              <w:t xml:space="preserve">), vế Có theo vai </w:t>
+            </w:r>
+            <w:r>
+              <w:rPr>
+                <w:rFonts w:ascii="Consolas" w:hAnsi="Consolas"/>
+                <w:sz w:val="19"/>
+              </w:rPr>
+              <w:t>CUSTOMER_GOODS</w:t>
+            </w:r>
+            <w:r>
+              <w:t xml:space="preserve"> = </w:t>
+            </w:r>
+            <w:r>
+              <w:rPr>
+                <w:b/>
+              </w:rPr>
+              <w:t>1211</w:t>
+            </w:r>
+          </w:p>
+        </w:tc>
+      </w:tr>
+    </w:tbl>
+    <w:p/>
+    <w:p>
+      <w:pPr>
+        <w:pStyle w:val="ListBullet"/>
+      </w:pPr>
+      <w:r>
+        <w:t xml:space="preserve">Công nợ SO nằm ở phân hệ </w:t>
+      </w:r>
+      <w:r>
+        <w:rPr>
+          <w:b/>
+        </w:rPr>
+        <w:t>Bán hàng</w:t>
+      </w:r>
+      <w:r>
+        <w:t xml:space="preserve">, nên </w:t>
+      </w:r>
+      <w:r>
+        <w:rPr>
+          <w:b/>
+        </w:rPr>
+        <w:t>không thu bằng phiếu thu "Thu công nợ" (CMR 15)</w:t>
+      </w:r>
+      <w:r>
+        <w:t xml:space="preserve"> ở màn Phiếu thu: tìm chứng từ công nợ của khách ở đó trả 0 dòng (KB-AZ đã thử).</w:t>
       </w:r>
     </w:p>
     <w:p>
@@ -8906,33 +9585,109 @@
       </w:pPr>
       <w:r>
         <w:rPr>
+          <w:b/>
+        </w:rPr>
+        <w:t>Lỗi bên anh, đang sửa (bên EPL):</w:t>
+      </w:r>
+    </w:p>
+    <w:p>
+      <w:pPr>
+        <w:pStyle w:val="ListBullet2"/>
+      </w:pPr>
+      <w:r>
+        <w:t xml:space="preserve">hộp Tạo phiếu thu gửi </w:t>
+      </w:r>
+      <w:r>
+        <w:rPr>
+          <w:b/>
+        </w:rPr>
+        <w:t>tỷ giá cứng 1</w:t>
+      </w:r>
+      <w:r>
+        <w:t xml:space="preserve"> (</w:t>
+      </w:r>
+      <w:r>
+        <w:rPr>
           <w:rFonts w:ascii="Consolas" w:hAnsi="Consolas"/>
           <w:sz w:val="19"/>
         </w:rPr>
-        <w:t>POST /api/v1/sales/debt/customer-detail</w:t>
-      </w:r>
-      <w:r>
-        <w:t xml:space="preserve"> với </w:t>
+        <w:t>buildCollectionPayload</w:t>
+      </w:r>
+      <w:r>
+        <w:t xml:space="preserve">: </w:t>
       </w:r>
       <w:r>
         <w:rPr>
           <w:rFonts w:ascii="Consolas" w:hAnsi="Consolas"/>
           <w:sz w:val="19"/>
         </w:rPr>
-        <w:t>{CustomerObjectId, OrgId}</w:t>
-      </w:r>
-      <w:r>
-        <w:t xml:space="preserve">, trả </w:t>
+        <w:t>rate: 1</w:t>
+      </w:r>
+      <w:r>
+        <w:t xml:space="preserve">, </w:t>
       </w:r>
       <w:r>
         <w:rPr>
           <w:rFonts w:ascii="Consolas" w:hAnsi="Consolas"/>
           <w:sz w:val="19"/>
         </w:rPr>
-        <w:t>Customer, Summary, Aging, Debts, Collections, Orders</w:t>
-      </w:r>
-      <w:r>
-        <w:t>.</w:t>
+        <w:t>amount = amountCur</w:t>
+      </w:r>
+      <w:r>
+        <w:t xml:space="preserve">) và ô tài khoản tiền chỉ có nội tệ → SO </w:t>
+      </w:r>
+      <w:r>
+        <w:rPr>
+          <w:b/>
+        </w:rPr>
+        <w:t>USD</w:t>
+      </w:r>
+      <w:r>
+        <w:t xml:space="preserve"> ghi thành Kíp: phiếu thu 495 USD có quy đổi 495, vế tiền 1021 (ngân hàng Kíp);</w:t>
+      </w:r>
+    </w:p>
+    <w:p>
+      <w:pPr>
+        <w:pStyle w:val="ListBullet2"/>
+      </w:pPr>
+      <w:r>
+        <w:rPr>
+          <w:b/>
+        </w:rPr>
+        <w:t>mọi SO cùng mã phiếu bán</w:t>
+      </w:r>
+      <w:r>
+        <w:t xml:space="preserve"> </w:t>
+      </w:r>
+      <w:r>
+        <w:rPr>
+          <w:rFonts w:ascii="Consolas" w:hAnsi="Consolas"/>
+          <w:sz w:val="19"/>
+        </w:rPr>
+        <w:t>RETK_CODE = "Demo EPL-2-261001000"</w:t>
+      </w:r>
+      <w:r>
+        <w:t xml:space="preserve"> (SO 162, 164, 165) → diễn giải phiếu thu </w:t>
+      </w:r>
+      <w:r>
+        <w:rPr>
+          <w:i/>
+        </w:rPr>
+        <w:t>"Thu khách nợ từ phiếu Demo EPL-2-261001000"</w:t>
+      </w:r>
+      <w:r>
+        <w:t xml:space="preserve"> giống hệt nhau, khó phân biệt.</w:t>
+      </w:r>
+    </w:p>
+    <w:p>
+      <w:pPr>
+        <w:jc w:val="both"/>
+      </w:pPr>
+      <w:r>
+        <w:rPr>
+          <w:b/>
+        </w:rPr>
+        <w:t>A5 — LAO đọc lại "đã thu":</w:t>
       </w:r>
     </w:p>
     <w:p>
@@ -8940,25 +9695,54 @@
         <w:pStyle w:val="ListBullet"/>
       </w:pPr>
       <w:r>
-        <w:t xml:space="preserve">Màn Khách hàng → tab Công nợ có khối </w:t>
-      </w:r>
-      <w:r>
-        <w:rPr>
-          <w:b/>
-        </w:rPr>
-        <w:t>"Công nợ bên hệ kế toán"</w:t>
-      </w:r>
-      <w:r>
-        <w:t xml:space="preserve">: tổng nợ, đã thu, quá hạn, tuổi nợ, từng SO còn nợ. </w:t>
-      </w:r>
-      <w:r>
-        <w:rPr>
-          <w:b/>
-        </w:rPr>
-        <w:t>Chỉ xem</w:t>
-      </w:r>
-      <w:r>
-        <w:t>: thu tiền, hoá đơn làm ở hệ anh.</w:t>
+        <w:rPr>
+          <w:rFonts w:ascii="Consolas" w:hAnsi="Consolas"/>
+          <w:sz w:val="19"/>
+        </w:rPr>
+        <w:t>POST /api/v1/sales/debt/customer-detail</w:t>
+      </w:r>
+      <w:r>
+        <w:t xml:space="preserve"> với </w:t>
+      </w:r>
+      <w:r>
+        <w:rPr>
+          <w:rFonts w:ascii="Consolas" w:hAnsi="Consolas"/>
+          <w:sz w:val="19"/>
+        </w:rPr>
+        <w:t>{CustomerObjectId, OrgId}</w:t>
+      </w:r>
+      <w:r>
+        <w:t xml:space="preserve">, trả </w:t>
+      </w:r>
+      <w:r>
+        <w:rPr>
+          <w:rFonts w:ascii="Consolas" w:hAnsi="Consolas"/>
+          <w:sz w:val="19"/>
+        </w:rPr>
+        <w:t>Customer, Summary, Aging, Debts, Collections, Orders</w:t>
+      </w:r>
+      <w:r>
+        <w:t xml:space="preserve"> (</w:t>
+      </w:r>
+      <w:r>
+        <w:rPr>
+          <w:rFonts w:ascii="Consolas" w:hAnsi="Consolas"/>
+          <w:sz w:val="19"/>
+        </w:rPr>
+        <w:t>services/chi_tune.py</w:t>
+      </w:r>
+      <w:r>
+        <w:t xml:space="preserve"> </w:t>
+      </w:r>
+      <w:r>
+        <w:rPr>
+          <w:rFonts w:ascii="Consolas" w:hAnsi="Consolas"/>
+          <w:sz w:val="19"/>
+        </w:rPr>
+        <w:t>cong_no_khach</w:t>
+      </w:r>
+      <w:r>
+        <w:t>).</w:t>
       </w:r>
     </w:p>
     <w:p>
@@ -8966,17 +9750,92 @@
         <w:pStyle w:val="ListBullet"/>
       </w:pPr>
       <w:r>
-        <w:t xml:space="preserve">Phiếu đề nghị thu đọc lại số đã thu theo </w:t>
+        <w:rPr>
+          <w:b/>
+        </w:rPr>
+        <w:t>Đã thu của một SO</w:t>
+      </w:r>
+      <w:r>
+        <w:t xml:space="preserve"> = </w:t>
       </w:r>
       <w:r>
         <w:rPr>
           <w:rFonts w:ascii="Consolas" w:hAnsi="Consolas"/>
           <w:sz w:val="19"/>
         </w:rPr>
-        <w:t>OrderCode</w:t>
-      </w:r>
-      <w:r>
-        <w:t xml:space="preserve"> của SO: còn nợ ≤ nửa xu → "đã thu"; đã trả &gt; 0 → "thu một phần". Một khách đọc tối đa một lần mỗi 60 giây.</w:t>
+        <w:t>services/chi_tune.py</w:t>
+      </w:r>
+      <w:r>
+        <w:t xml:space="preserve"> </w:t>
+      </w:r>
+      <w:r>
+        <w:rPr>
+          <w:rFonts w:ascii="Consolas" w:hAnsi="Consolas"/>
+          <w:sz w:val="19"/>
+        </w:rPr>
+        <w:t>_da_tra</w:t>
+      </w:r>
+      <w:r>
+        <w:t xml:space="preserve">: </w:t>
+      </w:r>
+      <w:r>
+        <w:rPr>
+          <w:rFonts w:ascii="Consolas" w:hAnsi="Consolas"/>
+          <w:sz w:val="19"/>
+        </w:rPr>
+        <w:t>max(RETK_MONEYPAID, RETK_PAYMENTAMOUNT − RCTD_DEBTMONEY)</w:t>
+      </w:r>
+      <w:r>
+        <w:t xml:space="preserve">, tức </w:t>
+      </w:r>
+      <w:r>
+        <w:rPr>
+          <w:b/>
+        </w:rPr>
+        <w:t>tiền − còn nợ</w:t>
+      </w:r>
+      <w:r>
+        <w:t xml:space="preserve">. Lý do: thu sau bằng TKN thì bên anh để </w:t>
+      </w:r>
+      <w:r>
+        <w:rPr>
+          <w:rFonts w:ascii="Consolas" w:hAnsi="Consolas"/>
+          <w:sz w:val="19"/>
+        </w:rPr>
+        <w:t>RETK_MONEYPAID = 0</w:t>
+      </w:r>
+      <w:r>
+        <w:t xml:space="preserve"> (chỉ là tiền trả lúc chốt phiếu bán), chỉ </w:t>
+      </w:r>
+      <w:r>
+        <w:rPr>
+          <w:rFonts w:ascii="Consolas" w:hAnsi="Consolas"/>
+          <w:sz w:val="19"/>
+        </w:rPr>
+        <w:t>RCTD_DEBTMONEY</w:t>
+      </w:r>
+      <w:r>
+        <w:t xml:space="preserve"> về 0; đọc thẳng </w:t>
+      </w:r>
+      <w:r>
+        <w:rPr>
+          <w:rFonts w:ascii="Consolas" w:hAnsi="Consolas"/>
+          <w:sz w:val="19"/>
+        </w:rPr>
+        <w:t>RETK_MONEYPAID</w:t>
+      </w:r>
+      <w:r>
+        <w:t xml:space="preserve"> thì ra "Đã thu 0 · Còn lại 0", lệch </w:t>
+      </w:r>
+      <w:r>
+        <w:rPr>
+          <w:rFonts w:ascii="Consolas" w:hAnsi="Consolas"/>
+          <w:sz w:val="19"/>
+        </w:rPr>
+        <w:t>Summary.TotalCollected</w:t>
+      </w:r>
+      <w:r>
+        <w:t>. Thiếu số thì giữ số bên anh gửi.</w:t>
       </w:r>
     </w:p>
     <w:p>
@@ -8984,16 +9843,101 @@
         <w:pStyle w:val="ListBullet"/>
       </w:pPr>
       <w:r>
-        <w:t xml:space="preserve">Công nợ khách </w:t>
-      </w:r>
-      <w:r>
         <w:rPr>
           <w:b/>
         </w:rPr>
-        <w:t>chỉ còn ở hệ anh</w:t>
-      </w:r>
-      <w:r>
-        <w:t>. Số hoá đơn / đã thu trên KT tạm là số thử.</w:t>
+        <w:t>Trạng thái DO</w:t>
+      </w:r>
+      <w:r>
+        <w:t xml:space="preserve"> = </w:t>
+      </w:r>
+      <w:r>
+        <w:rPr>
+          <w:rFonts w:ascii="Consolas" w:hAnsi="Consolas"/>
+          <w:sz w:val="19"/>
+        </w:rPr>
+        <w:t>services/de_nghi_thu.py</w:t>
+      </w:r>
+      <w:r>
+        <w:t xml:space="preserve"> </w:t>
+      </w:r>
+      <w:r>
+        <w:rPr>
+          <w:rFonts w:ascii="Consolas" w:hAnsi="Consolas"/>
+          <w:sz w:val="19"/>
+        </w:rPr>
+        <w:t>ap_thu</w:t>
+      </w:r>
+      <w:r>
+        <w:t xml:space="preserve">: lấy dòng nợ cùng </w:t>
+      </w:r>
+      <w:r>
+        <w:rPr>
+          <w:rFonts w:ascii="Consolas" w:hAnsi="Consolas"/>
+          <w:sz w:val="19"/>
+        </w:rPr>
+        <w:t>OrderCode</w:t>
+      </w:r>
+      <w:r>
+        <w:t xml:space="preserve"> với SO → </w:t>
+      </w:r>
+      <w:r>
+        <w:rPr>
+          <w:rFonts w:ascii="Consolas" w:hAnsi="Consolas"/>
+          <w:sz w:val="19"/>
+        </w:rPr>
+        <w:t>thu_tong</w:t>
+      </w:r>
+      <w:r>
+        <w:t xml:space="preserve">, </w:t>
+      </w:r>
+      <w:r>
+        <w:rPr>
+          <w:rFonts w:ascii="Consolas" w:hAnsi="Consolas"/>
+          <w:sz w:val="19"/>
+        </w:rPr>
+        <w:t>thu_da_thu</w:t>
+      </w:r>
+      <w:r>
+        <w:t xml:space="preserve">, </w:t>
+      </w:r>
+      <w:r>
+        <w:rPr>
+          <w:rFonts w:ascii="Consolas" w:hAnsi="Consolas"/>
+          <w:sz w:val="19"/>
+        </w:rPr>
+        <w:t>thu_con_no</w:t>
+      </w:r>
+      <w:r>
+        <w:t xml:space="preserve">; còn nợ ≤ nửa xu → </w:t>
+      </w:r>
+      <w:r>
+        <w:rPr>
+          <w:b/>
+        </w:rPr>
+        <w:t>"đã thu"</w:t>
+      </w:r>
+      <w:r>
+        <w:t xml:space="preserve">; đã thu &gt; nửa xu → </w:t>
+      </w:r>
+      <w:r>
+        <w:rPr>
+          <w:b/>
+        </w:rPr>
+        <w:t>"thu một phần"</w:t>
+      </w:r>
+      <w:r>
+        <w:t xml:space="preserve">; còn lại "chưa thu". SO không còn trong danh sách nợ mà còn trong </w:t>
+      </w:r>
+      <w:r>
+        <w:rPr>
+          <w:rFonts w:ascii="Consolas" w:hAnsi="Consolas"/>
+          <w:sz w:val="19"/>
+        </w:rPr>
+        <w:t>Orders</w:t>
+      </w:r>
+      <w:r>
+        <w:t xml:space="preserve"> của khách → "đã thu" đủ. Không thấy ở cả hai → giữ "đã tạo SO".</w:t>
       </w:r>
     </w:p>
     <w:p>
@@ -9001,37 +9945,95 @@
         <w:pStyle w:val="ListBullet"/>
       </w:pPr>
       <w:r>
-        <w:t xml:space="preserve">Khối </w:t>
+        <w:t xml:space="preserve">Đọc lúc bấm </w:t>
+      </w:r>
+      <w:r>
+        <w:rPr>
+          <w:b/>
+        </w:rPr>
+        <w:t>Cập nhật</w:t>
+      </w:r>
+      <w:r>
+        <w:t xml:space="preserve"> ở </w:t>
+      </w:r>
+      <w:r>
+        <w:rPr>
+          <w:b/>
+        </w:rPr>
+        <w:t>Phiếu đề nghị thu</w:t>
+      </w:r>
+      <w:r>
+        <w:t xml:space="preserve"> (</w:t>
       </w:r>
       <w:r>
         <w:rPr>
           <w:rFonts w:ascii="Consolas" w:hAnsi="Consolas"/>
           <w:sz w:val="19"/>
         </w:rPr>
-        <w:t>Debts</w:t>
-      </w:r>
-      <w:r>
-        <w:t xml:space="preserve">, </w:t>
-      </w:r>
-      <w:r>
-        <w:rPr>
-          <w:rFonts w:ascii="Consolas" w:hAnsi="Consolas"/>
-          <w:sz w:val="19"/>
-        </w:rPr>
-        <w:t>Collections</w:t>
-      </w:r>
-      <w:r>
-        <w:t xml:space="preserve"> của </w:t>
-      </w:r>
-      <w:r>
-        <w:rPr>
-          <w:rFonts w:ascii="Consolas" w:hAnsi="Consolas"/>
-          <w:sz w:val="19"/>
-        </w:rPr>
-        <w:t>customer-detail</w:t>
-      </w:r>
-      <w:r>
-        <w:t xml:space="preserve"> là dynamic: bên EPL đối chiếu với thân trả về thật (đang làm).</w:t>
+        <w:t>doc_thu_tune</w:t>
+      </w:r>
+      <w:r>
+        <w:t>, theo từng khách, một khách tối đa một lần mỗi 60 giây).</w:t>
+      </w:r>
+    </w:p>
+    <w:p>
+      <w:pPr>
+        <w:pStyle w:val="ListBullet"/>
+      </w:pPr>
+      <w:r>
+        <w:t xml:space="preserve">Màn Khách hàng → tab Công nợ có khối </w:t>
+      </w:r>
+      <w:r>
+        <w:rPr>
+          <w:b/>
+        </w:rPr>
+        <w:t>"Công nợ bên hệ kế toán"</w:t>
+      </w:r>
+      <w:r>
+        <w:t xml:space="preserve">: tổng nợ, đã thu, quá hạn, tuổi nợ, từng SO còn nợ. </w:t>
+      </w:r>
+      <w:r>
+        <w:rPr>
+          <w:b/>
+        </w:rPr>
+        <w:t>Chỉ xem</w:t>
+      </w:r>
+      <w:r>
+        <w:t>.</w:t>
+      </w:r>
+    </w:p>
+    <w:p>
+      <w:pPr>
+        <w:pStyle w:val="ListBullet"/>
+      </w:pPr>
+      <w:r>
+        <w:t xml:space="preserve">Công nợ khách </w:t>
+      </w:r>
+      <w:r>
+        <w:rPr>
+          <w:b/>
+        </w:rPr>
+        <w:t>chỉ còn ở hệ anh</w:t>
+      </w:r>
+      <w:r>
+        <w:t>. Số hoá đơn / đã thu trên KT tạm là số thử.</w:t>
+      </w:r>
+    </w:p>
+    <w:p>
+      <w:pPr>
+        <w:pStyle w:val="ListBullet"/>
+      </w:pPr>
+      <w:r>
+        <w:t xml:space="preserve">KB-AZ: hai SO 164, 165 thu đủ qua TKN → bên em hai DO </w:t>
+      </w:r>
+      <w:r>
+        <w:rPr>
+          <w:b/>
+        </w:rPr>
+        <w:t>Đã thu đủ</w:t>
+      </w:r>
+      <w:r>
+        <w:t>, khối công nợ đã thu 1.248,35 USD (mục 9.5).</w:t>
       </w:r>
     </w:p>
     <w:p>
@@ -12887,7 +13889,66 @@
         <w:t>Message</w:t>
       </w:r>
       <w:r>
-        <w:t xml:space="preserve"> hiện lên màn.</w:t>
+        <w:t xml:space="preserve"> hiện lên màn. Xếp lỗi theo </w:t>
+      </w:r>
+      <w:r>
+        <w:rPr>
+          <w:b/>
+        </w:rPr>
+        <w:t>mã thật</w:t>
+      </w:r>
+      <w:r>
+        <w:t xml:space="preserve"> (</w:t>
+      </w:r>
+      <w:r>
+        <w:rPr>
+          <w:rFonts w:ascii="Consolas" w:hAnsi="Consolas"/>
+          <w:sz w:val="19"/>
+        </w:rPr>
+        <w:t>3d4ba03</w:t>
+      </w:r>
+      <w:r>
+        <w:t xml:space="preserve">): </w:t>
+      </w:r>
+      <w:r>
+        <w:rPr>
+          <w:rFonts w:ascii="Consolas" w:hAnsi="Consolas"/>
+          <w:sz w:val="19"/>
+        </w:rPr>
+        <w:t>ErrorDetail.ErrorCode</w:t>
+      </w:r>
+      <w:r>
+        <w:t xml:space="preserve"> trước, rồi </w:t>
+      </w:r>
+      <w:r>
+        <w:rPr>
+          <w:rFonts w:ascii="Consolas" w:hAnsi="Consolas"/>
+          <w:sz w:val="19"/>
+        </w:rPr>
+        <w:t>Code</w:t>
+      </w:r>
+      <w:r>
+        <w:t xml:space="preserve"> trong thân (lỗi về HTTP 200 kèm </w:t>
+      </w:r>
+      <w:r>
+        <w:rPr>
+          <w:rFonts w:ascii="Consolas" w:hAnsi="Consolas"/>
+          <w:sz w:val="19"/>
+        </w:rPr>
+        <w:t>Success:false</w:t>
+      </w:r>
+      <w:r>
+        <w:t xml:space="preserve">), rồi mã HTTP; chỉ đoán theo chữ của câu lỗi khi không có </w:t>
+      </w:r>
+      <w:r>
+        <w:rPr>
+          <w:rFonts w:ascii="Consolas" w:hAnsi="Consolas"/>
+          <w:sz w:val="19"/>
+        </w:rPr>
+        <w:t>ErrorCode</w:t>
+      </w:r>
+      <w:r>
+        <w:t>.</w:t>
       </w:r>
     </w:p>
     <w:tbl>
@@ -12933,7 +13994,7 @@
               <w:rPr>
                 <w:b/>
               </w:rPr>
-              <w:t>LAO làm</w:t>
+              <w:t>LAO làm (mã lỗi bên em)</w:t>
             </w:r>
           </w:p>
         </w:tc>
@@ -13052,7 +14113,7 @@
               <w:t>cho_gui</w:t>
             </w:r>
             <w:r>
-              <w:t xml:space="preserve">, mã lỗi </w:t>
+              <w:t xml:space="preserve">, </w:t>
             </w:r>
             <w:r>
               <w:rPr>
@@ -13276,7 +14337,7 @@
           <w:p>
             <w:r/>
             <w:r>
-              <w:t xml:space="preserve">403 </w:t>
+              <w:t xml:space="preserve">403 · </w:t>
             </w:r>
             <w:r>
               <w:rPr>
@@ -13294,7 +14355,14 @@
           <w:p>
             <w:r/>
             <w:r>
-              <w:t xml:space="preserve">giữ lỗi: thêm </w:t>
+              <w:rPr>
+                <w:rFonts w:ascii="Consolas" w:hAnsi="Consolas"/>
+                <w:sz w:val="19"/>
+              </w:rPr>
+              <w:t>KHONG_DUOC_PHEP</w:t>
+            </w:r>
+            <w:r>
+              <w:t xml:space="preserve">: thêm </w:t>
             </w:r>
             <w:r>
               <w:rPr>
@@ -13312,6 +14380,9 @@
                 <w:sz w:val="19"/>
               </w:rPr>
               <w:t>AllowedUserIds</w:t>
+            </w:r>
+            <w:r>
+              <w:t>; Gửi hết dừng</w:t>
             </w:r>
           </w:p>
         </w:tc>
@@ -13324,17 +14395,17 @@
           <w:p>
             <w:r/>
             <w:r>
-              <w:t xml:space="preserve">mất mạng · hết giờ · 5xx (gồm 503 </w:t>
-            </w:r>
-            <w:r>
-              <w:rPr>
-                <w:rFonts w:ascii="Consolas" w:hAnsi="Consolas"/>
-                <w:sz w:val="19"/>
-              </w:rPr>
-              <w:t>_DISABLED</w:t>
-            </w:r>
-            <w:r>
-              <w:t xml:space="preserve">, </w:t>
+              <w:t xml:space="preserve">503 </w:t>
+            </w:r>
+            <w:r>
+              <w:rPr>
+                <w:rFonts w:ascii="Consolas" w:hAnsi="Consolas"/>
+                <w:sz w:val="19"/>
+              </w:rPr>
+              <w:t>LOGISTICS_JOURNAL_DISABLED</w:t>
+            </w:r>
+            <w:r>
+              <w:t xml:space="preserve"> · </w:t>
             </w:r>
             <w:r>
               <w:rPr>
@@ -13344,7 +14415,7 @@
               <w:t>_CONFIG_REQUIRED</w:t>
             </w:r>
             <w:r>
-              <w:t xml:space="preserve">, </w:t>
+              <w:t xml:space="preserve"> · </w:t>
             </w:r>
             <w:r>
               <w:rPr>
@@ -13354,24 +14425,13 @@
               <w:t>_SCRIPT_REQUIRED</w:t>
             </w:r>
             <w:r>
-              <w:t xml:space="preserve">, </w:t>
-            </w:r>
-            <w:r>
-              <w:rPr>
-                <w:rFonts w:ascii="Consolas" w:hAnsi="Consolas"/>
-                <w:sz w:val="19"/>
-              </w:rPr>
-              <w:t>52510</w:t>
-            </w:r>
-            <w:r>
-              <w:t xml:space="preserve"> đang xử lý, </w:t>
-            </w:r>
-            <w:r>
-              <w:rPr>
-                <w:rFonts w:ascii="Consolas" w:hAnsi="Consolas"/>
-                <w:sz w:val="19"/>
-              </w:rPr>
-              <w:t>_DATABASE_ERROR</w:t>
+              <w:t xml:space="preserve"> (bên anh chưa bật / chưa áp script — </w:t>
+            </w:r>
+            <w:r>
+              <w:rPr>
+                <w:b/>
+              </w:rPr>
+              <w:t>đang gặp lúc này</w:t>
             </w:r>
             <w:r>
               <w:t>)</w:t>
@@ -13385,35 +14445,24 @@
           <w:p>
             <w:r/>
             <w:r>
-              <w:t xml:space="preserve">kết quả </w:t>
-            </w:r>
-            <w:r>
-              <w:rPr>
-                <w:b/>
-              </w:rPr>
-              <w:t>chưa rõ</w:t>
-            </w:r>
-            <w:r>
-              <w:t xml:space="preserve">: lần sau </w:t>
-            </w:r>
-            <w:r>
-              <w:rPr>
-                <w:b/>
-              </w:rPr>
-              <w:t>hỏi lại</w:t>
-            </w:r>
-            <w:r>
-              <w:t xml:space="preserve"> </w:t>
-            </w:r>
-            <w:r>
-              <w:rPr>
-                <w:rFonts w:ascii="Consolas" w:hAnsi="Consolas"/>
-                <w:sz w:val="19"/>
-              </w:rPr>
-              <w:t>GET …/{SourceRef}</w:t>
-            </w:r>
-            <w:r>
-              <w:t xml:space="preserve"> trước; bên anh có rồi thì nhận số đó, chưa có thì gửi lại cùng SourceRef</w:t>
+              <w:rPr>
+                <w:rFonts w:ascii="Consolas" w:hAnsi="Consolas"/>
+                <w:sz w:val="19"/>
+              </w:rPr>
+              <w:t>BEN_DO_CHUA_BAT</w:t>
+            </w:r>
+            <w:r>
+              <w:t xml:space="preserve">: bản giữ </w:t>
+            </w:r>
+            <w:r>
+              <w:rPr>
+                <w:rFonts w:ascii="Consolas" w:hAnsi="Consolas"/>
+                <w:sz w:val="19"/>
+              </w:rPr>
+              <w:t>cho_gui</w:t>
+            </w:r>
+            <w:r>
+              <w:t>, Gửi hết dừng ngay; bật xong bấm Gửi hết</w:t>
             </w:r>
           </w:p>
         </w:tc>
@@ -13426,7 +14475,47 @@
           <w:p>
             <w:r/>
             <w:r>
-              <w:t>404 ở POST</w:t>
+              <w:t>mất mạng · hết giờ · 5xx khác (</w:t>
+            </w:r>
+            <w:r>
+              <w:rPr>
+                <w:rFonts w:ascii="Consolas" w:hAnsi="Consolas"/>
+                <w:sz w:val="19"/>
+              </w:rPr>
+              <w:t>52510</w:t>
+            </w:r>
+            <w:r>
+              <w:t xml:space="preserve"> đang xử lý, </w:t>
+            </w:r>
+            <w:r>
+              <w:rPr>
+                <w:rFonts w:ascii="Consolas" w:hAnsi="Consolas"/>
+                <w:sz w:val="19"/>
+              </w:rPr>
+              <w:t>_DATABASE_ERROR</w:t>
+            </w:r>
+            <w:r>
+              <w:t xml:space="preserve">), hoặc HTTP 200 kèm </w:t>
+            </w:r>
+            <w:r>
+              <w:rPr>
+                <w:rFonts w:ascii="Consolas" w:hAnsi="Consolas"/>
+                <w:sz w:val="19"/>
+              </w:rPr>
+              <w:t>Success:false</w:t>
+            </w:r>
+            <w:r>
+              <w:t xml:space="preserve">, </w:t>
+            </w:r>
+            <w:r>
+              <w:rPr>
+                <w:rFonts w:ascii="Consolas" w:hAnsi="Consolas"/>
+                <w:sz w:val="19"/>
+              </w:rPr>
+              <w:t>Code</w:t>
+            </w:r>
+            <w:r>
+              <w:t xml:space="preserve"> 500</w:t>
             </w:r>
           </w:p>
         </w:tc>
@@ -13437,14 +14526,55 @@
           <w:p>
             <w:r/>
             <w:r>
-              <w:rPr>
-                <w:rFonts w:ascii="Consolas" w:hAnsi="Consolas"/>
-                <w:sz w:val="19"/>
-              </w:rPr>
-              <w:t>KHONG_CO_DUONG</w:t>
-            </w:r>
-            <w:r>
-              <w:t>: API chưa có bản mới; Gửi hết dừng</w:t>
+              <w:t xml:space="preserve">kết quả </w:t>
+            </w:r>
+            <w:r>
+              <w:rPr>
+                <w:b/>
+              </w:rPr>
+              <w:t>chưa rõ</w:t>
+            </w:r>
+            <w:r>
+              <w:t xml:space="preserve"> (</w:t>
+            </w:r>
+            <w:r>
+              <w:rPr>
+                <w:rFonts w:ascii="Consolas" w:hAnsi="Consolas"/>
+                <w:sz w:val="19"/>
+              </w:rPr>
+              <w:t>KHONG_GOI_DUOC</w:t>
+            </w:r>
+            <w:r>
+              <w:t xml:space="preserve"> / </w:t>
+            </w:r>
+            <w:r>
+              <w:rPr>
+                <w:rFonts w:ascii="Consolas" w:hAnsi="Consolas"/>
+                <w:sz w:val="19"/>
+              </w:rPr>
+              <w:t>HTTP_5XX</w:t>
+            </w:r>
+            <w:r>
+              <w:t xml:space="preserve">): lần sau </w:t>
+            </w:r>
+            <w:r>
+              <w:rPr>
+                <w:b/>
+              </w:rPr>
+              <w:t>hỏi lại</w:t>
+            </w:r>
+            <w:r>
+              <w:t xml:space="preserve"> </w:t>
+            </w:r>
+            <w:r>
+              <w:rPr>
+                <w:rFonts w:ascii="Consolas" w:hAnsi="Consolas"/>
+                <w:sz w:val="19"/>
+              </w:rPr>
+              <w:t>GET …/{SourceRef}</w:t>
+            </w:r>
+            <w:r>
+              <w:t xml:space="preserve"> trước; bên anh có rồi thì nhận số đó, chưa có thì gửi lại cùng SourceRef</w:t>
             </w:r>
           </w:p>
         </w:tc>
@@ -13457,6 +14587,77 @@
           <w:p>
             <w:r/>
             <w:r>
+              <w:t>404 ở POST</w:t>
+            </w:r>
+          </w:p>
+        </w:tc>
+        <w:tc>
+          <w:tcPr>
+            <w:tcW w:type="dxa" w:w="4320"/>
+          </w:tcPr>
+          <w:p>
+            <w:r/>
+            <w:r>
+              <w:rPr>
+                <w:rFonts w:ascii="Consolas" w:hAnsi="Consolas"/>
+                <w:sz w:val="19"/>
+              </w:rPr>
+              <w:t>KHONG_CO_DUONG</w:t>
+            </w:r>
+            <w:r>
+              <w:t>: API chưa có bản mới; Gửi hết dừng</w:t>
+            </w:r>
+          </w:p>
+        </w:tc>
+      </w:tr>
+      <w:tr>
+        <w:tc>
+          <w:tcPr>
+            <w:tcW w:type="dxa" w:w="4320"/>
+          </w:tcPr>
+          <w:p>
+            <w:r/>
+            <w:r>
+              <w:t xml:space="preserve">GET 404 kèm </w:t>
+            </w:r>
+            <w:r>
+              <w:rPr>
+                <w:rFonts w:ascii="Consolas" w:hAnsi="Consolas"/>
+                <w:sz w:val="19"/>
+              </w:rPr>
+              <w:t>ErrorCode = JOURNAL_ENTRY_NOT_FOUND</w:t>
+            </w:r>
+          </w:p>
+        </w:tc>
+        <w:tc>
+          <w:tcPr>
+            <w:tcW w:type="dxa" w:w="4320"/>
+          </w:tcPr>
+          <w:p>
+            <w:r/>
+            <w:r>
+              <w:t xml:space="preserve">bên anh </w:t>
+            </w:r>
+            <w:r>
+              <w:rPr>
+                <w:b/>
+              </w:rPr>
+              <w:t>chưa có</w:t>
+            </w:r>
+            <w:r>
+              <w:t xml:space="preserve"> chứng từ → gửi. GET 404 không kèm mã đó = chưa có đường, không coi là "không có"</w:t>
+            </w:r>
+          </w:p>
+        </w:tc>
+      </w:tr>
+      <w:tr>
+        <w:tc>
+          <w:tcPr>
+            <w:tcW w:type="dxa" w:w="4320"/>
+          </w:tcPr>
+          <w:p>
+            <w:r/>
+            <w:r>
               <w:t xml:space="preserve">HTTP 200 kèm </w:t>
             </w:r>
             <w:r>
@@ -13467,7 +14668,17 @@
               <w:t>Success:false</w:t>
             </w:r>
             <w:r>
-              <w:t xml:space="preserve"> (JSON sai kiểu bị bộ lọc chung bắt)</w:t>
+              <w:t xml:space="preserve">, </w:t>
+            </w:r>
+            <w:r>
+              <w:rPr>
+                <w:rFonts w:ascii="Consolas" w:hAnsi="Consolas"/>
+                <w:sz w:val="19"/>
+              </w:rPr>
+              <w:t>Code</w:t>
+            </w:r>
+            <w:r>
+              <w:t xml:space="preserve"> 400 (JSON sai kiểu bị bộ lọc chung bắt)</w:t>
             </w:r>
           </w:p>
         </w:tc>
@@ -13478,7 +14689,7 @@
           <w:p>
             <w:r/>
             <w:r>
-              <w:t>coi là lỗi</w:t>
+              <w:t>coi là lỗi dữ liệu</w:t>
             </w:r>
           </w:p>
         </w:tc>
@@ -13724,6 +14935,49 @@
           <w:p>
             <w:r/>
             <w:r>
+              <w:t>404</w:t>
+            </w:r>
+          </w:p>
+        </w:tc>
+        <w:tc>
+          <w:tcPr>
+            <w:tcW w:type="dxa" w:w="4320"/>
+          </w:tcPr>
+          <w:p>
+            <w:r/>
+            <w:r>
+              <w:t xml:space="preserve">bên anh không trả 404 khi gỡ → 404 = </w:t>
+            </w:r>
+            <w:r>
+              <w:rPr>
+                <w:b/>
+              </w:rPr>
+              <w:t>chưa có đường</w:t>
+            </w:r>
+            <w:r>
+              <w:t xml:space="preserve">, giữ </w:t>
+            </w:r>
+            <w:r>
+              <w:rPr>
+                <w:rFonts w:ascii="Consolas" w:hAnsi="Consolas"/>
+                <w:sz w:val="19"/>
+              </w:rPr>
+              <w:t>can_dao</w:t>
+            </w:r>
+            <w:r>
+              <w:t xml:space="preserve"> (không coi là đã gỡ)</w:t>
+            </w:r>
+          </w:p>
+        </w:tc>
+      </w:tr>
+      <w:tr>
+        <w:tc>
+          <w:tcPr>
+            <w:tcW w:type="dxa" w:w="4320"/>
+          </w:tcPr>
+          <w:p>
+            <w:r/>
+            <w:r>
               <w:t>lỗi mạng / 5xx</w:t>
             </w:r>
           </w:p>
@@ -13853,7 +15107,7 @@
         <w:t>52512</w:t>
       </w:r>
       <w:r>
-        <w:t>, gỡ lần hai, mất phản hồi). Lần chạy thật đầu tiên sau khi áp script: đối chiếu sổ cái, kỳ, số chứng từ.</w:t>
+        <w:t>, gỡ lần hai, mất phản hồi, xếp lỗi theo mã thật — 36/36). Lần chạy thật đầu tiên sau khi áp script: đối chiếu sổ cái, kỳ, số chứng từ.</w:t>
       </w:r>
     </w:p>
     <w:p>
@@ -16588,7 +17842,7 @@
           <w:p>
             <w:r/>
             <w:r>
-              <w:t>8–10</w:t>
+              <w:t>8</w:t>
             </w:r>
           </w:p>
         </w:tc>
@@ -16599,7 +17853,7 @@
           <w:p>
             <w:r/>
             <w:r>
-              <w:t>Hoá đơn, thu tiền khách, cấn trừ</w:t>
+              <w:t>Thu tiền khách</w:t>
             </w:r>
           </w:p>
         </w:tc>
@@ -16610,8 +17864,56 @@
           <w:p>
             <w:r/>
             <w:r>
+              <w:rPr>
+                <w:b/>
+              </w:rPr>
               <w:t>kế toán bên anh</w:t>
             </w:r>
+            <w:r>
+              <w:t xml:space="preserve"> · </w:t>
+            </w:r>
+            <w:r>
+              <w:rPr>
+                <w:b/>
+              </w:rPr>
+              <w:t>Chi tiết công nợ khách hàng</w:t>
+            </w:r>
+            <w:r>
+              <w:t xml:space="preserve"> → </w:t>
+            </w:r>
+            <w:r>
+              <w:rPr>
+                <w:b/>
+              </w:rPr>
+              <w:t>Tạo phiếu thu</w:t>
+            </w:r>
+            <w:r>
+              <w:t xml:space="preserve"> → </w:t>
+            </w:r>
+            <w:r>
+              <w:rPr>
+                <w:b/>
+              </w:rPr>
+              <w:t>Xác nhận thu nợ</w:t>
+            </w:r>
+            <w:r>
+              <w:t xml:space="preserve">, rồi ghi sổ phiếu thu; bên em KT Thu/Chi bấm </w:t>
+            </w:r>
+            <w:r>
+              <w:rPr>
+                <w:b/>
+              </w:rPr>
+              <w:t>Cập nhật</w:t>
+            </w:r>
+            <w:r>
+              <w:t xml:space="preserve"> ở </w:t>
+            </w:r>
+            <w:r>
+              <w:rPr>
+                <w:b/>
+              </w:rPr>
+              <w:t>Phiếu đề nghị thu</w:t>
+            </w:r>
           </w:p>
         </w:tc>
         <w:tc>
@@ -16625,18 +17927,112 @@
                 <w:rFonts w:ascii="Consolas" w:hAnsi="Consolas"/>
                 <w:sz w:val="19"/>
               </w:rPr>
+              <w:t>PT</w:t>
+            </w:r>
+          </w:p>
+        </w:tc>
+        <w:tc>
+          <w:tcPr>
+            <w:tcW w:type="dxa" w:w="1440"/>
+          </w:tcPr>
+          <w:p>
+            <w:r/>
+            <w:r>
+              <w:rPr>
+                <w:rFonts w:ascii="Consolas" w:hAnsi="Consolas"/>
+                <w:sz w:val="19"/>
+              </w:rPr>
+              <w:t>sales/debt/collection-upsert</w:t>
+            </w:r>
+            <w:r>
+              <w:t xml:space="preserve"> (TKN, WEB của anh gọi) · LAO đọc </w:t>
+            </w:r>
+            <w:r>
+              <w:rPr>
+                <w:b/>
+              </w:rPr>
+              <w:t>A5</w:t>
+            </w:r>
+          </w:p>
+        </w:tc>
+        <w:tc>
+          <w:tcPr>
+            <w:tcW w:type="dxa" w:w="1440"/>
+          </w:tcPr>
+          <w:p>
+            <w:r/>
+            <w:r>
+              <w:t>phiếu thu nợ TKN + công nợ giảm (</w:t>
+            </w:r>
+            <w:r>
+              <w:rPr>
+                <w:rFonts w:ascii="Consolas" w:hAnsi="Consolas"/>
+                <w:sz w:val="19"/>
+              </w:rPr>
+              <w:t>RESCUSTOMERSDEBT</w:t>
+            </w:r>
+            <w:r>
+              <w:t xml:space="preserve">) + phiếu thu </w:t>
+            </w:r>
+            <w:r>
+              <w:rPr>
+                <w:b/>
+              </w:rPr>
+              <w:t>CMR 17 "Thu khác"</w:t>
+            </w:r>
+            <w:r>
+              <w:t xml:space="preserve"> Nợ 1021 / Có 1211; LAO: DO "đã thu đủ" / "thu một phần"</w:t>
+            </w:r>
+          </w:p>
+        </w:tc>
+      </w:tr>
+      <w:tr>
+        <w:tc>
+          <w:tcPr>
+            <w:tcW w:type="dxa" w:w="1440"/>
+          </w:tcPr>
+          <w:p>
+            <w:r/>
+            <w:r>
+              <w:t>9–10</w:t>
+            </w:r>
+          </w:p>
+        </w:tc>
+        <w:tc>
+          <w:tcPr>
+            <w:tcW w:type="dxa" w:w="1440"/>
+          </w:tcPr>
+          <w:p>
+            <w:r/>
+            <w:r>
+              <w:t>Hoá đơn, cấn trừ</w:t>
+            </w:r>
+          </w:p>
+        </w:tc>
+        <w:tc>
+          <w:tcPr>
+            <w:tcW w:type="dxa" w:w="1440"/>
+          </w:tcPr>
+          <w:p>
+            <w:r/>
+            <w:r>
+              <w:t>kế toán bên anh</w:t>
+            </w:r>
+          </w:p>
+        </w:tc>
+        <w:tc>
+          <w:tcPr>
+            <w:tcW w:type="dxa" w:w="1440"/>
+          </w:tcPr>
+          <w:p>
+            <w:r/>
+            <w:r>
+              <w:rPr>
+                <w:rFonts w:ascii="Consolas" w:hAnsi="Consolas"/>
+                <w:sz w:val="19"/>
+              </w:rPr>
               <w:t>HD</w:t>
             </w:r>
-            <w:r>
-              <w:t xml:space="preserve">, </w:t>
-            </w:r>
-            <w:r>
-              <w:rPr>
-                <w:rFonts w:ascii="Consolas" w:hAnsi="Consolas"/>
-                <w:sz w:val="19"/>
-              </w:rPr>
-              <w:t>PT</w:t>
-            </w:r>
           </w:p>
         </w:tc>
         <w:tc>
@@ -16646,13 +18042,7 @@
           <w:p>
             <w:r/>
             <w:r>
-              <w:t xml:space="preserve">việc của hệ anh, từ SO; LAO đọc </w:t>
-            </w:r>
-            <w:r>
-              <w:rPr>
-                <w:b/>
-              </w:rPr>
-              <w:t>A5</w:t>
+              <w:t>việc của hệ anh, từ SO</w:t>
             </w:r>
           </w:p>
         </w:tc>
@@ -17696,13 +19086,76 @@
                 <w:rFonts w:ascii="Consolas" w:hAnsi="Consolas"/>
                 <w:sz w:val="19"/>
               </w:rPr>
-              <w:t>875a0cf</w:t>
+              <w:t>191ab29</w:t>
+            </w:r>
+            <w:r>
+              <w:t>); KB-AZ đã đi thật một chuyến THU-KBAZ (mục 9)</w:t>
+            </w:r>
+          </w:p>
+        </w:tc>
+        <w:tc>
+          <w:tcPr>
+            <w:tcW w:type="dxa" w:w="2880"/>
+          </w:tcPr>
+          <w:p>
+            <w:r/>
+            <w:r>
+              <w:t>bên EPL làm (đang làm)</w:t>
+            </w:r>
+          </w:p>
+        </w:tc>
+      </w:tr>
+      <w:tr>
+        <w:tc>
+          <w:tcPr>
+            <w:tcW w:type="dxa" w:w="2880"/>
+          </w:tcPr>
+          <w:p>
+            <w:r/>
+            <w:r>
+              <w:t>9</w:t>
+            </w:r>
+          </w:p>
+        </w:tc>
+        <w:tc>
+          <w:tcPr>
+            <w:tcW w:type="dxa" w:w="2880"/>
+          </w:tcPr>
+          <w:p>
+            <w:r/>
+            <w:r>
+              <w:rPr>
+                <w:b/>
+              </w:rPr>
+              <w:t>Hộp Tạo phiếu thu (WEB của anh) gửi tỷ giá cứng 1</w:t>
+            </w:r>
+            <w:r>
+              <w:t>, ô tài khoản tiền chỉ có nội tệ → SO USD ghi thành Kíp (mục 1.5)</w:t>
+            </w:r>
+          </w:p>
+        </w:tc>
+        <w:tc>
+          <w:tcPr>
+            <w:tcW w:type="dxa" w:w="2880"/>
+          </w:tcPr>
+          <w:p>
+            <w:r/>
+            <w:r>
+              <w:t>bên EPL làm (</w:t>
+            </w:r>
+            <w:r>
+              <w:rPr>
+                <w:b/>
+              </w:rPr>
+              <w:t>đang sửa</w:t>
             </w:r>
             <w:r>
               <w:t>)</w:t>
             </w:r>
           </w:p>
         </w:tc>
+      </w:tr>
+      <w:tr>
         <w:tc>
           <w:tcPr>
             <w:tcW w:type="dxa" w:w="2880"/>
@@ -17710,7 +19163,54 @@
           <w:p>
             <w:r/>
             <w:r>
-              <w:t>bên EPL làm (đang làm)</w:t>
+              <w:t>10</w:t>
+            </w:r>
+          </w:p>
+        </w:tc>
+        <w:tc>
+          <w:tcPr>
+            <w:tcW w:type="dxa" w:w="2880"/>
+          </w:tcPr>
+          <w:p>
+            <w:r/>
+            <w:r>
+              <w:rPr>
+                <w:b/>
+              </w:rPr>
+              <w:t>Mọi SO cùng mã phiếu bán</w:t>
+            </w:r>
+            <w:r>
+              <w:t xml:space="preserve"> </w:t>
+            </w:r>
+            <w:r>
+              <w:rPr>
+                <w:rFonts w:ascii="Consolas" w:hAnsi="Consolas"/>
+                <w:sz w:val="19"/>
+              </w:rPr>
+              <w:t>Demo EPL-2-261001000</w:t>
+            </w:r>
+            <w:r>
+              <w:t xml:space="preserve"> → diễn giải phiếu thu nợ giống nhau (mục 1.5)</w:t>
+            </w:r>
+          </w:p>
+        </w:tc>
+        <w:tc>
+          <w:tcPr>
+            <w:tcW w:type="dxa" w:w="2880"/>
+          </w:tcPr>
+          <w:p>
+            <w:r/>
+            <w:r>
+              <w:t>bên EPL làm (</w:t>
+            </w:r>
+            <w:r>
+              <w:rPr>
+                <w:b/>
+              </w:rPr>
+              <w:t>đang sửa</w:t>
+            </w:r>
+            <w:r>
+              <w:t>)</w:t>
             </w:r>
           </w:p>
         </w:tc>
@@ -17836,7 +19336,7 @@
           <w:p>
             <w:r/>
             <w:r>
-              <w:t>mục 5 việc 1 (sau khi có script), 2, 3, 8; thêm nút tạo khoá bàn giao ở màn Tài khoản</w:t>
+              <w:t>mục 5 việc 1 (sau khi có script), 2, 3, 8, 9, 10; thêm nút tạo khoá bàn giao ở màn Tài khoản</w:t>
             </w:r>
           </w:p>
         </w:tc>
@@ -18082,6 +19582,183 @@
       </w:r>
       <w:r>
         <w:t>.</w:t>
+      </w:r>
+    </w:p>
+    <w:p>
+      <w:pPr>
+        <w:jc w:val="both"/>
+      </w:pPr>
+      <w:r>
+        <w:rPr>
+          <w:b/>
+        </w:rPr>
+        <w:t>Thu tiền khách và đọc lại "đã thu":</w:t>
+      </w:r>
+    </w:p>
+    <w:p>
+      <w:pPr>
+        <w:pStyle w:val="ListNumber"/>
+      </w:pPr>
+      <w:r>
+        <w:t xml:space="preserve">Bên anh (QLSX WEB): </w:t>
+      </w:r>
+      <w:r>
+        <w:rPr>
+          <w:b/>
+        </w:rPr>
+        <w:t>Danh sách công nợ</w:t>
+      </w:r>
+      <w:r>
+        <w:t xml:space="preserve"> → khách → </w:t>
+      </w:r>
+      <w:r>
+        <w:rPr>
+          <w:b/>
+        </w:rPr>
+        <w:t>Chi tiết công nợ khách hàng</w:t>
+      </w:r>
+      <w:r>
+        <w:t xml:space="preserve"> → tick dòng </w:t>
+      </w:r>
+      <w:r>
+        <w:rPr>
+          <w:rFonts w:ascii="Consolas" w:hAnsi="Consolas"/>
+          <w:sz w:val="19"/>
+        </w:rPr>
+        <w:t>TK-…</w:t>
+      </w:r>
+      <w:r>
+        <w:t xml:space="preserve"> → </w:t>
+      </w:r>
+      <w:r>
+        <w:rPr>
+          <w:b/>
+        </w:rPr>
+        <w:t>Tạo phiếu thu</w:t>
+      </w:r>
+      <w:r>
+        <w:t xml:space="preserve"> → </w:t>
+      </w:r>
+      <w:r>
+        <w:rPr>
+          <w:b/>
+        </w:rPr>
+        <w:t>Xác nhận thu nợ</w:t>
+      </w:r>
+      <w:r>
+        <w:t xml:space="preserve"> → </w:t>
+      </w:r>
+      <w:r>
+        <w:rPr>
+          <w:b/>
+        </w:rPr>
+        <w:t>Danh sách phiếu thu</w:t>
+      </w:r>
+      <w:r>
+        <w:t xml:space="preserve"> loại </w:t>
+      </w:r>
+      <w:r>
+        <w:rPr>
+          <w:b/>
+        </w:rPr>
+        <w:t>Thu khác</w:t>
+      </w:r>
+      <w:r>
+        <w:t xml:space="preserve"> → </w:t>
+      </w:r>
+      <w:r>
+        <w:rPr>
+          <w:b/>
+        </w:rPr>
+        <w:t>Ghi sổ</w:t>
+      </w:r>
+      <w:r>
+        <w:t>.</w:t>
+      </w:r>
+    </w:p>
+    <w:p>
+      <w:pPr>
+        <w:pStyle w:val="ListNumber"/>
+      </w:pPr>
+      <w:r>
+        <w:t xml:space="preserve">Bên em: </w:t>
+      </w:r>
+      <w:r>
+        <w:rPr>
+          <w:b/>
+        </w:rPr>
+        <w:t>ketoan</w:t>
+      </w:r>
+      <w:r>
+        <w:t xml:space="preserve"> → </w:t>
+      </w:r>
+      <w:r>
+        <w:rPr>
+          <w:b/>
+        </w:rPr>
+        <w:t>Phiếu đề nghị thu</w:t>
+      </w:r>
+      <w:r>
+        <w:t xml:space="preserve"> → </w:t>
+      </w:r>
+      <w:r>
+        <w:rPr>
+          <w:b/>
+        </w:rPr>
+        <w:t>Cập nhật</w:t>
+      </w:r>
+      <w:r>
+        <w:t xml:space="preserve"> → DO chuyển </w:t>
+      </w:r>
+      <w:r>
+        <w:rPr>
+          <w:b/>
+        </w:rPr>
+        <w:t>Đã thu đủ</w:t>
+      </w:r>
+      <w:r>
+        <w:t xml:space="preserve"> (thu thiếu: </w:t>
+      </w:r>
+      <w:r>
+        <w:rPr>
+          <w:b/>
+        </w:rPr>
+        <w:t>Thu một phần</w:t>
+      </w:r>
+      <w:r>
+        <w:t>).</w:t>
+      </w:r>
+    </w:p>
+    <w:p>
+      <w:pPr>
+        <w:pStyle w:val="ListNumber"/>
+      </w:pPr>
+      <w:r>
+        <w:rPr>
+          <w:b/>
+        </w:rPr>
+        <w:t>Khách hàng</w:t>
+      </w:r>
+      <w:r>
+        <w:t xml:space="preserve"> → khách → tab </w:t>
+      </w:r>
+      <w:r>
+        <w:rPr>
+          <w:b/>
+        </w:rPr>
+        <w:t>Công nợ</w:t>
+      </w:r>
+      <w:r>
+        <w:t xml:space="preserve"> → khối </w:t>
+      </w:r>
+      <w:r>
+        <w:rPr>
+          <w:b/>
+        </w:rPr>
+        <w:t>Công nợ bên hệ kế toán</w:t>
+      </w:r>
+      <w:r>
+        <w:t>: đã thu đúng tổng các lần thu.</w:t>
       </w:r>
     </w:p>
     <w:p>
@@ -23673,6 +25350,94 @@
             <w:r/>
             <w:r>
               <w:t>npm tự đổi</w:t>
+            </w:r>
+          </w:p>
+        </w:tc>
+      </w:tr>
+      <w:tr>
+        <w:tc>
+          <w:tcPr>
+            <w:tcW w:type="dxa" w:w="2880"/>
+          </w:tcPr>
+          <w:p>
+            <w:r/>
+            <w:r>
+              <w:t>WEB</w:t>
+            </w:r>
+          </w:p>
+        </w:tc>
+        <w:tc>
+          <w:tcPr>
+            <w:tcW w:type="dxa" w:w="2880"/>
+          </w:tcPr>
+          <w:p>
+            <w:r/>
+            <w:r>
+              <w:rPr>
+                <w:rFonts w:ascii="Consolas" w:hAnsi="Consolas"/>
+                <w:sz w:val="19"/>
+              </w:rPr>
+              <w:t>ACC/cm-payment-*.js</w:t>
+            </w:r>
+            <w:r>
+              <w:t xml:space="preserve">, </w:t>
+            </w:r>
+            <w:r>
+              <w:rPr>
+                <w:rFonts w:ascii="Consolas" w:hAnsi="Consolas"/>
+                <w:sz w:val="19"/>
+              </w:rPr>
+              <w:t>ACC/cm-receipt-*.js</w:t>
+            </w:r>
+            <w:r>
+              <w:t xml:space="preserve">, </w:t>
+            </w:r>
+            <w:r>
+              <w:rPr>
+                <w:rFonts w:ascii="Consolas" w:hAnsi="Consolas"/>
+                <w:sz w:val="19"/>
+              </w:rPr>
+              <w:t>ACC/cm-source-reference-modal.js</w:t>
+            </w:r>
+            <w:r>
+              <w:t xml:space="preserve">, </w:t>
+            </w:r>
+            <w:r>
+              <w:rPr>
+                <w:rFonts w:ascii="Consolas" w:hAnsi="Consolas"/>
+                <w:sz w:val="19"/>
+              </w:rPr>
+              <w:t>Localization/*.json</w:t>
+            </w:r>
+            <w:r>
+              <w:t xml:space="preserve">, </w:t>
+            </w:r>
+            <w:r>
+              <w:rPr>
+                <w:rFonts w:ascii="Consolas" w:hAnsi="Consolas"/>
+                <w:sz w:val="19"/>
+              </w:rPr>
+              <w:t>Views/Modules/Organization/Hr/Employees*</w:t>
+            </w:r>
+          </w:p>
+        </w:tc>
+        <w:tc>
+          <w:tcPr>
+            <w:tcW w:type="dxa" w:w="2880"/>
+          </w:tcPr>
+          <w:p>
+            <w:r/>
+            <w:r>
+              <w:t xml:space="preserve">bên EPL </w:t>
+            </w:r>
+            <w:r>
+              <w:rPr>
+                <w:b/>
+              </w:rPr>
+              <w:t>đang sửa</w:t>
+            </w:r>
+            <w:r>
+              <w:t>, chưa commit — ghi vào mục 8.2 khi commit</w:t>
             </w:r>
           </w:p>
         </w:tc>
@@ -25231,7 +26996,17 @@
           <w:p>
             <w:r/>
             <w:r>
-              <w:t>chủ xe của các phiếu xe thuê đã thử</w:t>
+              <w:t xml:space="preserve">chủ xe của các phiếu xe thuê đã thử; KB-AZ </w:t>
+            </w:r>
+            <w:r>
+              <w:rPr>
+                <w:rFonts w:ascii="Consolas" w:hAnsi="Consolas"/>
+                <w:sz w:val="19"/>
+              </w:rPr>
+              <w:t>EPLCX-0a073ea75bb3</w:t>
+            </w:r>
+            <w:r>
+              <w:t xml:space="preserve"> ທ້າວ ຄຳຫລ້າ</w:t>
             </w:r>
           </w:p>
         </w:tc>
@@ -25288,7 +27063,17 @@
           <w:p>
             <w:r/>
             <w:r>
-              <w:t>nhà cung cấp của bài trả nhà cung cấp</w:t>
+              <w:t xml:space="preserve">nhà cung cấp của bài trả nhà cung cấp; KB-AZ </w:t>
+            </w:r>
+            <w:r>
+              <w:rPr>
+                <w:rFonts w:ascii="Consolas" w:hAnsi="Consolas"/>
+                <w:sz w:val="19"/>
+              </w:rPr>
+              <w:t>EPLNCC-804c0e8ff1d8</w:t>
+            </w:r>
+            <w:r>
+              <w:t xml:space="preserve"> ຊີບປີງ ລາວ</w:t>
             </w:r>
           </w:p>
         </w:tc>
@@ -25349,6 +27134,19 @@
                 <w:b/>
               </w:rPr>
               <w:t>`EPLTX-THU01`</w:t>
+            </w:r>
+            <w:r>
+              <w:t xml:space="preserve">; KB-AZ </w:t>
+            </w:r>
+            <w:r>
+              <w:rPr>
+                <w:rFonts w:ascii="Consolas" w:hAnsi="Consolas"/>
+                <w:sz w:val="19"/>
+              </w:rPr>
+              <w:t>EPLTX-a6313dd63966</w:t>
+            </w:r>
+            <w:r>
+              <w:t xml:space="preserve"> ທ້າວ ບຸນມີ</w:t>
             </w:r>
           </w:p>
         </w:tc>
@@ -25757,6 +27555,214 @@
           </w:p>
         </w:tc>
       </w:tr>
+      <w:tr>
+        <w:tc>
+          <w:tcPr>
+            <w:tcW w:type="dxa" w:w="1728"/>
+          </w:tcPr>
+          <w:p>
+            <w:r/>
+            <w:r>
+              <w:rPr>
+                <w:rFonts w:ascii="Consolas" w:hAnsi="Consolas"/>
+                <w:sz w:val="19"/>
+              </w:rPr>
+              <w:t>TK-20261001-000164</w:t>
+            </w:r>
+          </w:p>
+        </w:tc>
+        <w:tc>
+          <w:tcPr>
+            <w:tcW w:type="dxa" w:w="1728"/>
+          </w:tcPr>
+          <w:p>
+            <w:r/>
+            <w:r>
+              <w:t xml:space="preserve">KB-AZ </w:t>
+            </w:r>
+            <w:r>
+              <w:rPr>
+                <w:rFonts w:ascii="Consolas" w:hAnsi="Consolas"/>
+                <w:sz w:val="19"/>
+              </w:rPr>
+              <w:t>THU-KBAZ-G1/EPL</w:t>
+            </w:r>
+            <w:r>
+              <w:t xml:space="preserve"> (gom, </w:t>
+            </w:r>
+            <w:r>
+              <w:rPr>
+                <w:rFonts w:ascii="Consolas" w:hAnsi="Consolas"/>
+                <w:sz w:val="19"/>
+              </w:rPr>
+              <w:t>EPLLAO-37367086d283</w:t>
+            </w:r>
+            <w:r>
+              <w:t>)</w:t>
+            </w:r>
+          </w:p>
+        </w:tc>
+        <w:tc>
+          <w:tcPr>
+            <w:tcW w:type="dxa" w:w="1728"/>
+          </w:tcPr>
+          <w:p>
+            <w:r/>
+            <w:r>
+              <w:t xml:space="preserve">ຄຳຕຸ້ຍ </w:t>
+            </w:r>
+            <w:r>
+              <w:rPr>
+                <w:rFonts w:ascii="Consolas" w:hAnsi="Consolas"/>
+                <w:sz w:val="19"/>
+              </w:rPr>
+              <w:t>EPLKH-0834a9e9606b</w:t>
+            </w:r>
+          </w:p>
+        </w:tc>
+        <w:tc>
+          <w:tcPr>
+            <w:tcW w:type="dxa" w:w="1728"/>
+          </w:tcPr>
+          <w:p>
+            <w:r/>
+            <w:r>
+              <w:t xml:space="preserve">495,00 USD · mặt hàng </w:t>
+            </w:r>
+            <w:r>
+              <w:rPr>
+                <w:rFonts w:ascii="Consolas" w:hAnsi="Consolas"/>
+                <w:sz w:val="19"/>
+              </w:rPr>
+              <w:t>EPLKH-0834a9e9606b_b9213bcb64b9</w:t>
+            </w:r>
+          </w:p>
+        </w:tc>
+        <w:tc>
+          <w:tcPr>
+            <w:tcW w:type="dxa" w:w="1728"/>
+          </w:tcPr>
+          <w:p>
+            <w:r/>
+            <w:r>
+              <w:t xml:space="preserve">như trên; </w:t>
+            </w:r>
+            <w:r>
+              <w:rPr>
+                <w:b/>
+              </w:rPr>
+              <w:t>đã thu đủ</w:t>
+            </w:r>
+            <w:r>
+              <w:t xml:space="preserve"> (mục 9.5)</w:t>
+            </w:r>
+          </w:p>
+        </w:tc>
+      </w:tr>
+      <w:tr>
+        <w:tc>
+          <w:tcPr>
+            <w:tcW w:type="dxa" w:w="1728"/>
+          </w:tcPr>
+          <w:p>
+            <w:r/>
+            <w:r>
+              <w:rPr>
+                <w:rFonts w:ascii="Consolas" w:hAnsi="Consolas"/>
+                <w:sz w:val="19"/>
+              </w:rPr>
+              <w:t>TK-20261001-000165</w:t>
+            </w:r>
+          </w:p>
+        </w:tc>
+        <w:tc>
+          <w:tcPr>
+            <w:tcW w:type="dxa" w:w="1728"/>
+          </w:tcPr>
+          <w:p>
+            <w:r/>
+            <w:r>
+              <w:t xml:space="preserve">KB-AZ </w:t>
+            </w:r>
+            <w:r>
+              <w:rPr>
+                <w:rFonts w:ascii="Consolas" w:hAnsi="Consolas"/>
+                <w:sz w:val="19"/>
+              </w:rPr>
+              <w:t>THU-KBAZ-T1/EPL</w:t>
+            </w:r>
+            <w:r>
+              <w:t xml:space="preserve"> (giao, </w:t>
+            </w:r>
+            <w:r>
+              <w:rPr>
+                <w:rFonts w:ascii="Consolas" w:hAnsi="Consolas"/>
+                <w:sz w:val="19"/>
+              </w:rPr>
+              <w:t>EPLLAO-ea99922a96ee</w:t>
+            </w:r>
+            <w:r>
+              <w:t>)</w:t>
+            </w:r>
+          </w:p>
+        </w:tc>
+        <w:tc>
+          <w:tcPr>
+            <w:tcW w:type="dxa" w:w="1728"/>
+          </w:tcPr>
+          <w:p>
+            <w:r/>
+            <w:r>
+              <w:t xml:space="preserve">ຄຳຕຸ້ຍ </w:t>
+            </w:r>
+            <w:r>
+              <w:rPr>
+                <w:rFonts w:ascii="Consolas" w:hAnsi="Consolas"/>
+                <w:sz w:val="19"/>
+              </w:rPr>
+              <w:t>EPLKH-0834a9e9606b</w:t>
+            </w:r>
+          </w:p>
+        </w:tc>
+        <w:tc>
+          <w:tcPr>
+            <w:tcW w:type="dxa" w:w="1728"/>
+          </w:tcPr>
+          <w:p>
+            <w:r/>
+            <w:r>
+              <w:t xml:space="preserve">753,35 USD · mặt hàng </w:t>
+            </w:r>
+            <w:r>
+              <w:rPr>
+                <w:rFonts w:ascii="Consolas" w:hAnsi="Consolas"/>
+                <w:sz w:val="19"/>
+              </w:rPr>
+              <w:t>EPLKH-0834a9e9606b_0b840ad2a162</w:t>
+            </w:r>
+          </w:p>
+        </w:tc>
+        <w:tc>
+          <w:tcPr>
+            <w:tcW w:type="dxa" w:w="1728"/>
+          </w:tcPr>
+          <w:p>
+            <w:r/>
+            <w:r>
+              <w:t xml:space="preserve">như trên; </w:t>
+            </w:r>
+            <w:r>
+              <w:rPr>
+                <w:b/>
+              </w:rPr>
+              <w:t>đã thu đủ</w:t>
+            </w:r>
+            <w:r>
+              <w:t xml:space="preserve"> (mục 9.5)</w:t>
+            </w:r>
+          </w:p>
+        </w:tc>
+      </w:tr>
     </w:tbl>
     <w:p/>
     <w:p>
@@ -25764,7 +27770,7 @@
         <w:jc w:val="both"/>
       </w:pPr>
       <w:r>
-        <w:t xml:space="preserve">Hai SO tạo ngày 01/10 trước giờ cắt sổ, </w:t>
+        <w:t xml:space="preserve">SO 162, 163 tạo ngày 01/10 trước giờ cắt sổ, </w:t>
       </w:r>
       <w:r>
         <w:rPr>
@@ -25773,7 +27779,17 @@
         <w:t>giữ nguyên</w:t>
       </w:r>
       <w:r>
-        <w:t>, là công nợ thật của hai DO đó.</w:t>
+        <w:t xml:space="preserve">, là công nợ thật của hai DO đó. SO 164, 165 là chuyến thử KB-AZ (HTTP 201, nợ ban đầu bằng cước), đã thu xong; giữ làm mẫu. Cả bốn SO cùng mã phiếu bán </w:t>
+      </w:r>
+      <w:r>
+        <w:rPr>
+          <w:rFonts w:ascii="Consolas" w:hAnsi="Consolas"/>
+          <w:sz w:val="19"/>
+        </w:rPr>
+        <w:t>Demo EPL-2-261001000</w:t>
+      </w:r>
+      <w:r>
+        <w:t xml:space="preserve"> (lỗi bên anh, mục 1.5).</w:t>
       </w:r>
     </w:p>
     <w:p>
@@ -26239,6 +28255,480 @@
           </w:p>
         </w:tc>
       </w:tr>
+      <w:tr>
+        <w:tc>
+          <w:tcPr>
+            <w:tcW w:type="dxa" w:w="2160"/>
+          </w:tcPr>
+          <w:p>
+            <w:r/>
+            <w:r>
+              <w:rPr>
+                <w:rFonts w:ascii="Consolas" w:hAnsi="Consolas"/>
+                <w:sz w:val="19"/>
+              </w:rPr>
+              <w:t>1368-CTR-261001-00072</w:t>
+            </w:r>
+            <w:r>
+              <w:t xml:space="preserve"> (DocumentId 81417)</w:t>
+            </w:r>
+          </w:p>
+        </w:tc>
+        <w:tc>
+          <w:tcPr>
+            <w:tcW w:type="dxa" w:w="2160"/>
+          </w:tcPr>
+          <w:p>
+            <w:r/>
+            <w:r>
+              <w:t>59 "Chi trước"</w:t>
+            </w:r>
+          </w:p>
+        </w:tc>
+        <w:tc>
+          <w:tcPr>
+            <w:tcW w:type="dxa" w:w="2160"/>
+          </w:tcPr>
+          <w:p>
+            <w:r/>
+            <w:r>
+              <w:t xml:space="preserve">KB-AZ tạm ứng xe nhà </w:t>
+            </w:r>
+            <w:r>
+              <w:rPr>
+                <w:rFonts w:ascii="Consolas" w:hAnsi="Consolas"/>
+                <w:sz w:val="19"/>
+              </w:rPr>
+              <w:t>PTU-THU-KBAZ-G1/EPL</w:t>
+            </w:r>
+            <w:r>
+              <w:t xml:space="preserve">, </w:t>
+            </w:r>
+            <w:r>
+              <w:rPr>
+                <w:rFonts w:ascii="Consolas" w:hAnsi="Consolas"/>
+                <w:sz w:val="19"/>
+              </w:rPr>
+              <w:t>EPLTX-a6313dd63966</w:t>
+            </w:r>
+            <w:r>
+              <w:t>, Nợ 1601 / Có 1011 · 250.000 LAK</w:t>
+            </w:r>
+          </w:p>
+        </w:tc>
+        <w:tc>
+          <w:tcPr>
+            <w:tcW w:type="dxa" w:w="2160"/>
+          </w:tcPr>
+          <w:p>
+            <w:r/>
+            <w:r>
+              <w:rPr>
+                <w:b/>
+              </w:rPr>
+              <w:t>còn lại</w:t>
+            </w:r>
+            <w:r>
+              <w:t>, đã ghi sổ chính (12)</w:t>
+            </w:r>
+          </w:p>
+        </w:tc>
+      </w:tr>
+      <w:tr>
+        <w:tc>
+          <w:tcPr>
+            <w:tcW w:type="dxa" w:w="2160"/>
+          </w:tcPr>
+          <w:p>
+            <w:r/>
+            <w:r>
+              <w:rPr>
+                <w:rFonts w:ascii="Consolas" w:hAnsi="Consolas"/>
+                <w:sz w:val="19"/>
+              </w:rPr>
+              <w:t>1368-CTR-261001-00073</w:t>
+            </w:r>
+            <w:r>
+              <w:t xml:space="preserve"> (81421)</w:t>
+            </w:r>
+          </w:p>
+        </w:tc>
+        <w:tc>
+          <w:tcPr>
+            <w:tcW w:type="dxa" w:w="2160"/>
+          </w:tcPr>
+          <w:p>
+            <w:r/>
+            <w:r>
+              <w:t>59 "Chi trước"</w:t>
+            </w:r>
+          </w:p>
+        </w:tc>
+        <w:tc>
+          <w:tcPr>
+            <w:tcW w:type="dxa" w:w="2160"/>
+          </w:tcPr>
+          <w:p>
+            <w:r/>
+            <w:r>
+              <w:t xml:space="preserve">KB-AZ tạm ứng xe thuê </w:t>
+            </w:r>
+            <w:r>
+              <w:rPr>
+                <w:rFonts w:ascii="Consolas" w:hAnsi="Consolas"/>
+                <w:sz w:val="19"/>
+              </w:rPr>
+              <w:t>PTU-THU-KBAZ-T1/EPL</w:t>
+            </w:r>
+            <w:r>
+              <w:t xml:space="preserve">, chủ xe </w:t>
+            </w:r>
+            <w:r>
+              <w:rPr>
+                <w:rFonts w:ascii="Consolas" w:hAnsi="Consolas"/>
+                <w:sz w:val="19"/>
+              </w:rPr>
+              <w:t>EPLCX-0a073ea75bb3</w:t>
+            </w:r>
+            <w:r>
+              <w:t>, Nợ 4022 / Có 1011 · 4.247.000 LAK</w:t>
+            </w:r>
+          </w:p>
+        </w:tc>
+        <w:tc>
+          <w:tcPr>
+            <w:tcW w:type="dxa" w:w="2160"/>
+          </w:tcPr>
+          <w:p>
+            <w:r/>
+            <w:r>
+              <w:rPr>
+                <w:b/>
+              </w:rPr>
+              <w:t>còn lại</w:t>
+            </w:r>
+            <w:r>
+              <w:t>, đã ghi sổ chính</w:t>
+            </w:r>
+          </w:p>
+        </w:tc>
+      </w:tr>
+      <w:tr>
+        <w:tc>
+          <w:tcPr>
+            <w:tcW w:type="dxa" w:w="2160"/>
+          </w:tcPr>
+          <w:p>
+            <w:r/>
+            <w:r>
+              <w:rPr>
+                <w:rFonts w:ascii="Consolas" w:hAnsi="Consolas"/>
+                <w:sz w:val="19"/>
+              </w:rPr>
+              <w:t>1368-CKH-261001-00067</w:t>
+            </w:r>
+            <w:r>
+              <w:t xml:space="preserve"> (81419)</w:t>
+            </w:r>
+          </w:p>
+        </w:tc>
+        <w:tc>
+          <w:tcPr>
+            <w:tcW w:type="dxa" w:w="2160"/>
+          </w:tcPr>
+          <w:p>
+            <w:r/>
+            <w:r>
+              <w:t>60 "Chi khác"</w:t>
+            </w:r>
+          </w:p>
+        </w:tc>
+        <w:tc>
+          <w:tcPr>
+            <w:tcW w:type="dxa" w:w="2160"/>
+          </w:tcPr>
+          <w:p>
+            <w:r/>
+            <w:r>
+              <w:t xml:space="preserve">KB-AZ chi mục V garage </w:t>
+            </w:r>
+            <w:r>
+              <w:rPr>
+                <w:rFonts w:ascii="Consolas" w:hAnsi="Consolas"/>
+                <w:sz w:val="19"/>
+              </w:rPr>
+              <w:t>PCSC-V-THU-KBAZ-G1/EPL-1</w:t>
+            </w:r>
+            <w:r>
+              <w:t xml:space="preserve">, </w:t>
+            </w:r>
+            <w:r>
+              <w:rPr>
+                <w:rFonts w:ascii="Consolas" w:hAnsi="Consolas"/>
+                <w:sz w:val="19"/>
+              </w:rPr>
+              <w:t>EPLTX-a6313dd63966</w:t>
+            </w:r>
+            <w:r>
+              <w:t>, Nợ 614 / Có 1011 · 250.000 LAK</w:t>
+            </w:r>
+          </w:p>
+        </w:tc>
+        <w:tc>
+          <w:tcPr>
+            <w:tcW w:type="dxa" w:w="2160"/>
+          </w:tcPr>
+          <w:p>
+            <w:r/>
+            <w:r>
+              <w:rPr>
+                <w:b/>
+              </w:rPr>
+              <w:t>còn lại</w:t>
+            </w:r>
+            <w:r>
+              <w:t>, đã ghi sổ chính</w:t>
+            </w:r>
+          </w:p>
+        </w:tc>
+      </w:tr>
+      <w:tr>
+        <w:tc>
+          <w:tcPr>
+            <w:tcW w:type="dxa" w:w="2160"/>
+          </w:tcPr>
+          <w:p>
+            <w:r/>
+            <w:r>
+              <w:rPr>
+                <w:rFonts w:ascii="Consolas" w:hAnsi="Consolas"/>
+                <w:sz w:val="19"/>
+              </w:rPr>
+              <w:t>1368-CKH-261001-00068</w:t>
+            </w:r>
+            <w:r>
+              <w:t xml:space="preserve"> (81427)</w:t>
+            </w:r>
+          </w:p>
+        </w:tc>
+        <w:tc>
+          <w:tcPr>
+            <w:tcW w:type="dxa" w:w="2160"/>
+          </w:tcPr>
+          <w:p>
+            <w:r/>
+            <w:r>
+              <w:t>60 "Chi khác"</w:t>
+            </w:r>
+          </w:p>
+        </w:tc>
+        <w:tc>
+          <w:tcPr>
+            <w:tcW w:type="dxa" w:w="2160"/>
+          </w:tcPr>
+          <w:p>
+            <w:r/>
+            <w:r>
+              <w:t xml:space="preserve">KB-AZ tất toán TT_CHI </w:t>
+            </w:r>
+            <w:r>
+              <w:rPr>
+                <w:rFonts w:ascii="Consolas" w:hAnsi="Consolas"/>
+                <w:sz w:val="19"/>
+              </w:rPr>
+              <w:t>TTX-202610-99c2aab4</w:t>
+            </w:r>
+            <w:r>
+              <w:t xml:space="preserve">, </w:t>
+            </w:r>
+            <w:r>
+              <w:rPr>
+                <w:rFonts w:ascii="Consolas" w:hAnsi="Consolas"/>
+                <w:sz w:val="19"/>
+              </w:rPr>
+              <w:t>EPLTX-a6313dd63966</w:t>
+            </w:r>
+            <w:r>
+              <w:t>, Nợ 1601 / Có 1011 · 960.000 LAK</w:t>
+            </w:r>
+          </w:p>
+        </w:tc>
+        <w:tc>
+          <w:tcPr>
+            <w:tcW w:type="dxa" w:w="2160"/>
+          </w:tcPr>
+          <w:p>
+            <w:r/>
+            <w:r>
+              <w:rPr>
+                <w:b/>
+              </w:rPr>
+              <w:t>còn lại</w:t>
+            </w:r>
+            <w:r>
+              <w:t>, đã ghi sổ chính</w:t>
+            </w:r>
+          </w:p>
+        </w:tc>
+      </w:tr>
+      <w:tr>
+        <w:tc>
+          <w:tcPr>
+            <w:tcW w:type="dxa" w:w="2160"/>
+          </w:tcPr>
+          <w:p>
+            <w:r/>
+            <w:r>
+              <w:rPr>
+                <w:rFonts w:ascii="Consolas" w:hAnsi="Consolas"/>
+                <w:sz w:val="19"/>
+              </w:rPr>
+              <w:t>1368-CKH-261001-00069</w:t>
+            </w:r>
+            <w:r>
+              <w:t xml:space="preserve"> (81429)</w:t>
+            </w:r>
+          </w:p>
+        </w:tc>
+        <w:tc>
+          <w:tcPr>
+            <w:tcW w:type="dxa" w:w="2160"/>
+          </w:tcPr>
+          <w:p>
+            <w:r/>
+            <w:r>
+              <w:t>60 "Chi khác"</w:t>
+            </w:r>
+          </w:p>
+        </w:tc>
+        <w:tc>
+          <w:tcPr>
+            <w:tcW w:type="dxa" w:w="2160"/>
+          </w:tcPr>
+          <w:p>
+            <w:r/>
+            <w:r>
+              <w:t xml:space="preserve">KB-AZ trả chủ xe </w:t>
+            </w:r>
+            <w:r>
+              <w:rPr>
+                <w:rFonts w:ascii="Consolas" w:hAnsi="Consolas"/>
+                <w:sz w:val="19"/>
+              </w:rPr>
+              <w:t>TCX-261001104415-0a07</w:t>
+            </w:r>
+            <w:r>
+              <w:t xml:space="preserve">, </w:t>
+            </w:r>
+            <w:r>
+              <w:rPr>
+                <w:rFonts w:ascii="Consolas" w:hAnsi="Consolas"/>
+                <w:sz w:val="19"/>
+              </w:rPr>
+              <w:t>EPLCX-0a073ea75bb3</w:t>
+            </w:r>
+            <w:r>
+              <w:t>, Nợ 4022 / Có 1012 · 204,95 USD</w:t>
+            </w:r>
+          </w:p>
+        </w:tc>
+        <w:tc>
+          <w:tcPr>
+            <w:tcW w:type="dxa" w:w="2160"/>
+          </w:tcPr>
+          <w:p>
+            <w:r/>
+            <w:r>
+              <w:rPr>
+                <w:b/>
+              </w:rPr>
+              <w:t>còn lại</w:t>
+            </w:r>
+            <w:r>
+              <w:t>, đã ghi sổ chính</w:t>
+            </w:r>
+          </w:p>
+        </w:tc>
+      </w:tr>
+      <w:tr>
+        <w:tc>
+          <w:tcPr>
+            <w:tcW w:type="dxa" w:w="2160"/>
+          </w:tcPr>
+          <w:p>
+            <w:r/>
+            <w:r>
+              <w:rPr>
+                <w:rFonts w:ascii="Consolas" w:hAnsi="Consolas"/>
+                <w:sz w:val="19"/>
+              </w:rPr>
+              <w:t>1368-CKH-261001-00070</w:t>
+            </w:r>
+            <w:r>
+              <w:t xml:space="preserve"> (81431)</w:t>
+            </w:r>
+          </w:p>
+        </w:tc>
+        <w:tc>
+          <w:tcPr>
+            <w:tcW w:type="dxa" w:w="2160"/>
+          </w:tcPr>
+          <w:p>
+            <w:r/>
+            <w:r>
+              <w:t>60 "Chi khác"</w:t>
+            </w:r>
+          </w:p>
+        </w:tc>
+        <w:tc>
+          <w:tcPr>
+            <w:tcW w:type="dxa" w:w="2160"/>
+          </w:tcPr>
+          <w:p>
+            <w:r/>
+            <w:r>
+              <w:t xml:space="preserve">KB-AZ trả nhà cung cấp </w:t>
+            </w:r>
+            <w:r>
+              <w:rPr>
+                <w:rFonts w:ascii="Consolas" w:hAnsi="Consolas"/>
+                <w:sz w:val="19"/>
+              </w:rPr>
+              <w:t>TNCC-261001104417-804c</w:t>
+            </w:r>
+            <w:r>
+              <w:t xml:space="preserve">, </w:t>
+            </w:r>
+            <w:r>
+              <w:rPr>
+                <w:rFonts w:ascii="Consolas" w:hAnsi="Consolas"/>
+                <w:sz w:val="19"/>
+              </w:rPr>
+              <w:t>EPLNCC-804c0e8ff1d8</w:t>
+            </w:r>
+            <w:r>
+              <w:t>, Nợ 4021 / Có 1021 · 620.000 LAK</w:t>
+            </w:r>
+          </w:p>
+        </w:tc>
+        <w:tc>
+          <w:tcPr>
+            <w:tcW w:type="dxa" w:w="2160"/>
+          </w:tcPr>
+          <w:p>
+            <w:r/>
+            <w:r>
+              <w:rPr>
+                <w:b/>
+              </w:rPr>
+              <w:t>còn lại</w:t>
+            </w:r>
+            <w:r>
+              <w:t>, đã ghi sổ chính</w:t>
+            </w:r>
+          </w:p>
+        </w:tc>
+      </w:tr>
     </w:tbl>
     <w:p/>
     <w:p>
@@ -26326,7 +28816,17 @@
         <w:t>SP_CMR_DELETEMCMR_CMRECEIPT</w:t>
       </w:r>
       <w:r>
-        <w:t>. Phiếu chưa ghi sổ do bên em tạo đều đã rút.</w:t>
+        <w:t>. Phiếu chưa ghi sổ do bên em tạo đều đã rút. Chứng từ KB-AZ em đóng vai thủ quỹ ghi sổ (</w:t>
+      </w:r>
+      <w:r>
+        <w:rPr>
+          <w:rFonts w:ascii="Consolas" w:hAnsi="Consolas"/>
+          <w:sz w:val="19"/>
+        </w:rPr>
+        <w:t>…/post</w:t>
+      </w:r>
+      <w:r>
+        <w:t xml:space="preserve"> PostedFinal), giữ lại làm mẫu; anh muốn dọn thì gỡ ghi sổ rồi xoá.</w:t>
       </w:r>
     </w:p>
     <w:p>
@@ -26334,7 +28834,415 @@
         <w:pStyle w:val="Heading2"/>
       </w:pPr>
       <w:r>
-        <w:t>9.5. Những gì chưa ghi</w:t>
+        <w:t>9.5. Thu nợ khách thử (KB-AZ, qua `sales/debt/collection-upsert` → `sp_RES_CreateDebtCollection_COUNTRY`)</w:t>
+      </w:r>
+    </w:p>
+    <w:p>
+      <w:pPr>
+        <w:jc w:val="both"/>
+      </w:pPr>
+      <w:r>
+        <w:t xml:space="preserve">Em gửi đúng lời gọi WEB gửi khi bấm </w:t>
+      </w:r>
+      <w:r>
+        <w:rPr>
+          <w:b/>
+        </w:rPr>
+        <w:t>Xác nhận thu nợ</w:t>
+      </w:r>
+      <w:r>
+        <w:t xml:space="preserve"> (</w:t>
+      </w:r>
+      <w:r>
+        <w:rPr>
+          <w:rFonts w:ascii="Consolas" w:hAnsi="Consolas"/>
+          <w:sz w:val="19"/>
+        </w:rPr>
+        <w:t>TKN</w:t>
+      </w:r>
+      <w:r>
+        <w:t>, chi nhánh 1368, Ngân hàng nội tệ, Chuyển khoản, tỷ giá 1), rồi ghi sổ phiếu thu.</w:t>
+      </w:r>
+    </w:p>
+    <w:tbl>
+      <w:tblPr>
+        <w:tblStyle w:val="LightGrid-Accent1"/>
+        <w:tblW w:type="auto" w:w="0"/>
+        <w:tblLook w:firstColumn="1" w:firstRow="1" w:lastColumn="0" w:lastRow="0" w:noHBand="0" w:noVBand="1" w:val="04A0"/>
+      </w:tblPr>
+      <w:tblGrid>
+        <w:gridCol w:w="1440"/>
+        <w:gridCol w:w="1440"/>
+        <w:gridCol w:w="1440"/>
+        <w:gridCol w:w="1440"/>
+        <w:gridCol w:w="1440"/>
+        <w:gridCol w:w="1440"/>
+      </w:tblGrid>
+      <w:tr>
+        <w:tc>
+          <w:tcPr>
+            <w:tcW w:type="dxa" w:w="1440"/>
+          </w:tcPr>
+          <w:p>
+            <w:r>
+              <w:rPr>
+                <w:b/>
+              </w:rPr>
+            </w:r>
+            <w:r>
+              <w:rPr>
+                <w:b/>
+              </w:rPr>
+              <w:t>Phiếu thu nợ</w:t>
+            </w:r>
+          </w:p>
+        </w:tc>
+        <w:tc>
+          <w:tcPr>
+            <w:tcW w:type="dxa" w:w="1440"/>
+          </w:tcPr>
+          <w:p>
+            <w:r>
+              <w:rPr>
+                <w:b/>
+              </w:rPr>
+            </w:r>
+            <w:r>
+              <w:rPr>
+                <w:b/>
+              </w:rPr>
+              <w:t>SO</w:t>
+            </w:r>
+          </w:p>
+        </w:tc>
+        <w:tc>
+          <w:tcPr>
+            <w:tcW w:type="dxa" w:w="1440"/>
+          </w:tcPr>
+          <w:p>
+            <w:r>
+              <w:rPr>
+                <w:b/>
+              </w:rPr>
+            </w:r>
+            <w:r>
+              <w:rPr>
+                <w:b/>
+              </w:rPr>
+              <w:t>Số thu</w:t>
+            </w:r>
+          </w:p>
+        </w:tc>
+        <w:tc>
+          <w:tcPr>
+            <w:tcW w:type="dxa" w:w="1440"/>
+          </w:tcPr>
+          <w:p>
+            <w:r>
+              <w:rPr>
+                <w:b/>
+              </w:rPr>
+            </w:r>
+            <w:r>
+              <w:rPr>
+                <w:b/>
+              </w:rPr>
+              <w:t>→ Phiếu thu CM</w:t>
+            </w:r>
+          </w:p>
+        </w:tc>
+        <w:tc>
+          <w:tcPr>
+            <w:tcW w:type="dxa" w:w="1440"/>
+          </w:tcPr>
+          <w:p>
+            <w:r>
+              <w:rPr>
+                <w:b/>
+              </w:rPr>
+            </w:r>
+            <w:r>
+              <w:rPr>
+                <w:b/>
+              </w:rPr>
+              <w:t>Định khoản</w:t>
+            </w:r>
+          </w:p>
+        </w:tc>
+        <w:tc>
+          <w:tcPr>
+            <w:tcW w:type="dxa" w:w="1440"/>
+          </w:tcPr>
+          <w:p>
+            <w:r>
+              <w:rPr>
+                <w:b/>
+              </w:rPr>
+            </w:r>
+            <w:r>
+              <w:rPr>
+                <w:b/>
+              </w:rPr>
+              <w:t>Bảng ghi</w:t>
+            </w:r>
+          </w:p>
+        </w:tc>
+      </w:tr>
+      <w:tr>
+        <w:tc>
+          <w:tcPr>
+            <w:tcW w:type="dxa" w:w="1440"/>
+          </w:tcPr>
+          <w:p>
+            <w:r/>
+            <w:r>
+              <w:rPr>
+                <w:rFonts w:ascii="Consolas" w:hAnsi="Consolas"/>
+                <w:sz w:val="19"/>
+              </w:rPr>
+              <w:t>4-TKN-1368-2-261001-0001</w:t>
+            </w:r>
+          </w:p>
+        </w:tc>
+        <w:tc>
+          <w:tcPr>
+            <w:tcW w:type="dxa" w:w="1440"/>
+          </w:tcPr>
+          <w:p>
+            <w:r/>
+            <w:r>
+              <w:rPr>
+                <w:rFonts w:ascii="Consolas" w:hAnsi="Consolas"/>
+                <w:sz w:val="19"/>
+              </w:rPr>
+              <w:t>TK-20261001-000164</w:t>
+            </w:r>
+          </w:p>
+        </w:tc>
+        <w:tc>
+          <w:tcPr>
+            <w:tcW w:type="dxa" w:w="1440"/>
+          </w:tcPr>
+          <w:p>
+            <w:r/>
+            <w:r>
+              <w:t>495,00 USD</w:t>
+            </w:r>
+          </w:p>
+        </w:tc>
+        <w:tc>
+          <w:tcPr>
+            <w:tcW w:type="dxa" w:w="1440"/>
+          </w:tcPr>
+          <w:p>
+            <w:r/>
+            <w:r>
+              <w:rPr>
+                <w:rFonts w:ascii="Consolas" w:hAnsi="Consolas"/>
+                <w:sz w:val="19"/>
+              </w:rPr>
+              <w:t>4-1368-TK-261001-00009</w:t>
+            </w:r>
+            <w:r>
+              <w:t xml:space="preserve"> (DocumentId 81423), CMR 17 "Thu khác", đã ghi sổ</w:t>
+            </w:r>
+          </w:p>
+        </w:tc>
+        <w:tc>
+          <w:tcPr>
+            <w:tcW w:type="dxa" w:w="1440"/>
+          </w:tcPr>
+          <w:p>
+            <w:r/>
+            <w:r>
+              <w:t>Nợ 1021 / Có 1211</w:t>
+            </w:r>
+          </w:p>
+        </w:tc>
+        <w:tc>
+          <w:tcPr>
+            <w:tcW w:type="dxa" w:w="1440"/>
+          </w:tcPr>
+          <w:p>
+            <w:r/>
+            <w:r>
+              <w:rPr>
+                <w:rFonts w:ascii="Consolas" w:hAnsi="Consolas"/>
+                <w:sz w:val="19"/>
+              </w:rPr>
+              <w:t>RESDOCUMENT</w:t>
+            </w:r>
+            <w:r>
+              <w:t xml:space="preserve">, </w:t>
+            </w:r>
+            <w:r>
+              <w:rPr>
+                <w:rFonts w:ascii="Consolas" w:hAnsi="Consolas"/>
+                <w:sz w:val="19"/>
+              </w:rPr>
+              <w:t>RESDOCUMENT_TICKET</w:t>
+            </w:r>
+            <w:r>
+              <w:t xml:space="preserve">, </w:t>
+            </w:r>
+            <w:r>
+              <w:rPr>
+                <w:rFonts w:ascii="Consolas" w:hAnsi="Consolas"/>
+                <w:sz w:val="19"/>
+              </w:rPr>
+              <w:t>RESCUSTOMERSDEBT</w:t>
+            </w:r>
+            <w:r>
+              <w:t xml:space="preserve"> (nợ về 0, </w:t>
+            </w:r>
+            <w:r>
+              <w:rPr>
+                <w:rFonts w:ascii="Consolas" w:hAnsi="Consolas"/>
+                <w:sz w:val="19"/>
+              </w:rPr>
+              <w:t>RCTD_ISPAID = 1</w:t>
+            </w:r>
+            <w:r>
+              <w:t xml:space="preserve">), </w:t>
+            </w:r>
+            <w:r>
+              <w:rPr>
+                <w:rFonts w:ascii="Consolas" w:hAnsi="Consolas"/>
+                <w:sz w:val="19"/>
+              </w:rPr>
+              <w:t>PUBDOCUMENT</w:t>
+            </w:r>
+            <w:r>
+              <w:t xml:space="preserve">, </w:t>
+            </w:r>
+            <w:r>
+              <w:rPr>
+                <w:rFonts w:ascii="Consolas" w:hAnsi="Consolas"/>
+                <w:sz w:val="19"/>
+              </w:rPr>
+              <w:t>CMRECEIPT</w:t>
+            </w:r>
+            <w:r>
+              <w:t xml:space="preserve">, </w:t>
+            </w:r>
+            <w:r>
+              <w:rPr>
+                <w:rFonts w:ascii="Consolas" w:hAnsi="Consolas"/>
+                <w:sz w:val="19"/>
+              </w:rPr>
+              <w:t>PUBENTRY</w:t>
+            </w:r>
+          </w:p>
+        </w:tc>
+      </w:tr>
+      <w:tr>
+        <w:tc>
+          <w:tcPr>
+            <w:tcW w:type="dxa" w:w="1440"/>
+          </w:tcPr>
+          <w:p>
+            <w:r/>
+            <w:r>
+              <w:rPr>
+                <w:rFonts w:ascii="Consolas" w:hAnsi="Consolas"/>
+                <w:sz w:val="19"/>
+              </w:rPr>
+              <w:t>4-TKN-1368-2-261001-0002</w:t>
+            </w:r>
+          </w:p>
+        </w:tc>
+        <w:tc>
+          <w:tcPr>
+            <w:tcW w:type="dxa" w:w="1440"/>
+          </w:tcPr>
+          <w:p>
+            <w:r/>
+            <w:r>
+              <w:rPr>
+                <w:rFonts w:ascii="Consolas" w:hAnsi="Consolas"/>
+                <w:sz w:val="19"/>
+              </w:rPr>
+              <w:t>TK-20261001-000165</w:t>
+            </w:r>
+          </w:p>
+        </w:tc>
+        <w:tc>
+          <w:tcPr>
+            <w:tcW w:type="dxa" w:w="1440"/>
+          </w:tcPr>
+          <w:p>
+            <w:r/>
+            <w:r>
+              <w:t>753,35 USD</w:t>
+            </w:r>
+          </w:p>
+        </w:tc>
+        <w:tc>
+          <w:tcPr>
+            <w:tcW w:type="dxa" w:w="1440"/>
+          </w:tcPr>
+          <w:p>
+            <w:r/>
+            <w:r>
+              <w:rPr>
+                <w:rFonts w:ascii="Consolas" w:hAnsi="Consolas"/>
+                <w:sz w:val="19"/>
+              </w:rPr>
+              <w:t>4-1368-TK-261001-00010</w:t>
+            </w:r>
+            <w:r>
+              <w:t xml:space="preserve"> (81424), CMR 17, đã ghi sổ</w:t>
+            </w:r>
+          </w:p>
+        </w:tc>
+        <w:tc>
+          <w:tcPr>
+            <w:tcW w:type="dxa" w:w="1440"/>
+          </w:tcPr>
+          <w:p>
+            <w:r/>
+            <w:r>
+              <w:t>Nợ 1021 / Có 1211</w:t>
+            </w:r>
+          </w:p>
+        </w:tc>
+        <w:tc>
+          <w:tcPr>
+            <w:tcW w:type="dxa" w:w="1440"/>
+          </w:tcPr>
+          <w:p>
+            <w:r/>
+            <w:r>
+              <w:t>như trên</w:t>
+            </w:r>
+          </w:p>
+        </w:tc>
+      </w:tr>
+    </w:tbl>
+    <w:p/>
+    <w:p>
+      <w:pPr>
+        <w:jc w:val="both"/>
+      </w:pPr>
+      <w:r>
+        <w:t xml:space="preserve">Cả hai mang lỗi tỷ giá cứng 1 (quy đổi = nguyên tệ USD, vế tiền ngân hàng Kíp) — mục 1.5, mục 5 việc 9. Bên em: hai DO </w:t>
+      </w:r>
+      <w:r>
+        <w:rPr>
+          <w:b/>
+        </w:rPr>
+        <w:t>Đã thu đủ</w:t>
+      </w:r>
+      <w:r>
+        <w:t>, khối Công nợ bên hệ kế toán đã thu 1.248,35 USD.</w:t>
+      </w:r>
+    </w:p>
+    <w:p>
+      <w:pPr>
+        <w:pStyle w:val="Heading2"/>
+      </w:pPr>
+      <w:r>
+        <w:t>9.6. Những gì chưa ghi</w:t>
       </w:r>
     </w:p>
     <w:p>
@@ -26372,7 +29280,55 @@
         <w:t>proc_PP_CashVoucherSourceReference_Save</w:t>
       </w:r>
       <w:r>
-        <w:t>): bên em chỉ gọi đường đọc của modal Vụ việc, chưa lưu phiếu nào có Vụ việc DO.</w:t>
+        <w:t xml:space="preserve">): bên em chỉ gọi đường đọc của modal Vụ việc (KB-AZ: </w:t>
+      </w:r>
+      <w:r>
+        <w:rPr>
+          <w:rFonts w:ascii="Consolas" w:hAnsi="Consolas"/>
+          <w:sz w:val="19"/>
+        </w:rPr>
+        <w:t>type=DO&amp;keyword=THU-KBAZ</w:t>
+      </w:r>
+      <w:r>
+        <w:t xml:space="preserve"> trả 2 DO), chưa lưu phiếu nào có Vụ việc DO.</w:t>
+      </w:r>
+    </w:p>
+    <w:p>
+      <w:pPr>
+        <w:pStyle w:val="ListBullet"/>
+      </w:pPr>
+      <w:r>
+        <w:rPr>
+          <w:b/>
+        </w:rPr>
+        <w:t>Bút toán chờ KB-AZ</w:t>
+      </w:r>
+      <w:r>
+        <w:t xml:space="preserve"> (ví dụ </w:t>
+      </w:r>
+      <w:r>
+        <w:rPr>
+          <w:rFonts w:ascii="Consolas" w:hAnsi="Consolas"/>
+          <w:sz w:val="19"/>
+        </w:rPr>
+        <w:t>EPLLAO-tat_toan-a6313dd63966:2026-10:99c2aab478f2</w:t>
+      </w:r>
+      <w:r>
+        <w:t xml:space="preserve"> 625/1601 · 1.210.000 LAK) chỉ nằm ở LAO, chưa sang DB của anh.</w:t>
+      </w:r>
+    </w:p>
+    <w:p>
+      <w:pPr>
+        <w:pStyle w:val="ListBullet"/>
+      </w:pPr>
+      <w:r>
+        <w:rPr>
+          <w:b/>
+        </w:rPr>
+        <w:t>Trừ hàng quầy 4022/707</w:t>
+      </w:r>
+      <w:r>
+        <w:t xml:space="preserve"> chưa đi thật lượt KB-AZ (chủ xe không có phiếu bán chờ trừ).</w:t>
       </w:r>
     </w:p>
     <w:p>

--- a/DOCS/word/NOI_API_ANH_TUNE.docx
+++ b/DOCS/word/NOI_API_ANH_TUNE.docx
@@ -1588,7 +1588,7 @@
               <w:t>bút toán chờ gửi</w:t>
             </w:r>
             <w:r>
-              <w:t xml:space="preserve"> (không qua tiền): thuê xe 621/4022, ghi nợ nhà cung cấp 625 · 614 / 4021, quyết toán tạm ứng 625/1601, hàng bán cho chủ xe 4022/707 → chứng từ tổng hợp DOTY 12, ghi sổ tạm (ST 13) bên anh</w:t>
+              <w:t xml:space="preserve"> (không qua tiền): thuê xe 621/4022, ghi nợ nhà cung cấp 625 · 614 / 4021, quyết toán tạm ứng 625/1601, hàng bán cho chủ xe 4022/707, xuất kho cho chuyến (xe nhà 625 · 614 / 1371; xe thuê 4022/707 + 607/1371) → chứng từ tổng hợp DOTY 12, ghi sổ tạm (ST 13) bên anh</w:t>
             </w:r>
           </w:p>
         </w:tc>
@@ -2965,6 +2965,72 @@
                 <w:sz w:val="19"/>
               </w:rPr>
               <w:t>ban_chu_xe</w:t>
+            </w:r>
+          </w:p>
+        </w:tc>
+        <w:tc>
+          <w:tcPr>
+            <w:tcW w:type="dxa" w:w="2160"/>
+          </w:tcPr>
+          <w:p>
+            <w:r/>
+            <w:r>
+              <w:t>giữ ở LAO (cờ tắt)</w:t>
+            </w:r>
+          </w:p>
+        </w:tc>
+      </w:tr>
+      <w:tr>
+        <w:tc>
+          <w:tcPr>
+            <w:tcW w:type="dxa" w:w="2160"/>
+          </w:tcPr>
+          <w:p>
+            <w:r/>
+            <w:r>
+              <w:t>xuất kho cho chuyến: xe nhà xuất nội bộ (625 · 614 / 1371) · xe thuê xuất bán cho chủ xe (4022/707 + 607/1371)</w:t>
+            </w:r>
+          </w:p>
+        </w:tc>
+        <w:tc>
+          <w:tcPr>
+            <w:tcW w:type="dxa" w:w="2160"/>
+          </w:tcPr>
+          <w:p>
+            <w:r/>
+            <w:r>
+              <w:t>khoá phiếu</w:t>
+            </w:r>
+          </w:p>
+        </w:tc>
+        <w:tc>
+          <w:tcPr>
+            <w:tcW w:type="dxa" w:w="2160"/>
+          </w:tcPr>
+          <w:p>
+            <w:r/>
+            <w:r>
+              <w:t xml:space="preserve">A11: nguồn </w:t>
+            </w:r>
+            <w:r>
+              <w:rPr>
+                <w:rFonts w:ascii="Consolas" w:hAnsi="Consolas"/>
+                <w:sz w:val="19"/>
+              </w:rPr>
+              <w:t>xuat_noi_bo</w:t>
+            </w:r>
+            <w:r>
+              <w:t xml:space="preserve"> · </w:t>
+            </w:r>
+            <w:r>
+              <w:rPr>
+                <w:rFonts w:ascii="Consolas" w:hAnsi="Consolas"/>
+                <w:sz w:val="19"/>
+              </w:rPr>
+              <w:t>xuat_ban</w:t>
+            </w:r>
+            <w:r>
+              <w:t>, một lần xuất một bút toán</w:t>
             </w:r>
           </w:p>
         </w:tc>
@@ -10543,6 +10609,196 @@
           </w:p>
         </w:tc>
       </w:tr>
+      <w:tr>
+        <w:tc>
+          <w:tcPr>
+            <w:tcW w:type="dxa" w:w="1728"/>
+          </w:tcPr>
+          <w:p>
+            <w:r/>
+            <w:r>
+              <w:rPr>
+                <w:rFonts w:ascii="Consolas" w:hAnsi="Consolas"/>
+                <w:sz w:val="19"/>
+              </w:rPr>
+              <w:t>xuat_noi_bo</w:t>
+            </w:r>
+          </w:p>
+        </w:tc>
+        <w:tc>
+          <w:tcPr>
+            <w:tcW w:type="dxa" w:w="1728"/>
+          </w:tcPr>
+          <w:p>
+            <w:r/>
+            <w:r>
+              <w:rPr>
+                <w:b/>
+              </w:rPr>
+              <w:t>khoá phiếu xe nhà</w:t>
+            </w:r>
+            <w:r>
+              <w:t xml:space="preserve"> có dầu kho / phụ tùng kho đã rời kho — như </w:t>
+            </w:r>
+            <w:r>
+              <w:rPr>
+                <w:rFonts w:ascii="Consolas" w:hAnsi="Consolas"/>
+                <w:sz w:val="19"/>
+              </w:rPr>
+              <w:t>thue_xe</w:t>
+            </w:r>
+          </w:p>
+        </w:tc>
+        <w:tc>
+          <w:tcPr>
+            <w:tcW w:type="dxa" w:w="1728"/>
+          </w:tcPr>
+          <w:p>
+            <w:r/>
+            <w:r>
+              <w:rPr>
+                <w:b/>
+              </w:rPr>
+              <w:t>Xuất nội bộ</w:t>
+            </w:r>
+            <w:r>
+              <w:t xml:space="preserve">: dầu Nợ 625 / Có 1371 · phụ tùng Nợ 614 / Có 1371, theo </w:t>
+            </w:r>
+            <w:r>
+              <w:rPr>
+                <w:b/>
+              </w:rPr>
+              <w:t>giá vốn bình quân kho lúc xuất</w:t>
+            </w:r>
+            <w:r>
+              <w:t>; một lần xuất một bút toán</w:t>
+            </w:r>
+          </w:p>
+        </w:tc>
+        <w:tc>
+          <w:tcPr>
+            <w:tcW w:type="dxa" w:w="1728"/>
+          </w:tcPr>
+          <w:p>
+            <w:r/>
+            <w:r>
+              <w:t>trống</w:t>
+            </w:r>
+          </w:p>
+        </w:tc>
+        <w:tc>
+          <w:tcPr>
+            <w:tcW w:type="dxa" w:w="1728"/>
+          </w:tcPr>
+          <w:p>
+            <w:r/>
+            <w:r>
+              <w:t>ngày xuất thật (cấp dầu / lấy phụ tùng)</w:t>
+            </w:r>
+          </w:p>
+        </w:tc>
+      </w:tr>
+      <w:tr>
+        <w:tc>
+          <w:tcPr>
+            <w:tcW w:type="dxa" w:w="1728"/>
+          </w:tcPr>
+          <w:p>
+            <w:r/>
+            <w:r>
+              <w:rPr>
+                <w:rFonts w:ascii="Consolas" w:hAnsi="Consolas"/>
+                <w:sz w:val="19"/>
+              </w:rPr>
+              <w:t>xuat_ban</w:t>
+            </w:r>
+          </w:p>
+        </w:tc>
+        <w:tc>
+          <w:tcPr>
+            <w:tcW w:type="dxa" w:w="1728"/>
+          </w:tcPr>
+          <w:p>
+            <w:r/>
+            <w:r>
+              <w:rPr>
+                <w:b/>
+              </w:rPr>
+              <w:t>khoá phiếu xe thuê</w:t>
+            </w:r>
+            <w:r>
+              <w:t xml:space="preserve"> (EPL ứng) có dầu kho / phụ tùng kho đã rời kho — như trên</w:t>
+            </w:r>
+          </w:p>
+        </w:tc>
+        <w:tc>
+          <w:tcPr>
+            <w:tcW w:type="dxa" w:w="1728"/>
+          </w:tcPr>
+          <w:p>
+            <w:r/>
+            <w:r>
+              <w:rPr>
+                <w:b/>
+              </w:rPr>
+              <w:t>Xuất bán cho chủ xe</w:t>
+            </w:r>
+            <w:r>
+              <w:t xml:space="preserve">: Nợ 4022 / Có 707 theo </w:t>
+            </w:r>
+            <w:r>
+              <w:rPr>
+                <w:b/>
+              </w:rPr>
+              <w:t>giá bán</w:t>
+            </w:r>
+            <w:r>
+              <w:t xml:space="preserve"> (đúng số trừ tiền trả chủ xe) + Nợ 607 / Có 1371 theo </w:t>
+            </w:r>
+            <w:r>
+              <w:rPr>
+                <w:b/>
+              </w:rPr>
+              <w:t>giá vốn</w:t>
+            </w:r>
+            <w:r>
+              <w:t>; một lần xuất một bút toán</w:t>
+            </w:r>
+          </w:p>
+        </w:tc>
+        <w:tc>
+          <w:tcPr>
+            <w:tcW w:type="dxa" w:w="1728"/>
+          </w:tcPr>
+          <w:p>
+            <w:r/>
+            <w:r>
+              <w:t xml:space="preserve">dòng 4022/707: chủ xe </w:t>
+            </w:r>
+            <w:r>
+              <w:rPr>
+                <w:rFonts w:ascii="Consolas" w:hAnsi="Consolas"/>
+                <w:sz w:val="19"/>
+              </w:rPr>
+              <w:t>EPLCX-</w:t>
+            </w:r>
+            <w:r>
+              <w:t>; dòng 607/1371: trống</w:t>
+            </w:r>
+          </w:p>
+        </w:tc>
+        <w:tc>
+          <w:tcPr>
+            <w:tcW w:type="dxa" w:w="1728"/>
+          </w:tcPr>
+          <w:p>
+            <w:r/>
+            <w:r>
+              <w:t>ngày xuất thật</w:t>
+            </w:r>
+          </w:p>
+        </w:tc>
+      </w:tr>
     </w:tbl>
     <w:p/>
     <w:p>
@@ -10610,7 +10866,77 @@
         <w:t>ban_chu_xe</w:t>
       </w:r>
       <w:r>
-        <w:t xml:space="preserve"> = mã phiếu bán kho tạm.</w:t>
+        <w:t xml:space="preserve"> = mã phiếu bán kho tạm; </w:t>
+      </w:r>
+      <w:r>
+        <w:rPr>
+          <w:rFonts w:ascii="Consolas" w:hAnsi="Consolas"/>
+          <w:sz w:val="19"/>
+        </w:rPr>
+        <w:t>xuat_noi_bo</w:t>
+      </w:r>
+      <w:r>
+        <w:t xml:space="preserve"> / </w:t>
+      </w:r>
+      <w:r>
+        <w:rPr>
+          <w:rFonts w:ascii="Consolas" w:hAnsi="Consolas"/>
+          <w:sz w:val="19"/>
+        </w:rPr>
+        <w:t>xuat_ban</w:t>
+      </w:r>
+      <w:r>
+        <w:t xml:space="preserve"> = </w:t>
+      </w:r>
+      <w:r>
+        <w:rPr>
+          <w:rFonts w:ascii="Consolas" w:hAnsi="Consolas"/>
+          <w:sz w:val="19"/>
+        </w:rPr>
+        <w:t>dau:&lt;mã lần xuất&gt;</w:t>
+      </w:r>
+      <w:r>
+        <w:t xml:space="preserve"> · </w:t>
+      </w:r>
+      <w:r>
+        <w:rPr>
+          <w:rFonts w:ascii="Consolas" w:hAnsi="Consolas"/>
+          <w:sz w:val="19"/>
+        </w:rPr>
+        <w:t>pt:&lt;mã lần xuất&gt;</w:t>
+      </w:r>
+      <w:r>
+        <w:t xml:space="preserve"> (dòng sổ kho bên kho tạm, </w:t>
+      </w:r>
+      <w:r>
+        <w:rPr>
+          <w:rFonts w:ascii="Consolas" w:hAnsi="Consolas"/>
+          <w:sz w:val="19"/>
+        </w:rPr>
+        <w:t>TripExpense.stock_move_id</w:t>
+      </w:r>
+      <w:r>
+        <w:t xml:space="preserve">). Xe thuê chủ xe tự trả: không có bút toán xuất kho. </w:t>
+      </w:r>
+      <w:r>
+        <w:rPr>
+          <w:rFonts w:ascii="Consolas" w:hAnsi="Consolas"/>
+          <w:sz w:val="19"/>
+        </w:rPr>
+        <w:t>xuat_ban</w:t>
+      </w:r>
+      <w:r>
+        <w:t xml:space="preserve"> (dòng kho trên phiếu xuất xe, trừ qua "EPL đã ứng") khác </w:t>
+      </w:r>
+      <w:r>
+        <w:rPr>
+          <w:rFonts w:ascii="Consolas" w:hAnsi="Consolas"/>
+          <w:sz w:val="19"/>
+        </w:rPr>
+        <w:t>ban_chu_xe</w:t>
+      </w:r>
+      <w:r>
+        <w:t xml:space="preserve"> (phiếu bán ở quầy, trừ riêng) — không chung khoản nào.</w:t>
       </w:r>
     </w:p>
     <w:p>
@@ -10776,6 +11102,26 @@
           <w:sz w:val="19"/>
         </w:rPr>
         <w:t>no_ncc</w:t>
+      </w:r>
+      <w:r>
+        <w:t xml:space="preserve"> và mọi bút toán </w:t>
+      </w:r>
+      <w:r>
+        <w:rPr>
+          <w:rFonts w:ascii="Consolas" w:hAnsi="Consolas"/>
+          <w:sz w:val="19"/>
+        </w:rPr>
+        <w:t>xuat_noi_bo</w:t>
+      </w:r>
+      <w:r>
+        <w:t xml:space="preserve"> / </w:t>
+      </w:r>
+      <w:r>
+        <w:rPr>
+          <w:rFonts w:ascii="Consolas" w:hAnsi="Consolas"/>
+          <w:sz w:val="19"/>
+        </w:rPr>
+        <w:t>xuat_ban</w:t>
       </w:r>
       <w:r>
         <w:t xml:space="preserve"> của phiếu;</w:t>
@@ -12197,7 +12543,7 @@
         <w:jc w:val="both"/>
       </w:pPr>
       <w:r>
-        <w:t xml:space="preserve">Ba nguồn còn lại đi cùng khuôn: </w:t>
+        <w:t xml:space="preserve">Các nguồn còn lại đi cùng khuôn: </w:t>
       </w:r>
       <w:r>
         <w:rPr>
@@ -12207,7 +12553,37 @@
         <w:t>no_ncc</w:t>
       </w:r>
       <w:r>
-        <w:t xml:space="preserve"> (cùng lần khoá), </w:t>
+        <w:t xml:space="preserve">, </w:t>
+      </w:r>
+      <w:r>
+        <w:rPr>
+          <w:rFonts w:ascii="Consolas" w:hAnsi="Consolas"/>
+          <w:sz w:val="19"/>
+        </w:rPr>
+        <w:t>xuat_noi_bo</w:t>
+      </w:r>
+      <w:r>
+        <w:t xml:space="preserve">, </w:t>
+      </w:r>
+      <w:r>
+        <w:rPr>
+          <w:rFonts w:ascii="Consolas" w:hAnsi="Consolas"/>
+          <w:sz w:val="19"/>
+        </w:rPr>
+        <w:t>xuat_ban</w:t>
+      </w:r>
+      <w:r>
+        <w:t xml:space="preserve"> (cùng lần khoá; hai nguồn xuất kho một lần xuất một chứng từ, </w:t>
+      </w:r>
+      <w:r>
+        <w:rPr>
+          <w:rFonts w:ascii="Consolas" w:hAnsi="Consolas"/>
+          <w:sz w:val="19"/>
+        </w:rPr>
+        <w:t>DocumentDate</w:t>
+      </w:r>
+      <w:r>
+        <w:t xml:space="preserve"> = ngày xuất thật), </w:t>
       </w:r>
       <w:r>
         <w:rPr>

--- a/DOCS/word/NOI_API_ANH_TUNE.docx
+++ b/DOCS/word/NOI_API_ANH_TUNE.docx
@@ -690,19 +690,50 @@
         <w:rPr>
           <w:b/>
         </w:rPr>
-        <w:t>chưa áp script DB</w:t>
-      </w:r>
-      <w:r>
-        <w:t xml:space="preserve">, cờ gửi bên em đang </w:t>
-      </w:r>
-      <w:r>
-        <w:rPr>
-          <w:b/>
-        </w:rPr>
-        <w:t>tắt</w:t>
-      </w:r>
-      <w:r>
-        <w:t>.</w:t>
+        <w:t>đã chạy thật trên DB demo 02/10</w:t>
+      </w:r>
+      <w:r>
+        <w:t xml:space="preserve"> (chủ dự án áp script; phiếu thử qua máy thử trang điều xe: thuê xe </w:t>
+      </w:r>
+      <w:r>
+        <w:rPr>
+          <w:rFonts w:ascii="Consolas" w:hAnsi="Consolas"/>
+          <w:sz w:val="19"/>
+        </w:rPr>
+        <w:t>GL021020263</w:t>
+      </w:r>
+      <w:r>
+        <w:t xml:space="preserve"> / </w:t>
+      </w:r>
+      <w:r>
+        <w:rPr>
+          <w:rFonts w:ascii="Consolas" w:hAnsi="Consolas"/>
+          <w:sz w:val="19"/>
+        </w:rPr>
+        <w:t>GL021020264</w:t>
+      </w:r>
+      <w:r>
+        <w:t xml:space="preserve">, xuất kho </w:t>
+      </w:r>
+      <w:r>
+        <w:rPr>
+          <w:rFonts w:ascii="Consolas" w:hAnsi="Consolas"/>
+          <w:sz w:val="19"/>
+        </w:rPr>
+        <w:t>GL021020265</w:t>
+      </w:r>
+      <w:r>
+        <w:t xml:space="preserve"> · </w:t>
+      </w:r>
+      <w:r>
+        <w:rPr>
+          <w:rFonts w:ascii="Consolas" w:hAnsi="Consolas"/>
+          <w:sz w:val="19"/>
+        </w:rPr>
+        <w:t>GL021020267</w:t>
+      </w:r>
+      <w:r>
+        <w:t>, ST 13; mở khoá gỡ sạch, GET 404); host chưa áp; cờ gửi bên em chỉ bật trên máy thử.</w:t>
       </w:r>
     </w:p>
     <w:p>
@@ -1624,30 +1655,50 @@
               <w:rPr>
                 <w:b/>
               </w:rPr>
-              <w:t>chưa áp script DB</w:t>
-            </w:r>
-            <w:r>
-              <w:t xml:space="preserve"> (gọi đang trả 503 </w:t>
-            </w:r>
-            <w:r>
-              <w:rPr>
-                <w:rFonts w:ascii="Consolas" w:hAnsi="Consolas"/>
-                <w:sz w:val="19"/>
-              </w:rPr>
-              <w:t>LOGISTICS_JOURNAL_SCRIPT_REQUIRED</w:t>
-            </w:r>
-            <w:r>
-              <w:t>); bên em gửi được (</w:t>
-            </w:r>
-            <w:r>
-              <w:rPr>
-                <w:rFonts w:ascii="Consolas" w:hAnsi="Consolas"/>
-                <w:sz w:val="19"/>
-              </w:rPr>
-              <w:t>875a0cf</w:t>
-            </w:r>
-            <w:r>
-              <w:t xml:space="preserve">) nhưng cờ </w:t>
+              <w:t>đã chạy thật trên DB demo 02/10</w:t>
+            </w:r>
+            <w:r>
+              <w:t xml:space="preserve"> (chủ dự án áp script; phiếu thử qua máy thử trang điều xe: thuê xe </w:t>
+            </w:r>
+            <w:r>
+              <w:rPr>
+                <w:rFonts w:ascii="Consolas" w:hAnsi="Consolas"/>
+                <w:sz w:val="19"/>
+              </w:rPr>
+              <w:t>GL021020263</w:t>
+            </w:r>
+            <w:r>
+              <w:t xml:space="preserve"> / </w:t>
+            </w:r>
+            <w:r>
+              <w:rPr>
+                <w:rFonts w:ascii="Consolas" w:hAnsi="Consolas"/>
+                <w:sz w:val="19"/>
+              </w:rPr>
+              <w:t>GL021020264</w:t>
+            </w:r>
+            <w:r>
+              <w:t xml:space="preserve">, xuất kho </w:t>
+            </w:r>
+            <w:r>
+              <w:rPr>
+                <w:rFonts w:ascii="Consolas" w:hAnsi="Consolas"/>
+                <w:sz w:val="19"/>
+              </w:rPr>
+              <w:t>GL021020265</w:t>
+            </w:r>
+            <w:r>
+              <w:t xml:space="preserve"> · </w:t>
+            </w:r>
+            <w:r>
+              <w:rPr>
+                <w:rFonts w:ascii="Consolas" w:hAnsi="Consolas"/>
+                <w:sz w:val="19"/>
+              </w:rPr>
+              <w:t>GL021020267</w:t>
+            </w:r>
+            <w:r>
+              <w:t xml:space="preserve">, ST 13; mở khoá gỡ sạch, GET 404); host chưa áp; cờ </w:t>
             </w:r>
             <w:r>
               <w:rPr>
@@ -1657,16 +1708,7 @@
               <w:t>QLSX_GUI_BUT_TOAN</w:t>
             </w:r>
             <w:r>
-              <w:t xml:space="preserve"> </w:t>
-            </w:r>
-            <w:r>
-              <w:rPr>
-                <w:b/>
-              </w:rPr>
-              <w:t>tắt</w:t>
-            </w:r>
-            <w:r>
-              <w:t xml:space="preserve"> → bút toán vẫn nằm ở LAO (mục 1.7)</w:t>
+              <w:t xml:space="preserve"> chỉ bật trên máy thử — máy chưa bật thì bút toán nằm ở LAO (mục 1.7)</w:t>
             </w:r>
           </w:p>
         </w:tc>
@@ -4146,7 +4188,10 @@
               <w:rPr>
                 <w:b/>
               </w:rPr>
-              <w:t>chưa áp</w:t>
+              <w:t>đã áp DB demo 02/10</w:t>
+            </w:r>
+            <w:r>
+              <w:t>, host chưa</w:t>
             </w:r>
           </w:p>
         </w:tc>
@@ -10727,7 +10772,7 @@
               <w:t>khoá phiếu xe thuê</w:t>
             </w:r>
             <w:r>
-              <w:t xml:space="preserve"> (EPL ứng) có dầu kho / phụ tùng kho đã rời kho — như trên</w:t>
+              <w:t xml:space="preserve"> có dầu kho / phụ tùng kho đã rời kho (lấy kho EPL cho xe thuê luôn là xuất bán) — như trên</w:t>
             </w:r>
           </w:p>
         </w:tc>
@@ -10916,7 +10961,104 @@
         <w:t>TripExpense.stock_move_id</w:t>
       </w:r>
       <w:r>
-        <w:t xml:space="preserve">). Xe thuê chủ xe tự trả: không có bút toán xuất kho. </w:t>
+        <w:t xml:space="preserve">). Xe thuê: dầu / phụ tùng </w:t>
+      </w:r>
+      <w:r>
+        <w:rPr>
+          <w:b/>
+        </w:rPr>
+        <w:t>lấy kho EPL luôn là xuất bán</w:t>
+      </w:r>
+      <w:r>
+        <w:t xml:space="preserve"> (chủ dự án 30/09, nhắc lại 02/10) — dòng kho không được "chủ xe tự trả" (lập / sửa → 422 </w:t>
+      </w:r>
+      <w:r>
+        <w:rPr>
+          <w:rFonts w:ascii="Consolas" w:hAnsi="Consolas"/>
+          <w:sz w:val="19"/>
+        </w:rPr>
+        <w:t>KHO_XE_THUE_XUAT_BAN</w:t>
+      </w:r>
+      <w:r>
+        <w:t xml:space="preserve">; chủ xe trả ngay thì đi quầy bán hàng); </w:t>
+      </w:r>
+      <w:r>
+        <w:rPr>
+          <w:b/>
+        </w:rPr>
+        <w:t>khoá phiếu bị chặn</w:t>
+      </w:r>
+      <w:r>
+        <w:t xml:space="preserve"> khi còn dòng xuất bán chưa có giá bán (409 </w:t>
+      </w:r>
+      <w:r>
+        <w:rPr>
+          <w:rFonts w:ascii="Consolas" w:hAnsi="Consolas"/>
+          <w:sz w:val="19"/>
+        </w:rPr>
+        <w:t>THIEU_GIA_BAN</w:t>
+      </w:r>
+      <w:r>
+        <w:t xml:space="preserve">, nói mục, ai gõ) hoặc dòng cũ ghi "chủ xe tự trả" (409 </w:t>
+      </w:r>
+      <w:r>
+        <w:rPr>
+          <w:rFonts w:ascii="Consolas" w:hAnsi="Consolas"/>
+          <w:sz w:val="19"/>
+        </w:rPr>
+        <w:t>KHO_XE_THUE_XUAT_BAN</w:t>
+      </w:r>
+      <w:r>
+        <w:t xml:space="preserve">, chỉ cách sửa). </w:t>
+      </w:r>
+      <w:r>
+        <w:rPr>
+          <w:b/>
+        </w:rPr>
+        <w:t>Sau khoá</w:t>
+      </w:r>
+      <w:r>
+        <w:t xml:space="preserve"> dòng kho và dòng ghi nợ nhà cung cấp đứng yên: sửa → 409 </w:t>
+      </w:r>
+      <w:r>
+        <w:rPr>
+          <w:rFonts w:ascii="Consolas" w:hAnsi="Consolas"/>
+          <w:sz w:val="19"/>
+        </w:rPr>
+        <w:t>DA_KHOA</w:t>
+      </w:r>
+      <w:r>
+        <w:t xml:space="preserve"> (kể cả Sếp), mở khoá rồi mới sửa. Ba câu lỗi đủ ba tiếng (</w:t>
+      </w:r>
+      <w:r>
+        <w:rPr>
+          <w:rFonts w:ascii="Consolas" w:hAnsi="Consolas"/>
+          <w:sz w:val="19"/>
+        </w:rPr>
+        <w:t>loi</w:t>
+      </w:r>
+      <w:r>
+        <w:t xml:space="preserve">, </w:t>
+      </w:r>
+      <w:r>
+        <w:rPr>
+          <w:rFonts w:ascii="Consolas" w:hAnsi="Consolas"/>
+          <w:sz w:val="19"/>
+        </w:rPr>
+        <w:t>loi_lo</w:t>
+      </w:r>
+      <w:r>
+        <w:t xml:space="preserve">, </w:t>
+      </w:r>
+      <w:r>
+        <w:rPr>
+          <w:rFonts w:ascii="Consolas" w:hAnsi="Consolas"/>
+          <w:sz w:val="19"/>
+        </w:rPr>
+        <w:t>loi_en</w:t>
+      </w:r>
+      <w:r>
+        <w:t xml:space="preserve">). </w:t>
       </w:r>
       <w:r>
         <w:rPr>
@@ -11337,7 +11479,7 @@
               <w:rPr>
                 <w:b/>
               </w:rPr>
-              <w:t>Trạng thái 01/10</w:t>
+              <w:t>Trạng thái 02/10</w:t>
             </w:r>
           </w:p>
         </w:tc>
@@ -11411,19 +11553,19 @@
               <w:rPr>
                 <w:b/>
               </w:rPr>
-              <w:t>chưa áp vào DB nào</w:t>
-            </w:r>
-            <w:r>
-              <w:t xml:space="preserve">. Lần áp từ máy em bị bộ an toàn chặn; </w:t>
+              <w:t>đã áp vào DB demo</w:t>
+            </w:r>
+            <w:r>
+              <w:t xml:space="preserve"> (DB của API ở máy) — chủ dự án chạy 02/10. Host: chưa (</w:t>
             </w:r>
             <w:r>
               <w:rPr>
                 <w:b/>
               </w:rPr>
-              <w:t>chờ chủ dự án tự chạy</w:t>
-            </w:r>
-            <w:r>
-              <w:t xml:space="preserve"> trên DB demo (DB của API ở máy)</w:t>
+              <w:t>cần quyền host</w:t>
+            </w:r>
+            <w:r>
+              <w:t>)</w:t>
             </w:r>
           </w:p>
         </w:tc>
@@ -11532,7 +11674,7 @@
           <w:p>
             <w:r/>
             <w:r>
-              <w:t>Gọi thử lúc này</w:t>
+              <w:t>Gọi thật 02/10</w:t>
             </w:r>
           </w:p>
         </w:tc>
@@ -11543,26 +11685,81 @@
           <w:p>
             <w:r/>
             <w:r>
-              <w:t xml:space="preserve">API ở máy: </w:t>
-            </w:r>
-            <w:r>
-              <w:rPr>
-                <w:rFonts w:ascii="Consolas" w:hAnsi="Consolas"/>
-                <w:sz w:val="19"/>
-              </w:rPr>
-              <w:t>GET …/journal-entries/{SourceRef}</w:t>
-            </w:r>
-            <w:r>
-              <w:t xml:space="preserve"> trả </w:t>
-            </w:r>
-            <w:r>
-              <w:rPr>
-                <w:b/>
-              </w:rPr>
-              <w:t>503 `LOGISTICS_JOURNAL_SCRIPT_REQUIRED`</w:t>
-            </w:r>
-            <w:r>
-              <w:t xml:space="preserve"> — đúng, vì script chưa áp</w:t>
+              <w:t xml:space="preserve">qua máy thử trang điều xe, phiếu thử: thuê xe </w:t>
+            </w:r>
+            <w:r>
+              <w:rPr>
+                <w:rFonts w:ascii="Consolas" w:hAnsi="Consolas"/>
+                <w:sz w:val="19"/>
+              </w:rPr>
+              <w:t>GL021020263</w:t>
+            </w:r>
+            <w:r>
+              <w:t xml:space="preserve"> / </w:t>
+            </w:r>
+            <w:r>
+              <w:rPr>
+                <w:rFonts w:ascii="Consolas" w:hAnsi="Consolas"/>
+                <w:sz w:val="19"/>
+              </w:rPr>
+              <w:t>GL021020264</w:t>
+            </w:r>
+            <w:r>
+              <w:t xml:space="preserve">; xuất kho xe nhà </w:t>
+            </w:r>
+            <w:r>
+              <w:rPr>
+                <w:rFonts w:ascii="Consolas" w:hAnsi="Consolas"/>
+                <w:sz w:val="19"/>
+              </w:rPr>
+              <w:t>GL021020265</w:t>
+            </w:r>
+            <w:r>
+              <w:t xml:space="preserve"> </w:t>
+            </w:r>
+            <w:r>
+              <w:rPr>
+                <w:i/>
+              </w:rPr>
+              <w:t>Nợ 625 / Có 1371</w:t>
+            </w:r>
+            <w:r>
+              <w:t xml:space="preserve"> 1.590.000 LAK; xe thuê </w:t>
+            </w:r>
+            <w:r>
+              <w:rPr>
+                <w:rFonts w:ascii="Consolas" w:hAnsi="Consolas"/>
+                <w:sz w:val="19"/>
+              </w:rPr>
+              <w:t>GL021020267</w:t>
+            </w:r>
+            <w:r>
+              <w:t xml:space="preserve"> </w:t>
+            </w:r>
+            <w:r>
+              <w:rPr>
+                <w:i/>
+              </w:rPr>
+              <w:t>Nợ 4022 / Có 707</w:t>
+            </w:r>
+            <w:r>
+              <w:t xml:space="preserve"> 1.400.000 LAK (ObjectId chủ xe 1606) + </w:t>
+            </w:r>
+            <w:r>
+              <w:rPr>
+                <w:i/>
+              </w:rPr>
+              <w:t>Nợ 607 / Có 1371</w:t>
+            </w:r>
+            <w:r>
+              <w:t xml:space="preserve"> 1.272.000 LAK; ST 13. Mở khoá → gỡ sạch, GET 404 </w:t>
+            </w:r>
+            <w:r>
+              <w:rPr>
+                <w:rFonts w:ascii="Consolas" w:hAnsi="Consolas"/>
+                <w:sz w:val="19"/>
+              </w:rPr>
+              <w:t>JOURNAL_ENTRY_NOT_FOUND</w:t>
             </w:r>
           </w:p>
         </w:tc>
@@ -11623,26 +11820,7 @@
               <w:t>QLSX_GUI_BUT_TOAN</w:t>
             </w:r>
             <w:r>
-              <w:t xml:space="preserve"> trong </w:t>
-            </w:r>
-            <w:r>
-              <w:rPr>
-                <w:rFonts w:ascii="Consolas" w:hAnsi="Consolas"/>
-                <w:sz w:val="19"/>
-              </w:rPr>
-              <w:t>.env</w:t>
-            </w:r>
-            <w:r>
-              <w:t xml:space="preserve"> máy chủ trang điều xe </w:t>
-            </w:r>
-            <w:r>
-              <w:rPr>
-                <w:b/>
-              </w:rPr>
-              <w:t>đang tắt</w:t>
-            </w:r>
-            <w:r>
-              <w:t xml:space="preserve"> (mặc định tắt)</w:t>
+              <w:t xml:space="preserve"> mặc định tắt; bật trên máy thử lúc chạy lượt thật, máy dùng thật bật khi chủ dự án quyết</w:t>
             </w:r>
           </w:p>
         </w:tc>
@@ -14801,16 +14979,7 @@
               <w:t>_SCRIPT_REQUIRED</w:t>
             </w:r>
             <w:r>
-              <w:t xml:space="preserve"> (bên anh chưa bật / chưa áp script — </w:t>
-            </w:r>
-            <w:r>
-              <w:rPr>
-                <w:b/>
-              </w:rPr>
-              <w:t>đang gặp lúc này</w:t>
-            </w:r>
-            <w:r>
-              <w:t>)</w:t>
+              <w:t xml:space="preserve"> (bên anh chưa bật / chưa áp script — host hiện như vậy)</w:t>
             </w:r>
           </w:p>
         </w:tc>
@@ -15450,10 +15619,10 @@
         <w:rPr>
           <w:b/>
         </w:rPr>
-        <w:t>Chưa chạy trên DB thật lần nào.</w:t>
-      </w:r>
-      <w:r>
-        <w:t xml:space="preserve"> Mọi kiểm bên anh là unit-level với repository giả; bên em kiểm </w:t>
+        <w:t>Đã chạy thật trên DB demo 02/10</w:t>
+      </w:r>
+      <w:r>
+        <w:t xml:space="preserve"> (số chứng từ ở bảng trạng thái 1.7.1), gỡ sạch sau khi thử. Trước đó bên em kiểm </w:t>
       </w:r>
       <w:r>
         <w:rPr>
@@ -15463,27 +15632,37 @@
         <w:t>kiem/thu_gui_but_toan.py</w:t>
       </w:r>
       <w:r>
-        <w:t xml:space="preserve"> với máy giả trả đúng giao ước (201, ST 13, </w:t>
+        <w:t xml:space="preserve">, </w:t>
       </w:r>
       <w:r>
         <w:rPr>
           <w:rFonts w:ascii="Consolas" w:hAnsi="Consolas"/>
           <w:sz w:val="19"/>
         </w:rPr>
-        <w:t>ErrorDetail</w:t>
-      </w:r>
-      <w:r>
-        <w:t xml:space="preserve">, 409 </w:t>
+        <w:t>kiem/thu_but_toan_xuat_kho.py</w:t>
+      </w:r>
+      <w:r>
+        <w:t xml:space="preserve"> với máy giả trả đúng giao ước (201, ST 13, </w:t>
       </w:r>
       <w:r>
         <w:rPr>
           <w:rFonts w:ascii="Consolas" w:hAnsi="Consolas"/>
           <w:sz w:val="19"/>
         </w:rPr>
+        <w:t>ErrorDetail</w:t>
+      </w:r>
+      <w:r>
+        <w:t xml:space="preserve">, 409 </w:t>
+      </w:r>
+      <w:r>
+        <w:rPr>
+          <w:rFonts w:ascii="Consolas" w:hAnsi="Consolas"/>
+          <w:sz w:val="19"/>
+        </w:rPr>
         <w:t>52512</w:t>
       </w:r>
       <w:r>
-        <w:t>, gỡ lần hai, mất phản hồi, xếp lỗi theo mã thật — 36/36). Lần chạy thật đầu tiên sau khi áp script: đối chiếu sổ cái, kỳ, số chứng từ.</w:t>
+        <w:t>, gỡ lần hai, mất phản hồi, xếp lỗi theo mã thật). Host: lần chạy thật đầu tiên sau khi áp script — đối chiếu sổ cái, kỳ, số chứng từ.</w:t>
       </w:r>
     </w:p>
     <w:p>
@@ -19394,7 +19573,17 @@
               <w:t>e2ef52f</w:t>
             </w:r>
             <w:r>
-              <w:t xml:space="preserve">; </w:t>
+              <w:t xml:space="preserve">; từ </w:t>
+            </w:r>
+            <w:r>
+              <w:rPr>
+                <w:rFonts w:ascii="Consolas" w:hAnsi="Consolas"/>
+                <w:sz w:val="19"/>
+              </w:rPr>
+              <w:t>2b4e274</w:t>
+            </w:r>
+            <w:r>
+              <w:t xml:space="preserve"> mặc định </w:t>
             </w:r>
             <w:r>
               <w:rPr>
@@ -19404,7 +19593,7 @@
               <w:t>@Apply = 0</w:t>
             </w:r>
             <w:r>
-              <w:t xml:space="preserve"> chẩn đoán trước), cân nhắc đổi mật khẩu các tài khoản đã đăng nhập qua API</w:t>
+              <w:t xml:space="preserve"> — chỉ chẩn đoán; đọc rồi mới đặt 1), cân nhắc đổi mật khẩu các tài khoản đã đăng nhập qua API</w:t>
             </w:r>
           </w:p>
         </w:tc>
@@ -23054,7 +23243,17 @@
           <w:p>
             <w:r/>
             <w:r>
-              <w:t xml:space="preserve">chạy </w:t>
+              <w:t xml:space="preserve">từ </w:t>
+            </w:r>
+            <w:r>
+              <w:rPr>
+                <w:rFonts w:ascii="Consolas" w:hAnsi="Consolas"/>
+                <w:sz w:val="19"/>
+              </w:rPr>
+              <w:t>2b4e274</w:t>
+            </w:r>
+            <w:r>
+              <w:t xml:space="preserve"> tệp mặc định </w:t>
             </w:r>
             <w:r>
               <w:rPr>
@@ -23064,7 +23263,7 @@
               <w:t>@Apply = 0</w:t>
             </w:r>
             <w:r>
-              <w:t xml:space="preserve"> trước, đọc chẩn đoán; rồi </w:t>
+              <w:t xml:space="preserve">: chạy nguyên tệp là chỉ chẩn đoán; lưu kết quả, rồi sửa thành </w:t>
             </w:r>
             <w:r>
               <w:rPr>
@@ -23072,6 +23271,9 @@
                 <w:sz w:val="19"/>
               </w:rPr>
               <w:t>@Apply = 1</w:t>
+            </w:r>
+            <w:r>
+              <w:t xml:space="preserve"> để che</w:t>
             </w:r>
           </w:p>
         </w:tc>
@@ -23828,7 +24030,10 @@
               <w:rPr>
                 <w:b/>
               </w:rPr>
-              <w:t>Chưa chạy trên DB</w:t>
+              <w:t>Đã chạy thật trên DB demo 02/10</w:t>
+            </w:r>
+            <w:r>
+              <w:t xml:space="preserve"> (mục 1.7.1); host chưa</w:t>
             </w:r>
           </w:p>
         </w:tc>
@@ -29632,7 +29837,27 @@
         <w:t>Bút toán tổng hợp:</w:t>
       </w:r>
       <w:r>
-        <w:t xml:space="preserve"> chưa có chứng từ nào (script chưa áp, cờ gửi tắt).</w:t>
+        <w:t xml:space="preserve"> script đã áp DB demo, đã chạy thật 02/10 với phiếu thử (</w:t>
+      </w:r>
+      <w:r>
+        <w:rPr>
+          <w:rFonts w:ascii="Consolas" w:hAnsi="Consolas"/>
+          <w:sz w:val="19"/>
+        </w:rPr>
+        <w:t>GL021020263</w:t>
+      </w:r>
+      <w:r>
+        <w:t xml:space="preserve"> … </w:t>
+      </w:r>
+      <w:r>
+        <w:rPr>
+          <w:rFonts w:ascii="Consolas" w:hAnsi="Consolas"/>
+          <w:sz w:val="19"/>
+        </w:rPr>
+        <w:t>GL021020267</w:t>
+      </w:r>
+      <w:r>
+        <w:t>) rồi gỡ sạch — hiện không còn chứng từ thử nào; host chưa áp.</w:t>
       </w:r>
     </w:p>
     <w:p>

--- a/DOCS/word/NOI_API_ANH_TUNE.docx
+++ b/DOCS/word/NOI_API_ANH_TUNE.docx
@@ -11009,26 +11009,46 @@
         <w:t>KHO_XE_THUE_XUAT_BAN</w:t>
       </w:r>
       <w:r>
-        <w:t xml:space="preserve">, chỉ cách sửa). </w:t>
-      </w:r>
-      <w:r>
-        <w:rPr>
-          <w:b/>
-        </w:rPr>
-        <w:t>Sau khoá</w:t>
-      </w:r>
-      <w:r>
-        <w:t xml:space="preserve"> dòng kho và dòng ghi nợ nhà cung cấp đứng yên: sửa → 409 </w:t>
+        <w:t xml:space="preserve">, chỉ cách sửa). Còn dầu kho chưa cấp theo phiếu đề nghị (409 </w:t>
       </w:r>
       <w:r>
         <w:rPr>
           <w:rFonts w:ascii="Consolas" w:hAnsi="Consolas"/>
           <w:sz w:val="19"/>
         </w:rPr>
+        <w:t>DAU_KHO_CHUA_CAP</w:t>
+      </w:r>
+      <w:r>
+        <w:t xml:space="preserve">, xe nhà lẫn xe thuê) hay phụ tùng ghi lấy kho mà chưa xuất (409 </w:t>
+      </w:r>
+      <w:r>
+        <w:rPr>
+          <w:rFonts w:ascii="Consolas" w:hAnsi="Consolas"/>
+          <w:sz w:val="19"/>
+        </w:rPr>
+        <w:t>PT_KHO_CHUA_XUAT</w:t>
+      </w:r>
+      <w:r>
+        <w:t xml:space="preserve">) thì cũng không khoá được. </w:t>
+      </w:r>
+      <w:r>
+        <w:rPr>
+          <w:b/>
+        </w:rPr>
+        <w:t>Sau khoá</w:t>
+      </w:r>
+      <w:r>
+        <w:t xml:space="preserve"> tiền thuê xe (giá thuê, phí, quá tải, cân), dòng kho và dòng ghi nợ nhà cung cấp đứng yên: sửa → 409 </w:t>
+      </w:r>
+      <w:r>
+        <w:rPr>
+          <w:rFonts w:ascii="Consolas" w:hAnsi="Consolas"/>
+          <w:sz w:val="19"/>
+        </w:rPr>
         <w:t>DA_KHOA</w:t>
       </w:r>
       <w:r>
-        <w:t xml:space="preserve"> (kể cả Sếp), mở khoá rồi mới sửa. Ba câu lỗi đủ ba tiếng (</w:t>
+        <w:t xml:space="preserve"> (kể cả Sếp), mở khoá rồi mới sửa. Câu lỗi đủ ba tiếng (</w:t>
       </w:r>
       <w:r>
         <w:rPr>

--- a/DOCS/word/NOI_API_ANH_TUNE.docx
+++ b/DOCS/word/NOI_API_ANH_TUNE.docx
@@ -24,10 +24,10 @@
         <w:rPr>
           <w:b/>
         </w:rPr>
-        <w:t>01/10/2026</w:t>
-      </w:r>
-      <w:r>
-        <w:t>, viết theo hiện trạng. Soạn từ:</w:t>
+        <w:t>02/10/2026</w:t>
+      </w:r>
+      <w:r>
+        <w:t xml:space="preserve"> (bản cuối, luồng hai bên đã xong trên máy). Soạn từ git log và mã của:</w:t>
       </w:r>
     </w:p>
     <w:p>
@@ -35,87 +35,17 @@
         <w:pStyle w:val="ListBullet"/>
       </w:pPr>
       <w:r>
-        <w:t xml:space="preserve">mã đang chạy của trang điều xe </w:t>
+        <w:t xml:space="preserve">trang điều xe </w:t>
       </w:r>
       <w:r>
         <w:rPr>
           <w:rFonts w:ascii="Consolas" w:hAnsi="Consolas"/>
           <w:sz w:val="19"/>
         </w:rPr>
-        <w:t>EPL_LAO_REAL@05fbc98</w:t>
-      </w:r>
-      <w:r>
-        <w:t xml:space="preserve"> (gửi bút toán </w:t>
-      </w:r>
-      <w:r>
-        <w:rPr>
-          <w:rFonts w:ascii="Consolas" w:hAnsi="Consolas"/>
-          <w:sz w:val="19"/>
-        </w:rPr>
-        <w:t>gui_but_toan_tune.py</w:t>
-      </w:r>
-      <w:r>
-        <w:t xml:space="preserve">, </w:t>
-      </w:r>
-      <w:r>
-        <w:rPr>
-          <w:rFonts w:ascii="Consolas" w:hAnsi="Consolas"/>
-          <w:sz w:val="19"/>
-        </w:rPr>
-        <w:t>but_toan_cho.py</w:t>
-      </w:r>
-      <w:r>
-        <w:t xml:space="preserve"> khớp giao ước API bút toán </w:t>
-      </w:r>
-      <w:r>
-        <w:rPr>
-          <w:rFonts w:ascii="Consolas" w:hAnsi="Consolas"/>
-          <w:sz w:val="19"/>
-        </w:rPr>
-        <w:t>b9227aa</w:t>
-      </w:r>
-      <w:r>
-        <w:t xml:space="preserve"> ở </w:t>
-      </w:r>
-      <w:r>
-        <w:rPr>
-          <w:rFonts w:ascii="Consolas" w:hAnsi="Consolas"/>
-          <w:sz w:val="19"/>
-        </w:rPr>
-        <w:t>875a0cf</w:t>
-      </w:r>
-      <w:r>
-        <w:t xml:space="preserve">, xếp lỗi theo mã thật ở </w:t>
-      </w:r>
-      <w:r>
-        <w:rPr>
-          <w:rFonts w:ascii="Consolas" w:hAnsi="Consolas"/>
-          <w:sz w:val="19"/>
-        </w:rPr>
-        <w:t>3d4ba03</w:t>
-      </w:r>
-      <w:r>
-        <w:t xml:space="preserve"> — mục 1.7; đọc lại "đã thu" </w:t>
-      </w:r>
-      <w:r>
-        <w:rPr>
-          <w:rFonts w:ascii="Consolas" w:hAnsi="Consolas"/>
-          <w:sz w:val="19"/>
-        </w:rPr>
-        <w:t>chi_tune._da_tra</w:t>
-      </w:r>
-      <w:r>
-        <w:t xml:space="preserve"> ở </w:t>
-      </w:r>
-      <w:r>
-        <w:rPr>
-          <w:rFonts w:ascii="Consolas" w:hAnsi="Consolas"/>
-          <w:sz w:val="19"/>
-        </w:rPr>
-        <w:t>22dd4c8</w:t>
-      </w:r>
-      <w:r>
-        <w:t xml:space="preserve"> — mục 1.5);</w:t>
+        <w:t>EPL_LAO_REAL@2ac74de</w:t>
+      </w:r>
+      <w:r>
+        <w:t>;</w:t>
       </w:r>
     </w:p>
     <w:p>
@@ -123,17 +53,73 @@
         <w:pStyle w:val="ListBullet"/>
       </w:pPr>
       <w:r>
-        <w:t xml:space="preserve">kịch bản thử A→Z hai hệ </w:t>
+        <w:rPr>
+          <w:b/>
+        </w:rPr>
+        <w:t>source của anh</w:t>
+      </w:r>
+      <w:r>
+        <w:t xml:space="preserve">: API </w:t>
       </w:r>
       <w:r>
         <w:rPr>
           <w:rFonts w:ascii="Consolas" w:hAnsi="Consolas"/>
           <w:sz w:val="19"/>
         </w:rPr>
-        <w:t>KICH_BAN_A_Z_EPL_TUNE</w:t>
-      </w:r>
-      <w:r>
-        <w:t xml:space="preserve"> (KB-AZ, đã đi thật một chuyến THU-KBAZ ngày 01/10);</w:t>
+        <w:t>GLS-QLSX-APIs</w:t>
+      </w:r>
+      <w:r>
+        <w:t xml:space="preserve"> nhánh </w:t>
+      </w:r>
+      <w:r>
+        <w:rPr>
+          <w:rFonts w:ascii="Consolas" w:hAnsi="Consolas"/>
+          <w:sz w:val="19"/>
+        </w:rPr>
+        <w:t>feat/HonTunedaHai@a8c7014</w:t>
+      </w:r>
+      <w:r>
+        <w:t xml:space="preserve"> (tách từ </w:t>
+      </w:r>
+      <w:r>
+        <w:rPr>
+          <w:rFonts w:ascii="Consolas" w:hAnsi="Consolas"/>
+          <w:sz w:val="19"/>
+        </w:rPr>
+        <w:t>31c98db</w:t>
+      </w:r>
+      <w:r>
+        <w:t xml:space="preserve">, 17 commit), WEB </w:t>
+      </w:r>
+      <w:r>
+        <w:rPr>
+          <w:rFonts w:ascii="Consolas" w:hAnsi="Consolas"/>
+          <w:sz w:val="19"/>
+        </w:rPr>
+        <w:t>GLS-QLSX-Web</w:t>
+      </w:r>
+      <w:r>
+        <w:t xml:space="preserve"> nhánh </w:t>
+      </w:r>
+      <w:r>
+        <w:rPr>
+          <w:rFonts w:ascii="Consolas" w:hAnsi="Consolas"/>
+          <w:sz w:val="19"/>
+        </w:rPr>
+        <w:t>feat/hontunedhai_Laos@6abe0ad8</w:t>
+      </w:r>
+      <w:r>
+        <w:t xml:space="preserve"> (tách từ </w:t>
+      </w:r>
+      <w:r>
+        <w:rPr>
+          <w:rFonts w:ascii="Consolas" w:hAnsi="Consolas"/>
+          <w:sz w:val="19"/>
+        </w:rPr>
+        <w:t>de04913f</w:t>
+      </w:r>
+      <w:r>
+        <w:t>, 8 commit). Hai nhánh chưa push;</w:t>
       </w:r>
     </w:p>
     <w:p>
@@ -141,14 +127,14 @@
         <w:pStyle w:val="ListBullet"/>
       </w:pPr>
       <w:r>
-        <w:t xml:space="preserve">các lần gọi thử trên API của anh chạy ở máy và trên máy </w:t>
+        <w:t xml:space="preserve">kho tạm </w:t>
       </w:r>
       <w:r>
         <w:rPr>
           <w:rFonts w:ascii="Consolas" w:hAnsi="Consolas"/>
           <w:sz w:val="19"/>
         </w:rPr>
-        <w:t>demo-lao-api.goldensme.com</w:t>
+        <w:t>EPL_KETOAN@a1a5955</w:t>
       </w:r>
       <w:r>
         <w:t>;</w:t>
@@ -159,73 +145,147 @@
         <w:pStyle w:val="ListBullet"/>
       </w:pPr>
       <w:r>
-        <w:rPr>
-          <w:b/>
-        </w:rPr>
-        <w:t>source của anh</w:t>
-      </w:r>
-      <w:r>
-        <w:t xml:space="preserve">: API </w:t>
+        <w:t xml:space="preserve">kịch bản thử A→Z hai hệ </w:t>
       </w:r>
       <w:r>
         <w:rPr>
           <w:rFonts w:ascii="Consolas" w:hAnsi="Consolas"/>
           <w:sz w:val="19"/>
         </w:rPr>
-        <w:t>GLS-QLSX-APIs</w:t>
-      </w:r>
-      <w:r>
-        <w:t xml:space="preserve"> nhánh </w:t>
+        <w:t>KICH_BAN_A_Z_EPL_TUNE</w:t>
+      </w:r>
+      <w:r>
+        <w:t xml:space="preserve"> (KB-AZ) và các lần chạy thật trên DB demo ngày 01 – 02/10.</w:t>
+      </w:r>
+    </w:p>
+    <w:p>
+      <w:pPr>
+        <w:jc w:val="both"/>
+      </w:pPr>
+      <w:r>
+        <w:rPr>
+          <w:b/>
+        </w:rPr>
+        <w:t>Tài liệu bàn giao chính là `TONG_HOP_BAN_GIAO_ANH_TUNE`</w:t>
+      </w:r>
+      <w:r>
+        <w:t xml:space="preserve"> (hai bên trao đổi gì, đã sửa gì trong source anh kèm sổ đối tượng DB / cấu hình / dữ liệu demo, đã sửa gì bên em, anh cần làm gì khi nhận lại source, rủi ro). Tài liệu này là </w:t>
+      </w:r>
+      <w:r>
+        <w:rPr>
+          <w:b/>
+        </w:rPr>
+        <w:t>bản đồ chi tiết</w:t>
+      </w:r>
+      <w:r>
+        <w:t xml:space="preserve"> từng đường, gói mẫu, từng commit (mục 8) và dữ liệu đã ghi vào DB demo (mục 9); đối chiếu chéo ở mục 10.</w:t>
+      </w:r>
+    </w:p>
+    <w:p>
+      <w:pPr>
+        <w:jc w:val="both"/>
+      </w:pPr>
+      <w:r>
+        <w:rPr>
+          <w:b/>
+        </w:rPr>
+        <w:t>Người làm (chủ dự án chốt 01/10: "bên mình với anh Tune giờ là một"):</w:t>
+      </w:r>
+      <w:r>
+        <w:t xml:space="preserve"> việc ghi "bên EPL làm" là bên EPL làm luôn, kể cả trên source của anh. Việc cần máy chủ host của anh (triển khai, dữ liệu trên DB host, token / mật khẩu tài khoản của anh) ghi </w:t>
+      </w:r>
+      <w:r>
+        <w:rPr>
+          <w:b/>
+        </w:rPr>
+        <w:t>cần quyền host</w:t>
+      </w:r>
+      <w:r>
+        <w:t>.</w:t>
+      </w:r>
+    </w:p>
+    <w:p>
+      <w:pPr>
+        <w:jc w:val="both"/>
+      </w:pPr>
+      <w:r>
+        <w:rPr>
+          <w:b/>
+        </w:rPr>
+        <w:t>Token (chủ dự án chốt 01/10):</w:t>
+      </w:r>
+      <w:r>
+        <w:t xml:space="preserve"> tạm gác tài khoản tích hợp; trang điều xe tiếp tục dùng token của anh (</w:t>
       </w:r>
       <w:r>
         <w:rPr>
           <w:rFonts w:ascii="Consolas" w:hAnsi="Consolas"/>
           <w:sz w:val="19"/>
         </w:rPr>
-        <w:t>feat/HonTunedaHai@b9227aa</w:t>
-      </w:r>
-      <w:r>
-        <w:t xml:space="preserve"> (tách từ </w:t>
+        <w:t>EPL_ACC_CODE_TOKEN</w:t>
+      </w:r>
+      <w:r>
+        <w:t xml:space="preserve">). Hết hạn khoảng 10/10 thì thay token mới trong </w:t>
       </w:r>
       <w:r>
         <w:rPr>
           <w:rFonts w:ascii="Consolas" w:hAnsi="Consolas"/>
           <w:sz w:val="19"/>
         </w:rPr>
-        <w:t>31c98db</w:t>
-      </w:r>
-      <w:r>
-        <w:t xml:space="preserve">), WEB </w:t>
+        <w:t>.env</w:t>
+      </w:r>
+      <w:r>
+        <w:t xml:space="preserve">, hoặc đặt </w:t>
       </w:r>
       <w:r>
         <w:rPr>
           <w:rFonts w:ascii="Consolas" w:hAnsi="Consolas"/>
           <w:sz w:val="19"/>
         </w:rPr>
-        <w:t>GLS-QLSX-Web</w:t>
-      </w:r>
-      <w:r>
-        <w:t xml:space="preserve"> nhánh </w:t>
+        <w:t>QLSX_USERNAME</w:t>
+      </w:r>
+      <w:r>
+        <w:t xml:space="preserve"> / </w:t>
       </w:r>
       <w:r>
         <w:rPr>
           <w:rFonts w:ascii="Consolas" w:hAnsi="Consolas"/>
           <w:sz w:val="19"/>
         </w:rPr>
-        <w:t>feat/hontunedhai_Laos@7d168744</w:t>
-      </w:r>
-      <w:r>
-        <w:t xml:space="preserve"> (tách từ </w:t>
+        <w:t>QLSX_PASSWORD</w:t>
+      </w:r>
+      <w:r>
+        <w:t xml:space="preserve"> của anh để tự đăng nhập lại (đường này đã có sẵn). Mật khẩu tối đa 20 ký tự (</w:t>
       </w:r>
       <w:r>
         <w:rPr>
           <w:rFonts w:ascii="Consolas" w:hAnsi="Consolas"/>
           <w:sz w:val="19"/>
         </w:rPr>
-        <w:t>de04913f</w:t>
-      </w:r>
-      <w:r>
-        <w:t>). Hai nhánh chưa push.</w:t>
+        <w:t>proc_LoginWithUsAndPw</w:t>
+      </w:r>
+      <w:r>
+        <w:t xml:space="preserve">, </w:t>
+      </w:r>
+      <w:r>
+        <w:rPr>
+          <w:rFonts w:ascii="Consolas" w:hAnsi="Consolas"/>
+          <w:sz w:val="19"/>
+        </w:rPr>
+        <w:t>VARCHAR(20)</w:t>
+      </w:r>
+      <w:r>
+        <w:t>); tài khoản phải được gán chi nhánh (</w:t>
+      </w:r>
+      <w:r>
+        <w:rPr>
+          <w:rFonts w:ascii="Consolas" w:hAnsi="Consolas"/>
+          <w:sz w:val="19"/>
+        </w:rPr>
+        <w:t>USERS_ORG</w:t>
+      </w:r>
+      <w:r>
+        <w:t>).</w:t>
       </w:r>
     </w:p>
     <w:p>
@@ -233,17 +293,182 @@
         <w:pStyle w:val="ListBullet"/>
       </w:pPr>
       <w:r>
-        <w:t xml:space="preserve">kho tạm </w:t>
+        <w:t xml:space="preserve">Tài liệu này là </w:t>
+      </w:r>
+      <w:r>
+        <w:rPr>
+          <w:b/>
+        </w:rPr>
+        <w:t>bản đồ</w:t>
+      </w:r>
+      <w:r>
+        <w:t>: mỗi đường nói để làm gì, gửi gì, nhận gì, bên anh ghi vào đâu, đang ở trạng thái nào.</w:t>
+      </w:r>
+    </w:p>
+    <w:p>
+      <w:pPr>
+        <w:pStyle w:val="ListBullet"/>
+      </w:pPr>
+      <w:r>
+        <w:t xml:space="preserve">Từng trường chi tiết nằm ở </w:t>
+      </w:r>
+      <w:r>
+        <w:rPr>
+          <w:b/>
+        </w:rPr>
+        <w:t>hợp đồng API kế toán</w:t>
+      </w:r>
+      <w:r>
+        <w:t xml:space="preserve"> </w:t>
       </w:r>
       <w:r>
         <w:rPr>
           <w:rFonts w:ascii="Consolas" w:hAnsi="Consolas"/>
           <w:sz w:val="19"/>
         </w:rPr>
-        <w:t>EPL_KETOAN@1d8d91c</w:t>
-      </w:r>
-      <w:r>
-        <w:t>.</w:t>
+        <w:t>HOP_DONG_API_KE_TOAN_ANH_TUNE</w:t>
+      </w:r>
+      <w:r>
+        <w:t xml:space="preserve">; hiện trạng phía anh ở </w:t>
+      </w:r>
+      <w:r>
+        <w:rPr>
+          <w:rFonts w:ascii="Consolas" w:hAnsi="Consolas"/>
+          <w:sz w:val="19"/>
+        </w:rPr>
+        <w:t>GLS-QLSX-APIs/docs/PHIEU-THU-CHI-DEMOLAO-TONG-HOP.md</w:t>
+      </w:r>
+      <w:r>
+        <w:t xml:space="preserve"> mục 16.</w:t>
+      </w:r>
+    </w:p>
+    <w:p>
+      <w:pPr>
+        <w:pStyle w:val="ListBullet"/>
+      </w:pPr>
+      <w:r>
+        <w:t>Quy ước:</w:t>
+      </w:r>
+    </w:p>
+    <w:p>
+      <w:pPr>
+        <w:pStyle w:val="ListBullet2"/>
+      </w:pPr>
+      <w:r>
+        <w:rPr>
+          <w:b/>
+        </w:rPr>
+        <w:t>LAO</w:t>
+      </w:r>
+      <w:r>
+        <w:t xml:space="preserve"> = trang điều xe (bên em);</w:t>
+      </w:r>
+    </w:p>
+    <w:p>
+      <w:pPr>
+        <w:pStyle w:val="ListBullet2"/>
+      </w:pPr>
+      <w:r>
+        <w:rPr>
+          <w:b/>
+        </w:rPr>
+        <w:t>hệ anh</w:t>
+      </w:r>
+      <w:r>
+        <w:t xml:space="preserve"> = hệ kế toán của anh Tune (QLSX: API + WEB);</w:t>
+      </w:r>
+    </w:p>
+    <w:p>
+      <w:pPr>
+        <w:pStyle w:val="ListBullet2"/>
+      </w:pPr>
+      <w:r>
+        <w:rPr>
+          <w:b/>
+        </w:rPr>
+        <w:t>KT tạm</w:t>
+      </w:r>
+      <w:r>
+        <w:t xml:space="preserve"> = trang kế toán tạm </w:t>
+      </w:r>
+      <w:r>
+        <w:rPr>
+          <w:rFonts w:ascii="Consolas" w:hAnsi="Consolas"/>
+          <w:sz w:val="19"/>
+        </w:rPr>
+        <w:t>EPL_KETOAN</w:t>
+      </w:r>
+      <w:r>
+        <w:t xml:space="preserve"> (cổng 8030). Từ 01/10 trang này </w:t>
+      </w:r>
+      <w:r>
+        <w:rPr>
+          <w:b/>
+        </w:rPr>
+        <w:t>không còn phần tiền</w:t>
+      </w:r>
+      <w:r>
+        <w:t xml:space="preserve">, chỉ là </w:t>
+      </w:r>
+      <w:r>
+        <w:rPr>
+          <w:b/>
+        </w:rPr>
+        <w:t>kho tạm</w:t>
+      </w:r>
+      <w:r>
+        <w:t xml:space="preserve"> tới khi nối hệ kho anh Toàn;</w:t>
+      </w:r>
+    </w:p>
+    <w:p>
+      <w:pPr>
+        <w:pStyle w:val="ListBullet2"/>
+      </w:pPr>
+      <w:r>
+        <w:rPr>
+          <w:b/>
+        </w:rPr>
+        <w:t>API ở máy</w:t>
+      </w:r>
+      <w:r>
+        <w:t xml:space="preserve"> = API của anh chạy trên máy em (</w:t>
+      </w:r>
+      <w:r>
+        <w:rPr>
+          <w:rFonts w:ascii="Consolas" w:hAnsi="Consolas"/>
+          <w:sz w:val="19"/>
+        </w:rPr>
+        <w:t>http://127.0.0.1:5090</w:t>
+      </w:r>
+      <w:r>
+        <w:t xml:space="preserve">, </w:t>
+      </w:r>
+      <w:r>
+        <w:rPr>
+          <w:rFonts w:ascii="Consolas" w:hAnsi="Consolas"/>
+          <w:sz w:val="19"/>
+        </w:rPr>
+        <w:t>Env=laos</w:t>
+      </w:r>
+      <w:r>
+        <w:t xml:space="preserve">), trỏ </w:t>
+      </w:r>
+      <w:r>
+        <w:rPr>
+          <w:b/>
+        </w:rPr>
+        <w:t>DB demo Lào anh đã sao lưu sáng 01/10</w:t>
+      </w:r>
+      <w:r>
+        <w:t>. Mọi lần ghi dữ liệu đều qua API này; trên host chỉ gọi đường đọc.</w:t>
+      </w:r>
+    </w:p>
+    <w:p>
+      <w:pPr>
+        <w:pStyle w:val="ListBullet"/>
+      </w:pPr>
+      <w:r>
+        <w:t>Không có token, mật khẩu, chuỗi kết nối nào trong tài liệu này.</w:t>
       </w:r>
     </w:p>
     <w:p>
@@ -251,141 +476,10 @@
         <w:jc w:val="both"/>
       </w:pPr>
       <w:r>
-        <w:t xml:space="preserve">Mọi thay đổi bên em làm trên source của anh: </w:t>
-      </w:r>
-      <w:r>
         <w:rPr>
           <w:b/>
         </w:rPr>
-        <w:t>mục 8</w:t>
-      </w:r>
-      <w:r>
-        <w:t xml:space="preserve"> (từng commit: tệp, đổi gì, DB đổi gì, nằm ở bước nào, thử lại thế nào). Dữ liệu bên em đã ghi vào DB demo của anh: </w:t>
-      </w:r>
-      <w:r>
-        <w:rPr>
-          <w:b/>
-        </w:rPr>
-        <w:t>mục 9</w:t>
-      </w:r>
-      <w:r>
-        <w:t xml:space="preserve">. Chỗ chưa chắc ghi </w:t>
-      </w:r>
-      <w:r>
-        <w:rPr>
-          <w:b/>
-        </w:rPr>
-        <w:t>đang chốt</w:t>
-      </w:r>
-      <w:r>
-        <w:t>.</w:t>
-      </w:r>
-    </w:p>
-    <w:p>
-      <w:pPr>
-        <w:jc w:val="both"/>
-      </w:pPr>
-      <w:r>
-        <w:rPr>
-          <w:b/>
-        </w:rPr>
-        <w:t>Người làm (chủ dự án chốt 01/10: "bên mình với anh Tune giờ là một"):</w:t>
-      </w:r>
-      <w:r>
-        <w:t xml:space="preserve"> việc ghi "bên EPL làm" là bên EPL làm luôn, kể cả trên source của anh. Việc cần máy chủ host của anh (triển khai, dữ liệu trên DB host, token / mật khẩu tài khoản của anh) ghi </w:t>
-      </w:r>
-      <w:r>
-        <w:rPr>
-          <w:b/>
-        </w:rPr>
-        <w:t>cần quyền host</w:t>
-      </w:r>
-      <w:r>
-        <w:t>.</w:t>
-      </w:r>
-    </w:p>
-    <w:p>
-      <w:pPr>
-        <w:jc w:val="both"/>
-      </w:pPr>
-      <w:r>
-        <w:rPr>
-          <w:b/>
-        </w:rPr>
-        <w:t>Token (chủ dự án chốt 01/10):</w:t>
-      </w:r>
-      <w:r>
-        <w:t xml:space="preserve"> tạm gác tài khoản tích hợp; trang điều xe tiếp tục dùng token của anh (</w:t>
-      </w:r>
-      <w:r>
-        <w:rPr>
-          <w:rFonts w:ascii="Consolas" w:hAnsi="Consolas"/>
-          <w:sz w:val="19"/>
-        </w:rPr>
-        <w:t>EPL_ACC_CODE_TOKEN</w:t>
-      </w:r>
-      <w:r>
-        <w:t xml:space="preserve">). Hết hạn khoảng 10/10 thì thay token mới trong </w:t>
-      </w:r>
-      <w:r>
-        <w:rPr>
-          <w:rFonts w:ascii="Consolas" w:hAnsi="Consolas"/>
-          <w:sz w:val="19"/>
-        </w:rPr>
-        <w:t>.env</w:t>
-      </w:r>
-      <w:r>
-        <w:t xml:space="preserve">, hoặc đặt </w:t>
-      </w:r>
-      <w:r>
-        <w:rPr>
-          <w:rFonts w:ascii="Consolas" w:hAnsi="Consolas"/>
-          <w:sz w:val="19"/>
-        </w:rPr>
-        <w:t>QLSX_USERNAME</w:t>
-      </w:r>
-      <w:r>
-        <w:t xml:space="preserve"> / </w:t>
-      </w:r>
-      <w:r>
-        <w:rPr>
-          <w:rFonts w:ascii="Consolas" w:hAnsi="Consolas"/>
-          <w:sz w:val="19"/>
-        </w:rPr>
-        <w:t>QLSX_PASSWORD</w:t>
-      </w:r>
-      <w:r>
-        <w:t xml:space="preserve"> của anh để tự đăng nhập lại (đường này đã có sẵn). Mật khẩu tối đa 20 ký tự (</w:t>
-      </w:r>
-      <w:r>
-        <w:rPr>
-          <w:rFonts w:ascii="Consolas" w:hAnsi="Consolas"/>
-          <w:sz w:val="19"/>
-        </w:rPr>
-        <w:t>proc_LoginWithUsAndPw</w:t>
-      </w:r>
-      <w:r>
-        <w:t xml:space="preserve">, </w:t>
-      </w:r>
-      <w:r>
-        <w:rPr>
-          <w:rFonts w:ascii="Consolas" w:hAnsi="Consolas"/>
-          <w:sz w:val="19"/>
-        </w:rPr>
-        <w:t>VARCHAR(20)</w:t>
-      </w:r>
-      <w:r>
-        <w:t>); tài khoản phải được gán chi nhánh (</w:t>
-      </w:r>
-      <w:r>
-        <w:rPr>
-          <w:rFonts w:ascii="Consolas" w:hAnsi="Consolas"/>
-          <w:sz w:val="19"/>
-        </w:rPr>
-        <w:t>USERS_ORG</w:t>
-      </w:r>
-      <w:r>
-        <w:t>).</w:t>
+        <w:t>Ranh giới tiền (chủ dự án chốt 01/10/2026):</w:t>
       </w:r>
     </w:p>
     <w:p>
@@ -393,16 +487,16 @@
         <w:pStyle w:val="ListBullet"/>
       </w:pPr>
       <w:r>
-        <w:t xml:space="preserve">Tài liệu này là </w:t>
+        <w:t xml:space="preserve">Mọi việc tiền chỉ ở hệ anh. Số tiền trên KT tạm là </w:t>
       </w:r>
       <w:r>
         <w:rPr>
           <w:b/>
         </w:rPr>
-        <w:t>bản đồ</w:t>
-      </w:r>
-      <w:r>
-        <w:t>: mỗi đường nói để làm gì, gửi gì, nhận gì, bên anh ghi vào đâu, đang ở trạng thái nào.</w:t>
+        <w:t>số thử, bỏ hết</w:t>
+      </w:r>
+      <w:r>
+        <w:t>.</w:t>
       </w:r>
     </w:p>
     <w:p>
@@ -410,36 +504,32 @@
         <w:pStyle w:val="ListBullet"/>
       </w:pPr>
       <w:r>
-        <w:t xml:space="preserve">Từng trường chi tiết nằm ở </w:t>
-      </w:r>
-      <w:r>
         <w:rPr>
           <w:b/>
         </w:rPr>
-        <w:t>hợp đồng API kế toán</w:t>
-      </w:r>
-      <w:r>
-        <w:t xml:space="preserve"> </w:t>
+        <w:t>Cắt sổ 01/10:</w:t>
+      </w:r>
+      <w:r>
+        <w:t xml:space="preserve"> mọi DO đã khoá gửi SO sang hệ anh </w:t>
+      </w:r>
+      <w:r>
+        <w:rPr>
+          <w:b/>
+        </w:rPr>
+        <w:t>từ đầu</w:t>
+      </w:r>
+      <w:r>
+        <w:t>. Không còn luật chặn DO đã có hoá đơn / đã thu ở KT tạm (</w:t>
       </w:r>
       <w:r>
         <w:rPr>
           <w:rFonts w:ascii="Consolas" w:hAnsi="Consolas"/>
           <w:sz w:val="19"/>
         </w:rPr>
-        <w:t>HOP_DONG_API_KE_TOAN_ANH_TUNE</w:t>
-      </w:r>
-      <w:r>
-        <w:t xml:space="preserve">; hiện trạng phía anh ở </w:t>
-      </w:r>
-      <w:r>
-        <w:rPr>
-          <w:rFonts w:ascii="Consolas" w:hAnsi="Consolas"/>
-          <w:sz w:val="19"/>
-        </w:rPr>
-        <w:t>GLS-QLSX-APIs/docs/PHIEU-THU-CHI-DEMOLAO-TONG-HOP.md</w:t>
-      </w:r>
-      <w:r>
-        <w:t xml:space="preserve"> mục 16.</w:t>
+        <w:t>DA_HOA_DON_TRANG_TAM</w:t>
+      </w:r>
+      <w:r>
+        <w:t xml:space="preserve"> đã bỏ).</w:t>
       </w:r>
     </w:p>
     <w:p>
@@ -447,120 +537,22 @@
         <w:pStyle w:val="ListBullet"/>
       </w:pPr>
       <w:r>
-        <w:t>Quy ước:</w:t>
-      </w:r>
-    </w:p>
-    <w:p>
-      <w:pPr>
-        <w:pStyle w:val="ListBullet2"/>
-      </w:pPr>
-      <w:r>
         <w:rPr>
           <w:b/>
         </w:rPr>
-        <w:t>LAO</w:t>
-      </w:r>
-      <w:r>
-        <w:t xml:space="preserve"> = trang điều xe (bên em);</w:t>
-      </w:r>
-    </w:p>
-    <w:p>
-      <w:pPr>
-        <w:pStyle w:val="ListBullet2"/>
-      </w:pPr>
+        <w:t>Khoản đi qua tiền</w:t>
+      </w:r>
+      <w:r>
+        <w:t xml:space="preserve"> thành </w:t>
+      </w:r>
       <w:r>
         <w:rPr>
           <w:b/>
         </w:rPr>
-        <w:t>hệ anh</w:t>
-      </w:r>
-      <w:r>
-        <w:t xml:space="preserve"> = hệ kế toán của anh Tune (QLSX: API + WEB);</w:t>
-      </w:r>
-    </w:p>
-    <w:p>
-      <w:pPr>
-        <w:pStyle w:val="ListBullet2"/>
-      </w:pPr>
-      <w:r>
-        <w:rPr>
-          <w:b/>
-        </w:rPr>
-        <w:t>KT tạm</w:t>
-      </w:r>
-      <w:r>
-        <w:t xml:space="preserve"> = trang kế toán tạm </w:t>
-      </w:r>
-      <w:r>
-        <w:rPr>
-          <w:rFonts w:ascii="Consolas" w:hAnsi="Consolas"/>
-          <w:sz w:val="19"/>
-        </w:rPr>
-        <w:t>EPL_KETOAN</w:t>
-      </w:r>
-      <w:r>
-        <w:t xml:space="preserve"> (cổng 8030). Từ 01/10 trang này </w:t>
-      </w:r>
-      <w:r>
-        <w:rPr>
-          <w:b/>
-        </w:rPr>
-        <w:t>không còn phần tiền</w:t>
-      </w:r>
-      <w:r>
-        <w:t xml:space="preserve">, chỉ là </w:t>
-      </w:r>
-      <w:r>
-        <w:rPr>
-          <w:b/>
-        </w:rPr>
-        <w:t>kho tạm</w:t>
-      </w:r>
-      <w:r>
-        <w:t xml:space="preserve"> tới khi nối hệ kho anh Toàn;</w:t>
-      </w:r>
-    </w:p>
-    <w:p>
-      <w:pPr>
-        <w:pStyle w:val="ListBullet2"/>
-      </w:pPr>
-      <w:r>
-        <w:rPr>
-          <w:b/>
-        </w:rPr>
-        <w:t>API ở máy</w:t>
-      </w:r>
-      <w:r>
-        <w:t xml:space="preserve"> = API của anh chạy trên máy em (</w:t>
-      </w:r>
-      <w:r>
-        <w:rPr>
-          <w:rFonts w:ascii="Consolas" w:hAnsi="Consolas"/>
-          <w:sz w:val="19"/>
-        </w:rPr>
-        <w:t>http://127.0.0.1:5090</w:t>
-      </w:r>
-      <w:r>
-        <w:t xml:space="preserve">, </w:t>
-      </w:r>
-      <w:r>
-        <w:rPr>
-          <w:rFonts w:ascii="Consolas" w:hAnsi="Consolas"/>
-          <w:sz w:val="19"/>
-        </w:rPr>
-        <w:t>Env=laos</w:t>
-      </w:r>
-      <w:r>
-        <w:t xml:space="preserve">), trỏ </w:t>
-      </w:r>
-      <w:r>
-        <w:rPr>
-          <w:b/>
-        </w:rPr>
-        <w:t>DB demo Lào anh đã sao lưu sáng 01/10</w:t>
-      </w:r>
-      <w:r>
-        <w:t>. Mọi lần ghi dữ liệu đều qua API này; trên host chỉ gọi đường đọc.</w:t>
+        <w:t>phiếu chi / phiếu thu bên anh</w:t>
+      </w:r>
+      <w:r>
+        <w:t xml:space="preserve"> (A4, A7 – A10). Thủ quỹ bên anh chi / thu và ghi sổ; LAO đọc lại.</w:t>
       </w:r>
     </w:p>
     <w:p>
@@ -568,172 +560,69 @@
         <w:pStyle w:val="ListBullet"/>
       </w:pPr>
       <w:r>
-        <w:t>Không có token, mật khẩu, chuỗi kết nối nào trong tài liệu này.</w:t>
-      </w:r>
-    </w:p>
-    <w:p>
-      <w:pPr>
-        <w:jc w:val="both"/>
-      </w:pPr>
-      <w:r>
         <w:rPr>
           <w:b/>
         </w:rPr>
-        <w:t>Ranh giới tiền (chủ dự án chốt 01/10/2026):</w:t>
-      </w:r>
-    </w:p>
-    <w:p>
-      <w:pPr>
-        <w:pStyle w:val="ListBullet"/>
-      </w:pPr>
-      <w:r>
-        <w:t xml:space="preserve">Mọi việc tiền chỉ ở hệ anh. Số tiền trên KT tạm là </w:t>
+        <w:t>Khoản không qua tiền</w:t>
+      </w:r>
+      <w:r>
+        <w:t xml:space="preserve"> thành </w:t>
       </w:r>
       <w:r>
         <w:rPr>
           <w:b/>
         </w:rPr>
-        <w:t>số thử, bỏ hết</w:t>
-      </w:r>
-      <w:r>
-        <w:t>.</w:t>
-      </w:r>
-    </w:p>
-    <w:p>
-      <w:pPr>
-        <w:pStyle w:val="ListBullet"/>
-      </w:pPr>
+        <w:t>bút toán chờ gửi</w:t>
+      </w:r>
+      <w:r>
+        <w:t xml:space="preserve"> ở LAO (mục 1.6). Gửi sang hệ anh thành </w:t>
+      </w:r>
       <w:r>
         <w:rPr>
           <w:b/>
         </w:rPr>
-        <w:t>Cắt sổ 01/10:</w:t>
-      </w:r>
-      <w:r>
-        <w:t xml:space="preserve"> mọi DO đã khoá gửi SO sang hệ anh </w:t>
+        <w:t>chứng từ tổng hợp</w:t>
+      </w:r>
+      <w:r>
+        <w:t xml:space="preserve"> qua API bút toán (A11, mục 1.7) — </w:t>
       </w:r>
       <w:r>
         <w:rPr>
           <w:b/>
         </w:rPr>
-        <w:t>từ đầu</w:t>
-      </w:r>
-      <w:r>
-        <w:t>. Không còn luật chặn DO đã có hoá đơn / đã thu ở KT tạm (</w:t>
+        <w:t>đã chạy thật trên DB demo 02/10</w:t>
+      </w:r>
+      <w:r>
+        <w:t xml:space="preserve"> (</w:t>
       </w:r>
       <w:r>
         <w:rPr>
           <w:rFonts w:ascii="Consolas" w:hAnsi="Consolas"/>
           <w:sz w:val="19"/>
         </w:rPr>
-        <w:t>DA_HOA_DON_TRANG_TAM</w:t>
-      </w:r>
-      <w:r>
-        <w:t xml:space="preserve"> đã bỏ).</w:t>
-      </w:r>
-    </w:p>
-    <w:p>
-      <w:pPr>
-        <w:pStyle w:val="ListBullet"/>
-      </w:pPr>
-      <w:r>
-        <w:rPr>
-          <w:b/>
-        </w:rPr>
-        <w:t>Khoản đi qua tiền</w:t>
-      </w:r>
-      <w:r>
-        <w:t xml:space="preserve"> thành </w:t>
-      </w:r>
-      <w:r>
-        <w:rPr>
-          <w:b/>
-        </w:rPr>
-        <w:t>phiếu chi / phiếu thu bên anh</w:t>
-      </w:r>
-      <w:r>
-        <w:t xml:space="preserve"> (A4, A7 – A10). Thủ quỹ bên anh chi / thu và ghi sổ; LAO đọc lại.</w:t>
-      </w:r>
-    </w:p>
-    <w:p>
-      <w:pPr>
-        <w:pStyle w:val="ListBullet"/>
-      </w:pPr>
-      <w:r>
-        <w:rPr>
-          <w:b/>
-        </w:rPr>
-        <w:t>Khoản không qua tiền</w:t>
-      </w:r>
-      <w:r>
-        <w:t xml:space="preserve"> thành </w:t>
-      </w:r>
-      <w:r>
-        <w:rPr>
-          <w:b/>
-        </w:rPr>
-        <w:t>bút toán chờ gửi</w:t>
-      </w:r>
-      <w:r>
-        <w:t xml:space="preserve"> ở LAO (mục 1.6). Gửi sang hệ anh thành </w:t>
-      </w:r>
-      <w:r>
-        <w:rPr>
-          <w:b/>
-        </w:rPr>
-        <w:t>chứng từ tổng hợp</w:t>
-      </w:r>
-      <w:r>
-        <w:t xml:space="preserve"> qua API bút toán (A11, mục 1.7) — API đã viết, </w:t>
-      </w:r>
-      <w:r>
-        <w:rPr>
-          <w:b/>
-        </w:rPr>
-        <w:t>đã chạy thật trên DB demo 02/10</w:t>
-      </w:r>
-      <w:r>
-        <w:t xml:space="preserve"> (chủ dự án áp script; phiếu thử qua máy thử trang điều xe: thuê xe </w:t>
+        <w:t>GL021020262</w:t>
+      </w:r>
+      <w:r>
+        <w:t xml:space="preserve"> – </w:t>
       </w:r>
       <w:r>
         <w:rPr>
           <w:rFonts w:ascii="Consolas" w:hAnsi="Consolas"/>
           <w:sz w:val="19"/>
         </w:rPr>
-        <w:t>GL021020263</w:t>
-      </w:r>
-      <w:r>
-        <w:t xml:space="preserve"> / </w:t>
-      </w:r>
-      <w:r>
-        <w:rPr>
-          <w:rFonts w:ascii="Consolas" w:hAnsi="Consolas"/>
-          <w:sz w:val="19"/>
-        </w:rPr>
-        <w:t>GL021020264</w:t>
-      </w:r>
-      <w:r>
-        <w:t xml:space="preserve">, xuất kho </w:t>
-      </w:r>
-      <w:r>
-        <w:rPr>
-          <w:rFonts w:ascii="Consolas" w:hAnsi="Consolas"/>
-          <w:sz w:val="19"/>
-        </w:rPr>
-        <w:t>GL021020265</w:t>
-      </w:r>
-      <w:r>
-        <w:t xml:space="preserve"> · </w:t>
-      </w:r>
-      <w:r>
-        <w:rPr>
-          <w:rFonts w:ascii="Consolas" w:hAnsi="Consolas"/>
-          <w:sz w:val="19"/>
-        </w:rPr>
-        <w:t>GL021020267</w:t>
-      </w:r>
-      <w:r>
-        <w:t>, ST 13; mở khoá gỡ sạch, GET 404); host chưa áp; cờ gửi bên em chỉ bật trên máy thử.</w:t>
+        <w:t>267</w:t>
+      </w:r>
+      <w:r>
+        <w:t xml:space="preserve">: vòng API, thuê xe, nợ NCC, xuất nội bộ, xuất bán; ST 13; gỡ sạch). Kế toán bên anh xem ở màn WEB </w:t>
+      </w:r>
+      <w:r>
+        <w:rPr>
+          <w:b/>
+        </w:rPr>
+        <w:t>"Bút toán từ Logistics"</w:t>
+      </w:r>
+      <w:r>
+        <w:t>. Host chưa áp; cờ gửi bên em bật trên máy thử 8011.</w:t>
       </w:r>
     </w:p>
     <w:p>
@@ -844,7 +733,7 @@
               <w:rPr>
                 <w:b/>
               </w:rPr>
-              <w:t>Trạng thái 01/10</w:t>
+              <w:t>Trạng thái 02/10</w:t>
             </w:r>
           </w:p>
         </w:tc>
@@ -1153,7 +1042,17 @@
               <w:t>Chi tiết công nợ khách hàng</w:t>
             </w:r>
             <w:r>
-              <w:t xml:space="preserve"> của anh (phiếu thu nợ TKN → phiếu thu CMR 17)</w:t>
+              <w:t xml:space="preserve"> của anh (phiếu thu nợ TKN → phiếu thu CMR 17; thu sai thì huỷ qua </w:t>
+            </w:r>
+            <w:r>
+              <w:rPr>
+                <w:rFonts w:ascii="Consolas" w:hAnsi="Consolas"/>
+                <w:sz w:val="19"/>
+              </w:rPr>
+              <w:t>sales/debt/collection-cancel</w:t>
+            </w:r>
+            <w:r>
+              <w:t>)</w:t>
             </w:r>
           </w:p>
         </w:tc>
@@ -1170,7 +1069,7 @@
               <w:t>chạy</w:t>
             </w:r>
             <w:r>
-              <w:t xml:space="preserve"> (mục 1.5; KB-AZ đã thu thật hai SO)</w:t>
+              <w:t xml:space="preserve"> (mục 1.5; KB-AZ thu hai SO, huỷ hai lần thu sai, thu lại đúng tỷ giá 02/10)</w:t>
             </w:r>
           </w:p>
         </w:tc>
@@ -1634,9 +1533,39 @@
             </w:r>
             <w:r>
               <w:rPr>
+                <w:rFonts w:ascii="Consolas" w:hAnsi="Consolas"/>
+                <w:sz w:val="19"/>
+              </w:rPr>
+              <w:t>b9227aa</w:t>
+            </w:r>
+            <w:r>
+              <w:t xml:space="preserve"> (sửa </w:t>
+            </w:r>
+            <w:r>
+              <w:rPr>
+                <w:rFonts w:ascii="Consolas" w:hAnsi="Consolas"/>
+                <w:sz w:val="19"/>
+              </w:rPr>
+              <w:t>c1754d4</w:t>
+            </w:r>
+            <w:r>
+              <w:t xml:space="preserve">, danh sách </w:t>
+            </w:r>
+            <w:r>
+              <w:rPr>
+                <w:rFonts w:ascii="Consolas" w:hAnsi="Consolas"/>
+                <w:sz w:val="19"/>
+              </w:rPr>
+              <w:t>6f91fd2</w:t>
+            </w:r>
+            <w:r>
+              <w:t xml:space="preserve">); script + cấu hình có trên DB demo / API ở máy; </w:t>
+            </w:r>
+            <w:r>
+              <w:rPr>
                 <w:b/>
               </w:rPr>
-              <w:t>đã viết</w:t>
+              <w:t>đã chạy thật 02/10</w:t>
             </w:r>
             <w:r>
               <w:t xml:space="preserve"> (</w:t>
@@ -1646,59 +1575,20 @@
                 <w:rFonts w:ascii="Consolas" w:hAnsi="Consolas"/>
                 <w:sz w:val="19"/>
               </w:rPr>
-              <w:t>b9227aa</w:t>
-            </w:r>
-            <w:r>
-              <w:t xml:space="preserve">), cấu hình đã có trên API ở máy, </w:t>
-            </w:r>
-            <w:r>
-              <w:rPr>
-                <w:b/>
-              </w:rPr>
-              <w:t>đã chạy thật trên DB demo 02/10</w:t>
-            </w:r>
-            <w:r>
-              <w:t xml:space="preserve"> (chủ dự án áp script; phiếu thử qua máy thử trang điều xe: thuê xe </w:t>
-            </w:r>
-            <w:r>
-              <w:rPr>
-                <w:rFonts w:ascii="Consolas" w:hAnsi="Consolas"/>
-                <w:sz w:val="19"/>
-              </w:rPr>
-              <w:t>GL021020263</w:t>
-            </w:r>
-            <w:r>
-              <w:t xml:space="preserve"> / </w:t>
-            </w:r>
-            <w:r>
-              <w:rPr>
-                <w:rFonts w:ascii="Consolas" w:hAnsi="Consolas"/>
-                <w:sz w:val="19"/>
-              </w:rPr>
-              <w:t>GL021020264</w:t>
-            </w:r>
-            <w:r>
-              <w:t xml:space="preserve">, xuất kho </w:t>
-            </w:r>
-            <w:r>
-              <w:rPr>
-                <w:rFonts w:ascii="Consolas" w:hAnsi="Consolas"/>
-                <w:sz w:val="19"/>
-              </w:rPr>
-              <w:t>GL021020265</w:t>
-            </w:r>
-            <w:r>
-              <w:t xml:space="preserve"> · </w:t>
-            </w:r>
-            <w:r>
-              <w:rPr>
-                <w:rFonts w:ascii="Consolas" w:hAnsi="Consolas"/>
-                <w:sz w:val="19"/>
-              </w:rPr>
-              <w:t>GL021020267</w:t>
-            </w:r>
-            <w:r>
-              <w:t xml:space="preserve">, ST 13; mở khoá gỡ sạch, GET 404); host chưa áp; cờ </w:t>
+              <w:t>GL021020262</w:t>
+            </w:r>
+            <w:r>
+              <w:t xml:space="preserve"> – </w:t>
+            </w:r>
+            <w:r>
+              <w:rPr>
+                <w:rFonts w:ascii="Consolas" w:hAnsi="Consolas"/>
+                <w:sz w:val="19"/>
+              </w:rPr>
+              <w:t>267</w:t>
+            </w:r>
+            <w:r>
+              <w:t xml:space="preserve">, gỡ sạch); host chưa áp; cờ </w:t>
             </w:r>
             <w:r>
               <w:rPr>
@@ -1708,7 +1598,7 @@
               <w:t>QLSX_GUI_BUT_TOAN</w:t>
             </w:r>
             <w:r>
-              <w:t xml:space="preserve"> chỉ bật trên máy thử — máy chưa bật thì bút toán nằm ở LAO (mục 1.7)</w:t>
+              <w:t xml:space="preserve"> bật trên máy thử 8011 — máy chưa bật thì bút toán nằm ở LAO (mục 1.7)</w:t>
             </w:r>
           </w:p>
         </w:tc>
@@ -1877,7 +1767,7 @@
               <w:rPr>
                 <w:b/>
               </w:rPr>
-              <w:t>Trạng thái 01/10</w:t>
+              <w:t>Trạng thái 02/10</w:t>
             </w:r>
           </w:p>
         </w:tc>
@@ -2785,7 +2675,7 @@
           <w:p>
             <w:r/>
             <w:r>
-              <w:t>giữ ở LAO (cờ tắt)</w:t>
+              <w:t>gửi khi cờ bật (8011 đang bật)</w:t>
             </w:r>
           </w:p>
         </w:tc>
@@ -2964,7 +2854,7 @@
           <w:p>
             <w:r/>
             <w:r>
-              <w:t>giữ ở LAO (cờ tắt)</w:t>
+              <w:t>gửi khi cờ bật (8011 đang bật)</w:t>
             </w:r>
           </w:p>
         </w:tc>
@@ -3017,7 +2907,7 @@
           <w:p>
             <w:r/>
             <w:r>
-              <w:t>giữ ở LAO (cờ tắt)</w:t>
+              <w:t>gửi khi cờ bật (8011 đang bật)</w:t>
             </w:r>
           </w:p>
         </w:tc>
@@ -3083,7 +2973,7 @@
           <w:p>
             <w:r/>
             <w:r>
-              <w:t>giữ ở LAO (cờ tắt)</w:t>
+              <w:t>gửi khi cờ bật (8011 đang bật)</w:t>
             </w:r>
           </w:p>
         </w:tc>
@@ -3158,7 +3048,7 @@
               <w:t>CMR 17 "Thu khác"</w:t>
             </w:r>
             <w:r>
-              <w:t xml:space="preserve"> Nợ 1021 / Có 1211 (mục 1.5). </w:t>
+              <w:t xml:space="preserve"> Nợ tiền (1011 · 1012 · 1021 · 1022 theo tài khoản tiền chọn; nợ USD dùng tài khoản ngoại tệ, tỷ giá ngày thu) / Có 1211 (mục 1.5). </w:t>
             </w:r>
             <w:r>
               <w:rPr>
@@ -4215,7 +4105,7 @@
           <w:p>
             <w:r/>
             <w:r>
-              <w:t>WEB</w:t>
+              <w:t>API</w:t>
             </w:r>
           </w:p>
         </w:tc>
@@ -4230,7 +4120,7 @@
                 <w:rFonts w:ascii="Consolas" w:hAnsi="Consolas"/>
                 <w:sz w:val="19"/>
               </w:rPr>
-              <w:t>f382a9e8</w:t>
+              <w:t>2b4e274</w:t>
             </w:r>
           </w:p>
         </w:tc>
@@ -4241,7 +4131,34 @@
           <w:p>
             <w:r/>
             <w:r>
-              <w:t>modal Vụ việc: thoát ký tự, hiện số phiếu / xe / tài xế, tỷ giá đọc xuôi</w:t>
+              <w:rPr>
+                <w:rFonts w:ascii="Consolas" w:hAnsi="Consolas"/>
+                <w:sz w:val="19"/>
+              </w:rPr>
+              <w:t>lao-accounts</w:t>
+            </w:r>
+            <w:r>
+              <w:t xml:space="preserve"> tách tầng + cổng quyền ghi </w:t>
+            </w:r>
+            <w:r>
+              <w:rPr>
+                <w:rFonts w:ascii="Consolas" w:hAnsi="Consolas"/>
+                <w:sz w:val="19"/>
+              </w:rPr>
+              <w:t>LaoAccountsWrite</w:t>
+            </w:r>
+            <w:r>
+              <w:t xml:space="preserve">; đẩy SO qua service; script audit đủ luật, </w:t>
+            </w:r>
+            <w:r>
+              <w:rPr>
+                <w:rFonts w:ascii="Consolas" w:hAnsi="Consolas"/>
+                <w:sz w:val="19"/>
+              </w:rPr>
+              <w:t>@Apply</w:t>
+            </w:r>
+            <w:r>
+              <w:t xml:space="preserve"> mặc định 0</w:t>
             </w:r>
           </w:p>
         </w:tc>
@@ -4252,7 +4169,7 @@
           <w:p>
             <w:r/>
             <w:r>
-              <w:t>không</w:t>
+              <w:t>không đổi thủ tục</w:t>
             </w:r>
           </w:p>
         </w:tc>
@@ -4263,7 +4180,7 @@
           <w:p>
             <w:r/>
             <w:r>
-              <w:t>B1/B2 trên màn phiếu thu / chi</w:t>
+              <w:t>A1 (mở mã con), A2</w:t>
             </w:r>
           </w:p>
         </w:tc>
@@ -4276,7 +4193,7 @@
           <w:p>
             <w:r/>
             <w:r>
-              <w:t>WEB</w:t>
+              <w:t>API</w:t>
             </w:r>
           </w:p>
         </w:tc>
@@ -4291,7 +4208,7 @@
                 <w:rFonts w:ascii="Consolas" w:hAnsi="Consolas"/>
                 <w:sz w:val="19"/>
               </w:rPr>
-              <w:t>06a14189</w:t>
+              <w:t>c1754d4</w:t>
             </w:r>
           </w:p>
         </w:tc>
@@ -4302,17 +4219,17 @@
           <w:p>
             <w:r/>
             <w:r>
-              <w:t xml:space="preserve">phiếu thu / chi: </w:t>
-            </w:r>
-            <w:r>
-              <w:rPr>
-                <w:rFonts w:ascii="Consolas" w:hAnsi="Consolas"/>
-                <w:sz w:val="19"/>
-              </w:rPr>
-              <w:t>isCash</w:t>
-            </w:r>
-            <w:r>
-              <w:t xml:space="preserve"> theo hình thức thanh toán, tài khoản tiền mặc định, tổng xem trước, phân loại theo DOTY</w:t>
+              <w:t xml:space="preserve">script bút toán: chỉ đếm chứng từ có </w:t>
+            </w:r>
+            <w:r>
+              <w:rPr>
+                <w:rFonts w:ascii="Consolas" w:hAnsi="Consolas"/>
+                <w:sz w:val="19"/>
+              </w:rPr>
+              <w:t>GLBUSINESS</w:t>
+            </w:r>
+            <w:r>
+              <w:t xml:space="preserve"> (ghi sổ sinh chứng từ con cùng số)</w:t>
             </w:r>
           </w:p>
         </w:tc>
@@ -4323,7 +4240,13 @@
           <w:p>
             <w:r/>
             <w:r>
-              <w:t>không</w:t>
+              <w:t xml:space="preserve">sửa 3 thủ tục bút toán — </w:t>
+            </w:r>
+            <w:r>
+              <w:rPr>
+                <w:b/>
+              </w:rPr>
+              <w:t>đã áp lại DB demo</w:t>
             </w:r>
           </w:p>
         </w:tc>
@@ -4334,7 +4257,7 @@
           <w:p>
             <w:r/>
             <w:r>
-              <w:t>thủ quỹ mở / sửa phiếu (A4, A7 – A10)</w:t>
+              <w:t>A11</w:t>
             </w:r>
           </w:p>
         </w:tc>
@@ -4347,7 +4270,7 @@
           <w:p>
             <w:r/>
             <w:r>
-              <w:t>WEB</w:t>
+              <w:t>API</w:t>
             </w:r>
           </w:p>
         </w:tc>
@@ -4362,7 +4285,7 @@
                 <w:rFonts w:ascii="Consolas" w:hAnsi="Consolas"/>
                 <w:sz w:val="19"/>
               </w:rPr>
-              <w:t>7e14421c</w:t>
+              <w:t>3d6f330</w:t>
             </w:r>
           </w:p>
         </w:tc>
@@ -4373,7 +4296,7 @@
           <w:p>
             <w:r/>
             <w:r>
-              <w:t>đổi hình thức / nội tệ / loại tiền thì vế tiền các dòng đổi theo; đổi quốc gia chặn trước khi nạp</w:t>
+              <w:t>thu nợ: máy chủ quyết tỷ giá / quy đổi theo loại tiền khoản nợ</w:t>
             </w:r>
           </w:p>
         </w:tc>
@@ -4384,7 +4307,29 @@
           <w:p>
             <w:r/>
             <w:r>
-              <w:t>không</w:t>
+              <w:rPr>
+                <w:b/>
+              </w:rPr>
+              <w:t>sửa</w:t>
+            </w:r>
+            <w:r>
+              <w:t xml:space="preserve"> </w:t>
+            </w:r>
+            <w:r>
+              <w:rPr>
+                <w:rFonts w:ascii="Consolas" w:hAnsi="Consolas"/>
+                <w:sz w:val="19"/>
+              </w:rPr>
+              <w:t>sp_RES_CreateDebtCollection_COUNTRY</w:t>
+            </w:r>
+            <w:r>
+              <w:t xml:space="preserve"> — </w:t>
+            </w:r>
+            <w:r>
+              <w:rPr>
+                <w:b/>
+              </w:rPr>
+              <w:t>đã áp DB demo</w:t>
             </w:r>
           </w:p>
         </w:tc>
@@ -4395,7 +4340,7 @@
           <w:p>
             <w:r/>
             <w:r>
-              <w:t>như trên</w:t>
+              <w:t>bước 8 (thu tiền khách)</w:t>
             </w:r>
           </w:p>
         </w:tc>
@@ -4408,7 +4353,7 @@
           <w:p>
             <w:r/>
             <w:r>
-              <w:t>WEB</w:t>
+              <w:t>API</w:t>
             </w:r>
           </w:p>
         </w:tc>
@@ -4423,7 +4368,27 @@
                 <w:rFonts w:ascii="Consolas" w:hAnsi="Consolas"/>
                 <w:sz w:val="19"/>
               </w:rPr>
-              <w:t>77bcb0a1</w:t>
+              <w:t>66ba289</w:t>
+            </w:r>
+            <w:r>
+              <w:t xml:space="preserve"> · </w:t>
+            </w:r>
+            <w:r>
+              <w:rPr>
+                <w:rFonts w:ascii="Consolas" w:hAnsi="Consolas"/>
+                <w:sz w:val="19"/>
+              </w:rPr>
+              <w:t>95d58bb</w:t>
+            </w:r>
+            <w:r>
+              <w:t xml:space="preserve"> · </w:t>
+            </w:r>
+            <w:r>
+              <w:rPr>
+                <w:rFonts w:ascii="Consolas" w:hAnsi="Consolas"/>
+                <w:sz w:val="19"/>
+              </w:rPr>
+              <w:t>97d5a91</w:t>
             </w:r>
           </w:p>
         </w:tc>
@@ -4434,7 +4399,20 @@
           <w:p>
             <w:r/>
             <w:r>
-              <w:t>loại phiếu không đổi ngầm (59 "Chi trước" chỉ xem); chặn XSS modal Vụ việc</w:t>
+              <w:rPr>
+                <w:b/>
+              </w:rPr>
+              <w:t>huỷ phiếu thu nợ</w:t>
+            </w:r>
+            <w:r>
+              <w:t xml:space="preserve"> </w:t>
+            </w:r>
+            <w:r>
+              <w:rPr>
+                <w:rFonts w:ascii="Consolas" w:hAnsi="Consolas"/>
+                <w:sz w:val="19"/>
+              </w:rPr>
+              <w:t>sales/debt/collection-cancel</w:t>
             </w:r>
           </w:p>
         </w:tc>
@@ -4445,7 +4423,36 @@
           <w:p>
             <w:r/>
             <w:r>
-              <w:t>không</w:t>
+              <w:t xml:space="preserve">thủ tục mới </w:t>
+            </w:r>
+            <w:r>
+              <w:rPr>
+                <w:rFonts w:ascii="Consolas" w:hAnsi="Consolas"/>
+                <w:sz w:val="19"/>
+              </w:rPr>
+              <w:t>sp_RES_CancelDebtCollection_COUNTRY</w:t>
+            </w:r>
+            <w:r>
+              <w:t xml:space="preserve"> — </w:t>
+            </w:r>
+            <w:r>
+              <w:rPr>
+                <w:b/>
+              </w:rPr>
+              <w:t>đã áp DB demo</w:t>
+            </w:r>
+            <w:r>
+              <w:t xml:space="preserve"> (bản </w:t>
+            </w:r>
+            <w:r>
+              <w:rPr>
+                <w:rFonts w:ascii="Consolas" w:hAnsi="Consolas"/>
+                <w:sz w:val="19"/>
+              </w:rPr>
+              <w:t>97d5a91</w:t>
+            </w:r>
+            <w:r>
+              <w:t xml:space="preserve"> chạy được)</w:t>
             </w:r>
           </w:p>
         </w:tc>
@@ -4456,7 +4463,7 @@
           <w:p>
             <w:r/>
             <w:r>
-              <w:t>thủ quỹ mở phiếu tạm ứng (A4)</w:t>
+              <w:t>bước 8, thu sai</w:t>
             </w:r>
           </w:p>
         </w:tc>
@@ -4469,7 +4476,7 @@
           <w:p>
             <w:r/>
             <w:r>
-              <w:t>WEB</w:t>
+              <w:t>API</w:t>
             </w:r>
           </w:p>
         </w:tc>
@@ -4484,7 +4491,7 @@
                 <w:rFonts w:ascii="Consolas" w:hAnsi="Consolas"/>
                 <w:sz w:val="19"/>
               </w:rPr>
-              <w:t>fce78c52</w:t>
+              <w:t>6f91fd2</w:t>
             </w:r>
           </w:p>
         </w:tc>
@@ -4495,16 +4502,41 @@
           <w:p>
             <w:r/>
             <w:r>
-              <w:t xml:space="preserve">tiền tệ ngoài danh mục không gán ngầm; công nợ xem trước theo tỷ giá header; tab </w:t>
+              <w:rPr>
+                <w:rFonts w:ascii="Consolas" w:hAnsi="Consolas"/>
+                <w:sz w:val="19"/>
+              </w:rPr>
+              <w:t>GET journal-entries</w:t>
+            </w:r>
+            <w:r>
+              <w:t xml:space="preserve"> (danh sách), cổng đọc theo đơn vị</w:t>
+            </w:r>
+          </w:p>
+        </w:tc>
+        <w:tc>
+          <w:tcPr>
+            <w:tcW w:type="dxa" w:w="1728"/>
+          </w:tcPr>
+          <w:p>
+            <w:r/>
+            <w:r>
+              <w:t xml:space="preserve">thủ tục mới </w:t>
+            </w:r>
+            <w:r>
+              <w:rPr>
+                <w:rFonts w:ascii="Consolas" w:hAnsi="Consolas"/>
+                <w:sz w:val="19"/>
+              </w:rPr>
+              <w:t>proc_Logistics_JournalEntry_List</w:t>
+            </w:r>
+            <w:r>
+              <w:t xml:space="preserve"> — </w:t>
             </w:r>
             <w:r>
               <w:rPr>
                 <w:b/>
               </w:rPr>
-              <w:t>Tài khoản</w:t>
-            </w:r>
-            <w:r>
-              <w:t xml:space="preserve"> ở hồ sơ nhân viên</w:t>
+              <w:t>đã áp DB demo</w:t>
             </w:r>
           </w:p>
         </w:tc>
@@ -4515,28 +4547,7 @@
           <w:p>
             <w:r/>
             <w:r>
-              <w:t>không tự ghi; tab chỉ ghi khi người dùng bấm Tạo / Lưu (</w:t>
-            </w:r>
-            <w:r>
-              <w:rPr>
-                <w:rFonts w:ascii="Consolas" w:hAnsi="Consolas"/>
-                <w:sz w:val="19"/>
-              </w:rPr>
-              <w:t>account/upsert</w:t>
-            </w:r>
-            <w:r>
-              <w:t xml:space="preserve"> có sẵn)</w:t>
-            </w:r>
-          </w:p>
-        </w:tc>
-        <w:tc>
-          <w:tcPr>
-            <w:tcW w:type="dxa" w:w="1728"/>
-          </w:tcPr>
-          <w:p>
-            <w:r/>
-            <w:r>
-              <w:t>phiếu thu / chi; tài khoản tích hợp (tuỳ chọn)</w:t>
+              <w:t>màn WEB "Bút toán từ Logistics"</w:t>
             </w:r>
           </w:p>
         </w:tc>
@@ -4549,6 +4560,89 @@
           <w:p>
             <w:r/>
             <w:r>
+              <w:t>API</w:t>
+            </w:r>
+          </w:p>
+        </w:tc>
+        <w:tc>
+          <w:tcPr>
+            <w:tcW w:type="dxa" w:w="1728"/>
+          </w:tcPr>
+          <w:p>
+            <w:r/>
+            <w:r>
+              <w:rPr>
+                <w:rFonts w:ascii="Consolas" w:hAnsi="Consolas"/>
+                <w:sz w:val="19"/>
+              </w:rPr>
+              <w:t>a8c7014</w:t>
+            </w:r>
+          </w:p>
+        </w:tc>
+        <w:tc>
+          <w:tcPr>
+            <w:tcW w:type="dxa" w:w="1728"/>
+          </w:tcPr>
+          <w:p>
+            <w:r/>
+            <w:r>
+              <w:rPr>
+                <w:b/>
+              </w:rPr>
+              <w:t>gỡ ghi sổ phiếu thu chi</w:t>
+            </w:r>
+            <w:r>
+              <w:t xml:space="preserve"> đưa ST về 1; xoá đọc mã trả về của legacy</w:t>
+            </w:r>
+          </w:p>
+        </w:tc>
+        <w:tc>
+          <w:tcPr>
+            <w:tcW w:type="dxa" w:w="1728"/>
+          </w:tcPr>
+          <w:p>
+            <w:r/>
+            <w:r>
+              <w:t xml:space="preserve">thủ tục mới </w:t>
+            </w:r>
+            <w:r>
+              <w:rPr>
+                <w:rFonts w:ascii="Consolas" w:hAnsi="Consolas"/>
+                <w:sz w:val="19"/>
+              </w:rPr>
+              <w:t>proc_CM_UnpostCashVoucher</w:t>
+            </w:r>
+            <w:r>
+              <w:t xml:space="preserve"> — </w:t>
+            </w:r>
+            <w:r>
+              <w:rPr>
+                <w:b/>
+              </w:rPr>
+              <w:t>đã áp DB demo</w:t>
+            </w:r>
+          </w:p>
+        </w:tc>
+        <w:tc>
+          <w:tcPr>
+            <w:tcW w:type="dxa" w:w="1728"/>
+          </w:tcPr>
+          <w:p>
+            <w:r/>
+            <w:r>
+              <w:t>rút phiếu đã ghi sổ (A4, A7 – A10)</w:t>
+            </w:r>
+          </w:p>
+        </w:tc>
+      </w:tr>
+      <w:tr>
+        <w:tc>
+          <w:tcPr>
+            <w:tcW w:type="dxa" w:w="1728"/>
+          </w:tcPr>
+          <w:p>
+            <w:r/>
+            <w:r>
               <w:t>WEB</w:t>
             </w:r>
           </w:p>
@@ -4564,6 +4658,340 @@
                 <w:rFonts w:ascii="Consolas" w:hAnsi="Consolas"/>
                 <w:sz w:val="19"/>
               </w:rPr>
+              <w:t>f382a9e8</w:t>
+            </w:r>
+          </w:p>
+        </w:tc>
+        <w:tc>
+          <w:tcPr>
+            <w:tcW w:type="dxa" w:w="1728"/>
+          </w:tcPr>
+          <w:p>
+            <w:r/>
+            <w:r>
+              <w:t>modal Vụ việc: thoát ký tự, hiện số phiếu / xe / tài xế, tỷ giá đọc xuôi</w:t>
+            </w:r>
+          </w:p>
+        </w:tc>
+        <w:tc>
+          <w:tcPr>
+            <w:tcW w:type="dxa" w:w="1728"/>
+          </w:tcPr>
+          <w:p>
+            <w:r/>
+            <w:r>
+              <w:t>không</w:t>
+            </w:r>
+          </w:p>
+        </w:tc>
+        <w:tc>
+          <w:tcPr>
+            <w:tcW w:type="dxa" w:w="1728"/>
+          </w:tcPr>
+          <w:p>
+            <w:r/>
+            <w:r>
+              <w:t>B1/B2 trên màn phiếu thu / chi</w:t>
+            </w:r>
+          </w:p>
+        </w:tc>
+      </w:tr>
+      <w:tr>
+        <w:tc>
+          <w:tcPr>
+            <w:tcW w:type="dxa" w:w="1728"/>
+          </w:tcPr>
+          <w:p>
+            <w:r/>
+            <w:r>
+              <w:t>WEB</w:t>
+            </w:r>
+          </w:p>
+        </w:tc>
+        <w:tc>
+          <w:tcPr>
+            <w:tcW w:type="dxa" w:w="1728"/>
+          </w:tcPr>
+          <w:p>
+            <w:r/>
+            <w:r>
+              <w:rPr>
+                <w:rFonts w:ascii="Consolas" w:hAnsi="Consolas"/>
+                <w:sz w:val="19"/>
+              </w:rPr>
+              <w:t>06a14189</w:t>
+            </w:r>
+          </w:p>
+        </w:tc>
+        <w:tc>
+          <w:tcPr>
+            <w:tcW w:type="dxa" w:w="1728"/>
+          </w:tcPr>
+          <w:p>
+            <w:r/>
+            <w:r>
+              <w:t xml:space="preserve">phiếu thu / chi: </w:t>
+            </w:r>
+            <w:r>
+              <w:rPr>
+                <w:rFonts w:ascii="Consolas" w:hAnsi="Consolas"/>
+                <w:sz w:val="19"/>
+              </w:rPr>
+              <w:t>isCash</w:t>
+            </w:r>
+            <w:r>
+              <w:t xml:space="preserve"> theo hình thức thanh toán, tài khoản tiền mặc định, tổng xem trước, phân loại theo DOTY</w:t>
+            </w:r>
+          </w:p>
+        </w:tc>
+        <w:tc>
+          <w:tcPr>
+            <w:tcW w:type="dxa" w:w="1728"/>
+          </w:tcPr>
+          <w:p>
+            <w:r/>
+            <w:r>
+              <w:t>không</w:t>
+            </w:r>
+          </w:p>
+        </w:tc>
+        <w:tc>
+          <w:tcPr>
+            <w:tcW w:type="dxa" w:w="1728"/>
+          </w:tcPr>
+          <w:p>
+            <w:r/>
+            <w:r>
+              <w:t>thủ quỹ mở / sửa phiếu (A4, A7 – A10)</w:t>
+            </w:r>
+          </w:p>
+        </w:tc>
+      </w:tr>
+      <w:tr>
+        <w:tc>
+          <w:tcPr>
+            <w:tcW w:type="dxa" w:w="1728"/>
+          </w:tcPr>
+          <w:p>
+            <w:r/>
+            <w:r>
+              <w:t>WEB</w:t>
+            </w:r>
+          </w:p>
+        </w:tc>
+        <w:tc>
+          <w:tcPr>
+            <w:tcW w:type="dxa" w:w="1728"/>
+          </w:tcPr>
+          <w:p>
+            <w:r/>
+            <w:r>
+              <w:rPr>
+                <w:rFonts w:ascii="Consolas" w:hAnsi="Consolas"/>
+                <w:sz w:val="19"/>
+              </w:rPr>
+              <w:t>7e14421c</w:t>
+            </w:r>
+          </w:p>
+        </w:tc>
+        <w:tc>
+          <w:tcPr>
+            <w:tcW w:type="dxa" w:w="1728"/>
+          </w:tcPr>
+          <w:p>
+            <w:r/>
+            <w:r>
+              <w:t>đổi hình thức / nội tệ / loại tiền thì vế tiền các dòng đổi theo; đổi quốc gia chặn trước khi nạp</w:t>
+            </w:r>
+          </w:p>
+        </w:tc>
+        <w:tc>
+          <w:tcPr>
+            <w:tcW w:type="dxa" w:w="1728"/>
+          </w:tcPr>
+          <w:p>
+            <w:r/>
+            <w:r>
+              <w:t>không</w:t>
+            </w:r>
+          </w:p>
+        </w:tc>
+        <w:tc>
+          <w:tcPr>
+            <w:tcW w:type="dxa" w:w="1728"/>
+          </w:tcPr>
+          <w:p>
+            <w:r/>
+            <w:r>
+              <w:t>như trên</w:t>
+            </w:r>
+          </w:p>
+        </w:tc>
+      </w:tr>
+      <w:tr>
+        <w:tc>
+          <w:tcPr>
+            <w:tcW w:type="dxa" w:w="1728"/>
+          </w:tcPr>
+          <w:p>
+            <w:r/>
+            <w:r>
+              <w:t>WEB</w:t>
+            </w:r>
+          </w:p>
+        </w:tc>
+        <w:tc>
+          <w:tcPr>
+            <w:tcW w:type="dxa" w:w="1728"/>
+          </w:tcPr>
+          <w:p>
+            <w:r/>
+            <w:r>
+              <w:rPr>
+                <w:rFonts w:ascii="Consolas" w:hAnsi="Consolas"/>
+                <w:sz w:val="19"/>
+              </w:rPr>
+              <w:t>77bcb0a1</w:t>
+            </w:r>
+          </w:p>
+        </w:tc>
+        <w:tc>
+          <w:tcPr>
+            <w:tcW w:type="dxa" w:w="1728"/>
+          </w:tcPr>
+          <w:p>
+            <w:r/>
+            <w:r>
+              <w:t>loại phiếu không đổi ngầm (59 "Chi trước" chỉ xem); chặn XSS modal Vụ việc</w:t>
+            </w:r>
+          </w:p>
+        </w:tc>
+        <w:tc>
+          <w:tcPr>
+            <w:tcW w:type="dxa" w:w="1728"/>
+          </w:tcPr>
+          <w:p>
+            <w:r/>
+            <w:r>
+              <w:t>không</w:t>
+            </w:r>
+          </w:p>
+        </w:tc>
+        <w:tc>
+          <w:tcPr>
+            <w:tcW w:type="dxa" w:w="1728"/>
+          </w:tcPr>
+          <w:p>
+            <w:r/>
+            <w:r>
+              <w:t>thủ quỹ mở phiếu tạm ứng (A4)</w:t>
+            </w:r>
+          </w:p>
+        </w:tc>
+      </w:tr>
+      <w:tr>
+        <w:tc>
+          <w:tcPr>
+            <w:tcW w:type="dxa" w:w="1728"/>
+          </w:tcPr>
+          <w:p>
+            <w:r/>
+            <w:r>
+              <w:t>WEB</w:t>
+            </w:r>
+          </w:p>
+        </w:tc>
+        <w:tc>
+          <w:tcPr>
+            <w:tcW w:type="dxa" w:w="1728"/>
+          </w:tcPr>
+          <w:p>
+            <w:r/>
+            <w:r>
+              <w:rPr>
+                <w:rFonts w:ascii="Consolas" w:hAnsi="Consolas"/>
+                <w:sz w:val="19"/>
+              </w:rPr>
+              <w:t>fce78c52</w:t>
+            </w:r>
+          </w:p>
+        </w:tc>
+        <w:tc>
+          <w:tcPr>
+            <w:tcW w:type="dxa" w:w="1728"/>
+          </w:tcPr>
+          <w:p>
+            <w:r/>
+            <w:r>
+              <w:t xml:space="preserve">tiền tệ ngoài danh mục không gán ngầm; công nợ xem trước theo tỷ giá header; tab </w:t>
+            </w:r>
+            <w:r>
+              <w:rPr>
+                <w:b/>
+              </w:rPr>
+              <w:t>Tài khoản</w:t>
+            </w:r>
+            <w:r>
+              <w:t xml:space="preserve"> ở hồ sơ nhân viên</w:t>
+            </w:r>
+          </w:p>
+        </w:tc>
+        <w:tc>
+          <w:tcPr>
+            <w:tcW w:type="dxa" w:w="1728"/>
+          </w:tcPr>
+          <w:p>
+            <w:r/>
+            <w:r>
+              <w:t>không tự ghi; tab chỉ ghi khi người dùng bấm Tạo / Lưu (</w:t>
+            </w:r>
+            <w:r>
+              <w:rPr>
+                <w:rFonts w:ascii="Consolas" w:hAnsi="Consolas"/>
+                <w:sz w:val="19"/>
+              </w:rPr>
+              <w:t>account/upsert</w:t>
+            </w:r>
+            <w:r>
+              <w:t xml:space="preserve"> có sẵn)</w:t>
+            </w:r>
+          </w:p>
+        </w:tc>
+        <w:tc>
+          <w:tcPr>
+            <w:tcW w:type="dxa" w:w="1728"/>
+          </w:tcPr>
+          <w:p>
+            <w:r/>
+            <w:r>
+              <w:t>phiếu thu / chi; tài khoản tích hợp (tuỳ chọn)</w:t>
+            </w:r>
+          </w:p>
+        </w:tc>
+      </w:tr>
+      <w:tr>
+        <w:tc>
+          <w:tcPr>
+            <w:tcW w:type="dxa" w:w="1728"/>
+          </w:tcPr>
+          <w:p>
+            <w:r/>
+            <w:r>
+              <w:t>WEB</w:t>
+            </w:r>
+          </w:p>
+        </w:tc>
+        <w:tc>
+          <w:tcPr>
+            <w:tcW w:type="dxa" w:w="1728"/>
+          </w:tcPr>
+          <w:p>
+            <w:r/>
+            <w:r>
+              <w:rPr>
+                <w:rFonts w:ascii="Consolas" w:hAnsi="Consolas"/>
+                <w:sz w:val="19"/>
+              </w:rPr>
               <w:t>7d168744</w:t>
             </w:r>
           </w:p>
@@ -4598,6 +5026,144 @@
             <w:r/>
             <w:r>
               <w:t>mọi lời gọi qua WEB</w:t>
+            </w:r>
+          </w:p>
+        </w:tc>
+      </w:tr>
+      <w:tr>
+        <w:tc>
+          <w:tcPr>
+            <w:tcW w:type="dxa" w:w="1728"/>
+          </w:tcPr>
+          <w:p>
+            <w:r/>
+            <w:r>
+              <w:t>WEB</w:t>
+            </w:r>
+          </w:p>
+        </w:tc>
+        <w:tc>
+          <w:tcPr>
+            <w:tcW w:type="dxa" w:w="1728"/>
+          </w:tcPr>
+          <w:p>
+            <w:r/>
+            <w:r>
+              <w:rPr>
+                <w:rFonts w:ascii="Consolas" w:hAnsi="Consolas"/>
+                <w:sz w:val="19"/>
+              </w:rPr>
+              <w:t>c1a5d231</w:t>
+            </w:r>
+          </w:p>
+        </w:tc>
+        <w:tc>
+          <w:tcPr>
+            <w:tcW w:type="dxa" w:w="1728"/>
+          </w:tcPr>
+          <w:p>
+            <w:r/>
+            <w:r>
+              <w:t xml:space="preserve">thu nợ ngoại tệ đúng tài khoản / tỷ giá (BFF bỏ tỷ giá cứng 1); phiếu mở lại giữ đúng kỳ; tab Tài khoản ở </w:t>
+            </w:r>
+            <w:r>
+              <w:rPr>
+                <w:rFonts w:ascii="Consolas" w:hAnsi="Consolas"/>
+                <w:sz w:val="19"/>
+              </w:rPr>
+              <w:t>/HR/Employees</w:t>
+            </w:r>
+          </w:p>
+        </w:tc>
+        <w:tc>
+          <w:tcPr>
+            <w:tcW w:type="dxa" w:w="1728"/>
+          </w:tcPr>
+          <w:p>
+            <w:r/>
+            <w:r>
+              <w:t>không</w:t>
+            </w:r>
+          </w:p>
+        </w:tc>
+        <w:tc>
+          <w:tcPr>
+            <w:tcW w:type="dxa" w:w="1728"/>
+          </w:tcPr>
+          <w:p>
+            <w:r/>
+            <w:r>
+              <w:t>bước 8; phiếu thu / chi</w:t>
+            </w:r>
+          </w:p>
+        </w:tc>
+      </w:tr>
+      <w:tr>
+        <w:tc>
+          <w:tcPr>
+            <w:tcW w:type="dxa" w:w="1728"/>
+          </w:tcPr>
+          <w:p>
+            <w:r/>
+            <w:r>
+              <w:t>WEB</w:t>
+            </w:r>
+          </w:p>
+        </w:tc>
+        <w:tc>
+          <w:tcPr>
+            <w:tcW w:type="dxa" w:w="1728"/>
+          </w:tcPr>
+          <w:p>
+            <w:r/>
+            <w:r>
+              <w:rPr>
+                <w:rFonts w:ascii="Consolas" w:hAnsi="Consolas"/>
+                <w:sz w:val="19"/>
+              </w:rPr>
+              <w:t>6abe0ad8</w:t>
+            </w:r>
+          </w:p>
+        </w:tc>
+        <w:tc>
+          <w:tcPr>
+            <w:tcW w:type="dxa" w:w="1728"/>
+          </w:tcPr>
+          <w:p>
+            <w:r/>
+            <w:r>
+              <w:t xml:space="preserve">màn </w:t>
+            </w:r>
+            <w:r>
+              <w:rPr>
+                <w:b/>
+              </w:rPr>
+              <w:t>"Bút toán từ Logistics"</w:t>
+            </w:r>
+            <w:r>
+              <w:t xml:space="preserve"> (chỉ đọc)</w:t>
+            </w:r>
+          </w:p>
+        </w:tc>
+        <w:tc>
+          <w:tcPr>
+            <w:tcW w:type="dxa" w:w="1728"/>
+          </w:tcPr>
+          <w:p>
+            <w:r/>
+            <w:r>
+              <w:t>không (menu thêm ở màn quản trị menu)</w:t>
+            </w:r>
+          </w:p>
+        </w:tc>
+        <w:tc>
+          <w:tcPr>
+            <w:tcW w:type="dxa" w:w="1728"/>
+          </w:tcPr>
+          <w:p>
+            <w:r/>
+            <w:r>
+              <w:t>A11 — kế toán xem</w:t>
             </w:r>
           </w:p>
         </w:tc>
@@ -4609,7 +5175,17 @@
         <w:jc w:val="both"/>
       </w:pPr>
       <w:r>
-        <w:t>Chưa commit (chỉ máy em, không đưa lên): mục 8.3.</w:t>
+        <w:t xml:space="preserve">Chưa commit (chỉ máy em, không đưa lên): mục 8.3. Sổ đối tượng DB, cấu hình, việc anh cần làm: </w:t>
+      </w:r>
+      <w:r>
+        <w:rPr>
+          <w:rFonts w:ascii="Consolas" w:hAnsi="Consolas"/>
+          <w:sz w:val="19"/>
+        </w:rPr>
+        <w:t>TONG_HOP_BAN_GIAO_ANH_TUNE</w:t>
+      </w:r>
+      <w:r>
+        <w:t xml:space="preserve"> mục 2.3 – 2.5, 4.</w:t>
       </w:r>
     </w:p>
     <w:p>
@@ -9372,27 +9948,95 @@
         <w:t>SalesService.DebtCollection</w:t>
       </w:r>
       <w:r>
-        <w:t xml:space="preserve">, chỉ nhận TKN tạo mới) → thủ tục </w:t>
+        <w:t xml:space="preserve">, chỉ nhận TKN tạo mới) → </w:t>
       </w:r>
       <w:r>
         <w:rPr>
           <w:rFonts w:ascii="Consolas" w:hAnsi="Consolas"/>
           <w:sz w:val="19"/>
         </w:rPr>
-        <w:t>sp_RES_CreateDebtCollection_COUNTRY</w:t>
-      </w:r>
-      <w:r>
-        <w:t xml:space="preserve"> (script </w:t>
+        <w:t>SalesService.ResolveDebtCollectionAmountsAsync</w:t>
+      </w:r>
+      <w:r>
+        <w:t xml:space="preserve"> (máy chủ quyết tỷ giá / quy đổi, </w:t>
       </w:r>
       <w:r>
         <w:rPr>
           <w:rFonts w:ascii="Consolas" w:hAnsi="Consolas"/>
           <w:sz w:val="19"/>
         </w:rPr>
+        <w:t>3d6f330</w:t>
+      </w:r>
+      <w:r>
+        <w:t xml:space="preserve">) → thủ tục </w:t>
+      </w:r>
+      <w:r>
+        <w:rPr>
+          <w:rFonts w:ascii="Consolas" w:hAnsi="Consolas"/>
+          <w:sz w:val="19"/>
+        </w:rPr>
+        <w:t>sp_RES_CreateDebtCollection_COUNTRY</w:t>
+      </w:r>
+      <w:r>
+        <w:t xml:space="preserve"> (bản của anh </w:t>
+      </w:r>
+      <w:r>
+        <w:rPr>
+          <w:rFonts w:ascii="Consolas" w:hAnsi="Consolas"/>
+          <w:sz w:val="19"/>
+        </w:rPr>
         <w:t>20260910_sales_debt_collection_country.sql</w:t>
       </w:r>
       <w:r>
-        <w:t xml:space="preserve"> của anh, bên em không sửa). Mỗi SO một lần thu:</w:t>
+        <w:t xml:space="preserve">, </w:t>
+      </w:r>
+      <w:r>
+        <w:rPr>
+          <w:b/>
+        </w:rPr>
+        <w:t>thay</w:t>
+      </w:r>
+      <w:r>
+        <w:t xml:space="preserve"> bằng </w:t>
+      </w:r>
+      <w:r>
+        <w:rPr>
+          <w:rFonts w:ascii="Consolas" w:hAnsi="Consolas"/>
+          <w:sz w:val="19"/>
+        </w:rPr>
+        <w:t>20261001_sales_debt_collection_currency.sql</w:t>
+      </w:r>
+      <w:r>
+        <w:t xml:space="preserve"> — trừ dư nợ theo nguyên tệ, </w:t>
+      </w:r>
+      <w:r>
+        <w:rPr>
+          <w:rFonts w:ascii="Consolas" w:hAnsi="Consolas"/>
+          <w:sz w:val="19"/>
+        </w:rPr>
+        <w:t>CMR_ISLOCAL</w:t>
+      </w:r>
+      <w:r>
+        <w:t xml:space="preserve">, diễn giải kèm </w:t>
+      </w:r>
+      <w:r>
+        <w:rPr>
+          <w:rFonts w:ascii="Consolas" w:hAnsi="Consolas"/>
+          <w:sz w:val="19"/>
+        </w:rPr>
+        <w:t>OrderCode</w:t>
+      </w:r>
+      <w:r>
+        <w:t xml:space="preserve">; </w:t>
+      </w:r>
+      <w:r>
+        <w:rPr>
+          <w:b/>
+        </w:rPr>
+        <w:t>đã áp DB demo 02/10</w:t>
+      </w:r>
+      <w:r>
+        <w:t>). Mỗi SO một lần thu:</w:t>
       </w:r>
     </w:p>
     <w:tbl>
@@ -9698,21 +10342,110 @@
         <w:rPr>
           <w:b/>
         </w:rPr>
-        <w:t>Lỗi bên anh, đang sửa (bên EPL):</w:t>
+        <w:t>Nợ ngoại tệ</w:t>
+      </w:r>
+      <w:r>
+        <w:t xml:space="preserve"> (</w:t>
+      </w:r>
+      <w:r>
+        <w:rPr>
+          <w:rFonts w:ascii="Consolas" w:hAnsi="Consolas"/>
+          <w:sz w:val="19"/>
+        </w:rPr>
+        <w:t>3d6f330</w:t>
+      </w:r>
+      <w:r>
+        <w:t xml:space="preserve">, WEB </w:t>
+      </w:r>
+      <w:r>
+        <w:rPr>
+          <w:rFonts w:ascii="Consolas" w:hAnsi="Consolas"/>
+          <w:sz w:val="19"/>
+        </w:rPr>
+        <w:t>c1a5d231</w:t>
+      </w:r>
+      <w:r>
+        <w:t xml:space="preserve">): </w:t>
+      </w:r>
+      <w:r>
+        <w:rPr>
+          <w:rFonts w:ascii="Consolas" w:hAnsi="Consolas"/>
+          <w:sz w:val="19"/>
+        </w:rPr>
+        <w:t>customer-detail</w:t>
+      </w:r>
+      <w:r>
+        <w:t xml:space="preserve"> trả thêm </w:t>
+      </w:r>
+      <w:r>
+        <w:rPr>
+          <w:rFonts w:ascii="Consolas" w:hAnsi="Consolas"/>
+          <w:sz w:val="19"/>
+        </w:rPr>
+        <w:t>LocalCurrencyCode</w:t>
+      </w:r>
+      <w:r>
+        <w:t xml:space="preserve"> / </w:t>
+      </w:r>
+      <w:r>
+        <w:rPr>
+          <w:rFonts w:ascii="Consolas" w:hAnsi="Consolas"/>
+          <w:sz w:val="19"/>
+        </w:rPr>
+        <w:t>IsForeignCurrency</w:t>
+      </w:r>
+      <w:r>
+        <w:t xml:space="preserve"> (nội tệ suy từ tiền chi của DO). SO USD chỉ cho tài khoản tiền ngoại tệ (</w:t>
+      </w:r>
+      <w:r>
+        <w:rPr>
+          <w:rFonts w:ascii="Consolas" w:hAnsi="Consolas"/>
+          <w:sz w:val="19"/>
+        </w:rPr>
+        <w:t>CASH_FOREIGN</w:t>
+      </w:r>
+      <w:r>
+        <w:t xml:space="preserve"> 1012 / </w:t>
+      </w:r>
+      <w:r>
+        <w:rPr>
+          <w:rFonts w:ascii="Consolas" w:hAnsi="Consolas"/>
+          <w:sz w:val="19"/>
+        </w:rPr>
+        <w:t>BANK_FOREIGN</w:t>
+      </w:r>
+      <w:r>
+        <w:t xml:space="preserve"> 1022) và bắt nhập </w:t>
+      </w:r>
+      <w:r>
+        <w:rPr>
+          <w:b/>
+        </w:rPr>
+        <w:t>tỷ giá ngày thu</w:t>
+      </w:r>
+      <w:r>
+        <w:t xml:space="preserve">; </w:t>
+      </w:r>
+      <w:r>
+        <w:rPr>
+          <w:rFonts w:ascii="Consolas" w:hAnsi="Consolas"/>
+          <w:sz w:val="19"/>
+        </w:rPr>
+        <w:t>Amount</w:t>
+      </w:r>
+      <w:r>
+        <w:t xml:space="preserve"> = nguyên tệ × tỷ giá do máy chủ tính; nội tệ tỷ giá 1. Trước bản sửa, hộp Tạo phiếu thu gửi tỷ giá cứng 1 → SO USD ghi thành Kíp (hai phiếu 01/10, mục 9.5).</w:t>
       </w:r>
     </w:p>
     <w:p>
       <w:pPr>
-        <w:pStyle w:val="ListBullet2"/>
+        <w:pStyle w:val="ListBullet"/>
       </w:pPr>
       <w:r>
-        <w:t xml:space="preserve">hộp Tạo phiếu thu gửi </w:t>
-      </w:r>
-      <w:r>
         <w:rPr>
           <w:b/>
         </w:rPr>
-        <w:t>tỷ giá cứng 1</w:t>
+        <w:t>Huỷ phiếu thu nợ</w:t>
       </w:r>
       <w:r>
         <w:t xml:space="preserve"> (</w:t>
@@ -9722,17 +10455,17 @@
           <w:rFonts w:ascii="Consolas" w:hAnsi="Consolas"/>
           <w:sz w:val="19"/>
         </w:rPr>
-        <w:t>buildCollectionPayload</w:t>
-      </w:r>
-      <w:r>
-        <w:t xml:space="preserve">: </w:t>
+        <w:t>66ba289</w:t>
+      </w:r>
+      <w:r>
+        <w:t xml:space="preserve">, </w:t>
       </w:r>
       <w:r>
         <w:rPr>
           <w:rFonts w:ascii="Consolas" w:hAnsi="Consolas"/>
           <w:sz w:val="19"/>
         </w:rPr>
-        <w:t>rate: 1</w:t>
+        <w:t>95d58bb</w:t>
       </w:r>
       <w:r>
         <w:t xml:space="preserve">, </w:t>
@@ -9742,52 +10475,183 @@
           <w:rFonts w:ascii="Consolas" w:hAnsi="Consolas"/>
           <w:sz w:val="19"/>
         </w:rPr>
-        <w:t>amount = amountCur</w:t>
-      </w:r>
-      <w:r>
-        <w:t xml:space="preserve">) và ô tài khoản tiền chỉ có nội tệ → SO </w:t>
+        <w:t>97d5a91</w:t>
+      </w:r>
+      <w:r>
+        <w:t xml:space="preserve">): </w:t>
+      </w:r>
+      <w:r>
+        <w:rPr>
+          <w:rFonts w:ascii="Consolas" w:hAnsi="Consolas"/>
+          <w:sz w:val="19"/>
+        </w:rPr>
+        <w:t>POST /api/v1/sales/debt/collection-cancel</w:t>
+      </w:r>
+      <w:r>
+        <w:t xml:space="preserve"> </w:t>
+      </w:r>
+      <w:r>
+        <w:rPr>
+          <w:rFonts w:ascii="Consolas" w:hAnsi="Consolas"/>
+          <w:sz w:val="19"/>
+        </w:rPr>
+        <w:t>{DocumentNo | DocumentId, ReceiptDocumentId, Reason}</w:t>
+      </w:r>
+      <w:r>
+        <w:t xml:space="preserve"> → </w:t>
+      </w:r>
+      <w:r>
+        <w:rPr>
+          <w:rFonts w:ascii="Consolas" w:hAnsi="Consolas"/>
+          <w:sz w:val="19"/>
+        </w:rPr>
+        <w:t>sp_RES_CancelDebtCollection_COUNTRY</w:t>
+      </w:r>
+      <w:r>
+        <w:t xml:space="preserve">, một transaction: gỡ sổ CMR → </w:t>
+      </w:r>
+      <w:r>
+        <w:rPr>
+          <w:rFonts w:ascii="Consolas" w:hAnsi="Consolas"/>
+          <w:sz w:val="19"/>
+        </w:rPr>
+        <w:t>ST_AUTOID</w:t>
+      </w:r>
+      <w:r>
+        <w:t xml:space="preserve"> về 1 → xoá CMR (đường delete) → trả lại </w:t>
+      </w:r>
+      <w:r>
+        <w:rPr>
+          <w:rFonts w:ascii="Consolas" w:hAnsi="Consolas"/>
+          <w:sz w:val="19"/>
+        </w:rPr>
+        <w:t>RESCUSTOMERSDEBT</w:t>
+      </w:r>
+      <w:r>
+        <w:t xml:space="preserve"> đúng nguyên tệ → vô hiệu </w:t>
+      </w:r>
+      <w:r>
+        <w:rPr>
+          <w:rFonts w:ascii="Consolas" w:hAnsi="Consolas"/>
+          <w:sz w:val="19"/>
+        </w:rPr>
+        <w:t>RESDOCUMENT</w:t>
+      </w:r>
+      <w:r>
+        <w:t xml:space="preserve"> (</w:t>
+      </w:r>
+      <w:r>
+        <w:rPr>
+          <w:rFonts w:ascii="Consolas" w:hAnsi="Consolas"/>
+          <w:sz w:val="19"/>
+        </w:rPr>
+        <w:t>RDO_DELETEBY</w:t>
+      </w:r>
+      <w:r>
+        <w:t xml:space="preserve"> / </w:t>
+      </w:r>
+      <w:r>
+        <w:rPr>
+          <w:rFonts w:ascii="Consolas" w:hAnsi="Consolas"/>
+          <w:sz w:val="19"/>
+        </w:rPr>
+        <w:t>RDO_DELETEDATE</w:t>
+      </w:r>
+      <w:r>
+        <w:t xml:space="preserve">); hậu kiểm, sai thì rollback (52760 – 52777). Gọi lại → </w:t>
+      </w:r>
+      <w:r>
+        <w:rPr>
+          <w:rFonts w:ascii="Consolas" w:hAnsi="Consolas"/>
+          <w:sz w:val="19"/>
+        </w:rPr>
+        <w:t>AlreadyCancelled</w:t>
+      </w:r>
+      <w:r>
+        <w:t xml:space="preserve">. Quyền: </w:t>
+      </w:r>
+      <w:r>
+        <w:rPr>
+          <w:rFonts w:ascii="Consolas" w:hAnsi="Consolas"/>
+          <w:sz w:val="19"/>
+        </w:rPr>
+        <w:t>SalesDebtCollectionCancel.AllowedUserIds</w:t>
+      </w:r>
+      <w:r>
+        <w:t xml:space="preserve">. </w:t>
       </w:r>
       <w:r>
         <w:rPr>
           <w:b/>
         </w:rPr>
-        <w:t>USD</w:t>
-      </w:r>
-      <w:r>
-        <w:t xml:space="preserve"> ghi thành Kíp: phiếu thu 495 USD có quy đổi 495, vế tiền 1021 (ngân hàng Kíp);</w:t>
+        <w:t>Chưa có nút WEB.</w:t>
+      </w:r>
+      <w:r>
+        <w:t xml:space="preserve"> Đã chạy thật 02/10 (mục 9.5).</w:t>
       </w:r>
     </w:p>
     <w:p>
       <w:pPr>
-        <w:pStyle w:val="ListBullet2"/>
+        <w:pStyle w:val="ListBullet"/>
       </w:pPr>
       <w:r>
         <w:rPr>
           <w:b/>
         </w:rPr>
-        <w:t>mọi SO cùng mã phiếu bán</w:t>
-      </w:r>
-      <w:r>
-        <w:t xml:space="preserve"> </w:t>
+        <w:t>`RETK_CODE` trùng</w:t>
+      </w:r>
+      <w:r>
+        <w:t xml:space="preserve">: mọi SO từ trang điều xe mang cùng mã phiếu bán </w:t>
       </w:r>
       <w:r>
         <w:rPr>
           <w:rFonts w:ascii="Consolas" w:hAnsi="Consolas"/>
           <w:sz w:val="19"/>
         </w:rPr>
-        <w:t>RETK_CODE = "Demo EPL-2-261001000"</w:t>
-      </w:r>
-      <w:r>
-        <w:t xml:space="preserve"> (SO 162, 164, 165) → diễn giải phiếu thu </w:t>
-      </w:r>
-      <w:r>
-        <w:rPr>
-          <w:i/>
-        </w:rPr>
-        <w:t>"Thu khách nợ từ phiếu Demo EPL-2-261001000"</w:t>
-      </w:r>
-      <w:r>
-        <w:t xml:space="preserve"> giống hệt nhau, khó phân biệt.</w:t>
+        <w:t>Demo EPL-2-261001000</w:t>
+      </w:r>
+      <w:r>
+        <w:t xml:space="preserve"> — </w:t>
+      </w:r>
+      <w:r>
+        <w:rPr>
+          <w:rFonts w:ascii="Consolas" w:hAnsi="Consolas"/>
+          <w:sz w:val="19"/>
+        </w:rPr>
+        <w:t>sp_RES_Create_RESTICKET</w:t>
+      </w:r>
+      <w:r>
+        <w:t xml:space="preserve"> (trên DB) cắt mã về 20 ký tự, mã chi nhánh "Demo EPL" dài. Khoá đúng của đơn là </w:t>
+      </w:r>
+      <w:r>
+        <w:rPr>
+          <w:rFonts w:ascii="Consolas" w:hAnsi="Consolas"/>
+          <w:sz w:val="19"/>
+        </w:rPr>
+        <w:t>OrderCode</w:t>
+      </w:r>
+      <w:r>
+        <w:t xml:space="preserve"> (</w:t>
+      </w:r>
+      <w:r>
+        <w:rPr>
+          <w:rFonts w:ascii="Consolas" w:hAnsi="Consolas"/>
+          <w:sz w:val="19"/>
+        </w:rPr>
+        <w:t>TK-…</w:t>
+      </w:r>
+      <w:r>
+        <w:t xml:space="preserve">); diễn giải phiếu thu nay kèm </w:t>
+      </w:r>
+      <w:r>
+        <w:rPr>
+          <w:rFonts w:ascii="Consolas" w:hAnsi="Consolas"/>
+          <w:sz w:val="19"/>
+        </w:rPr>
+        <w:t>OrderCode</w:t>
+      </w:r>
+      <w:r>
+        <w:t>. Sửa nguồn: việc dữ liệu host (TONG_HOP mục 4 bước 5).</w:t>
       </w:r>
     </w:p>
     <w:p>
@@ -10145,6 +11009,23 @@
       </w:r>
       <w:r>
         <w:t>, khối công nợ đã thu 1.248,35 USD (mục 9.5).</w:t>
+      </w:r>
+    </w:p>
+    <w:p>
+      <w:pPr>
+        <w:pStyle w:val="ListBullet"/>
+      </w:pPr>
+      <w:r>
+        <w:t xml:space="preserve">"Đã thu" bên em theo </w:t>
+      </w:r>
+      <w:r>
+        <w:rPr>
+          <w:b/>
+        </w:rPr>
+        <w:t>dư nợ RES</w:t>
+      </w:r>
+      <w:r>
+        <w:t>: TKN trừ nợ ngay lúc tạo, trước khi thủ quỹ ghi sổ CMR — hai CMR thu lại 02/10 đang ST 1 mà DO đã "đã thu đủ".</w:t>
       </w:r>
     </w:p>
     <w:p>
@@ -11524,22 +12405,43 @@
             <w:r/>
             <w:r>
               <w:rPr>
-                <w:b/>
-              </w:rPr>
-              <w:t>đã viết</w:t>
-            </w:r>
-            <w:r>
-              <w:t xml:space="preserve">, nhánh </w:t>
-            </w:r>
-            <w:r>
-              <w:rPr>
-                <w:rFonts w:ascii="Consolas" w:hAnsi="Consolas"/>
-                <w:sz w:val="19"/>
-              </w:rPr>
-              <w:t>feat/HonTunedaHai@b9227aa</w:t>
-            </w:r>
-            <w:r>
-              <w:t>; build 0 lỗi; 82 kiểm unit-level với repository giả; script parse cú pháp 0 lỗi</w:t>
+                <w:rFonts w:ascii="Consolas" w:hAnsi="Consolas"/>
+                <w:sz w:val="19"/>
+              </w:rPr>
+              <w:t>b9227aa</w:t>
+            </w:r>
+            <w:r>
+              <w:t xml:space="preserve"> (tạo / gỡ / đọc), </w:t>
+            </w:r>
+            <w:r>
+              <w:rPr>
+                <w:rFonts w:ascii="Consolas" w:hAnsi="Consolas"/>
+                <w:sz w:val="19"/>
+              </w:rPr>
+              <w:t>c1754d4</w:t>
+            </w:r>
+            <w:r>
+              <w:t xml:space="preserve"> (chỉ đếm chứng từ có </w:t>
+            </w:r>
+            <w:r>
+              <w:rPr>
+                <w:rFonts w:ascii="Consolas" w:hAnsi="Consolas"/>
+                <w:sz w:val="19"/>
+              </w:rPr>
+              <w:t>GLBUSINESS</w:t>
+            </w:r>
+            <w:r>
+              <w:t xml:space="preserve">), </w:t>
+            </w:r>
+            <w:r>
+              <w:rPr>
+                <w:rFonts w:ascii="Consolas" w:hAnsi="Consolas"/>
+                <w:sz w:val="19"/>
+              </w:rPr>
+              <w:t>6f91fd2</w:t>
+            </w:r>
+            <w:r>
+              <w:t xml:space="preserve"> (danh sách + cổng đọc theo đơn vị); build 0 lỗi; 82 kiểm unit-level; script parse 0 lỗi</w:t>
             </w:r>
           </w:p>
         </w:tc>
@@ -11559,7 +12461,17 @@
                 <w:rFonts w:ascii="Consolas" w:hAnsi="Consolas"/>
                 <w:sz w:val="19"/>
               </w:rPr>
-              <w:t>Backend.API/Database/Scripts/20261001_logistics_journal_entry.sql</w:t>
+              <w:t>20261001_logistics_journal_entry.sql</w:t>
+            </w:r>
+            <w:r>
+              <w:t xml:space="preserve">, </w:t>
+            </w:r>
+            <w:r>
+              <w:rPr>
+                <w:rFonts w:ascii="Consolas" w:hAnsi="Consolas"/>
+                <w:sz w:val="19"/>
+              </w:rPr>
+              <w:t>20261002_logistics_journal_entry_list.sql</w:t>
             </w:r>
           </w:p>
         </w:tc>
@@ -11573,10 +12485,30 @@
               <w:rPr>
                 <w:b/>
               </w:rPr>
-              <w:t>đã áp vào DB demo</w:t>
-            </w:r>
-            <w:r>
-              <w:t xml:space="preserve"> (DB của API ở máy) — chủ dự án chạy 02/10. Host: chưa (</w:t>
+              <w:t>đã áp DB demo 02/10</w:t>
+            </w:r>
+            <w:r>
+              <w:t xml:space="preserve"> (bản </w:t>
+            </w:r>
+            <w:r>
+              <w:rPr>
+                <w:rFonts w:ascii="Consolas" w:hAnsi="Consolas"/>
+                <w:sz w:val="19"/>
+              </w:rPr>
+              <w:t>c1754d4</w:t>
+            </w:r>
+            <w:r>
+              <w:t xml:space="preserve">; D3 khớp, D4 </w:t>
+            </w:r>
+            <w:r>
+              <w:rPr>
+                <w:rFonts w:ascii="Consolas" w:hAnsi="Consolas"/>
+                <w:sz w:val="19"/>
+              </w:rPr>
+              <w:t>OBJ_AUTOID</w:t>
+            </w:r>
+            <w:r>
+              <w:t xml:space="preserve"> cho NULL, kỳ hôm nay 19). Host: chưa (</w:t>
             </w:r>
             <w:r>
               <w:rPr>
@@ -11705,7 +12637,47 @@
           <w:p>
             <w:r/>
             <w:r>
-              <w:t xml:space="preserve">qua máy thử trang điều xe, phiếu thử: thuê xe </w:t>
+              <w:t xml:space="preserve">vòng API </w:t>
+            </w:r>
+            <w:r>
+              <w:rPr>
+                <w:rFonts w:ascii="Consolas" w:hAnsi="Consolas"/>
+                <w:sz w:val="19"/>
+              </w:rPr>
+              <w:t>GL021020262</w:t>
+            </w:r>
+            <w:r>
+              <w:t xml:space="preserve">: tạo 201 → GET → gửi lại 200 </w:t>
+            </w:r>
+            <w:r>
+              <w:rPr>
+                <w:rFonts w:ascii="Consolas" w:hAnsi="Consolas"/>
+                <w:sz w:val="19"/>
+              </w:rPr>
+              <w:t>IsExisting</w:t>
+            </w:r>
+            <w:r>
+              <w:t xml:space="preserve"> → khác số 409 </w:t>
+            </w:r>
+            <w:r>
+              <w:rPr>
+                <w:rFonts w:ascii="Consolas" w:hAnsi="Consolas"/>
+                <w:sz w:val="19"/>
+              </w:rPr>
+              <w:t>52512</w:t>
+            </w:r>
+            <w:r>
+              <w:t xml:space="preserve"> → gỡ → gỡ lần hai </w:t>
+            </w:r>
+            <w:r>
+              <w:rPr>
+                <w:rFonts w:ascii="Consolas" w:hAnsi="Consolas"/>
+                <w:sz w:val="19"/>
+              </w:rPr>
+              <w:t>Reversed=false</w:t>
+            </w:r>
+            <w:r>
+              <w:t xml:space="preserve"> → GET 404. Qua máy thử trang điều xe, phiếu thử: thuê xe </w:t>
             </w:r>
             <w:r>
               <w:rPr>
@@ -11820,7 +12792,7 @@
               <w:t>a938301</w:t>
             </w:r>
             <w:r>
-              <w:t xml:space="preserve">, khớp giao ước ở </w:t>
+              <w:t xml:space="preserve">, </w:t>
             </w:r>
             <w:r>
               <w:rPr>
@@ -11830,6 +12802,16 @@
               <w:t>875a0cf</w:t>
             </w:r>
             <w:r>
+              <w:t xml:space="preserve">, </w:t>
+            </w:r>
+            <w:r>
+              <w:rPr>
+                <w:rFonts w:ascii="Consolas" w:hAnsi="Consolas"/>
+                <w:sz w:val="19"/>
+              </w:rPr>
+              <w:t>3d4ba03</w:t>
+            </w:r>
+            <w:r>
               <w:t xml:space="preserve">); cờ </w:t>
             </w:r>
             <w:r>
@@ -11840,7 +12822,70 @@
               <w:t>QLSX_GUI_BUT_TOAN</w:t>
             </w:r>
             <w:r>
-              <w:t xml:space="preserve"> mặc định tắt; bật trên máy thử lúc chạy lượt thật, máy dùng thật bật khi chủ dự án quyết</w:t>
+              <w:t xml:space="preserve"> mặc định tắt; </w:t>
+            </w:r>
+            <w:r>
+              <w:rPr>
+                <w:b/>
+              </w:rPr>
+              <w:t>bật trên máy thử 8011</w:t>
+            </w:r>
+            <w:r>
+              <w:t>; máy dùng thật bật khi chủ dự án quyết</w:t>
+            </w:r>
+          </w:p>
+        </w:tc>
+      </w:tr>
+      <w:tr>
+        <w:tc>
+          <w:tcPr>
+            <w:tcW w:type="dxa" w:w="4320"/>
+          </w:tcPr>
+          <w:p>
+            <w:r/>
+            <w:r>
+              <w:t>Kế toán bên anh xem</w:t>
+            </w:r>
+          </w:p>
+        </w:tc>
+        <w:tc>
+          <w:tcPr>
+            <w:tcW w:type="dxa" w:w="4320"/>
+          </w:tcPr>
+          <w:p>
+            <w:r/>
+            <w:r>
+              <w:t xml:space="preserve">WEB </w:t>
+            </w:r>
+            <w:r>
+              <w:rPr>
+                <w:rFonts w:ascii="Consolas" w:hAnsi="Consolas"/>
+                <w:sz w:val="19"/>
+              </w:rPr>
+              <w:t>/LogisticsJournalEntry/Index</w:t>
+            </w:r>
+            <w:r>
+              <w:t xml:space="preserve"> "Bút toán từ Logistics" (</w:t>
+            </w:r>
+            <w:r>
+              <w:rPr>
+                <w:rFonts w:ascii="Consolas" w:hAnsi="Consolas"/>
+                <w:sz w:val="19"/>
+              </w:rPr>
+              <w:t>6abe0ad8</w:t>
+            </w:r>
+            <w:r>
+              <w:t xml:space="preserve">, chỉ đọc; menu MenuId 154 nhóm </w:t>
+            </w:r>
+            <w:r>
+              <w:rPr>
+                <w:rFonts w:ascii="Consolas" w:hAnsi="Consolas"/>
+                <w:sz w:val="19"/>
+              </w:rPr>
+              <w:t>CASH_VOUCHER</w:t>
+            </w:r>
+            <w:r>
+              <w:t xml:space="preserve"> trên DB demo). Chưa có nút ghi sổ chính thức / gỡ</w:t>
             </w:r>
           </w:p>
         </w:tc>
@@ -11852,16 +12897,35 @@
         <w:jc w:val="both"/>
       </w:pPr>
       <w:r>
-        <w:t xml:space="preserve">Bật theo thứ tự (bước 1 – 4 trên DB demo / API ở máy trước, host sau — </w:t>
+        <w:t xml:space="preserve">Năm bước bật — </w:t>
       </w:r>
       <w:r>
         <w:rPr>
           <w:b/>
         </w:rPr>
+        <w:t>DB demo / API ở máy đã làm đủ (02/10)</w:t>
+      </w:r>
+      <w:r>
+        <w:t xml:space="preserve">; host làm lại theo </w:t>
+      </w:r>
+      <w:r>
+        <w:rPr>
+          <w:rFonts w:ascii="Consolas" w:hAnsi="Consolas"/>
+          <w:sz w:val="19"/>
+        </w:rPr>
+        <w:t>TONG_HOP_BAN_GIAO_ANH_TUNE</w:t>
+      </w:r>
+      <w:r>
+        <w:t xml:space="preserve"> mục 4 (</w:t>
+      </w:r>
+      <w:r>
+        <w:rPr>
+          <w:b/>
+        </w:rPr>
         <w:t>cần quyền host</w:t>
       </w:r>
       <w:r>
-        <w:t>). Trên API ở máy, bước 3 đã xong; còn bước 1, 2, 4, 5:</w:t>
+        <w:t>):</w:t>
       </w:r>
     </w:p>
     <w:p>
@@ -15772,6 +16836,24 @@
       </w:r>
       <w:r>
         <w:t>.</w:t>
+      </w:r>
+    </w:p>
+    <w:p>
+      <w:pPr>
+        <w:pStyle w:val="ListBullet"/>
+      </w:pPr>
+      <w:r>
+        <w:t xml:space="preserve">Chưa thử: kế toán ghi sổ chính thức (ST 12) rồi LAO gỡ → phải 409 </w:t>
+      </w:r>
+      <w:r>
+        <w:rPr>
+          <w:rFonts w:ascii="Consolas" w:hAnsi="Consolas"/>
+          <w:sz w:val="19"/>
+        </w:rPr>
+        <w:t>52515</w:t>
+      </w:r>
+      <w:r>
+        <w:t>; WEB chưa có nút ghi sổ chính thức / gỡ cho chứng từ tổng hợp (màn "Bút toán từ Logistics" chỉ đọc).</w:t>
       </w:r>
     </w:p>
     <w:p>
@@ -18556,7 +19638,17 @@
               <w:t>CMR 17 "Thu khác"</w:t>
             </w:r>
             <w:r>
-              <w:t xml:space="preserve"> Nợ 1021 / Có 1211; LAO: DO "đã thu đủ" / "thu một phần"</w:t>
+              <w:t xml:space="preserve"> Nợ tiền / Có 1211 (SO USD: tài khoản ngoại tệ 1012 / 1022, tỷ giá ngày thu); thu sai → </w:t>
+            </w:r>
+            <w:r>
+              <w:rPr>
+                <w:rFonts w:ascii="Consolas" w:hAnsi="Consolas"/>
+                <w:sz w:val="19"/>
+              </w:rPr>
+              <w:t>collection-cancel</w:t>
+            </w:r>
+            <w:r>
+              <w:t>; LAO: DO "đã thu đủ" / "thu một phần"</w:t>
             </w:r>
           </w:p>
         </w:tc>
@@ -19033,6 +20125,33 @@
           <w:color w:val="145C4A"/>
         </w:rPr>
         <w:t>5. Việc còn lại</w:t>
+      </w:r>
+    </w:p>
+    <w:p>
+      <w:pPr>
+        <w:jc w:val="both"/>
+      </w:pPr>
+      <w:r>
+        <w:t xml:space="preserve">Luồng hai bên </w:t>
+      </w:r>
+      <w:r>
+        <w:rPr>
+          <w:b/>
+        </w:rPr>
+        <w:t>đã xong trên máy</w:t>
+      </w:r>
+      <w:r>
+        <w:t xml:space="preserve"> (02/10). Việc còn lại là triển khai host và các việc anh quyết — danh sách đủ ở </w:t>
+      </w:r>
+      <w:r>
+        <w:rPr>
+          <w:rFonts w:ascii="Consolas" w:hAnsi="Consolas"/>
+          <w:sz w:val="19"/>
+        </w:rPr>
+        <w:t>TONG_HOP_BAN_GIAO_ANH_TUNE</w:t>
+      </w:r>
+      <w:r>
+        <w:t xml:space="preserve"> mục 4 (checklist) và mục 5 (rủi ro). Tóm tắt:</w:t>
       </w:r>
     </w:p>
     <w:tbl>
@@ -19124,40 +20243,36 @@
               <w:rPr>
                 <w:b/>
               </w:rPr>
-              <w:t>Bật API bút toán tổng hợp</w:t>
-            </w:r>
-            <w:r>
-              <w:t xml:space="preserve"> (mục 1.7.1): áp script </w:t>
-            </w:r>
-            <w:r>
-              <w:rPr>
-                <w:rFonts w:ascii="Consolas" w:hAnsi="Consolas"/>
-                <w:sz w:val="19"/>
-              </w:rPr>
-              <w:t>20261001_logistics_journal_entry.sql</w:t>
-            </w:r>
-            <w:r>
-              <w:t xml:space="preserve"> trên DB demo, đọc chẩn đoán D3 / D4, gọi thử một vòng, rồi bật </w:t>
-            </w:r>
-            <w:r>
-              <w:rPr>
-                <w:rFonts w:ascii="Consolas" w:hAnsi="Consolas"/>
-                <w:sz w:val="19"/>
-              </w:rPr>
-              <w:t>QLSX_GUI_BUT_TOAN</w:t>
-            </w:r>
-            <w:r>
-              <w:t xml:space="preserve"> bên em. Cấu hình </w:t>
-            </w:r>
-            <w:r>
-              <w:rPr>
-                <w:rFonts w:ascii="Consolas" w:hAnsi="Consolas"/>
-                <w:sz w:val="19"/>
-              </w:rPr>
-              <w:t>LogisticsJournalEntry</w:t>
-            </w:r>
-            <w:r>
-              <w:t xml:space="preserve"> trên API ở máy đã có</w:t>
+              <w:t>Triển khai host</w:t>
+            </w:r>
+            <w:r>
+              <w:t xml:space="preserve">: merge hai nhánh (đến </w:t>
+            </w:r>
+            <w:r>
+              <w:rPr>
+                <w:rFonts w:ascii="Consolas" w:hAnsi="Consolas"/>
+                <w:sz w:val="19"/>
+              </w:rPr>
+              <w:t>a8c7014</w:t>
+            </w:r>
+            <w:r>
+              <w:t xml:space="preserve"> / </w:t>
+            </w:r>
+            <w:r>
+              <w:rPr>
+                <w:rFonts w:ascii="Consolas" w:hAnsi="Consolas"/>
+                <w:sz w:val="19"/>
+              </w:rPr>
+              <w:t>6abe0ad8</w:t>
+            </w:r>
+            <w:r>
+              <w:t xml:space="preserve">), áp 5 script + chạy script audit, thêm 5 mục cấu hình, dữ liệu host (mã tài khoản, LAK / USD, tài khoản tiền mặc định, menu WEB), deploy </w:t>
+            </w:r>
+            <w:r>
+              <w:rPr>
+                <w:b/>
+              </w:rPr>
+              <w:t>API trước WEB</w:t>
             </w:r>
           </w:p>
         </w:tc>
@@ -19168,16 +20283,10 @@
           <w:p>
             <w:r/>
             <w:r>
-              <w:t xml:space="preserve">áp script: </w:t>
-            </w:r>
-            <w:r>
               <w:rPr>
                 <w:b/>
               </w:rPr>
-              <w:t>chủ dự án tự chạy</w:t>
-            </w:r>
-            <w:r>
-              <w:t xml:space="preserve"> (bộ an toàn chặn máy em); phần còn lại bên EPL làm</w:t>
+              <w:t>cần quyền host</w:t>
             </w:r>
           </w:p>
         </w:tc>
@@ -19204,20 +20313,50 @@
               <w:rPr>
                 <w:b/>
               </w:rPr>
-              <w:t>Cờ phân loại</w:t>
-            </w:r>
-            <w:r>
-              <w:t xml:space="preserve"> ở </w:t>
-            </w:r>
-            <w:r>
-              <w:rPr>
-                <w:rFonts w:ascii="Consolas" w:hAnsi="Consolas"/>
-                <w:sz w:val="19"/>
-              </w:rPr>
-              <w:t>document-types</w:t>
-            </w:r>
-            <w:r>
-              <w:t xml:space="preserve"> (công nợ / khác / "Chi trước"), để WEB và API bỏ mã DOTY ghi cứng; phiếu 59 "Chi trước" trên WEB hiện chỉ xem</w:t>
+              <w:t>Token hết hạn khoảng 10/10</w:t>
+            </w:r>
+            <w:r>
+              <w:t xml:space="preserve">: thay token trong </w:t>
+            </w:r>
+            <w:r>
+              <w:rPr>
+                <w:rFonts w:ascii="Consolas" w:hAnsi="Consolas"/>
+                <w:sz w:val="19"/>
+              </w:rPr>
+              <w:t>.env</w:t>
+            </w:r>
+            <w:r>
+              <w:t xml:space="preserve"> hoặc đặt </w:t>
+            </w:r>
+            <w:r>
+              <w:rPr>
+                <w:rFonts w:ascii="Consolas" w:hAnsi="Consolas"/>
+                <w:sz w:val="19"/>
+              </w:rPr>
+              <w:t>QLSX_USERNAME</w:t>
+            </w:r>
+            <w:r>
+              <w:t xml:space="preserve"> / </w:t>
+            </w:r>
+            <w:r>
+              <w:rPr>
+                <w:rFonts w:ascii="Consolas" w:hAnsi="Consolas"/>
+                <w:sz w:val="19"/>
+              </w:rPr>
+              <w:t>QLSX_PASSWORD</w:t>
+            </w:r>
+            <w:r>
+              <w:t>; tài khoản tích hợp riêng tuỳ chọn (</w:t>
+            </w:r>
+            <w:r>
+              <w:rPr>
+                <w:rFonts w:ascii="Consolas" w:hAnsi="Consolas"/>
+                <w:sz w:val="19"/>
+              </w:rPr>
+              <w:t>EPL-TICHHOP</w:t>
+            </w:r>
+            <w:r>
+              <w:t xml:space="preserve"> ObjId 1622, tab Tài khoản WEB có sẵn)</w:t>
             </w:r>
           </w:p>
         </w:tc>
@@ -19228,7 +20367,10 @@
           <w:p>
             <w:r/>
             <w:r>
-              <w:t>bên EPL làm (đang làm)</w:t>
+              <w:rPr>
+                <w:b/>
+              </w:rPr>
+              <w:t>cần quyền host</w:t>
             </w:r>
           </w:p>
         </w:tc>
@@ -19252,16 +20394,23 @@
           <w:p>
             <w:r/>
             <w:r>
-              <w:t xml:space="preserve">SO nhận cước </w:t>
-            </w:r>
-            <w:r>
               <w:rPr>
                 <w:b/>
               </w:rPr>
-              <w:t>THB, CNY</w:t>
-            </w:r>
-            <w:r>
-              <w:t xml:space="preserve"> (hợp đồng câu hỏi 10.3)</w:t>
+              <w:t>Script che audit</w:t>
+            </w:r>
+            <w:r>
+              <w:t xml:space="preserve"> </w:t>
+            </w:r>
+            <w:r>
+              <w:rPr>
+                <w:rFonts w:ascii="Consolas" w:hAnsi="Consolas"/>
+                <w:sz w:val="19"/>
+              </w:rPr>
+              <w:t>20261001_audit_redact_secrets.sql</w:t>
+            </w:r>
+            <w:r>
+              <w:t xml:space="preserve"> chưa chạy (DB demo lẫn host)</w:t>
             </w:r>
           </w:p>
         </w:tc>
@@ -19272,7 +20421,13 @@
           <w:p>
             <w:r/>
             <w:r>
-              <w:t>bên EPL làm (đang làm)</w:t>
+              <w:t xml:space="preserve">chủ dự án (DB demo) · </w:t>
+            </w:r>
+            <w:r>
+              <w:rPr>
+                <w:b/>
+              </w:rPr>
+              <w:t>cần quyền host</w:t>
             </w:r>
           </w:p>
         </w:tc>
@@ -19296,74 +20451,21 @@
           <w:p>
             <w:r/>
             <w:r>
+              <w:t>Ghi sổ chính thức (ST 12) chứng từ tổng hợp; TKN cũ không có CMR; hai CMR thu lại đang ST 1; phiếu thử còn lại trên DB demo</w:t>
+            </w:r>
+          </w:p>
+        </w:tc>
+        <w:tc>
+          <w:tcPr>
+            <w:tcW w:type="dxa" w:w="2880"/>
+          </w:tcPr>
+          <w:p>
+            <w:r/>
+            <w:r>
               <w:rPr>
                 <w:b/>
               </w:rPr>
-              <w:t>Triển khai</w:t>
-            </w:r>
-            <w:r>
-              <w:t xml:space="preserve"> hai nhánh lên host, cấu hình </w:t>
-            </w:r>
-            <w:r>
-              <w:rPr>
-                <w:rFonts w:ascii="Consolas" w:hAnsi="Consolas"/>
-                <w:sz w:val="19"/>
-              </w:rPr>
-              <w:t>LogisticsSource:BaseUrl</w:t>
-            </w:r>
-            <w:r>
-              <w:t xml:space="preserve"> (bắt buộc), </w:t>
-            </w:r>
-            <w:r>
-              <w:rPr>
-                <w:rFonts w:ascii="Consolas" w:hAnsi="Consolas"/>
-                <w:sz w:val="19"/>
-              </w:rPr>
-              <w:t>ApiKey</w:t>
-            </w:r>
-            <w:r>
-              <w:t xml:space="preserve">, </w:t>
-            </w:r>
-            <w:r>
-              <w:rPr>
-                <w:rFonts w:ascii="Consolas" w:hAnsi="Consolas"/>
-                <w:sz w:val="19"/>
-              </w:rPr>
-              <w:t>LogisticsSalesPush:*</w:t>
-            </w:r>
-            <w:r>
-              <w:t xml:space="preserve">, </w:t>
-            </w:r>
-            <w:r>
-              <w:rPr>
-                <w:rFonts w:ascii="Consolas" w:hAnsi="Consolas"/>
-                <w:sz w:val="19"/>
-              </w:rPr>
-              <w:t>LogisticsJournalEntry:*</w:t>
-            </w:r>
-            <w:r>
-              <w:t xml:space="preserve"> (TONG_HOP mục 4); áp script bút toán trên DB host; kho tạm có </w:t>
-            </w:r>
-            <w:r>
-              <w:rPr>
-                <w:rFonts w:ascii="Consolas" w:hAnsi="Consolas"/>
-                <w:sz w:val="19"/>
-              </w:rPr>
-              <w:t>1d8d91c</w:t>
-            </w:r>
-          </w:p>
-        </w:tc>
-        <w:tc>
-          <w:tcPr>
-            <w:tcW w:type="dxa" w:w="2880"/>
-          </w:tcPr>
-          <w:p>
-            <w:r/>
-            <w:r>
-              <w:rPr>
-                <w:b/>
-              </w:rPr>
-              <w:t>cần quyền host</w:t>
+              <w:t>anh Tune quyết</w:t>
             </w:r>
           </w:p>
         </w:tc>
@@ -19387,72 +20489,17 @@
           <w:p>
             <w:r/>
             <w:r>
-              <w:rPr>
-                <w:b/>
-              </w:rPr>
-              <w:t>Token hết hạn khoảng 10/10</w:t>
-            </w:r>
-            <w:r>
-              <w:t xml:space="preserve">: thay token mới trong </w:t>
-            </w:r>
-            <w:r>
-              <w:rPr>
-                <w:rFonts w:ascii="Consolas" w:hAnsi="Consolas"/>
-                <w:sz w:val="19"/>
-              </w:rPr>
-              <w:t>.env</w:t>
-            </w:r>
-            <w:r>
-              <w:t xml:space="preserve">, hoặc đặt </w:t>
-            </w:r>
-            <w:r>
-              <w:rPr>
-                <w:rFonts w:ascii="Consolas" w:hAnsi="Consolas"/>
-                <w:sz w:val="19"/>
-              </w:rPr>
-              <w:t>QLSX_USERNAME</w:t>
-            </w:r>
-            <w:r>
-              <w:t xml:space="preserve"> / </w:t>
-            </w:r>
-            <w:r>
-              <w:rPr>
-                <w:rFonts w:ascii="Consolas" w:hAnsi="Consolas"/>
-                <w:sz w:val="19"/>
-              </w:rPr>
-              <w:t>QLSX_PASSWORD</w:t>
-            </w:r>
-            <w:r>
-              <w:t xml:space="preserve"> của anh để tự đăng nhập lại (hợp đồng 12.11.4). Tài khoản tích hợp </w:t>
-            </w:r>
-            <w:r>
-              <w:rPr>
-                <w:b/>
-              </w:rPr>
-              <w:t>tạm gác</w:t>
-            </w:r>
-            <w:r>
-              <w:t xml:space="preserve"> — tuỳ chọn (hợp đồng 12.12.3; nhân viên ảo </w:t>
-            </w:r>
-            <w:r>
-              <w:rPr>
-                <w:rFonts w:ascii="Consolas" w:hAnsi="Consolas"/>
-                <w:sz w:val="19"/>
-              </w:rPr>
-              <w:t>EPL-TICHHOP</w:t>
-            </w:r>
-            <w:r>
-              <w:t xml:space="preserve"> ObjId 1622 trên DB demo, chưa có tài khoản; tab Tài khoản ở hồ sơ nhân viên WEB đã có từ </w:t>
-            </w:r>
-            <w:r>
-              <w:rPr>
-                <w:rFonts w:ascii="Consolas" w:hAnsi="Consolas"/>
-                <w:sz w:val="19"/>
-              </w:rPr>
-              <w:t>fce78c52</w:t>
-            </w:r>
-            <w:r>
-              <w:t>, chưa bấm tạo thật)</w:t>
+              <w:t xml:space="preserve">Cờ phân loại loại chứng từ ở </w:t>
+            </w:r>
+            <w:r>
+              <w:rPr>
+                <w:rFonts w:ascii="Consolas" w:hAnsi="Consolas"/>
+                <w:sz w:val="19"/>
+              </w:rPr>
+              <w:t>document-types</w:t>
+            </w:r>
+            <w:r>
+              <w:t>; SO nhận cước THB, CNY; nút WEB huỷ phiếu thu nợ</w:t>
             </w:r>
           </w:p>
         </w:tc>
@@ -19463,13 +20510,7 @@
           <w:p>
             <w:r/>
             <w:r>
-              <w:rPr>
-                <w:b/>
-              </w:rPr>
-              <w:t>cần quyền host</w:t>
-            </w:r>
-            <w:r>
-              <w:t xml:space="preserve"> (token / mật khẩu của anh)</w:t>
+              <w:t>bên EPL khi cần</w:t>
             </w:r>
           </w:p>
         </w:tc>
@@ -19493,33 +20534,7 @@
           <w:p>
             <w:r/>
             <w:r>
-              <w:rPr>
-                <w:b/>
-              </w:rPr>
-              <w:t>Dữ liệu DB host</w:t>
-            </w:r>
-            <w:r>
-              <w:t>: mở 1371 / 4021 / 4022 nếu thiếu (</w:t>
-            </w:r>
-            <w:r>
-              <w:rPr>
-                <w:rFonts w:ascii="Consolas" w:hAnsi="Consolas"/>
-                <w:sz w:val="19"/>
-              </w:rPr>
-              <w:t>tools/mo_ma_con_tune.py</w:t>
-            </w:r>
-            <w:r>
-              <w:t xml:space="preserve">); bật LAK / USD (mã 2); lỗi </w:t>
-            </w:r>
-            <w:r>
-              <w:rPr>
-                <w:rFonts w:ascii="Consolas" w:hAnsi="Consolas"/>
-                <w:sz w:val="19"/>
-              </w:rPr>
-              <w:t>default-money-account</w:t>
-            </w:r>
-            <w:r>
-              <w:t xml:space="preserve"> trên host; đơn vị EPL Lào (quốc gia 11, tiền LAK — Thà Bốc và Viêng Chăn một hay hai đơn vị?)</w:t>
+              <w:t>Phí 2 % và trừ quá tải xe thuê chưa có bút toán riêng</w:t>
             </w:r>
           </w:p>
         </w:tc>
@@ -19530,10 +20545,7 @@
           <w:p>
             <w:r/>
             <w:r>
-              <w:rPr>
-                <w:b/>
-              </w:rPr>
-              <w:t>cần quyền host</w:t>
+              <w:t>anh Khampla chọn tài khoản</w:t>
             </w:r>
           </w:p>
         </w:tc>
@@ -19560,60 +20572,10 @@
               <w:rPr>
                 <w:b/>
               </w:rPr>
-              <w:t>Nhật ký kiểm toán cũ</w:t>
-            </w:r>
-            <w:r>
-              <w:t xml:space="preserve"> có thể còn mật khẩu dạng chữ thường (trước </w:t>
-            </w:r>
-            <w:r>
-              <w:rPr>
-                <w:rFonts w:ascii="Consolas" w:hAnsi="Consolas"/>
-                <w:sz w:val="19"/>
-              </w:rPr>
-              <w:t>ed5aa0e</w:t>
-            </w:r>
-            <w:r>
-              <w:t xml:space="preserve">): chạy script </w:t>
-            </w:r>
-            <w:r>
-              <w:rPr>
-                <w:rFonts w:ascii="Consolas" w:hAnsi="Consolas"/>
-                <w:sz w:val="19"/>
-              </w:rPr>
-              <w:t>20261001_audit_redact_secrets.sql</w:t>
-            </w:r>
-            <w:r>
-              <w:t xml:space="preserve"> (</w:t>
-            </w:r>
-            <w:r>
-              <w:rPr>
-                <w:rFonts w:ascii="Consolas" w:hAnsi="Consolas"/>
-                <w:sz w:val="19"/>
-              </w:rPr>
-              <w:t>e2ef52f</w:t>
-            </w:r>
-            <w:r>
-              <w:t xml:space="preserve">; từ </w:t>
-            </w:r>
-            <w:r>
-              <w:rPr>
-                <w:rFonts w:ascii="Consolas" w:hAnsi="Consolas"/>
-                <w:sz w:val="19"/>
-              </w:rPr>
-              <w:t>2b4e274</w:t>
-            </w:r>
-            <w:r>
-              <w:t xml:space="preserve"> mặc định </w:t>
-            </w:r>
-            <w:r>
-              <w:rPr>
-                <w:rFonts w:ascii="Consolas" w:hAnsi="Consolas"/>
-                <w:sz w:val="19"/>
-              </w:rPr>
-              <w:t>@Apply = 0</w:t>
-            </w:r>
-            <w:r>
-              <w:t xml:space="preserve"> — chỉ chẩn đoán; đọc rồi mới đặt 1), cân nhắc đổi mật khẩu các tài khoản đã đăng nhập qua API</w:t>
+              <w:t>Phần kho gác lại</w:t>
+            </w:r>
+            <w:r>
+              <w:t xml:space="preserve"> (kho tạm / hệ kho anh Toàn): phiếu điều chỉnh kiểm kê, thủ kho điểm đổ nhập dầu</w:t>
             </w:r>
           </w:p>
         </w:tc>
@@ -19624,178 +20586,7 @@
           <w:p>
             <w:r/>
             <w:r>
-              <w:rPr>
-                <w:b/>
-              </w:rPr>
-              <w:t>cần quyền host</w:t>
-            </w:r>
-            <w:r>
-              <w:t xml:space="preserve"> (DB demo: chủ dự án)</w:t>
-            </w:r>
-          </w:p>
-        </w:tc>
-      </w:tr>
-      <w:tr>
-        <w:tc>
-          <w:tcPr>
-            <w:tcW w:type="dxa" w:w="2880"/>
-          </w:tcPr>
-          <w:p>
-            <w:r/>
-            <w:r>
-              <w:t>8</w:t>
-            </w:r>
-          </w:p>
-        </w:tc>
-        <w:tc>
-          <w:tcPr>
-            <w:tcW w:type="dxa" w:w="2880"/>
-          </w:tcPr>
-          <w:p>
-            <w:r/>
-            <w:r>
-              <w:t xml:space="preserve">Chạy lại vòng nối kế toán với bản cuối hai bên (API </w:t>
-            </w:r>
-            <w:r>
-              <w:rPr>
-                <w:rFonts w:ascii="Consolas" w:hAnsi="Consolas"/>
-                <w:sz w:val="19"/>
-              </w:rPr>
-              <w:t>b9227aa</w:t>
-            </w:r>
-            <w:r>
-              <w:t xml:space="preserve">, trang điều xe </w:t>
-            </w:r>
-            <w:r>
-              <w:rPr>
-                <w:rFonts w:ascii="Consolas" w:hAnsi="Consolas"/>
-                <w:sz w:val="19"/>
-              </w:rPr>
-              <w:t>191ab29</w:t>
-            </w:r>
-            <w:r>
-              <w:t>); KB-AZ đã đi thật một chuyến THU-KBAZ (mục 9)</w:t>
-            </w:r>
-          </w:p>
-        </w:tc>
-        <w:tc>
-          <w:tcPr>
-            <w:tcW w:type="dxa" w:w="2880"/>
-          </w:tcPr>
-          <w:p>
-            <w:r/>
-            <w:r>
-              <w:t>bên EPL làm (đang làm)</w:t>
-            </w:r>
-          </w:p>
-        </w:tc>
-      </w:tr>
-      <w:tr>
-        <w:tc>
-          <w:tcPr>
-            <w:tcW w:type="dxa" w:w="2880"/>
-          </w:tcPr>
-          <w:p>
-            <w:r/>
-            <w:r>
-              <w:t>9</w:t>
-            </w:r>
-          </w:p>
-        </w:tc>
-        <w:tc>
-          <w:tcPr>
-            <w:tcW w:type="dxa" w:w="2880"/>
-          </w:tcPr>
-          <w:p>
-            <w:r/>
-            <w:r>
-              <w:rPr>
-                <w:b/>
-              </w:rPr>
-              <w:t>Hộp Tạo phiếu thu (WEB của anh) gửi tỷ giá cứng 1</w:t>
-            </w:r>
-            <w:r>
-              <w:t>, ô tài khoản tiền chỉ có nội tệ → SO USD ghi thành Kíp (mục 1.5)</w:t>
-            </w:r>
-          </w:p>
-        </w:tc>
-        <w:tc>
-          <w:tcPr>
-            <w:tcW w:type="dxa" w:w="2880"/>
-          </w:tcPr>
-          <w:p>
-            <w:r/>
-            <w:r>
-              <w:t>bên EPL làm (</w:t>
-            </w:r>
-            <w:r>
-              <w:rPr>
-                <w:b/>
-              </w:rPr>
-              <w:t>đang sửa</w:t>
-            </w:r>
-            <w:r>
-              <w:t>)</w:t>
-            </w:r>
-          </w:p>
-        </w:tc>
-      </w:tr>
-      <w:tr>
-        <w:tc>
-          <w:tcPr>
-            <w:tcW w:type="dxa" w:w="2880"/>
-          </w:tcPr>
-          <w:p>
-            <w:r/>
-            <w:r>
-              <w:t>10</w:t>
-            </w:r>
-          </w:p>
-        </w:tc>
-        <w:tc>
-          <w:tcPr>
-            <w:tcW w:type="dxa" w:w="2880"/>
-          </w:tcPr>
-          <w:p>
-            <w:r/>
-            <w:r>
-              <w:rPr>
-                <w:b/>
-              </w:rPr>
-              <w:t>Mọi SO cùng mã phiếu bán</w:t>
-            </w:r>
-            <w:r>
-              <w:t xml:space="preserve"> </w:t>
-            </w:r>
-            <w:r>
-              <w:rPr>
-                <w:rFonts w:ascii="Consolas" w:hAnsi="Consolas"/>
-                <w:sz w:val="19"/>
-              </w:rPr>
-              <w:t>Demo EPL-2-261001000</w:t>
-            </w:r>
-            <w:r>
-              <w:t xml:space="preserve"> → diễn giải phiếu thu nợ giống nhau (mục 1.5)</w:t>
-            </w:r>
-          </w:p>
-        </w:tc>
-        <w:tc>
-          <w:tcPr>
-            <w:tcW w:type="dxa" w:w="2880"/>
-          </w:tcPr>
-          <w:p>
-            <w:r/>
-            <w:r>
-              <w:t>bên EPL làm (</w:t>
-            </w:r>
-            <w:r>
-              <w:rPr>
-                <w:b/>
-              </w:rPr>
-              <w:t>đang sửa</w:t>
-            </w:r>
-            <w:r>
-              <w:t>)</w:t>
+              <w:t>khi nối hệ kho anh Toàn</w:t>
             </w:r>
           </w:p>
         </w:tc>
@@ -19880,7 +20671,7 @@
               <w:rPr>
                 <w:b/>
               </w:rPr>
-              <w:t>Chủ dự án</w:t>
+              <w:t>Anh Tune</w:t>
             </w:r>
           </w:p>
         </w:tc>
@@ -19891,7 +20682,7 @@
           <w:p>
             <w:r/>
             <w:r>
-              <w:t>áp script bút toán lên DB demo (mục 1.7.1 bước 1), gửi bên em kết quả chẩn đoán D3 / D4; chạy script che audit trên DB demo; host trang điều xe Lào ra Internet khi làm xong hết, rồi chuyển địa chỉ + khoá bàn giao vào cấu hình host</w:t>
+              <w:t>review mục 8 (từng commit) và TONG_HOP mục 2; làm checklist TONG_HOP mục 4</w:t>
             </w:r>
           </w:p>
         </w:tc>
@@ -19907,10 +20698,7 @@
               <w:rPr>
                 <w:b/>
               </w:rPr>
-              <w:t>Bên EPL</w:t>
-            </w:r>
-            <w:r>
-              <w:t xml:space="preserve"> (đang làm)</w:t>
+              <w:t>Chủ dự án</w:t>
             </w:r>
           </w:p>
         </w:tc>
@@ -19921,7 +20709,7 @@
           <w:p>
             <w:r/>
             <w:r>
-              <w:t>mục 5 việc 1 (sau khi có script), 2, 3, 8, 9, 10; thêm nút tạo khoá bàn giao ở màn Tài khoản</w:t>
+              <w:t>push hai nhánh cho anh; chạy script audit trên DB demo; host trang điều xe ra Internet rồi gửi anh địa chỉ gốc + khoá bàn giao</w:t>
             </w:r>
           </w:p>
         </w:tc>
@@ -19937,7 +20725,7 @@
               <w:rPr>
                 <w:b/>
               </w:rPr>
-              <w:t>Cần quyền host</w:t>
+              <w:t>Bên EPL</w:t>
             </w:r>
           </w:p>
         </w:tc>
@@ -19948,34 +20736,7 @@
           <w:p>
             <w:r/>
             <w:r>
-              <w:t>mục 5 việc 4 – 7; triển khai xong thì đổi link theo hợp đồng 12.12.2</w:t>
-            </w:r>
-          </w:p>
-        </w:tc>
-      </w:tr>
-      <w:tr>
-        <w:tc>
-          <w:tcPr>
-            <w:tcW w:type="dxa" w:w="4320"/>
-          </w:tcPr>
-          <w:p>
-            <w:r/>
-            <w:r>
-              <w:rPr>
-                <w:b/>
-              </w:rPr>
-              <w:t>Anh Tune</w:t>
-            </w:r>
-          </w:p>
-        </w:tc>
-        <w:tc>
-          <w:tcPr>
-            <w:tcW w:type="dxa" w:w="4320"/>
-          </w:tcPr>
-          <w:p>
-            <w:r/>
-            <w:r>
-              <w:t>review từng commit ở mục 8; xem mục 9 (dữ liệu bên em đã ghi vào DB demo)</w:t>
+              <w:t>đổi link trang điều xe sang host và bật cờ khi host xong; chạy lại kịch bản KB-AZ trên host</w:t>
             </w:r>
           </w:p>
         </w:tc>
@@ -20378,7 +21139,10 @@
         <w:rPr>
           <w:b/>
         </w:rPr>
-        <w:t>Bút toán tổng hợp (sau khi đã áp script — mục 1.7.1 bước 1 – 2; cấu hình bước 3 đã có trên API ở máy; máy thử 8011 nối API ở máy):</w:t>
+        <w:t>Bút toán tổng hợp</w:t>
+      </w:r>
+      <w:r>
+        <w:t xml:space="preserve"> (DB demo đã áp script, API ở máy có cấu hình, máy thử 8011 đã bật cờ):</w:t>
       </w:r>
     </w:p>
     <w:p>
@@ -20386,7 +21150,7 @@
         <w:pStyle w:val="ListNumber"/>
       </w:pPr>
       <w:r>
-        <w:t xml:space="preserve">Đặt </w:t>
+        <w:t xml:space="preserve">Máy khác 8011: đặt </w:t>
       </w:r>
       <w:r>
         <w:rPr>
@@ -20406,7 +21170,7 @@
         <w:t>.env</w:t>
       </w:r>
       <w:r>
-        <w:t xml:space="preserve"> máy thử, khởi động lại trang điều xe máy thử.</w:t>
+        <w:t>, khởi động lại trang điều xe.</w:t>
       </w:r>
     </w:p>
     <w:p>
@@ -20578,6 +21342,33 @@
     </w:p>
     <w:p>
       <w:pPr>
+        <w:pStyle w:val="ListNumber"/>
+      </w:pPr>
+      <w:r>
+        <w:t xml:space="preserve">Bên anh: WEB menu </w:t>
+      </w:r>
+      <w:r>
+        <w:rPr>
+          <w:b/>
+        </w:rPr>
+        <w:t>Bút toán từ Logistics</w:t>
+      </w:r>
+      <w:r>
+        <w:t xml:space="preserve"> → thấy chứng từ </w:t>
+      </w:r>
+      <w:r>
+        <w:rPr>
+          <w:rFonts w:ascii="Consolas" w:hAnsi="Consolas"/>
+          <w:sz w:val="19"/>
+        </w:rPr>
+        <w:t>GL…</w:t>
+      </w:r>
+      <w:r>
+        <w:t xml:space="preserve"> của phiếu, bấm dòng xem Nợ / Có.</w:t>
+      </w:r>
+    </w:p>
+    <w:p>
+      <w:pPr>
         <w:jc w:val="both"/>
       </w:pPr>
       <w:r>
@@ -20742,27 +21533,66 @@
         <w:t>kiem/thu_chi_muc_tune.py</w:t>
       </w:r>
       <w:r>
-        <w:t xml:space="preserve">: A8; </w:t>
+        <w:t xml:space="preserve">: A8, gồm ghi sổ chính → </w:t>
+      </w:r>
+      <w:r>
+        <w:rPr>
+          <w:b/>
+        </w:rPr>
+        <w:t>gỡ ghi sổ thật</w:t>
+      </w:r>
+      <w:r>
+        <w:t xml:space="preserve"> (</w:t>
       </w:r>
       <w:r>
         <w:rPr>
           <w:rFonts w:ascii="Consolas" w:hAnsi="Consolas"/>
           <w:sz w:val="19"/>
         </w:rPr>
-        <w:t>kiem/thu_tat_toan_tune.py</w:t>
-      </w:r>
-      <w:r>
-        <w:t xml:space="preserve">: A9, A10; </w:t>
+        <w:t>unpost</w:t>
+      </w:r>
+      <w:r>
+        <w:t xml:space="preserve">, </w:t>
       </w:r>
       <w:r>
         <w:rPr>
           <w:rFonts w:ascii="Consolas" w:hAnsi="Consolas"/>
           <w:sz w:val="19"/>
         </w:rPr>
+        <w:t>a8c7014</w:t>
+      </w:r>
+      <w:r>
+        <w:t xml:space="preserve">) → xoá; </w:t>
+      </w:r>
+      <w:r>
+        <w:rPr>
+          <w:rFonts w:ascii="Consolas" w:hAnsi="Consolas"/>
+          <w:sz w:val="19"/>
+        </w:rPr>
+        <w:t>kiem/thu_tat_toan_tune.py</w:t>
+      </w:r>
+      <w:r>
+        <w:t xml:space="preserve">: A9, A10; </w:t>
+      </w:r>
+      <w:r>
+        <w:rPr>
+          <w:rFonts w:ascii="Consolas" w:hAnsi="Consolas"/>
+          <w:sz w:val="19"/>
+        </w:rPr>
         <w:t>kiem/thu_but_toan_cho.py</w:t>
       </w:r>
       <w:r>
-        <w:t>: bút toán chờ (cờ tắt);</w:t>
+        <w:t xml:space="preserve">: bút toán chờ (cờ tắt); </w:t>
+      </w:r>
+      <w:r>
+        <w:rPr>
+          <w:rFonts w:ascii="Consolas" w:hAnsi="Consolas"/>
+          <w:sz w:val="19"/>
+        </w:rPr>
+        <w:t>kiem/thu_but_toan_xuat_kho.py</w:t>
+      </w:r>
+      <w:r>
+        <w:t>: bút toán xuất kho;</w:t>
       </w:r>
     </w:p>
     <w:p>
@@ -20837,47 +21667,27 @@
         <w:jc w:val="both"/>
       </w:pPr>
       <w:r>
-        <w:t xml:space="preserve">Các bài nối thật đạt trên máy thử 8011 ↔ API ở máy với </w:t>
+        <w:t xml:space="preserve">Các bài nối thật đạt trên máy thử 8011 ↔ API ở máy (bộ sau cắt sổ </w:t>
       </w:r>
       <w:r>
         <w:rPr>
           <w:rFonts w:ascii="Consolas" w:hAnsi="Consolas"/>
           <w:sz w:val="19"/>
         </w:rPr>
-        <w:t>f85078b</w:t>
-      </w:r>
-      <w:r>
-        <w:t xml:space="preserve">, </w:t>
+        <w:t>8bf84f9</w:t>
+      </w:r>
+      <w:r>
+        <w:t xml:space="preserve">: 47/48; bút toán, huỷ thu nợ, gỡ ghi sổ chạy thật 02/10 với API </w:t>
       </w:r>
       <w:r>
         <w:rPr>
           <w:rFonts w:ascii="Consolas" w:hAnsi="Consolas"/>
           <w:sz w:val="19"/>
         </w:rPr>
-        <w:t>938b007</w:t>
-      </w:r>
-      <w:r>
-        <w:t xml:space="preserve"> (bộ sau cắt sổ </w:t>
-      </w:r>
-      <w:r>
-        <w:rPr>
-          <w:rFonts w:ascii="Consolas" w:hAnsi="Consolas"/>
-          <w:sz w:val="19"/>
-        </w:rPr>
-        <w:t>8bf84f9</w:t>
-      </w:r>
-      <w:r>
-        <w:t xml:space="preserve">: 47/48). Chạy lại với API </w:t>
-      </w:r>
-      <w:r>
-        <w:rPr>
-          <w:rFonts w:ascii="Consolas" w:hAnsi="Consolas"/>
-          <w:sz w:val="19"/>
-        </w:rPr>
-        <w:t>b9227aa</w:t>
-      </w:r>
-      <w:r>
-        <w:t>: mục 5 việc 8.</w:t>
+        <w:t>a8c7014</w:t>
+      </w:r>
+      <w:r>
+        <w:t>).</w:t>
       </w:r>
     </w:p>
     <w:p>
@@ -20896,7 +21706,7 @@
         <w:rPr>
           <w:color w:val="145C4A"/>
         </w:rPr>
-        <w:t>8. Đối chiếu source của anh — từng commit (`feat/HonTunedaHai@b9227aa`, `feat/hontunedhai_Laos@7d168744`)</w:t>
+        <w:t>8. Đối chiếu source của anh — từng commit (`feat/HonTunedaHai@a8c7014`, `feat/hontunedhai_Laos@6abe0ad8`)</w:t>
       </w:r>
     </w:p>
     <w:p>
@@ -20934,7 +21744,26 @@
         <w:t>git log --oneline de04913f..feat/hontunedhai_Laos</w:t>
       </w:r>
       <w:r>
-        <w:t xml:space="preserve"> (WEB). Mỗi khối dưới đây: tệp · đổi gì · DB · nằm ở bước nào (mục 3) · đã kiểm · thử lại.</w:t>
+        <w:t xml:space="preserve"> (WEB). Mỗi khối dưới đây: tệp · đổi gì · DB · nằm ở bước nào (mục 3) · đã kiểm · thử lại. Bảng một dòng mỗi commit kèm lý do và </w:t>
+      </w:r>
+      <w:r>
+        <w:rPr>
+          <w:b/>
+        </w:rPr>
+        <w:t>sổ đối tượng DB</w:t>
+      </w:r>
+      <w:r>
+        <w:t xml:space="preserve"> (thủ tục mới / sửa, script, bảng có ghi): </w:t>
+      </w:r>
+      <w:r>
+        <w:rPr>
+          <w:rFonts w:ascii="Consolas" w:hAnsi="Consolas"/>
+          <w:sz w:val="19"/>
+        </w:rPr>
+        <w:t>TONG_HOP_BAN_GIAO_ANH_TUNE</w:t>
+      </w:r>
+      <w:r>
+        <w:t xml:space="preserve"> mục 2.</w:t>
       </w:r>
     </w:p>
     <w:p>
@@ -20942,7 +21771,7 @@
         <w:pStyle w:val="Heading2"/>
       </w:pPr>
       <w:r>
-        <w:t>8.1. API `GLS-QLSX-APIs` — 9 commit</w:t>
+        <w:t>8.1. API `GLS-QLSX-APIs` — 17 commit</w:t>
       </w:r>
     </w:p>
     <w:p>
@@ -23215,7 +24044,7 @@
           <w:p>
             <w:r/>
             <w:r>
-              <w:t>triển khai (mục 5 việc 7)</w:t>
+              <w:t>triển khai (mục 5 việc 3; TONG_HOP mục 4 bước 3)</w:t>
             </w:r>
           </w:p>
         </w:tc>
@@ -23976,7 +24805,20 @@
               <w:rPr>
                 <w:b/>
               </w:rPr>
-              <w:t>Script chưa áp vào DB nào</w:t>
+              <w:t>Đã áp DB demo 02/10</w:t>
+            </w:r>
+            <w:r>
+              <w:t xml:space="preserve"> (bản sửa </w:t>
+            </w:r>
+            <w:r>
+              <w:rPr>
+                <w:rFonts w:ascii="Consolas" w:hAnsi="Consolas"/>
+                <w:sz w:val="19"/>
+              </w:rPr>
+              <w:t>c1754d4</w:t>
+            </w:r>
+            <w:r>
+              <w:t>); host chưa</w:t>
             </w:r>
           </w:p>
         </w:tc>
@@ -24086,36 +24928,10 @@
     <w:p/>
     <w:p>
       <w:pPr>
-        <w:pStyle w:val="Heading2"/>
-      </w:pPr>
-      <w:r>
-        <w:t>8.2. WEB `GLS-QLSX-Web` — 6 commit</w:t>
-      </w:r>
-    </w:p>
-    <w:p>
-      <w:pPr>
-        <w:jc w:val="both"/>
-      </w:pPr>
-      <w:r>
-        <w:t xml:space="preserve">Bên em chưa bấm thử trên giao diện WEB (không có mật khẩu đăng nhập WEB); các commit kiểm bằng </w:t>
-      </w:r>
-      <w:r>
-        <w:rPr>
-          <w:rFonts w:ascii="Consolas" w:hAnsi="Consolas"/>
-          <w:sz w:val="19"/>
-        </w:rPr>
-        <w:t>dotnet build</w:t>
-      </w:r>
-      <w:r>
-        <w:t xml:space="preserve"> và bộ kiểm node chạy bản gốc / bản sửa với dữ liệu giả.</w:t>
-      </w:r>
-    </w:p>
-    <w:p>
-      <w:pPr>
         <w:pStyle w:val="Heading3"/>
       </w:pPr>
       <w:r>
-        <w:t>8.2.1. `f382a9e8` — màn Vụ việc: thoát ký tự, DO hiện số phiếu / xe / tài xế</w:t>
+        <w:t>8.1.10. `2b4e274` — `lao-accounts` tách tầng + cổng quyền ghi; đẩy SO qua service; script audit đủ luật</w:t>
       </w:r>
     </w:p>
     <w:tbl>
@@ -24177,7 +24993,137 @@
                 <w:rFonts w:ascii="Consolas" w:hAnsi="Consolas"/>
                 <w:sz w:val="19"/>
               </w:rPr>
-              <w:t>wwwroot/ViewAssets/scripts/ACC/cm-source-reference-modal.js</w:t>
+              <w:t>Api/V1/LaoAccountsController.cs</w:t>
+            </w:r>
+            <w:r>
+              <w:t xml:space="preserve"> → mới </w:t>
+            </w:r>
+            <w:r>
+              <w:rPr>
+                <w:rFonts w:ascii="Consolas" w:hAnsi="Consolas"/>
+                <w:sz w:val="19"/>
+              </w:rPr>
+              <w:t>Application/LaoAccountsService.cs</w:t>
+            </w:r>
+            <w:r>
+              <w:t xml:space="preserve"> (+ </w:t>
+            </w:r>
+            <w:r>
+              <w:rPr>
+                <w:rFonts w:ascii="Consolas" w:hAnsi="Consolas"/>
+                <w:sz w:val="19"/>
+              </w:rPr>
+              <w:t>I…</w:t>
+            </w:r>
+            <w:r>
+              <w:t xml:space="preserve">), </w:t>
+            </w:r>
+            <w:r>
+              <w:rPr>
+                <w:rFonts w:ascii="Consolas" w:hAnsi="Consolas"/>
+                <w:sz w:val="19"/>
+              </w:rPr>
+              <w:t>Infrastructure/LaoAccountsRepository.cs</w:t>
+            </w:r>
+            <w:r>
+              <w:t xml:space="preserve"> (+ </w:t>
+            </w:r>
+            <w:r>
+              <w:rPr>
+                <w:rFonts w:ascii="Consolas" w:hAnsi="Consolas"/>
+                <w:sz w:val="19"/>
+              </w:rPr>
+              <w:t>I…</w:t>
+            </w:r>
+            <w:r>
+              <w:t xml:space="preserve">), </w:t>
+            </w:r>
+            <w:r>
+              <w:rPr>
+                <w:rFonts w:ascii="Consolas" w:hAnsi="Consolas"/>
+                <w:sz w:val="19"/>
+              </w:rPr>
+              <w:t>Contracts/V1/LaoAccountModels.cs</w:t>
+            </w:r>
+            <w:r>
+              <w:t xml:space="preserve">; </w:t>
+            </w:r>
+            <w:r>
+              <w:rPr>
+                <w:rFonts w:ascii="Consolas" w:hAnsi="Consolas"/>
+                <w:sz w:val="19"/>
+              </w:rPr>
+              <w:t>Sales/Api/V1/LogisticsPushController.cs</w:t>
+            </w:r>
+            <w:r>
+              <w:t xml:space="preserve"> → mới </w:t>
+            </w:r>
+            <w:r>
+              <w:rPr>
+                <w:rFonts w:ascii="Consolas" w:hAnsi="Consolas"/>
+                <w:sz w:val="19"/>
+              </w:rPr>
+              <w:t>LogisticsPushService.cs</w:t>
+            </w:r>
+            <w:r>
+              <w:t xml:space="preserve"> (+ </w:t>
+            </w:r>
+            <w:r>
+              <w:rPr>
+                <w:rFonts w:ascii="Consolas" w:hAnsi="Consolas"/>
+                <w:sz w:val="19"/>
+              </w:rPr>
+              <w:t>I…</w:t>
+            </w:r>
+            <w:r>
+              <w:t xml:space="preserve">), </w:t>
+            </w:r>
+            <w:r>
+              <w:rPr>
+                <w:rFonts w:ascii="Consolas" w:hAnsi="Consolas"/>
+                <w:sz w:val="19"/>
+              </w:rPr>
+              <w:t>ILogisticsPushRepository.cs</w:t>
+            </w:r>
+            <w:r>
+              <w:t xml:space="preserve">, </w:t>
+            </w:r>
+            <w:r>
+              <w:rPr>
+                <w:rFonts w:ascii="Consolas" w:hAnsi="Consolas"/>
+                <w:sz w:val="19"/>
+              </w:rPr>
+              <w:t>LogisticsPushModels.cs</w:t>
+            </w:r>
+            <w:r>
+              <w:t xml:space="preserve">; </w:t>
+            </w:r>
+            <w:r>
+              <w:rPr>
+                <w:rFonts w:ascii="Consolas" w:hAnsi="Consolas"/>
+                <w:sz w:val="19"/>
+              </w:rPr>
+              <w:t>SalesModule.cs</w:t>
+            </w:r>
+            <w:r>
+              <w:t xml:space="preserve">, </w:t>
+            </w:r>
+            <w:r>
+              <w:rPr>
+                <w:rFonts w:ascii="Consolas" w:hAnsi="Consolas"/>
+                <w:sz w:val="19"/>
+              </w:rPr>
+              <w:t>AccountingModule.cs</w:t>
+            </w:r>
+            <w:r>
+              <w:t xml:space="preserve">; script audit; mẫu </w:t>
+            </w:r>
+            <w:r>
+              <w:rPr>
+                <w:rFonts w:ascii="Consolas" w:hAnsi="Consolas"/>
+                <w:sz w:val="19"/>
+              </w:rPr>
+              <w:t>lao-accounts-write-config.example.json</w:t>
             </w:r>
           </w:p>
         </w:tc>
@@ -24201,64 +25147,116 @@
           <w:p>
             <w:r/>
             <w:r>
-              <w:rPr>
-                <w:rFonts w:ascii="Consolas" w:hAnsi="Consolas"/>
-                <w:sz w:val="19"/>
-              </w:rPr>
-              <w:t>esc()</w:t>
-            </w:r>
-            <w:r>
-              <w:t xml:space="preserve"> mọi chuỗi lấy từ Logistics trước khi ghép HTML; danh sách thêm dòng "số xe · biển — tài xế"; chi tiết: Mã chuyến = </w:t>
-            </w:r>
-            <w:r>
-              <w:rPr>
-                <w:rFonts w:ascii="Consolas" w:hAnsi="Consolas"/>
-                <w:sz w:val="19"/>
-              </w:rPr>
-              <w:t>doc_no</w:t>
-            </w:r>
-            <w:r>
-              <w:t xml:space="preserve">, Phương tiện = </w:t>
-            </w:r>
-            <w:r>
-              <w:rPr>
-                <w:rFonts w:ascii="Consolas" w:hAnsi="Consolas"/>
-                <w:sz w:val="19"/>
-              </w:rPr>
-              <w:t>truck_no · plate_head</w:t>
-            </w:r>
-            <w:r>
-              <w:t xml:space="preserve">, Tài xế = </w:t>
-            </w:r>
-            <w:r>
-              <w:rPr>
-                <w:rFonts w:ascii="Consolas" w:hAnsi="Consolas"/>
-                <w:sz w:val="19"/>
-              </w:rPr>
-              <w:t>driver_name</w:t>
-            </w:r>
-            <w:r>
-              <w:t xml:space="preserve">; </w:t>
-            </w:r>
-            <w:r>
-              <w:rPr>
-                <w:rFonts w:ascii="Consolas" w:hAnsi="Consolas"/>
-                <w:sz w:val="19"/>
-              </w:rPr>
-              <w:t>fx_rate</w:t>
-            </w:r>
-            <w:r>
-              <w:t xml:space="preserve"> &lt; 1 hiện ngược "1 USD = 22.000 LAK"; </w:t>
-            </w:r>
-            <w:r>
-              <w:rPr>
-                <w:rFonts w:ascii="Consolas" w:hAnsi="Consolas"/>
-                <w:sz w:val="19"/>
-              </w:rPr>
-              <w:t>margin_percent</w:t>
-            </w:r>
-            <w:r>
-              <w:t xml:space="preserve"> null không in "null%"</w:t>
+              <w:t xml:space="preserve">đọc danh mục: mọi người đã đăng nhập; </w:t>
+            </w:r>
+            <w:r>
+              <w:rPr>
+                <w:b/>
+              </w:rPr>
+              <w:t>ghi</w:t>
+            </w:r>
+            <w:r>
+              <w:t xml:space="preserve"> (tạo / sửa / xoá): </w:t>
+            </w:r>
+            <w:r>
+              <w:rPr>
+                <w:rFonts w:ascii="Consolas" w:hAnsi="Consolas"/>
+                <w:sz w:val="19"/>
+              </w:rPr>
+              <w:t>UserId</w:t>
+            </w:r>
+            <w:r>
+              <w:t xml:space="preserve"> trong </w:t>
+            </w:r>
+            <w:r>
+              <w:rPr>
+                <w:rFonts w:ascii="Consolas" w:hAnsi="Consolas"/>
+                <w:sz w:val="19"/>
+              </w:rPr>
+              <w:t>LaoAccountsWrite.AllowedUserIds</w:t>
+            </w:r>
+            <w:r>
+              <w:t xml:space="preserve">, thiếu mục → 503 </w:t>
+            </w:r>
+            <w:r>
+              <w:rPr>
+                <w:rFonts w:ascii="Consolas" w:hAnsi="Consolas"/>
+                <w:sz w:val="19"/>
+              </w:rPr>
+              <w:t>LAO_ACCOUNTS_WRITE_NOT_CONFIGURED</w:t>
+            </w:r>
+            <w:r>
+              <w:t xml:space="preserve">, ngoài danh sách → 403; </w:t>
+            </w:r>
+            <w:r>
+              <w:rPr>
+                <w:rFonts w:ascii="Consolas" w:hAnsi="Consolas"/>
+                <w:sz w:val="19"/>
+              </w:rPr>
+              <w:t>CanWrite</w:t>
+            </w:r>
+            <w:r>
+              <w:t xml:space="preserve"> / </w:t>
+            </w:r>
+            <w:r>
+              <w:rPr>
+                <w:rFonts w:ascii="Consolas" w:hAnsi="Consolas"/>
+                <w:sz w:val="19"/>
+              </w:rPr>
+              <w:t>CanCreate</w:t>
+            </w:r>
+            <w:r>
+              <w:t xml:space="preserve"> / </w:t>
+            </w:r>
+            <w:r>
+              <w:rPr>
+                <w:rFonts w:ascii="Consolas" w:hAnsi="Consolas"/>
+                <w:sz w:val="19"/>
+              </w:rPr>
+              <w:t>CanDelete</w:t>
+            </w:r>
+            <w:r>
+              <w:t xml:space="preserve"> theo quyền thật. </w:t>
+            </w:r>
+            <w:r>
+              <w:rPr>
+                <w:rFonts w:ascii="Consolas" w:hAnsi="Consolas"/>
+                <w:sz w:val="19"/>
+              </w:rPr>
+              <w:t>sales-orders</w:t>
+            </w:r>
+            <w:r>
+              <w:t xml:space="preserve">: mã lỗi, câu báo, body giữ nguyên. Script audit thêm </w:t>
+            </w:r>
+            <w:r>
+              <w:rPr>
+                <w:rFonts w:ascii="Consolas" w:hAnsi="Consolas"/>
+                <w:sz w:val="19"/>
+              </w:rPr>
+              <w:t>jwt</w:t>
+            </w:r>
+            <w:r>
+              <w:t xml:space="preserve"> / </w:t>
+            </w:r>
+            <w:r>
+              <w:rPr>
+                <w:rFonts w:ascii="Consolas" w:hAnsi="Consolas"/>
+                <w:sz w:val="19"/>
+              </w:rPr>
+              <w:t>cookie</w:t>
+            </w:r>
+            <w:r>
+              <w:t xml:space="preserve">, dạng header, </w:t>
+            </w:r>
+            <w:r>
+              <w:rPr>
+                <w:rFonts w:ascii="Consolas" w:hAnsi="Consolas"/>
+                <w:sz w:val="19"/>
+              </w:rPr>
+              <w:t>@Apply</w:t>
+            </w:r>
+            <w:r>
+              <w:t xml:space="preserve"> mặc định 0</w:t>
             </w:r>
           </w:p>
         </w:tc>
@@ -24282,7 +25280,17 @@
           <w:p>
             <w:r/>
             <w:r>
-              <w:t>không</w:t>
+              <w:t>không đổi thủ tục (</w:t>
+            </w:r>
+            <w:r>
+              <w:rPr>
+                <w:rFonts w:ascii="Consolas" w:hAnsi="Consolas"/>
+                <w:sz w:val="19"/>
+              </w:rPr>
+              <w:t>proc_LaoAccounts_CRUD</w:t>
+            </w:r>
+            <w:r>
+              <w:t xml:space="preserve"> vẫn vậy)</w:t>
             </w:r>
           </w:p>
         </w:tc>
@@ -24306,7 +25314,27 @@
           <w:p>
             <w:r/>
             <w:r>
-              <w:t>B1/B2 trên màn Phiếu chi / Phiếu thu của anh</w:t>
+              <w:t xml:space="preserve">A1 (mở mã con bằng </w:t>
+            </w:r>
+            <w:r>
+              <w:rPr>
+                <w:rFonts w:ascii="Consolas" w:hAnsi="Consolas"/>
+                <w:sz w:val="19"/>
+              </w:rPr>
+              <w:t>tools/mo_ma_con_tune.py</w:t>
+            </w:r>
+            <w:r>
+              <w:t xml:space="preserve"> — cần 846 trong </w:t>
+            </w:r>
+            <w:r>
+              <w:rPr>
+                <w:rFonts w:ascii="Consolas" w:hAnsi="Consolas"/>
+                <w:sz w:val="19"/>
+              </w:rPr>
+              <w:t>LaoAccountsWrite</w:t>
+            </w:r>
+            <w:r>
+              <w:t>); A2</w:t>
             </w:r>
           </w:p>
         </w:tc>
@@ -24319,7 +25347,7 @@
           <w:p>
             <w:r/>
             <w:r>
-              <w:t>Thử lại</w:t>
+              <w:t>Đã kiểm</w:t>
             </w:r>
           </w:p>
         </w:tc>
@@ -24330,17 +25358,37 @@
           <w:p>
             <w:r/>
             <w:r>
-              <w:t xml:space="preserve">mở modal Vụ việc → DO: thấy </w:t>
-            </w:r>
-            <w:r>
-              <w:rPr>
-                <w:rFonts w:ascii="Consolas" w:hAnsi="Consolas"/>
-                <w:sz w:val="19"/>
-              </w:rPr>
-              <w:t>T4-…/EPL</w:t>
-            </w:r>
-            <w:r>
-              <w:t>, tên khách Lào, xe · biển — tài xế</w:t>
+              <w:t xml:space="preserve">build riêng 5096: </w:t>
+            </w:r>
+            <w:r>
+              <w:rPr>
+                <w:rFonts w:ascii="Consolas" w:hAnsi="Consolas"/>
+                <w:sz w:val="19"/>
+              </w:rPr>
+              <w:t>Rows</w:t>
+            </w:r>
+            <w:r>
+              <w:t xml:space="preserve"> trùng 5090 (497 dòng, cùng băm); 503 / 403 / ghi lại đúng giá trị </w:t>
+            </w:r>
+            <w:r>
+              <w:rPr>
+                <w:rFonts w:ascii="Consolas" w:hAnsi="Consolas"/>
+                <w:sz w:val="19"/>
+              </w:rPr>
+              <w:t>1371</w:t>
+            </w:r>
+            <w:r>
+              <w:t xml:space="preserve"> qua cổng; </w:t>
+            </w:r>
+            <w:r>
+              <w:rPr>
+                <w:rFonts w:ascii="Consolas" w:hAnsi="Consolas"/>
+                <w:sz w:val="19"/>
+              </w:rPr>
+              <w:t>sales-orders</w:t>
+            </w:r>
+            <w:r>
+              <w:t xml:space="preserve"> sai body trả y hệt</w:t>
             </w:r>
           </w:p>
         </w:tc>
@@ -24352,7 +25400,7 @@
         <w:pStyle w:val="Heading3"/>
       </w:pPr>
       <w:r>
-        <w:t>8.2.2. `06a14189` — `isCash`, tài khoản tiền mặc định, tổng xem trước, DOTY</w:t>
+        <w:t>8.1.11. `c1754d4` — bút toán: chỉ đếm chứng từ có `GLBUSINESS`</w:t>
       </w:r>
     </w:p>
     <w:tbl>
@@ -24414,47 +25462,7 @@
                 <w:rFonts w:ascii="Consolas" w:hAnsi="Consolas"/>
                 <w:sz w:val="19"/>
               </w:rPr>
-              <w:t>Controllers/Modules/Accounting/CMPaymentReceiptController.cs</w:t>
-            </w:r>
-            <w:r>
-              <w:t xml:space="preserve"> (BFF </w:t>
-            </w:r>
-            <w:r>
-              <w:rPr>
-                <w:rFonts w:ascii="Consolas" w:hAnsi="Consolas"/>
-                <w:sz w:val="19"/>
-              </w:rPr>
-              <w:t>GetDefaultMoneyAccount</w:t>
-            </w:r>
-            <w:r>
-              <w:t xml:space="preserve"> chuyển tiếp </w:t>
-            </w:r>
-            <w:r>
-              <w:rPr>
-                <w:rFonts w:ascii="Consolas" w:hAnsi="Consolas"/>
-                <w:sz w:val="19"/>
-              </w:rPr>
-              <w:t>currencyId</w:t>
-            </w:r>
-            <w:r>
-              <w:t xml:space="preserve">), </w:t>
-            </w:r>
-            <w:r>
-              <w:rPr>
-                <w:rFonts w:ascii="Consolas" w:hAnsi="Consolas"/>
-                <w:sz w:val="19"/>
-              </w:rPr>
-              <w:t>ACC/cm-payment-upsert.js</w:t>
-            </w:r>
-            <w:r>
-              <w:t xml:space="preserve">, </w:t>
-            </w:r>
-            <w:r>
-              <w:rPr>
-                <w:rFonts w:ascii="Consolas" w:hAnsi="Consolas"/>
-                <w:sz w:val="19"/>
-              </w:rPr>
-              <w:t>ACC/cm-receipt-upsert.js</w:t>
+              <w:t>Database/Scripts/20261001_logistics_journal_entry.sql</w:t>
             </w:r>
           </w:p>
         </w:tc>
@@ -24478,74 +25486,17 @@
           <w:p>
             <w:r/>
             <w:r>
-              <w:rPr>
-                <w:rFonts w:ascii="Consolas" w:hAnsi="Consolas"/>
-                <w:sz w:val="19"/>
-              </w:rPr>
-              <w:t>isCash</w:t>
-            </w:r>
-            <w:r>
-              <w:t xml:space="preserve"> theo </w:t>
-            </w:r>
-            <w:r>
-              <w:rPr>
-                <w:rFonts w:ascii="Consolas" w:hAnsi="Consolas"/>
-                <w:sz w:val="19"/>
-              </w:rPr>
-              <w:t>PayIsCash</w:t>
-            </w:r>
-            <w:r>
-              <w:t xml:space="preserve"> của hình thức đang chọn; tài khoản tiền mặc định đọc đúng </w:t>
-            </w:r>
-            <w:r>
-              <w:rPr>
-                <w:rFonts w:ascii="Consolas" w:hAnsi="Consolas"/>
-                <w:sz w:val="19"/>
-              </w:rPr>
-              <w:t>AccountCode</w:t>
-            </w:r>
-            <w:r>
-              <w:t xml:space="preserve"> (trước đọc "account" nên chưa bao giờ tự điền) và gửi </w:t>
-            </w:r>
-            <w:r>
-              <w:rPr>
-                <w:rFonts w:ascii="Consolas" w:hAnsi="Consolas"/>
-                <w:sz w:val="19"/>
-              </w:rPr>
-              <w:t>currencyId</w:t>
-            </w:r>
-            <w:r>
-              <w:t xml:space="preserve">; </w:t>
-            </w:r>
-            <w:r>
-              <w:rPr>
-                <w:rFonts w:ascii="Consolas" w:hAnsi="Consolas"/>
-                <w:sz w:val="19"/>
-              </w:rPr>
-              <w:t>Header.Amount</w:t>
-            </w:r>
-            <w:r>
-              <w:t xml:space="preserve"> = Σ nguyên tệ, </w:t>
-            </w:r>
-            <w:r>
-              <w:rPr>
-                <w:rFonts w:ascii="Consolas" w:hAnsi="Consolas"/>
-                <w:sz w:val="19"/>
-              </w:rPr>
-              <w:t>Header.BaseAmount</w:t>
-            </w:r>
-            <w:r>
-              <w:t xml:space="preserve"> = Σ quy đổi; công nợ / khác phân theo </w:t>
-            </w:r>
-            <w:r>
-              <w:rPr>
-                <w:rFonts w:ascii="Consolas" w:hAnsi="Consolas"/>
-                <w:sz w:val="19"/>
-              </w:rPr>
-              <w:t>DOTY_AUTOID</w:t>
-            </w:r>
-            <w:r>
-              <w:t xml:space="preserve"> (58/60, 15/17), không so tên hiển thị</w:t>
+              <w:t xml:space="preserve">Save / Reverse lọc như Get (JOIN </w:t>
+            </w:r>
+            <w:r>
+              <w:rPr>
+                <w:rFonts w:ascii="Consolas" w:hAnsi="Consolas"/>
+                <w:sz w:val="19"/>
+              </w:rPr>
+              <w:t>GLBUSINESS</w:t>
+            </w:r>
+            <w:r>
+              <w:t>); gỡ thêm hậu kiểm chứng từ con cùng SourceRef phải hết hoạt động (52516); D6 cùng cách lọc</w:t>
             </w:r>
           </w:p>
         </w:tc>
@@ -24569,7 +25520,23 @@
           <w:p>
             <w:r/>
             <w:r>
-              <w:t>không</w:t>
+              <w:t xml:space="preserve">sửa 3 thủ tục </w:t>
+            </w:r>
+            <w:r>
+              <w:rPr>
+                <w:rFonts w:ascii="Consolas" w:hAnsi="Consolas"/>
+                <w:sz w:val="19"/>
+              </w:rPr>
+              <w:t>proc_Logistics_JournalEntry_*</w:t>
+            </w:r>
+            <w:r>
+              <w:t xml:space="preserve">; </w:t>
+            </w:r>
+            <w:r>
+              <w:rPr>
+                <w:b/>
+              </w:rPr>
+              <w:t>đã áp lại DB demo</w:t>
             </w:r>
           </w:p>
         </w:tc>
@@ -24593,7 +25560,7 @@
           <w:p>
             <w:r/>
             <w:r>
-              <w:t>thủ quỹ bên anh mở / sửa phiếu bên em tạo (bước 4, 6, 11, 12, 13) và phiếu của chính anh</w:t>
+              <w:t>A11</w:t>
             </w:r>
           </w:p>
         </w:tc>
@@ -24606,7 +25573,7 @@
           <w:p>
             <w:r/>
             <w:r>
-              <w:t>Thử lại</w:t>
+              <w:t>Đã kiểm</w:t>
             </w:r>
           </w:p>
         </w:tc>
@@ -24617,7 +25584,47 @@
           <w:p>
             <w:r/>
             <w:r>
-              <w:t>phiếu chi mới → chọn Chuyển khoản → tài khoản tiền tự điền 1021</w:t>
+              <w:t xml:space="preserve">đo DB demo 02/10: sau ghi sổ có 2 </w:t>
+            </w:r>
+            <w:r>
+              <w:rPr>
+                <w:rFonts w:ascii="Consolas" w:hAnsi="Consolas"/>
+                <w:sz w:val="19"/>
+              </w:rPr>
+              <w:t>PUBDOCUMENT</w:t>
+            </w:r>
+            <w:r>
+              <w:t xml:space="preserve"> cùng SourceRef (81440 có </w:t>
+            </w:r>
+            <w:r>
+              <w:rPr>
+                <w:rFonts w:ascii="Consolas" w:hAnsi="Consolas"/>
+                <w:sz w:val="19"/>
+              </w:rPr>
+              <w:t>GLBUSINESS</w:t>
+            </w:r>
+            <w:r>
+              <w:t xml:space="preserve">, 81441 không) → gửi lại / gỡ từng bị 409 </w:t>
+            </w:r>
+            <w:r>
+              <w:rPr>
+                <w:rFonts w:ascii="Consolas" w:hAnsi="Consolas"/>
+                <w:sz w:val="19"/>
+              </w:rPr>
+              <w:t>52511</w:t>
+            </w:r>
+            <w:r>
+              <w:t xml:space="preserve">; sau sửa vòng </w:t>
+            </w:r>
+            <w:r>
+              <w:rPr>
+                <w:rFonts w:ascii="Consolas" w:hAnsi="Consolas"/>
+                <w:sz w:val="19"/>
+              </w:rPr>
+              <w:t>GL021020262</w:t>
+            </w:r>
+            <w:r>
+              <w:t xml:space="preserve"> đúng cả</w:t>
             </w:r>
           </w:p>
         </w:tc>
@@ -24629,7 +25636,7 @@
         <w:pStyle w:val="Heading3"/>
       </w:pPr>
       <w:r>
-        <w:t>8.2.3. `7e14421c` — vế tiền đổi theo hình thức / nội tệ / loại tiền</w:t>
+        <w:t>8.1.12. `3d6f330` — thu nợ: máy chủ quyết tỷ giá / quy đổi</w:t>
       </w:r>
     </w:p>
     <w:tbl>
@@ -24691,7 +25698,7 @@
                 <w:rFonts w:ascii="Consolas" w:hAnsi="Consolas"/>
                 <w:sz w:val="19"/>
               </w:rPr>
-              <w:t>ACC/cm-payment-upsert.js</w:t>
+              <w:t>Sales/Application/SalesService.DebtCollection.cs</w:t>
             </w:r>
             <w:r>
               <w:t xml:space="preserve">, </w:t>
@@ -24701,17 +25708,47 @@
                 <w:rFonts w:ascii="Consolas" w:hAnsi="Consolas"/>
                 <w:sz w:val="19"/>
               </w:rPr>
-              <w:t>ACC/cm-receipt-upsert.js</w:t>
-            </w:r>
-            <w:r>
-              <w:t xml:space="preserve">, </w:t>
-            </w:r>
-            <w:r>
-              <w:rPr>
-                <w:rFonts w:ascii="Consolas" w:hAnsi="Consolas"/>
-                <w:sz w:val="19"/>
-              </w:rPr>
-              <w:t>Base/Localization/lo.json</w:t>
+              <w:t>Infrastructure/SalesRepository.DebtCollection.cs</w:t>
+            </w:r>
+            <w:r>
+              <w:t xml:space="preserve"> (+ </w:t>
+            </w:r>
+            <w:r>
+              <w:rPr>
+                <w:rFonts w:ascii="Consolas" w:hAnsi="Consolas"/>
+                <w:sz w:val="19"/>
+              </w:rPr>
+              <w:t>ISalesRepository</w:t>
+            </w:r>
+            <w:r>
+              <w:t xml:space="preserve">), </w:t>
+            </w:r>
+            <w:r>
+              <w:rPr>
+                <w:rFonts w:ascii="Consolas" w:hAnsi="Consolas"/>
+                <w:sz w:val="19"/>
+              </w:rPr>
+              <w:t>Contracts/V1/SalesModels.cs</w:t>
+            </w:r>
+            <w:r>
+              <w:t xml:space="preserve"> (</w:t>
+            </w:r>
+            <w:r>
+              <w:rPr>
+                <w:rFonts w:ascii="Consolas" w:hAnsi="Consolas"/>
+                <w:sz w:val="19"/>
+              </w:rPr>
+              <w:t>DebtCollectionCurrencyContext</w:t>
+            </w:r>
+            <w:r>
+              <w:t xml:space="preserve">); script </w:t>
+            </w:r>
+            <w:r>
+              <w:rPr>
+                <w:rFonts w:ascii="Consolas" w:hAnsi="Consolas"/>
+                <w:sz w:val="19"/>
+              </w:rPr>
+              <w:t>20261001_sales_debt_collection_currency.sql</w:t>
             </w:r>
           </w:p>
         </w:tc>
@@ -24739,26 +25776,70 @@
                 <w:rFonts w:ascii="Consolas" w:hAnsi="Consolas"/>
                 <w:sz w:val="19"/>
               </w:rPr>
-              <w:t>syncEntryMoneyAccounts</w:t>
-            </w:r>
-            <w:r>
-              <w:t xml:space="preserve">: vế tiền (chi: TK Có, thu: TK Nợ) của dòng còn mang tài khoản mặc định cũ đổi sang tài khoản mới; dòng người dùng tự chọn giữ nguyên; đổi quốc gia khi có dòng: chặn </w:t>
-            </w:r>
-            <w:r>
-              <w:rPr>
-                <w:b/>
-              </w:rPr>
-              <w:t>trước</w:t>
-            </w:r>
-            <w:r>
-              <w:t xml:space="preserve"> khi nạp danh mục; mã DOTY gom một chỗ; sửa chính tả </w:t>
-            </w:r>
-            <w:r>
-              <w:rPr>
-                <w:rFonts w:ascii="Consolas" w:hAnsi="Consolas"/>
-                <w:sz w:val="19"/>
-              </w:rPr>
-              <w:t>ACC_CLEAR_LINES_BEFORE_CHANGE_COUNTRY</w:t>
+              <w:t>customer-detail</w:t>
+            </w:r>
+            <w:r>
+              <w:t xml:space="preserve"> thêm </w:t>
+            </w:r>
+            <w:r>
+              <w:rPr>
+                <w:rFonts w:ascii="Consolas" w:hAnsi="Consolas"/>
+                <w:sz w:val="19"/>
+              </w:rPr>
+              <w:t>LocalCurrencyCode</w:t>
+            </w:r>
+            <w:r>
+              <w:t xml:space="preserve"> / </w:t>
+            </w:r>
+            <w:r>
+              <w:rPr>
+                <w:rFonts w:ascii="Consolas" w:hAnsi="Consolas"/>
+                <w:sz w:val="19"/>
+              </w:rPr>
+              <w:t>IsForeignCurrency</w:t>
+            </w:r>
+            <w:r>
+              <w:t xml:space="preserve">; </w:t>
+            </w:r>
+            <w:r>
+              <w:rPr>
+                <w:rFonts w:ascii="Consolas" w:hAnsi="Consolas"/>
+                <w:sz w:val="19"/>
+              </w:rPr>
+              <w:t>collection-upsert</w:t>
+            </w:r>
+            <w:r>
+              <w:t xml:space="preserve">: nợ ngoại tệ bắt tài khoản </w:t>
+            </w:r>
+            <w:r>
+              <w:rPr>
+                <w:rFonts w:ascii="Consolas" w:hAnsi="Consolas"/>
+                <w:sz w:val="19"/>
+              </w:rPr>
+              <w:t>*_FOREIGN</w:t>
+            </w:r>
+            <w:r>
+              <w:t xml:space="preserve"> + tỷ giá ≠ 1, nội tệ tỷ giá 1, </w:t>
+            </w:r>
+            <w:r>
+              <w:rPr>
+                <w:rFonts w:ascii="Consolas" w:hAnsi="Consolas"/>
+                <w:sz w:val="19"/>
+              </w:rPr>
+              <w:t>Amount</w:t>
+            </w:r>
+            <w:r>
+              <w:t xml:space="preserve"> máy chủ tính; lỗi </w:t>
+            </w:r>
+            <w:r>
+              <w:rPr>
+                <w:rFonts w:ascii="Consolas" w:hAnsi="Consolas"/>
+                <w:sz w:val="19"/>
+              </w:rPr>
+              <w:t>527xx</w:t>
+            </w:r>
+            <w:r>
+              <w:t xml:space="preserve"> → 400 có câu</w:t>
             </w:r>
           </w:p>
         </w:tc>
@@ -24782,7 +25863,49 @@
           <w:p>
             <w:r/>
             <w:r>
-              <w:t>không</w:t>
+              <w:rPr>
+                <w:b/>
+              </w:rPr>
+              <w:t>sửa</w:t>
+            </w:r>
+            <w:r>
+              <w:t xml:space="preserve"> </w:t>
+            </w:r>
+            <w:r>
+              <w:rPr>
+                <w:rFonts w:ascii="Consolas" w:hAnsi="Consolas"/>
+                <w:sz w:val="19"/>
+              </w:rPr>
+              <w:t>sp_RES_CreateDebtCollection_COUNTRY</w:t>
+            </w:r>
+            <w:r>
+              <w:t xml:space="preserve"> (trừ dư nợ theo nguyên tệ, </w:t>
+            </w:r>
+            <w:r>
+              <w:rPr>
+                <w:rFonts w:ascii="Consolas" w:hAnsi="Consolas"/>
+                <w:sz w:val="19"/>
+              </w:rPr>
+              <w:t>CMR_ISLOCAL</w:t>
+            </w:r>
+            <w:r>
+              <w:t xml:space="preserve">, diễn giải kèm </w:t>
+            </w:r>
+            <w:r>
+              <w:rPr>
+                <w:rFonts w:ascii="Consolas" w:hAnsi="Consolas"/>
+                <w:sz w:val="19"/>
+              </w:rPr>
+              <w:t>OrderCode</w:t>
+            </w:r>
+            <w:r>
+              <w:t xml:space="preserve">) — </w:t>
+            </w:r>
+            <w:r>
+              <w:rPr>
+                <w:b/>
+              </w:rPr>
+              <w:t>đã áp DB demo 02/10</w:t>
             </w:r>
           </w:p>
         </w:tc>
@@ -24806,14 +25929,7 @@
           <w:p>
             <w:r/>
             <w:r>
-              <w:t xml:space="preserve">như </w:t>
-            </w:r>
-            <w:r>
-              <w:rPr>
-                <w:rFonts w:ascii="Consolas" w:hAnsi="Consolas"/>
-                <w:sz w:val="19"/>
-              </w:rPr>
-              <w:t>06a14189</w:t>
+              <w:t>bước 8 — thu tiền khách</w:t>
             </w:r>
           </w:p>
         </w:tc>
@@ -24826,7 +25942,7 @@
           <w:p>
             <w:r/>
             <w:r>
-              <w:t>Thử lại</w:t>
+              <w:t>Đã kiểm</w:t>
             </w:r>
           </w:p>
         </w:tc>
@@ -24837,7 +25953,7 @@
           <w:p>
             <w:r/>
             <w:r>
-              <w:t>đổi Tiền mặt → Chuyển khoản: dòng mặc định 1011 → 1021, dòng tự chọn giữ</w:t>
+              <w:t>thu lại thật 02/10: hai SO USD, tài khoản tiền mặt ngoại tệ, tỷ giá 22.000 (mục 9.5)</w:t>
             </w:r>
           </w:p>
         </w:tc>
@@ -24849,7 +25965,7 @@
         <w:pStyle w:val="Heading3"/>
       </w:pPr>
       <w:r>
-        <w:t>8.2.4. `77bcb0a1` — loại phiếu không đổi ngầm; chặn XSS modal Vụ việc</w:t>
+        <w:t>8.1.13. `66ba289` · `95d58bb` · `97d5a91` — huỷ phiếu thu nợ TKN</w:t>
       </w:r>
     </w:p>
     <w:tbl>
@@ -24911,7 +26027,17 @@
                 <w:rFonts w:ascii="Consolas" w:hAnsi="Consolas"/>
                 <w:sz w:val="19"/>
               </w:rPr>
-              <w:t>ACC/cm-payment-upsert.js</w:t>
+              <w:t>Sales/Api/V1/DebtCollectionController.cs</w:t>
+            </w:r>
+            <w:r>
+              <w:t xml:space="preserve">, mới </w:t>
+            </w:r>
+            <w:r>
+              <w:rPr>
+                <w:rFonts w:ascii="Consolas" w:hAnsi="Consolas"/>
+                <w:sz w:val="19"/>
+              </w:rPr>
+              <w:t>Application/SalesService.DebtCollectionCancel.cs</w:t>
             </w:r>
             <w:r>
               <w:t xml:space="preserve">, </w:t>
@@ -24921,7 +26047,7 @@
                 <w:rFonts w:ascii="Consolas" w:hAnsi="Consolas"/>
                 <w:sz w:val="19"/>
               </w:rPr>
-              <w:t>ACC/cm-receipt-upsert.js</w:t>
+              <w:t>Infrastructure/SalesRepository.DebtCollectionCancel.cs</w:t>
             </w:r>
             <w:r>
               <w:t xml:space="preserve">, </w:t>
@@ -24931,7 +26057,7 @@
                 <w:rFonts w:ascii="Consolas" w:hAnsi="Consolas"/>
                 <w:sz w:val="19"/>
               </w:rPr>
-              <w:t>ACC/cm-source-reference-modal.js</w:t>
+              <w:t>Contracts/V1/DebtCollectionCancelModels.cs</w:t>
             </w:r>
             <w:r>
               <w:t xml:space="preserve">, </w:t>
@@ -24941,7 +26067,27 @@
                 <w:rFonts w:ascii="Consolas" w:hAnsi="Consolas"/>
                 <w:sz w:val="19"/>
               </w:rPr>
-              <w:t>Base/Localization/vi.json · lo.json · en.json</w:t>
+              <w:t>ApiEndpoint.Sales.cs</w:t>
+            </w:r>
+            <w:r>
+              <w:t xml:space="preserve">; script </w:t>
+            </w:r>
+            <w:r>
+              <w:rPr>
+                <w:rFonts w:ascii="Consolas" w:hAnsi="Consolas"/>
+                <w:sz w:val="19"/>
+              </w:rPr>
+              <w:t>20261002_sales_debt_collection_cancel.sql</w:t>
+            </w:r>
+            <w:r>
+              <w:t xml:space="preserve">; mẫu </w:t>
+            </w:r>
+            <w:r>
+              <w:rPr>
+                <w:rFonts w:ascii="Consolas" w:hAnsi="Consolas"/>
+                <w:sz w:val="19"/>
+              </w:rPr>
+              <w:t>sales-debt-collection-cancel-config.example.json</w:t>
             </w:r>
           </w:p>
         </w:tc>
@@ -24965,43 +26111,54 @@
           <w:p>
             <w:r/>
             <w:r>
-              <w:t xml:space="preserve">ô loại hiện đúng loại phiếu đang mở; chỉ 58/60, 15/17 sửa được — 57, </w:t>
-            </w:r>
-            <w:r>
-              <w:rPr>
-                <w:b/>
-              </w:rPr>
-              <w:t>59 "Chi trước" (bên em tạo)</w:t>
-            </w:r>
-            <w:r>
-              <w:t xml:space="preserve">, 68, 14, 16 chỉ xem, khoá Chỉnh sửa có báo (trước đây sửa phiếu 59 thì lưu thành 58, mất dòng); hình thức không rõ thì chặn lưu; đổi tài khoản tiền theo cờ </w:t>
-            </w:r>
-            <w:r>
-              <w:rPr>
-                <w:rFonts w:ascii="Consolas" w:hAnsi="Consolas"/>
-                <w:sz w:val="19"/>
-              </w:rPr>
-              <w:t>moneyAccountIsDefault</w:t>
-            </w:r>
-            <w:r>
-              <w:t xml:space="preserve">; dòng đã lưu gửi nguyên quy đổi API trả; modal thoát ký tự cả DEAL / QUOTE và câu lỗi máy chủ; khoá câu </w:t>
-            </w:r>
-            <w:r>
-              <w:rPr>
-                <w:rFonts w:ascii="Consolas" w:hAnsi="Consolas"/>
-                <w:sz w:val="19"/>
-              </w:rPr>
-              <w:t>ACC_DOCUMENT_TYPE_VIEW_ONLY</w:t>
-            </w:r>
-            <w:r>
-              <w:t xml:space="preserve">, </w:t>
-            </w:r>
-            <w:r>
-              <w:rPr>
-                <w:rFonts w:ascii="Consolas" w:hAnsi="Consolas"/>
-                <w:sz w:val="19"/>
-              </w:rPr>
-              <w:t>ACC_MONEY_ACCOUNT_KEPT_ON_LINES</w:t>
+              <w:rPr>
+                <w:rFonts w:ascii="Consolas" w:hAnsi="Consolas"/>
+                <w:sz w:val="19"/>
+              </w:rPr>
+              <w:t>POST sales/debt/collection-cancel</w:t>
+            </w:r>
+            <w:r>
+              <w:t xml:space="preserve">: gỡ sổ + xoá CMR theo đường legacy, trả lại dư nợ nguyên tệ, vô hiệu RES, hậu kiểm, idempotent; quyền </w:t>
+            </w:r>
+            <w:r>
+              <w:rPr>
+                <w:rFonts w:ascii="Consolas" w:hAnsi="Consolas"/>
+                <w:sz w:val="19"/>
+              </w:rPr>
+              <w:t>SalesDebtCollectionCancel.AllowedUserIds</w:t>
+            </w:r>
+            <w:r>
+              <w:t xml:space="preserve">. </w:t>
+            </w:r>
+            <w:r>
+              <w:rPr>
+                <w:rFonts w:ascii="Consolas" w:hAnsi="Consolas"/>
+                <w:sz w:val="19"/>
+              </w:rPr>
+              <w:t>95d58bb</w:t>
+            </w:r>
+            <w:r>
+              <w:t xml:space="preserve"> bỏ hậu kiểm ST ngay sau gỡ sổ; </w:t>
+            </w:r>
+            <w:r>
+              <w:rPr>
+                <w:rFonts w:ascii="Consolas" w:hAnsi="Consolas"/>
+                <w:sz w:val="19"/>
+              </w:rPr>
+              <w:t>97d5a91</w:t>
+            </w:r>
+            <w:r>
+              <w:t xml:space="preserve"> kiểm chứng từ con đã hết, đưa </w:t>
+            </w:r>
+            <w:r>
+              <w:rPr>
+                <w:rFonts w:ascii="Consolas" w:hAnsi="Consolas"/>
+                <w:sz w:val="19"/>
+              </w:rPr>
+              <w:t>ST_AUTOID</w:t>
+            </w:r>
+            <w:r>
+              <w:t xml:space="preserve"> về 1 rồi mới xoá, đọc mã trả về của thủ tục xoá</w:t>
             </w:r>
           </w:p>
         </w:tc>
@@ -25025,7 +26182,36 @@
           <w:p>
             <w:r/>
             <w:r>
-              <w:t>không</w:t>
+              <w:t xml:space="preserve">thủ tục mới </w:t>
+            </w:r>
+            <w:r>
+              <w:rPr>
+                <w:rFonts w:ascii="Consolas" w:hAnsi="Consolas"/>
+                <w:sz w:val="19"/>
+              </w:rPr>
+              <w:t>sp_RES_CancelDebtCollection_COUNTRY</w:t>
+            </w:r>
+            <w:r>
+              <w:t xml:space="preserve"> — </w:t>
+            </w:r>
+            <w:r>
+              <w:rPr>
+                <w:b/>
+              </w:rPr>
+              <w:t>đã áp DB demo</w:t>
+            </w:r>
+            <w:r>
+              <w:t xml:space="preserve"> (ba lần, bản </w:t>
+            </w:r>
+            <w:r>
+              <w:rPr>
+                <w:rFonts w:ascii="Consolas" w:hAnsi="Consolas"/>
+                <w:sz w:val="19"/>
+              </w:rPr>
+              <w:t>97d5a91</w:t>
+            </w:r>
+            <w:r>
+              <w:t xml:space="preserve"> chạy được)</w:t>
             </w:r>
           </w:p>
         </w:tc>
@@ -25049,7 +26235,7 @@
           <w:p>
             <w:r/>
             <w:r>
-              <w:t>bước 4 — thủ quỹ mở phiếu tạm ứng 59 bên em tạo: xem và ghi sổ ở danh sách / chi tiết, không sửa</w:t>
+              <w:t>bước 8 — thu sai</w:t>
             </w:r>
           </w:p>
         </w:tc>
@@ -25062,7 +26248,7 @@
           <w:p>
             <w:r/>
             <w:r>
-              <w:t>Thử lại</w:t>
+              <w:t>Đã kiểm</w:t>
             </w:r>
           </w:p>
         </w:tc>
@@ -25073,7 +26259,47 @@
           <w:p>
             <w:r/>
             <w:r>
-              <w:t>mở một phiếu "Chi trước" → nút Chỉnh sửa khoá, có câu báo</w:t>
+              <w:t xml:space="preserve">huỷ thật 02/10 CMR 81423 / 81424 (ST 12): dư nợ về 495 / 753,35 USD; gọi lần hai </w:t>
+            </w:r>
+            <w:r>
+              <w:rPr>
+                <w:rFonts w:ascii="Consolas" w:hAnsi="Consolas"/>
+                <w:sz w:val="19"/>
+              </w:rPr>
+              <w:t>AlreadyCancelled</w:t>
+            </w:r>
+            <w:r>
+              <w:t>. Hai lần áp đầu lộ hành vi legacy: gỡ sổ không đổi ST (</w:t>
+            </w:r>
+            <w:r>
+              <w:rPr>
+                <w:rFonts w:ascii="Consolas" w:hAnsi="Consolas"/>
+                <w:sz w:val="19"/>
+              </w:rPr>
+              <w:t>52771</w:t>
+            </w:r>
+            <w:r>
+              <w:t xml:space="preserve">), thủ tục xoá trả </w:t>
+            </w:r>
+            <w:r>
+              <w:rPr>
+                <w:rFonts w:ascii="Consolas" w:hAnsi="Consolas"/>
+                <w:sz w:val="19"/>
+              </w:rPr>
+              <w:t>'2'</w:t>
+            </w:r>
+            <w:r>
+              <w:t xml:space="preserve"> khi ST còn 12 (</w:t>
+            </w:r>
+            <w:r>
+              <w:rPr>
+                <w:rFonts w:ascii="Consolas" w:hAnsi="Consolas"/>
+                <w:sz w:val="19"/>
+              </w:rPr>
+              <w:t>52773</w:t>
+            </w:r>
+            <w:r>
+              <w:t>) — cả hai rollback sạch</w:t>
             </w:r>
           </w:p>
         </w:tc>
@@ -25085,7 +26311,7 @@
         <w:pStyle w:val="Heading3"/>
       </w:pPr>
       <w:r>
-        <w:t>8.2.5. `fce78c52` — tiền tệ ngoài danh mục không gán ngầm; tab Tài khoản hồ sơ nhân viên</w:t>
+        <w:t>8.1.14. `6f91fd2` — danh sách bút toán, cổng đọc theo đơn vị</w:t>
       </w:r>
     </w:p>
     <w:tbl>
@@ -25147,7 +26373,17 @@
                 <w:rFonts w:ascii="Consolas" w:hAnsi="Consolas"/>
                 <w:sz w:val="19"/>
               </w:rPr>
-              <w:t>ACC/cm-payment-upsert.js</w:t>
+              <w:t>LogisticsJournalEntryController / Service / Repository / Models</w:t>
+            </w:r>
+            <w:r>
+              <w:t xml:space="preserve">; </w:t>
+            </w:r>
+            <w:r>
+              <w:rPr>
+                <w:rFonts w:ascii="Consolas" w:hAnsi="Consolas"/>
+                <w:sz w:val="19"/>
+              </w:rPr>
+              <w:t>Security/Auth/Application/AuthService.cs</w:t>
             </w:r>
             <w:r>
               <w:t xml:space="preserve">, </w:t>
@@ -25157,60 +26393,27 @@
                 <w:rFonts w:ascii="Consolas" w:hAnsi="Consolas"/>
                 <w:sz w:val="19"/>
               </w:rPr>
-              <w:t>ACC/cm-receipt-upsert.js</w:t>
-            </w:r>
-            <w:r>
-              <w:t xml:space="preserve">; </w:t>
-            </w:r>
-            <w:r>
-              <w:rPr>
-                <w:rFonts w:ascii="Consolas" w:hAnsi="Consolas"/>
-                <w:sz w:val="19"/>
-              </w:rPr>
-              <w:t>Controllers/Modules/Organization/OrganizationHr/OrganizationHrController.cs</w:t>
-            </w:r>
-            <w:r>
-              <w:t xml:space="preserve"> (BFF </w:t>
-            </w:r>
-            <w:r>
-              <w:rPr>
-                <w:rFonts w:ascii="Consolas" w:hAnsi="Consolas"/>
-                <w:sz w:val="19"/>
-              </w:rPr>
-              <w:t>AccountBranches</w:t>
-            </w:r>
-            <w:r>
-              <w:t xml:space="preserve"> chỉ đọc), </w:t>
-            </w:r>
-            <w:r>
-              <w:rPr>
-                <w:rFonts w:ascii="Consolas" w:hAnsi="Consolas"/>
-                <w:sz w:val="19"/>
-              </w:rPr>
-              <w:t>Views/Modules/Organization/OrganizationHr/Employees.cshtml</w:t>
-            </w:r>
-            <w:r>
-              <w:t xml:space="preserve">, </w:t>
-            </w:r>
-            <w:r>
-              <w:rPr>
-                <w:rFonts w:ascii="Consolas" w:hAnsi="Consolas"/>
-                <w:sz w:val="19"/>
-              </w:rPr>
-              <w:t>scripts/api/organizationHrApi.js</w:t>
-            </w:r>
-            <w:r>
-              <w:t xml:space="preserve">, mới </w:t>
-            </w:r>
-            <w:r>
-              <w:rPr>
-                <w:rFonts w:ascii="Consolas" w:hAnsi="Consolas"/>
-                <w:sz w:val="19"/>
-              </w:rPr>
-              <w:t>scripts/modules/organizationHr/employee-account.js</w:t>
-            </w:r>
-            <w:r>
-              <w:t>; 19 khoá câu vi / lo / en</w:t>
+              <w:t>Infrastructure/AuthRepository.cs</w:t>
+            </w:r>
+            <w:r>
+              <w:t xml:space="preserve"> (</w:t>
+            </w:r>
+            <w:r>
+              <w:rPr>
+                <w:rFonts w:ascii="Consolas" w:hAnsi="Consolas"/>
+                <w:sz w:val="19"/>
+              </w:rPr>
+              <w:t>GetAssignedBranchIdsAsync</w:t>
+            </w:r>
+            <w:r>
+              <w:t xml:space="preserve">); script </w:t>
+            </w:r>
+            <w:r>
+              <w:rPr>
+                <w:rFonts w:ascii="Consolas" w:hAnsi="Consolas"/>
+                <w:sz w:val="19"/>
+              </w:rPr>
+              <w:t>20261002_logistics_journal_entry_list.sql</w:t>
             </w:r>
           </w:p>
         </w:tc>
@@ -25234,36 +26437,70 @@
           <w:p>
             <w:r/>
             <w:r>
-              <w:t xml:space="preserve">bỏ mọi chỗ gán ngầm tiền tệ mã 1 / "loại đầu danh mục": mã tiền ngoài danh mục giữ đúng, phiếu chỉ xem, có báo; phiếu mới thiếu tiền tệ bị chặn lưu; quy đổi công nợ xem trước theo tỷ giá header (khớp </w:t>
-            </w:r>
-            <w:r>
-              <w:rPr>
-                <w:rFonts w:ascii="Consolas" w:hAnsi="Consolas"/>
-                <w:sz w:val="19"/>
-              </w:rPr>
-              <w:t>ae0e7f6</w:t>
-            </w:r>
-            <w:r>
-              <w:t xml:space="preserve">); phiếu chi mở lại đọc đúng tỷ giá (trước luôn 1). Tab </w:t>
+              <w:rPr>
+                <w:rFonts w:ascii="Consolas" w:hAnsi="Consolas"/>
+                <w:sz w:val="19"/>
+              </w:rPr>
+              <w:t>GET integrations/logistics/journal-entries?fromDate&amp;toDate&amp;statusId&amp;keyword&amp;pageIndex&amp;pageSize</w:t>
+            </w:r>
+            <w:r>
+              <w:t xml:space="preserve">; cổng </w:t>
             </w:r>
             <w:r>
               <w:rPr>
                 <w:b/>
               </w:rPr>
-              <w:t>Tài khoản</w:t>
-            </w:r>
-            <w:r>
-              <w:t xml:space="preserve">: xem qua </w:t>
-            </w:r>
-            <w:r>
-              <w:rPr>
-                <w:rFonts w:ascii="Consolas" w:hAnsi="Consolas"/>
-                <w:sz w:val="19"/>
-              </w:rPr>
-              <w:t>account-lookups</w:t>
-            </w:r>
-            <w:r>
-              <w:t>; tạo / sửa (tên đăng nhập, nhóm, chi nhánh, kích hoạt, mật khẩu), đặt lại mật khẩu; kiểm trùng tên; hỏi xác nhận</w:t>
+              <w:t>đọc</w:t>
+            </w:r>
+            <w:r>
+              <w:t xml:space="preserve">: </w:t>
+            </w:r>
+            <w:r>
+              <w:rPr>
+                <w:rFonts w:ascii="Consolas" w:hAnsi="Consolas"/>
+                <w:sz w:val="19"/>
+              </w:rPr>
+              <w:t>UserId</w:t>
+            </w:r>
+            <w:r>
+              <w:t xml:space="preserve"> trong </w:t>
+            </w:r>
+            <w:r>
+              <w:rPr>
+                <w:rFonts w:ascii="Consolas" w:hAnsi="Consolas"/>
+                <w:sz w:val="19"/>
+              </w:rPr>
+              <w:t>AllowedUserIds</w:t>
+            </w:r>
+            <w:r>
+              <w:t xml:space="preserve">, hoặc chi nhánh của người gọi là </w:t>
+            </w:r>
+            <w:r>
+              <w:rPr>
+                <w:rFonts w:ascii="Consolas" w:hAnsi="Consolas"/>
+                <w:sz w:val="19"/>
+              </w:rPr>
+              <w:t>OrgId</w:t>
+            </w:r>
+            <w:r>
+              <w:t xml:space="preserve"> (claim hoặc chi nhánh đã gán) — ngoài ra 403 </w:t>
+            </w:r>
+            <w:r>
+              <w:rPr>
+                <w:rFonts w:ascii="Consolas" w:hAnsi="Consolas"/>
+                <w:sz w:val="19"/>
+              </w:rPr>
+              <w:t>LOGISTICS_JOURNAL_READ_FORBIDDEN</w:t>
+            </w:r>
+            <w:r>
+              <w:t xml:space="preserve">; tạo / gỡ giữ cổng </w:t>
+            </w:r>
+            <w:r>
+              <w:rPr>
+                <w:rFonts w:ascii="Consolas" w:hAnsi="Consolas"/>
+                <w:sz w:val="19"/>
+              </w:rPr>
+              <w:t>AllowedUserIds</w:t>
             </w:r>
           </w:p>
         </w:tc>
@@ -25287,47 +26524,23 @@
           <w:p>
             <w:r/>
             <w:r>
-              <w:t xml:space="preserve">không tự ghi. Tab chỉ ghi khi người dùng bấm Tạo / Lưu / Đặt lại — qua BFF </w:t>
-            </w:r>
-            <w:r>
-              <w:rPr>
-                <w:rFonts w:ascii="Consolas" w:hAnsi="Consolas"/>
-                <w:sz w:val="19"/>
-              </w:rPr>
-              <w:t>UpsertAccount</w:t>
-            </w:r>
-            <w:r>
-              <w:t xml:space="preserve"> / </w:t>
-            </w:r>
-            <w:r>
-              <w:rPr>
-                <w:rFonts w:ascii="Consolas" w:hAnsi="Consolas"/>
-                <w:sz w:val="19"/>
-              </w:rPr>
-              <w:t>ResetPassword</w:t>
-            </w:r>
-            <w:r>
-              <w:t xml:space="preserve"> có sẵn → API </w:t>
-            </w:r>
-            <w:r>
-              <w:rPr>
-                <w:rFonts w:ascii="Consolas" w:hAnsi="Consolas"/>
-                <w:sz w:val="19"/>
-              </w:rPr>
-              <w:t>object-auth/account/upsert</w:t>
-            </w:r>
-            <w:r>
-              <w:t xml:space="preserve"> (</w:t>
-            </w:r>
-            <w:r>
-              <w:rPr>
-                <w:rFonts w:ascii="Consolas" w:hAnsi="Consolas"/>
-                <w:sz w:val="19"/>
-              </w:rPr>
-              <w:t>sp_META_InsertUpdate_USERS</w:t>
-            </w:r>
-            <w:r>
-              <w:t>)</w:t>
+              <w:t xml:space="preserve">thủ tục mới </w:t>
+            </w:r>
+            <w:r>
+              <w:rPr>
+                <w:rFonts w:ascii="Consolas" w:hAnsi="Consolas"/>
+                <w:sz w:val="19"/>
+              </w:rPr>
+              <w:t>proc_Logistics_JournalEntry_List</w:t>
+            </w:r>
+            <w:r>
+              <w:t xml:space="preserve"> (chỉ đọc) — </w:t>
+            </w:r>
+            <w:r>
+              <w:rPr>
+                <w:b/>
+              </w:rPr>
+              <w:t>đã áp DB demo</w:t>
             </w:r>
           </w:p>
         </w:tc>
@@ -25351,71 +26564,17 @@
           <w:p>
             <w:r/>
             <w:r>
-              <w:t>phiếu thu / chi (bước 4, 6, 11 – 13); tài khoản tích hợp (tuỳ chọn, mục 5 việc 5)</w:t>
-            </w:r>
-          </w:p>
-        </w:tc>
-      </w:tr>
-      <w:tr>
-        <w:tc>
-          <w:tcPr>
-            <w:tcW w:type="dxa" w:w="4320"/>
-          </w:tcPr>
-          <w:p>
-            <w:r/>
-            <w:r>
-              <w:t>Đã kiểm</w:t>
-            </w:r>
-          </w:p>
-        </w:tc>
-        <w:tc>
-          <w:tcPr>
-            <w:tcW w:type="dxa" w:w="4320"/>
-          </w:tcPr>
-          <w:p>
-            <w:r/>
-            <w:r>
-              <w:t xml:space="preserve">harness t6 đạt, hồi quy t2 – t4 giống từng byte, build 0 lỗi; </w:t>
-            </w:r>
-            <w:r>
-              <w:rPr>
-                <w:b/>
-              </w:rPr>
-              <w:t>chưa bấm tạo tài khoản thật</w:t>
-            </w:r>
-          </w:p>
-        </w:tc>
-      </w:tr>
-      <w:tr>
-        <w:tc>
-          <w:tcPr>
-            <w:tcW w:type="dxa" w:w="4320"/>
-          </w:tcPr>
-          <w:p>
-            <w:r/>
-            <w:r>
-              <w:t>Thử lại</w:t>
-            </w:r>
-          </w:p>
-        </w:tc>
-        <w:tc>
-          <w:tcPr>
-            <w:tcW w:type="dxa" w:w="4320"/>
-          </w:tcPr>
-          <w:p>
-            <w:r/>
-            <w:r>
-              <w:t xml:space="preserve">Nhân sự → Nhân viên → mở </w:t>
-            </w:r>
-            <w:r>
-              <w:rPr>
-                <w:rFonts w:ascii="Consolas" w:hAnsi="Consolas"/>
-                <w:sz w:val="19"/>
-              </w:rPr>
-              <w:t>EPL-TICHHOP</w:t>
-            </w:r>
-            <w:r>
-              <w:t xml:space="preserve"> → tab Tài khoản</w:t>
+              <w:t xml:space="preserve">kế toán bên anh xem bút toán (màn WEB </w:t>
+            </w:r>
+            <w:r>
+              <w:rPr>
+                <w:rFonts w:ascii="Consolas" w:hAnsi="Consolas"/>
+                <w:sz w:val="19"/>
+              </w:rPr>
+              <w:t>6abe0ad8</w:t>
+            </w:r>
+            <w:r>
+              <w:t>)</w:t>
             </w:r>
           </w:p>
         </w:tc>
@@ -25427,7 +26586,7 @@
         <w:pStyle w:val="Heading3"/>
       </w:pPr>
       <w:r>
-        <w:t>8.2.6. `7d168744` — che bí mật trong log WEB</w:t>
+        <w:t>8.1.15. `a8c7014` — gỡ ghi sổ phiếu thu chi đưa ST về 1</w:t>
       </w:r>
     </w:p>
     <w:tbl>
@@ -25485,24 +26644,11 @@
           <w:p>
             <w:r/>
             <w:r>
-              <w:t xml:space="preserve">mới </w:t>
-            </w:r>
-            <w:r>
-              <w:rPr>
-                <w:rFonts w:ascii="Consolas" w:hAnsi="Consolas"/>
-                <w:sz w:val="19"/>
-              </w:rPr>
-              <w:t>Backend.Common/Logging/LogPayloadSanitizer.cs</w:t>
-            </w:r>
-            <w:r>
-              <w:t xml:space="preserve">; sửa </w:t>
-            </w:r>
-            <w:r>
-              <w:rPr>
-                <w:rFonts w:ascii="Consolas" w:hAnsi="Consolas"/>
-                <w:sz w:val="19"/>
-              </w:rPr>
-              <w:t>Backend.Common/BackofficeApiService.cs</w:t>
+              <w:rPr>
+                <w:rFonts w:ascii="Consolas" w:hAnsi="Consolas"/>
+                <w:sz w:val="19"/>
+              </w:rPr>
+              <w:t>Api/V1/CMPaymentReceiptController.cs</w:t>
             </w:r>
             <w:r>
               <w:t xml:space="preserve">, </w:t>
@@ -25512,7 +26658,47 @@
                 <w:rFonts w:ascii="Consolas" w:hAnsi="Consolas"/>
                 <w:sz w:val="19"/>
               </w:rPr>
-              <w:t>Backend/Base/Helpers/AppLoggingHelper.cs</w:t>
+              <w:t>Application/CMPaymentReceiptService.cs</w:t>
+            </w:r>
+            <w:r>
+              <w:t xml:space="preserve"> (+ </w:t>
+            </w:r>
+            <w:r>
+              <w:rPr>
+                <w:rFonts w:ascii="Consolas" w:hAnsi="Consolas"/>
+                <w:sz w:val="19"/>
+              </w:rPr>
+              <w:t>ICMPaymentRecetipService</w:t>
+            </w:r>
+            <w:r>
+              <w:t xml:space="preserve">), </w:t>
+            </w:r>
+            <w:r>
+              <w:rPr>
+                <w:rFonts w:ascii="Consolas" w:hAnsi="Consolas"/>
+                <w:sz w:val="19"/>
+              </w:rPr>
+              <w:t>Infrastructure/CMPaymentReceiptRepository.cs</w:t>
+            </w:r>
+            <w:r>
+              <w:t xml:space="preserve"> (+ </w:t>
+            </w:r>
+            <w:r>
+              <w:rPr>
+                <w:rFonts w:ascii="Consolas" w:hAnsi="Consolas"/>
+                <w:sz w:val="19"/>
+              </w:rPr>
+              <w:t>ICashVoucherRepository</w:t>
+            </w:r>
+            <w:r>
+              <w:t xml:space="preserve">), mới </w:t>
+            </w:r>
+            <w:r>
+              <w:rPr>
+                <w:rFonts w:ascii="Consolas" w:hAnsi="Consolas"/>
+                <w:sz w:val="19"/>
+              </w:rPr>
+              <w:t>Contracts/V1/CashVoucherUnpostModels.cs</w:t>
             </w:r>
             <w:r>
               <w:t xml:space="preserve">, </w:t>
@@ -25522,17 +26708,17 @@
                 <w:rFonts w:ascii="Consolas" w:hAnsi="Consolas"/>
                 <w:sz w:val="19"/>
               </w:rPr>
-              <w:t>Backend/Base/Middlewares/ExceptionLoggingMiddleware.cs</w:t>
-            </w:r>
-            <w:r>
-              <w:t xml:space="preserve">, </w:t>
-            </w:r>
-            <w:r>
-              <w:rPr>
-                <w:rFonts w:ascii="Consolas" w:hAnsi="Consolas"/>
-                <w:sz w:val="19"/>
-              </w:rPr>
-              <w:t>wwwroot/ViewAssets/scripts/_helpers/commonScripts.js</w:t>
+              <w:t>ApiLogConst.cs</w:t>
+            </w:r>
+            <w:r>
+              <w:t xml:space="preserve">; script </w:t>
+            </w:r>
+            <w:r>
+              <w:rPr>
+                <w:rFonts w:ascii="Consolas" w:hAnsi="Consolas"/>
+                <w:sz w:val="19"/>
+              </w:rPr>
+              <w:t>20261002_cm_unpost_cash_voucher.sql</w:t>
             </w:r>
           </w:p>
         </w:tc>
@@ -25556,37 +26742,51 @@
           <w:p>
             <w:r/>
             <w:r>
-              <w:t xml:space="preserve">che mật khẩu / token / khoá / jwt / cookie theo tên trường (cùng luật </w:t>
-            </w:r>
-            <w:r>
-              <w:rPr>
-                <w:rFonts w:ascii="Consolas" w:hAnsi="Consolas"/>
-                <w:sz w:val="19"/>
-              </w:rPr>
-              <w:t>ApiAuditPayloadSanitizer</w:t>
-            </w:r>
-            <w:r>
-              <w:t xml:space="preserve">); header không ghi giá trị; body lỗi rỗng không còn ném </w:t>
-            </w:r>
-            <w:r>
-              <w:rPr>
-                <w:rFonts w:ascii="Consolas" w:hAnsi="Consolas"/>
-                <w:sz w:val="19"/>
-              </w:rPr>
-              <w:t>RequestMessage.ToString()</w:t>
-            </w:r>
-            <w:r>
-              <w:t xml:space="preserve"> (từng in </w:t>
-            </w:r>
-            <w:r>
-              <w:rPr>
-                <w:rFonts w:ascii="Consolas" w:hAnsi="Consolas"/>
-                <w:sz w:val="19"/>
-              </w:rPr>
-              <w:t>Authorization: Bearer …</w:t>
-            </w:r>
-            <w:r>
-              <w:t xml:space="preserve"> vào log và câu báo); console trình duyệt cũng che</w:t>
+              <w:rPr>
+                <w:rFonts w:ascii="Consolas" w:hAnsi="Consolas"/>
+                <w:sz w:val="19"/>
+              </w:rPr>
+              <w:t>POST accounting/cmpayment-receipt/unpost</w:t>
+            </w:r>
+            <w:r>
+              <w:t xml:space="preserve"> gọi thủ tục mới, trả trạng thái thật (</w:t>
+            </w:r>
+            <w:r>
+              <w:rPr>
+                <w:rFonts w:ascii="Consolas" w:hAnsi="Consolas"/>
+                <w:sz w:val="19"/>
+              </w:rPr>
+              <w:t>StatusBefore</w:t>
+            </w:r>
+            <w:r>
+              <w:t xml:space="preserve"> / </w:t>
+            </w:r>
+            <w:r>
+              <w:rPr>
+                <w:rFonts w:ascii="Consolas" w:hAnsi="Consolas"/>
+                <w:sz w:val="19"/>
+              </w:rPr>
+              <w:t>StatusAfter</w:t>
+            </w:r>
+            <w:r>
+              <w:t xml:space="preserve">); </w:t>
+            </w:r>
+            <w:r>
+              <w:rPr>
+                <w:rFonts w:ascii="Consolas" w:hAnsi="Consolas"/>
+                <w:sz w:val="19"/>
+              </w:rPr>
+              <w:t>delete</w:t>
+            </w:r>
+            <w:r>
+              <w:t xml:space="preserve"> đọc mã trả về của legacy: khác 1 → rollback, 409 </w:t>
+            </w:r>
+            <w:r>
+              <w:rPr>
+                <w:rFonts w:ascii="Consolas" w:hAnsi="Consolas"/>
+                <w:sz w:val="19"/>
+              </w:rPr>
+              <w:t>CASH_VOUCHER_DELETE_REFUSED</w:t>
             </w:r>
           </w:p>
         </w:tc>
@@ -25610,17 +26810,43 @@
           <w:p>
             <w:r/>
             <w:r>
-              <w:t xml:space="preserve">không (log tệp </w:t>
-            </w:r>
-            <w:r>
-              <w:rPr>
-                <w:rFonts w:ascii="Consolas" w:hAnsi="Consolas"/>
-                <w:sz w:val="19"/>
-              </w:rPr>
-              <w:t>Backend/.Logs</w:t>
-            </w:r>
-            <w:r>
-              <w:t>)</w:t>
+              <w:t xml:space="preserve">thủ tục mới </w:t>
+            </w:r>
+            <w:r>
+              <w:rPr>
+                <w:rFonts w:ascii="Consolas" w:hAnsi="Consolas"/>
+                <w:sz w:val="19"/>
+              </w:rPr>
+              <w:t>proc_CM_UnpostCashVoucher</w:t>
+            </w:r>
+            <w:r>
+              <w:t xml:space="preserve"> (</w:t>
+            </w:r>
+            <w:r>
+              <w:rPr>
+                <w:rFonts w:ascii="Consolas" w:hAnsi="Consolas"/>
+                <w:sz w:val="19"/>
+              </w:rPr>
+              <w:t>CMRECEIPT</w:t>
+            </w:r>
+            <w:r>
+              <w:t xml:space="preserve"> / </w:t>
+            </w:r>
+            <w:r>
+              <w:rPr>
+                <w:rFonts w:ascii="Consolas" w:hAnsi="Consolas"/>
+                <w:sz w:val="19"/>
+              </w:rPr>
+              <w:t>CMPAYMENT.ST_AUTOID</w:t>
+            </w:r>
+            <w:r>
+              <w:t xml:space="preserve"> → 1) — </w:t>
+            </w:r>
+            <w:r>
+              <w:rPr>
+                <w:b/>
+              </w:rPr>
+              <w:t>đã áp DB demo 02/10, 01:50</w:t>
             </w:r>
           </w:p>
         </w:tc>
@@ -25644,7 +26870,7 @@
           <w:p>
             <w:r/>
             <w:r>
-              <w:t>mọi lời gọi qua WEB</w:t>
+              <w:t>rút phiếu đã ghi sổ (A4, A7 – A10); kế toán bên anh</w:t>
             </w:r>
           </w:p>
         </w:tc>
@@ -25668,7 +26894,2230 @@
           <w:p>
             <w:r/>
             <w:r>
+              <w:t xml:space="preserve">trước sửa: audit DB demo 01/10 có CMP 81331, 81337, 81371, 81435 "Unposted" mà ST vẫn 12 / 13, xoá báo thành công giả. Sau sửa: </w:t>
+            </w:r>
+            <w:r>
+              <w:rPr>
+                <w:rFonts w:ascii="Consolas" w:hAnsi="Consolas"/>
+                <w:sz w:val="19"/>
+              </w:rPr>
+              <w:t>kiem/thu_chi_muc_tune.py</w:t>
+            </w:r>
+            <w:r>
+              <w:t xml:space="preserve"> chạy thật — ghi sổ chính → gỡ → xoá, DB không còn</w:t>
+            </w:r>
+          </w:p>
+        </w:tc>
+      </w:tr>
+    </w:tbl>
+    <w:p/>
+    <w:p>
+      <w:pPr>
+        <w:pStyle w:val="Heading2"/>
+      </w:pPr>
+      <w:r>
+        <w:t>8.2. WEB `GLS-QLSX-Web` — 8 commit</w:t>
+      </w:r>
+    </w:p>
+    <w:p>
+      <w:pPr>
+        <w:jc w:val="both"/>
+      </w:pPr>
+      <w:r>
+        <w:t xml:space="preserve">Bên em chưa bấm thử trên giao diện WEB (không có mật khẩu đăng nhập WEB); các commit kiểm bằng </w:t>
+      </w:r>
+      <w:r>
+        <w:rPr>
+          <w:rFonts w:ascii="Consolas" w:hAnsi="Consolas"/>
+          <w:sz w:val="19"/>
+        </w:rPr>
+        <w:t>dotnet build</w:t>
+      </w:r>
+      <w:r>
+        <w:t xml:space="preserve"> và bộ kiểm node chạy bản gốc / bản sửa với dữ liệu giả.</w:t>
+      </w:r>
+    </w:p>
+    <w:p>
+      <w:pPr>
+        <w:pStyle w:val="Heading3"/>
+      </w:pPr>
+      <w:r>
+        <w:t>8.2.1. `f382a9e8` — màn Vụ việc: thoát ký tự, DO hiện số phiếu / xe / tài xế</w:t>
+      </w:r>
+    </w:p>
+    <w:tbl>
+      <w:tblPr>
+        <w:tblStyle w:val="LightGrid-Accent1"/>
+        <w:tblW w:type="auto" w:w="0"/>
+        <w:tblLook w:firstColumn="1" w:firstRow="1" w:lastColumn="0" w:lastRow="0" w:noHBand="0" w:noVBand="1" w:val="04A0"/>
+      </w:tblPr>
+      <w:tblGrid>
+        <w:gridCol w:w="4320"/>
+        <w:gridCol w:w="4320"/>
+      </w:tblGrid>
+      <w:tr>
+        <w:tc>
+          <w:tcPr>
+            <w:tcW w:type="dxa" w:w="4320"/>
+          </w:tcPr>
+          <w:p>
+            <w:r>
+              <w:rPr>
+                <w:b/>
+              </w:rPr>
+            </w:r>
+          </w:p>
+        </w:tc>
+        <w:tc>
+          <w:tcPr>
+            <w:tcW w:type="dxa" w:w="4320"/>
+          </w:tcPr>
+          <w:p>
+            <w:r>
+              <w:rPr>
+                <w:b/>
+              </w:rPr>
+            </w:r>
+          </w:p>
+        </w:tc>
+      </w:tr>
+      <w:tr>
+        <w:tc>
+          <w:tcPr>
+            <w:tcW w:type="dxa" w:w="4320"/>
+          </w:tcPr>
+          <w:p>
+            <w:r/>
+            <w:r>
+              <w:t>Tệp</w:t>
+            </w:r>
+          </w:p>
+        </w:tc>
+        <w:tc>
+          <w:tcPr>
+            <w:tcW w:type="dxa" w:w="4320"/>
+          </w:tcPr>
+          <w:p>
+            <w:r/>
+            <w:r>
+              <w:rPr>
+                <w:rFonts w:ascii="Consolas" w:hAnsi="Consolas"/>
+                <w:sz w:val="19"/>
+              </w:rPr>
+              <w:t>wwwroot/ViewAssets/scripts/ACC/cm-source-reference-modal.js</w:t>
+            </w:r>
+          </w:p>
+        </w:tc>
+      </w:tr>
+      <w:tr>
+        <w:tc>
+          <w:tcPr>
+            <w:tcW w:type="dxa" w:w="4320"/>
+          </w:tcPr>
+          <w:p>
+            <w:r/>
+            <w:r>
+              <w:t>Đổi gì</w:t>
+            </w:r>
+          </w:p>
+        </w:tc>
+        <w:tc>
+          <w:tcPr>
+            <w:tcW w:type="dxa" w:w="4320"/>
+          </w:tcPr>
+          <w:p>
+            <w:r/>
+            <w:r>
+              <w:rPr>
+                <w:rFonts w:ascii="Consolas" w:hAnsi="Consolas"/>
+                <w:sz w:val="19"/>
+              </w:rPr>
+              <w:t>esc()</w:t>
+            </w:r>
+            <w:r>
+              <w:t xml:space="preserve"> mọi chuỗi lấy từ Logistics trước khi ghép HTML; danh sách thêm dòng "số xe · biển — tài xế"; chi tiết: Mã chuyến = </w:t>
+            </w:r>
+            <w:r>
+              <w:rPr>
+                <w:rFonts w:ascii="Consolas" w:hAnsi="Consolas"/>
+                <w:sz w:val="19"/>
+              </w:rPr>
+              <w:t>doc_no</w:t>
+            </w:r>
+            <w:r>
+              <w:t xml:space="preserve">, Phương tiện = </w:t>
+            </w:r>
+            <w:r>
+              <w:rPr>
+                <w:rFonts w:ascii="Consolas" w:hAnsi="Consolas"/>
+                <w:sz w:val="19"/>
+              </w:rPr>
+              <w:t>truck_no · plate_head</w:t>
+            </w:r>
+            <w:r>
+              <w:t xml:space="preserve">, Tài xế = </w:t>
+            </w:r>
+            <w:r>
+              <w:rPr>
+                <w:rFonts w:ascii="Consolas" w:hAnsi="Consolas"/>
+                <w:sz w:val="19"/>
+              </w:rPr>
+              <w:t>driver_name</w:t>
+            </w:r>
+            <w:r>
+              <w:t xml:space="preserve">; </w:t>
+            </w:r>
+            <w:r>
+              <w:rPr>
+                <w:rFonts w:ascii="Consolas" w:hAnsi="Consolas"/>
+                <w:sz w:val="19"/>
+              </w:rPr>
+              <w:t>fx_rate</w:t>
+            </w:r>
+            <w:r>
+              <w:t xml:space="preserve"> &lt; 1 hiện ngược "1 USD = 22.000 LAK"; </w:t>
+            </w:r>
+            <w:r>
+              <w:rPr>
+                <w:rFonts w:ascii="Consolas" w:hAnsi="Consolas"/>
+                <w:sz w:val="19"/>
+              </w:rPr>
+              <w:t>margin_percent</w:t>
+            </w:r>
+            <w:r>
+              <w:t xml:space="preserve"> null không in "null%"</w:t>
+            </w:r>
+          </w:p>
+        </w:tc>
+      </w:tr>
+      <w:tr>
+        <w:tc>
+          <w:tcPr>
+            <w:tcW w:type="dxa" w:w="4320"/>
+          </w:tcPr>
+          <w:p>
+            <w:r/>
+            <w:r>
+              <w:t>DB</w:t>
+            </w:r>
+          </w:p>
+        </w:tc>
+        <w:tc>
+          <w:tcPr>
+            <w:tcW w:type="dxa" w:w="4320"/>
+          </w:tcPr>
+          <w:p>
+            <w:r/>
+            <w:r>
+              <w:t>không</w:t>
+            </w:r>
+          </w:p>
+        </w:tc>
+      </w:tr>
+      <w:tr>
+        <w:tc>
+          <w:tcPr>
+            <w:tcW w:type="dxa" w:w="4320"/>
+          </w:tcPr>
+          <w:p>
+            <w:r/>
+            <w:r>
+              <w:t>Bước</w:t>
+            </w:r>
+          </w:p>
+        </w:tc>
+        <w:tc>
+          <w:tcPr>
+            <w:tcW w:type="dxa" w:w="4320"/>
+          </w:tcPr>
+          <w:p>
+            <w:r/>
+            <w:r>
+              <w:t>B1/B2 trên màn Phiếu chi / Phiếu thu của anh</w:t>
+            </w:r>
+          </w:p>
+        </w:tc>
+      </w:tr>
+      <w:tr>
+        <w:tc>
+          <w:tcPr>
+            <w:tcW w:type="dxa" w:w="4320"/>
+          </w:tcPr>
+          <w:p>
+            <w:r/>
+            <w:r>
+              <w:t>Thử lại</w:t>
+            </w:r>
+          </w:p>
+        </w:tc>
+        <w:tc>
+          <w:tcPr>
+            <w:tcW w:type="dxa" w:w="4320"/>
+          </w:tcPr>
+          <w:p>
+            <w:r/>
+            <w:r>
+              <w:t xml:space="preserve">mở modal Vụ việc → DO: thấy </w:t>
+            </w:r>
+            <w:r>
+              <w:rPr>
+                <w:rFonts w:ascii="Consolas" w:hAnsi="Consolas"/>
+                <w:sz w:val="19"/>
+              </w:rPr>
+              <w:t>T4-…/EPL</w:t>
+            </w:r>
+            <w:r>
+              <w:t>, tên khách Lào, xe · biển — tài xế</w:t>
+            </w:r>
+          </w:p>
+        </w:tc>
+      </w:tr>
+    </w:tbl>
+    <w:p/>
+    <w:p>
+      <w:pPr>
+        <w:pStyle w:val="Heading3"/>
+      </w:pPr>
+      <w:r>
+        <w:t>8.2.2. `06a14189` — `isCash`, tài khoản tiền mặc định, tổng xem trước, DOTY</w:t>
+      </w:r>
+    </w:p>
+    <w:tbl>
+      <w:tblPr>
+        <w:tblStyle w:val="LightGrid-Accent1"/>
+        <w:tblW w:type="auto" w:w="0"/>
+        <w:tblLook w:firstColumn="1" w:firstRow="1" w:lastColumn="0" w:lastRow="0" w:noHBand="0" w:noVBand="1" w:val="04A0"/>
+      </w:tblPr>
+      <w:tblGrid>
+        <w:gridCol w:w="4320"/>
+        <w:gridCol w:w="4320"/>
+      </w:tblGrid>
+      <w:tr>
+        <w:tc>
+          <w:tcPr>
+            <w:tcW w:type="dxa" w:w="4320"/>
+          </w:tcPr>
+          <w:p>
+            <w:r>
+              <w:rPr>
+                <w:b/>
+              </w:rPr>
+            </w:r>
+          </w:p>
+        </w:tc>
+        <w:tc>
+          <w:tcPr>
+            <w:tcW w:type="dxa" w:w="4320"/>
+          </w:tcPr>
+          <w:p>
+            <w:r>
+              <w:rPr>
+                <w:b/>
+              </w:rPr>
+            </w:r>
+          </w:p>
+        </w:tc>
+      </w:tr>
+      <w:tr>
+        <w:tc>
+          <w:tcPr>
+            <w:tcW w:type="dxa" w:w="4320"/>
+          </w:tcPr>
+          <w:p>
+            <w:r/>
+            <w:r>
+              <w:t>Tệp</w:t>
+            </w:r>
+          </w:p>
+        </w:tc>
+        <w:tc>
+          <w:tcPr>
+            <w:tcW w:type="dxa" w:w="4320"/>
+          </w:tcPr>
+          <w:p>
+            <w:r/>
+            <w:r>
+              <w:rPr>
+                <w:rFonts w:ascii="Consolas" w:hAnsi="Consolas"/>
+                <w:sz w:val="19"/>
+              </w:rPr>
+              <w:t>Controllers/Modules/Accounting/CMPaymentReceiptController.cs</w:t>
+            </w:r>
+            <w:r>
+              <w:t xml:space="preserve"> (BFF </w:t>
+            </w:r>
+            <w:r>
+              <w:rPr>
+                <w:rFonts w:ascii="Consolas" w:hAnsi="Consolas"/>
+                <w:sz w:val="19"/>
+              </w:rPr>
+              <w:t>GetDefaultMoneyAccount</w:t>
+            </w:r>
+            <w:r>
+              <w:t xml:space="preserve"> chuyển tiếp </w:t>
+            </w:r>
+            <w:r>
+              <w:rPr>
+                <w:rFonts w:ascii="Consolas" w:hAnsi="Consolas"/>
+                <w:sz w:val="19"/>
+              </w:rPr>
+              <w:t>currencyId</w:t>
+            </w:r>
+            <w:r>
+              <w:t xml:space="preserve">), </w:t>
+            </w:r>
+            <w:r>
+              <w:rPr>
+                <w:rFonts w:ascii="Consolas" w:hAnsi="Consolas"/>
+                <w:sz w:val="19"/>
+              </w:rPr>
+              <w:t>ACC/cm-payment-upsert.js</w:t>
+            </w:r>
+            <w:r>
+              <w:t xml:space="preserve">, </w:t>
+            </w:r>
+            <w:r>
+              <w:rPr>
+                <w:rFonts w:ascii="Consolas" w:hAnsi="Consolas"/>
+                <w:sz w:val="19"/>
+              </w:rPr>
+              <w:t>ACC/cm-receipt-upsert.js</w:t>
+            </w:r>
+          </w:p>
+        </w:tc>
+      </w:tr>
+      <w:tr>
+        <w:tc>
+          <w:tcPr>
+            <w:tcW w:type="dxa" w:w="4320"/>
+          </w:tcPr>
+          <w:p>
+            <w:r/>
+            <w:r>
+              <w:t>Đổi gì</w:t>
+            </w:r>
+          </w:p>
+        </w:tc>
+        <w:tc>
+          <w:tcPr>
+            <w:tcW w:type="dxa" w:w="4320"/>
+          </w:tcPr>
+          <w:p>
+            <w:r/>
+            <w:r>
+              <w:rPr>
+                <w:rFonts w:ascii="Consolas" w:hAnsi="Consolas"/>
+                <w:sz w:val="19"/>
+              </w:rPr>
+              <w:t>isCash</w:t>
+            </w:r>
+            <w:r>
+              <w:t xml:space="preserve"> theo </w:t>
+            </w:r>
+            <w:r>
+              <w:rPr>
+                <w:rFonts w:ascii="Consolas" w:hAnsi="Consolas"/>
+                <w:sz w:val="19"/>
+              </w:rPr>
+              <w:t>PayIsCash</w:t>
+            </w:r>
+            <w:r>
+              <w:t xml:space="preserve"> của hình thức đang chọn; tài khoản tiền mặc định đọc đúng </w:t>
+            </w:r>
+            <w:r>
+              <w:rPr>
+                <w:rFonts w:ascii="Consolas" w:hAnsi="Consolas"/>
+                <w:sz w:val="19"/>
+              </w:rPr>
+              <w:t>AccountCode</w:t>
+            </w:r>
+            <w:r>
+              <w:t xml:space="preserve"> (trước đọc "account" nên chưa bao giờ tự điền) và gửi </w:t>
+            </w:r>
+            <w:r>
+              <w:rPr>
+                <w:rFonts w:ascii="Consolas" w:hAnsi="Consolas"/>
+                <w:sz w:val="19"/>
+              </w:rPr>
+              <w:t>currencyId</w:t>
+            </w:r>
+            <w:r>
+              <w:t xml:space="preserve">; </w:t>
+            </w:r>
+            <w:r>
+              <w:rPr>
+                <w:rFonts w:ascii="Consolas" w:hAnsi="Consolas"/>
+                <w:sz w:val="19"/>
+              </w:rPr>
+              <w:t>Header.Amount</w:t>
+            </w:r>
+            <w:r>
+              <w:t xml:space="preserve"> = Σ nguyên tệ, </w:t>
+            </w:r>
+            <w:r>
+              <w:rPr>
+                <w:rFonts w:ascii="Consolas" w:hAnsi="Consolas"/>
+                <w:sz w:val="19"/>
+              </w:rPr>
+              <w:t>Header.BaseAmount</w:t>
+            </w:r>
+            <w:r>
+              <w:t xml:space="preserve"> = Σ quy đổi; công nợ / khác phân theo </w:t>
+            </w:r>
+            <w:r>
+              <w:rPr>
+                <w:rFonts w:ascii="Consolas" w:hAnsi="Consolas"/>
+                <w:sz w:val="19"/>
+              </w:rPr>
+              <w:t>DOTY_AUTOID</w:t>
+            </w:r>
+            <w:r>
+              <w:t xml:space="preserve"> (58/60, 15/17), không so tên hiển thị</w:t>
+            </w:r>
+          </w:p>
+        </w:tc>
+      </w:tr>
+      <w:tr>
+        <w:tc>
+          <w:tcPr>
+            <w:tcW w:type="dxa" w:w="4320"/>
+          </w:tcPr>
+          <w:p>
+            <w:r/>
+            <w:r>
+              <w:t>DB</w:t>
+            </w:r>
+          </w:p>
+        </w:tc>
+        <w:tc>
+          <w:tcPr>
+            <w:tcW w:type="dxa" w:w="4320"/>
+          </w:tcPr>
+          <w:p>
+            <w:r/>
+            <w:r>
+              <w:t>không</w:t>
+            </w:r>
+          </w:p>
+        </w:tc>
+      </w:tr>
+      <w:tr>
+        <w:tc>
+          <w:tcPr>
+            <w:tcW w:type="dxa" w:w="4320"/>
+          </w:tcPr>
+          <w:p>
+            <w:r/>
+            <w:r>
+              <w:t>Bước</w:t>
+            </w:r>
+          </w:p>
+        </w:tc>
+        <w:tc>
+          <w:tcPr>
+            <w:tcW w:type="dxa" w:w="4320"/>
+          </w:tcPr>
+          <w:p>
+            <w:r/>
+            <w:r>
+              <w:t>thủ quỹ bên anh mở / sửa phiếu bên em tạo (bước 4, 6, 11, 12, 13) và phiếu của chính anh</w:t>
+            </w:r>
+          </w:p>
+        </w:tc>
+      </w:tr>
+      <w:tr>
+        <w:tc>
+          <w:tcPr>
+            <w:tcW w:type="dxa" w:w="4320"/>
+          </w:tcPr>
+          <w:p>
+            <w:r/>
+            <w:r>
+              <w:t>Thử lại</w:t>
+            </w:r>
+          </w:p>
+        </w:tc>
+        <w:tc>
+          <w:tcPr>
+            <w:tcW w:type="dxa" w:w="4320"/>
+          </w:tcPr>
+          <w:p>
+            <w:r/>
+            <w:r>
+              <w:t>phiếu chi mới → chọn Chuyển khoản → tài khoản tiền tự điền 1021</w:t>
+            </w:r>
+          </w:p>
+        </w:tc>
+      </w:tr>
+    </w:tbl>
+    <w:p/>
+    <w:p>
+      <w:pPr>
+        <w:pStyle w:val="Heading3"/>
+      </w:pPr>
+      <w:r>
+        <w:t>8.2.3. `7e14421c` — vế tiền đổi theo hình thức / nội tệ / loại tiền</w:t>
+      </w:r>
+    </w:p>
+    <w:tbl>
+      <w:tblPr>
+        <w:tblStyle w:val="LightGrid-Accent1"/>
+        <w:tblW w:type="auto" w:w="0"/>
+        <w:tblLook w:firstColumn="1" w:firstRow="1" w:lastColumn="0" w:lastRow="0" w:noHBand="0" w:noVBand="1" w:val="04A0"/>
+      </w:tblPr>
+      <w:tblGrid>
+        <w:gridCol w:w="4320"/>
+        <w:gridCol w:w="4320"/>
+      </w:tblGrid>
+      <w:tr>
+        <w:tc>
+          <w:tcPr>
+            <w:tcW w:type="dxa" w:w="4320"/>
+          </w:tcPr>
+          <w:p>
+            <w:r>
+              <w:rPr>
+                <w:b/>
+              </w:rPr>
+            </w:r>
+          </w:p>
+        </w:tc>
+        <w:tc>
+          <w:tcPr>
+            <w:tcW w:type="dxa" w:w="4320"/>
+          </w:tcPr>
+          <w:p>
+            <w:r>
+              <w:rPr>
+                <w:b/>
+              </w:rPr>
+            </w:r>
+          </w:p>
+        </w:tc>
+      </w:tr>
+      <w:tr>
+        <w:tc>
+          <w:tcPr>
+            <w:tcW w:type="dxa" w:w="4320"/>
+          </w:tcPr>
+          <w:p>
+            <w:r/>
+            <w:r>
+              <w:t>Tệp</w:t>
+            </w:r>
+          </w:p>
+        </w:tc>
+        <w:tc>
+          <w:tcPr>
+            <w:tcW w:type="dxa" w:w="4320"/>
+          </w:tcPr>
+          <w:p>
+            <w:r/>
+            <w:r>
+              <w:rPr>
+                <w:rFonts w:ascii="Consolas" w:hAnsi="Consolas"/>
+                <w:sz w:val="19"/>
+              </w:rPr>
+              <w:t>ACC/cm-payment-upsert.js</w:t>
+            </w:r>
+            <w:r>
+              <w:t xml:space="preserve">, </w:t>
+            </w:r>
+            <w:r>
+              <w:rPr>
+                <w:rFonts w:ascii="Consolas" w:hAnsi="Consolas"/>
+                <w:sz w:val="19"/>
+              </w:rPr>
+              <w:t>ACC/cm-receipt-upsert.js</w:t>
+            </w:r>
+            <w:r>
+              <w:t xml:space="preserve">, </w:t>
+            </w:r>
+            <w:r>
+              <w:rPr>
+                <w:rFonts w:ascii="Consolas" w:hAnsi="Consolas"/>
+                <w:sz w:val="19"/>
+              </w:rPr>
+              <w:t>Base/Localization/lo.json</w:t>
+            </w:r>
+          </w:p>
+        </w:tc>
+      </w:tr>
+      <w:tr>
+        <w:tc>
+          <w:tcPr>
+            <w:tcW w:type="dxa" w:w="4320"/>
+          </w:tcPr>
+          <w:p>
+            <w:r/>
+            <w:r>
+              <w:t>Đổi gì</w:t>
+            </w:r>
+          </w:p>
+        </w:tc>
+        <w:tc>
+          <w:tcPr>
+            <w:tcW w:type="dxa" w:w="4320"/>
+          </w:tcPr>
+          <w:p>
+            <w:r/>
+            <w:r>
+              <w:rPr>
+                <w:rFonts w:ascii="Consolas" w:hAnsi="Consolas"/>
+                <w:sz w:val="19"/>
+              </w:rPr>
+              <w:t>syncEntryMoneyAccounts</w:t>
+            </w:r>
+            <w:r>
+              <w:t xml:space="preserve">: vế tiền (chi: TK Có, thu: TK Nợ) của dòng còn mang tài khoản mặc định cũ đổi sang tài khoản mới; dòng người dùng tự chọn giữ nguyên; đổi quốc gia khi có dòng: chặn </w:t>
+            </w:r>
+            <w:r>
+              <w:rPr>
+                <w:b/>
+              </w:rPr>
+              <w:t>trước</w:t>
+            </w:r>
+            <w:r>
+              <w:t xml:space="preserve"> khi nạp danh mục; mã DOTY gom một chỗ; sửa chính tả </w:t>
+            </w:r>
+            <w:r>
+              <w:rPr>
+                <w:rFonts w:ascii="Consolas" w:hAnsi="Consolas"/>
+                <w:sz w:val="19"/>
+              </w:rPr>
+              <w:t>ACC_CLEAR_LINES_BEFORE_CHANGE_COUNTRY</w:t>
+            </w:r>
+          </w:p>
+        </w:tc>
+      </w:tr>
+      <w:tr>
+        <w:tc>
+          <w:tcPr>
+            <w:tcW w:type="dxa" w:w="4320"/>
+          </w:tcPr>
+          <w:p>
+            <w:r/>
+            <w:r>
+              <w:t>DB</w:t>
+            </w:r>
+          </w:p>
+        </w:tc>
+        <w:tc>
+          <w:tcPr>
+            <w:tcW w:type="dxa" w:w="4320"/>
+          </w:tcPr>
+          <w:p>
+            <w:r/>
+            <w:r>
+              <w:t>không</w:t>
+            </w:r>
+          </w:p>
+        </w:tc>
+      </w:tr>
+      <w:tr>
+        <w:tc>
+          <w:tcPr>
+            <w:tcW w:type="dxa" w:w="4320"/>
+          </w:tcPr>
+          <w:p>
+            <w:r/>
+            <w:r>
+              <w:t>Bước</w:t>
+            </w:r>
+          </w:p>
+        </w:tc>
+        <w:tc>
+          <w:tcPr>
+            <w:tcW w:type="dxa" w:w="4320"/>
+          </w:tcPr>
+          <w:p>
+            <w:r/>
+            <w:r>
+              <w:t xml:space="preserve">như </w:t>
+            </w:r>
+            <w:r>
+              <w:rPr>
+                <w:rFonts w:ascii="Consolas" w:hAnsi="Consolas"/>
+                <w:sz w:val="19"/>
+              </w:rPr>
+              <w:t>06a14189</w:t>
+            </w:r>
+          </w:p>
+        </w:tc>
+      </w:tr>
+      <w:tr>
+        <w:tc>
+          <w:tcPr>
+            <w:tcW w:type="dxa" w:w="4320"/>
+          </w:tcPr>
+          <w:p>
+            <w:r/>
+            <w:r>
+              <w:t>Thử lại</w:t>
+            </w:r>
+          </w:p>
+        </w:tc>
+        <w:tc>
+          <w:tcPr>
+            <w:tcW w:type="dxa" w:w="4320"/>
+          </w:tcPr>
+          <w:p>
+            <w:r/>
+            <w:r>
+              <w:t>đổi Tiền mặt → Chuyển khoản: dòng mặc định 1011 → 1021, dòng tự chọn giữ</w:t>
+            </w:r>
+          </w:p>
+        </w:tc>
+      </w:tr>
+    </w:tbl>
+    <w:p/>
+    <w:p>
+      <w:pPr>
+        <w:pStyle w:val="Heading3"/>
+      </w:pPr>
+      <w:r>
+        <w:t>8.2.4. `77bcb0a1` — loại phiếu không đổi ngầm; chặn XSS modal Vụ việc</w:t>
+      </w:r>
+    </w:p>
+    <w:tbl>
+      <w:tblPr>
+        <w:tblStyle w:val="LightGrid-Accent1"/>
+        <w:tblW w:type="auto" w:w="0"/>
+        <w:tblLook w:firstColumn="1" w:firstRow="1" w:lastColumn="0" w:lastRow="0" w:noHBand="0" w:noVBand="1" w:val="04A0"/>
+      </w:tblPr>
+      <w:tblGrid>
+        <w:gridCol w:w="4320"/>
+        <w:gridCol w:w="4320"/>
+      </w:tblGrid>
+      <w:tr>
+        <w:tc>
+          <w:tcPr>
+            <w:tcW w:type="dxa" w:w="4320"/>
+          </w:tcPr>
+          <w:p>
+            <w:r>
+              <w:rPr>
+                <w:b/>
+              </w:rPr>
+            </w:r>
+          </w:p>
+        </w:tc>
+        <w:tc>
+          <w:tcPr>
+            <w:tcW w:type="dxa" w:w="4320"/>
+          </w:tcPr>
+          <w:p>
+            <w:r>
+              <w:rPr>
+                <w:b/>
+              </w:rPr>
+            </w:r>
+          </w:p>
+        </w:tc>
+      </w:tr>
+      <w:tr>
+        <w:tc>
+          <w:tcPr>
+            <w:tcW w:type="dxa" w:w="4320"/>
+          </w:tcPr>
+          <w:p>
+            <w:r/>
+            <w:r>
+              <w:t>Tệp</w:t>
+            </w:r>
+          </w:p>
+        </w:tc>
+        <w:tc>
+          <w:tcPr>
+            <w:tcW w:type="dxa" w:w="4320"/>
+          </w:tcPr>
+          <w:p>
+            <w:r/>
+            <w:r>
+              <w:rPr>
+                <w:rFonts w:ascii="Consolas" w:hAnsi="Consolas"/>
+                <w:sz w:val="19"/>
+              </w:rPr>
+              <w:t>ACC/cm-payment-upsert.js</w:t>
+            </w:r>
+            <w:r>
+              <w:t xml:space="preserve">, </w:t>
+            </w:r>
+            <w:r>
+              <w:rPr>
+                <w:rFonts w:ascii="Consolas" w:hAnsi="Consolas"/>
+                <w:sz w:val="19"/>
+              </w:rPr>
+              <w:t>ACC/cm-receipt-upsert.js</w:t>
+            </w:r>
+            <w:r>
+              <w:t xml:space="preserve">, </w:t>
+            </w:r>
+            <w:r>
+              <w:rPr>
+                <w:rFonts w:ascii="Consolas" w:hAnsi="Consolas"/>
+                <w:sz w:val="19"/>
+              </w:rPr>
+              <w:t>ACC/cm-source-reference-modal.js</w:t>
+            </w:r>
+            <w:r>
+              <w:t xml:space="preserve">, </w:t>
+            </w:r>
+            <w:r>
+              <w:rPr>
+                <w:rFonts w:ascii="Consolas" w:hAnsi="Consolas"/>
+                <w:sz w:val="19"/>
+              </w:rPr>
+              <w:t>Base/Localization/vi.json · lo.json · en.json</w:t>
+            </w:r>
+          </w:p>
+        </w:tc>
+      </w:tr>
+      <w:tr>
+        <w:tc>
+          <w:tcPr>
+            <w:tcW w:type="dxa" w:w="4320"/>
+          </w:tcPr>
+          <w:p>
+            <w:r/>
+            <w:r>
+              <w:t>Đổi gì</w:t>
+            </w:r>
+          </w:p>
+        </w:tc>
+        <w:tc>
+          <w:tcPr>
+            <w:tcW w:type="dxa" w:w="4320"/>
+          </w:tcPr>
+          <w:p>
+            <w:r/>
+            <w:r>
+              <w:t xml:space="preserve">ô loại hiện đúng loại phiếu đang mở; chỉ 58/60, 15/17 sửa được — 57, </w:t>
+            </w:r>
+            <w:r>
+              <w:rPr>
+                <w:b/>
+              </w:rPr>
+              <w:t>59 "Chi trước" (bên em tạo)</w:t>
+            </w:r>
+            <w:r>
+              <w:t xml:space="preserve">, 68, 14, 16 chỉ xem, khoá Chỉnh sửa có báo (trước đây sửa phiếu 59 thì lưu thành 58, mất dòng); hình thức không rõ thì chặn lưu; đổi tài khoản tiền theo cờ </w:t>
+            </w:r>
+            <w:r>
+              <w:rPr>
+                <w:rFonts w:ascii="Consolas" w:hAnsi="Consolas"/>
+                <w:sz w:val="19"/>
+              </w:rPr>
+              <w:t>moneyAccountIsDefault</w:t>
+            </w:r>
+            <w:r>
+              <w:t xml:space="preserve">; dòng đã lưu gửi nguyên quy đổi API trả; modal thoát ký tự cả DEAL / QUOTE và câu lỗi máy chủ; khoá câu </w:t>
+            </w:r>
+            <w:r>
+              <w:rPr>
+                <w:rFonts w:ascii="Consolas" w:hAnsi="Consolas"/>
+                <w:sz w:val="19"/>
+              </w:rPr>
+              <w:t>ACC_DOCUMENT_TYPE_VIEW_ONLY</w:t>
+            </w:r>
+            <w:r>
+              <w:t xml:space="preserve">, </w:t>
+            </w:r>
+            <w:r>
+              <w:rPr>
+                <w:rFonts w:ascii="Consolas" w:hAnsi="Consolas"/>
+                <w:sz w:val="19"/>
+              </w:rPr>
+              <w:t>ACC_MONEY_ACCOUNT_KEPT_ON_LINES</w:t>
+            </w:r>
+          </w:p>
+        </w:tc>
+      </w:tr>
+      <w:tr>
+        <w:tc>
+          <w:tcPr>
+            <w:tcW w:type="dxa" w:w="4320"/>
+          </w:tcPr>
+          <w:p>
+            <w:r/>
+            <w:r>
+              <w:t>DB</w:t>
+            </w:r>
+          </w:p>
+        </w:tc>
+        <w:tc>
+          <w:tcPr>
+            <w:tcW w:type="dxa" w:w="4320"/>
+          </w:tcPr>
+          <w:p>
+            <w:r/>
+            <w:r>
+              <w:t>không</w:t>
+            </w:r>
+          </w:p>
+        </w:tc>
+      </w:tr>
+      <w:tr>
+        <w:tc>
+          <w:tcPr>
+            <w:tcW w:type="dxa" w:w="4320"/>
+          </w:tcPr>
+          <w:p>
+            <w:r/>
+            <w:r>
+              <w:t>Bước</w:t>
+            </w:r>
+          </w:p>
+        </w:tc>
+        <w:tc>
+          <w:tcPr>
+            <w:tcW w:type="dxa" w:w="4320"/>
+          </w:tcPr>
+          <w:p>
+            <w:r/>
+            <w:r>
+              <w:t>bước 4 — thủ quỹ mở phiếu tạm ứng 59 bên em tạo: xem và ghi sổ ở danh sách / chi tiết, không sửa</w:t>
+            </w:r>
+          </w:p>
+        </w:tc>
+      </w:tr>
+      <w:tr>
+        <w:tc>
+          <w:tcPr>
+            <w:tcW w:type="dxa" w:w="4320"/>
+          </w:tcPr>
+          <w:p>
+            <w:r/>
+            <w:r>
+              <w:t>Thử lại</w:t>
+            </w:r>
+          </w:p>
+        </w:tc>
+        <w:tc>
+          <w:tcPr>
+            <w:tcW w:type="dxa" w:w="4320"/>
+          </w:tcPr>
+          <w:p>
+            <w:r/>
+            <w:r>
+              <w:t>mở một phiếu "Chi trước" → nút Chỉnh sửa khoá, có câu báo</w:t>
+            </w:r>
+          </w:p>
+        </w:tc>
+      </w:tr>
+    </w:tbl>
+    <w:p/>
+    <w:p>
+      <w:pPr>
+        <w:pStyle w:val="Heading3"/>
+      </w:pPr>
+      <w:r>
+        <w:t>8.2.5. `fce78c52` — tiền tệ ngoài danh mục không gán ngầm; tab Tài khoản hồ sơ nhân viên</w:t>
+      </w:r>
+    </w:p>
+    <w:tbl>
+      <w:tblPr>
+        <w:tblStyle w:val="LightGrid-Accent1"/>
+        <w:tblW w:type="auto" w:w="0"/>
+        <w:tblLook w:firstColumn="1" w:firstRow="1" w:lastColumn="0" w:lastRow="0" w:noHBand="0" w:noVBand="1" w:val="04A0"/>
+      </w:tblPr>
+      <w:tblGrid>
+        <w:gridCol w:w="4320"/>
+        <w:gridCol w:w="4320"/>
+      </w:tblGrid>
+      <w:tr>
+        <w:tc>
+          <w:tcPr>
+            <w:tcW w:type="dxa" w:w="4320"/>
+          </w:tcPr>
+          <w:p>
+            <w:r>
+              <w:rPr>
+                <w:b/>
+              </w:rPr>
+            </w:r>
+          </w:p>
+        </w:tc>
+        <w:tc>
+          <w:tcPr>
+            <w:tcW w:type="dxa" w:w="4320"/>
+          </w:tcPr>
+          <w:p>
+            <w:r>
+              <w:rPr>
+                <w:b/>
+              </w:rPr>
+            </w:r>
+          </w:p>
+        </w:tc>
+      </w:tr>
+      <w:tr>
+        <w:tc>
+          <w:tcPr>
+            <w:tcW w:type="dxa" w:w="4320"/>
+          </w:tcPr>
+          <w:p>
+            <w:r/>
+            <w:r>
+              <w:t>Tệp</w:t>
+            </w:r>
+          </w:p>
+        </w:tc>
+        <w:tc>
+          <w:tcPr>
+            <w:tcW w:type="dxa" w:w="4320"/>
+          </w:tcPr>
+          <w:p>
+            <w:r/>
+            <w:r>
+              <w:rPr>
+                <w:rFonts w:ascii="Consolas" w:hAnsi="Consolas"/>
+                <w:sz w:val="19"/>
+              </w:rPr>
+              <w:t>ACC/cm-payment-upsert.js</w:t>
+            </w:r>
+            <w:r>
+              <w:t xml:space="preserve">, </w:t>
+            </w:r>
+            <w:r>
+              <w:rPr>
+                <w:rFonts w:ascii="Consolas" w:hAnsi="Consolas"/>
+                <w:sz w:val="19"/>
+              </w:rPr>
+              <w:t>ACC/cm-receipt-upsert.js</w:t>
+            </w:r>
+            <w:r>
+              <w:t xml:space="preserve">; </w:t>
+            </w:r>
+            <w:r>
+              <w:rPr>
+                <w:rFonts w:ascii="Consolas" w:hAnsi="Consolas"/>
+                <w:sz w:val="19"/>
+              </w:rPr>
+              <w:t>Controllers/Modules/Organization/OrganizationHr/OrganizationHrController.cs</w:t>
+            </w:r>
+            <w:r>
+              <w:t xml:space="preserve"> (BFF </w:t>
+            </w:r>
+            <w:r>
+              <w:rPr>
+                <w:rFonts w:ascii="Consolas" w:hAnsi="Consolas"/>
+                <w:sz w:val="19"/>
+              </w:rPr>
+              <w:t>AccountBranches</w:t>
+            </w:r>
+            <w:r>
+              <w:t xml:space="preserve"> chỉ đọc), </w:t>
+            </w:r>
+            <w:r>
+              <w:rPr>
+                <w:rFonts w:ascii="Consolas" w:hAnsi="Consolas"/>
+                <w:sz w:val="19"/>
+              </w:rPr>
+              <w:t>Views/Modules/Organization/OrganizationHr/Employees.cshtml</w:t>
+            </w:r>
+            <w:r>
+              <w:t xml:space="preserve">, </w:t>
+            </w:r>
+            <w:r>
+              <w:rPr>
+                <w:rFonts w:ascii="Consolas" w:hAnsi="Consolas"/>
+                <w:sz w:val="19"/>
+              </w:rPr>
+              <w:t>scripts/api/organizationHrApi.js</w:t>
+            </w:r>
+            <w:r>
+              <w:t xml:space="preserve">, mới </w:t>
+            </w:r>
+            <w:r>
+              <w:rPr>
+                <w:rFonts w:ascii="Consolas" w:hAnsi="Consolas"/>
+                <w:sz w:val="19"/>
+              </w:rPr>
+              <w:t>scripts/modules/organizationHr/employee-account.js</w:t>
+            </w:r>
+            <w:r>
+              <w:t>; 19 khoá câu vi / lo / en</w:t>
+            </w:r>
+          </w:p>
+        </w:tc>
+      </w:tr>
+      <w:tr>
+        <w:tc>
+          <w:tcPr>
+            <w:tcW w:type="dxa" w:w="4320"/>
+          </w:tcPr>
+          <w:p>
+            <w:r/>
+            <w:r>
+              <w:t>Đổi gì</w:t>
+            </w:r>
+          </w:p>
+        </w:tc>
+        <w:tc>
+          <w:tcPr>
+            <w:tcW w:type="dxa" w:w="4320"/>
+          </w:tcPr>
+          <w:p>
+            <w:r/>
+            <w:r>
+              <w:t xml:space="preserve">bỏ mọi chỗ gán ngầm tiền tệ mã 1 / "loại đầu danh mục": mã tiền ngoài danh mục giữ đúng, phiếu chỉ xem, có báo; phiếu mới thiếu tiền tệ bị chặn lưu; quy đổi công nợ xem trước theo tỷ giá header (khớp </w:t>
+            </w:r>
+            <w:r>
+              <w:rPr>
+                <w:rFonts w:ascii="Consolas" w:hAnsi="Consolas"/>
+                <w:sz w:val="19"/>
+              </w:rPr>
+              <w:t>ae0e7f6</w:t>
+            </w:r>
+            <w:r>
+              <w:t xml:space="preserve">); phiếu chi mở lại đọc đúng tỷ giá (trước luôn 1). Tab </w:t>
+            </w:r>
+            <w:r>
+              <w:rPr>
+                <w:b/>
+              </w:rPr>
+              <w:t>Tài khoản</w:t>
+            </w:r>
+            <w:r>
+              <w:t xml:space="preserve">: xem qua </w:t>
+            </w:r>
+            <w:r>
+              <w:rPr>
+                <w:rFonts w:ascii="Consolas" w:hAnsi="Consolas"/>
+                <w:sz w:val="19"/>
+              </w:rPr>
+              <w:t>account-lookups</w:t>
+            </w:r>
+            <w:r>
+              <w:t>; tạo / sửa (tên đăng nhập, nhóm, chi nhánh, kích hoạt, mật khẩu), đặt lại mật khẩu; kiểm trùng tên; hỏi xác nhận</w:t>
+            </w:r>
+          </w:p>
+        </w:tc>
+      </w:tr>
+      <w:tr>
+        <w:tc>
+          <w:tcPr>
+            <w:tcW w:type="dxa" w:w="4320"/>
+          </w:tcPr>
+          <w:p>
+            <w:r/>
+            <w:r>
+              <w:t>DB</w:t>
+            </w:r>
+          </w:p>
+        </w:tc>
+        <w:tc>
+          <w:tcPr>
+            <w:tcW w:type="dxa" w:w="4320"/>
+          </w:tcPr>
+          <w:p>
+            <w:r/>
+            <w:r>
+              <w:t xml:space="preserve">không tự ghi. Tab chỉ ghi khi người dùng bấm Tạo / Lưu / Đặt lại — qua BFF </w:t>
+            </w:r>
+            <w:r>
+              <w:rPr>
+                <w:rFonts w:ascii="Consolas" w:hAnsi="Consolas"/>
+                <w:sz w:val="19"/>
+              </w:rPr>
+              <w:t>UpsertAccount</w:t>
+            </w:r>
+            <w:r>
+              <w:t xml:space="preserve"> / </w:t>
+            </w:r>
+            <w:r>
+              <w:rPr>
+                <w:rFonts w:ascii="Consolas" w:hAnsi="Consolas"/>
+                <w:sz w:val="19"/>
+              </w:rPr>
+              <w:t>ResetPassword</w:t>
+            </w:r>
+            <w:r>
+              <w:t xml:space="preserve"> có sẵn → API </w:t>
+            </w:r>
+            <w:r>
+              <w:rPr>
+                <w:rFonts w:ascii="Consolas" w:hAnsi="Consolas"/>
+                <w:sz w:val="19"/>
+              </w:rPr>
+              <w:t>object-auth/account/upsert</w:t>
+            </w:r>
+            <w:r>
+              <w:t xml:space="preserve"> (</w:t>
+            </w:r>
+            <w:r>
+              <w:rPr>
+                <w:rFonts w:ascii="Consolas" w:hAnsi="Consolas"/>
+                <w:sz w:val="19"/>
+              </w:rPr>
+              <w:t>sp_META_InsertUpdate_USERS</w:t>
+            </w:r>
+            <w:r>
+              <w:t>)</w:t>
+            </w:r>
+          </w:p>
+        </w:tc>
+      </w:tr>
+      <w:tr>
+        <w:tc>
+          <w:tcPr>
+            <w:tcW w:type="dxa" w:w="4320"/>
+          </w:tcPr>
+          <w:p>
+            <w:r/>
+            <w:r>
+              <w:t>Bước</w:t>
+            </w:r>
+          </w:p>
+        </w:tc>
+        <w:tc>
+          <w:tcPr>
+            <w:tcW w:type="dxa" w:w="4320"/>
+          </w:tcPr>
+          <w:p>
+            <w:r/>
+            <w:r>
+              <w:t>phiếu thu / chi (bước 4, 6, 11 – 13); tài khoản tích hợp (tuỳ chọn, mục 5 việc 2)</w:t>
+            </w:r>
+          </w:p>
+        </w:tc>
+      </w:tr>
+      <w:tr>
+        <w:tc>
+          <w:tcPr>
+            <w:tcW w:type="dxa" w:w="4320"/>
+          </w:tcPr>
+          <w:p>
+            <w:r/>
+            <w:r>
+              <w:t>Đã kiểm</w:t>
+            </w:r>
+          </w:p>
+        </w:tc>
+        <w:tc>
+          <w:tcPr>
+            <w:tcW w:type="dxa" w:w="4320"/>
+          </w:tcPr>
+          <w:p>
+            <w:r/>
+            <w:r>
+              <w:t xml:space="preserve">harness t6 đạt, hồi quy t2 – t4 giống từng byte, build 0 lỗi; </w:t>
+            </w:r>
+            <w:r>
+              <w:rPr>
+                <w:b/>
+              </w:rPr>
+              <w:t>chưa bấm tạo tài khoản thật</w:t>
+            </w:r>
+          </w:p>
+        </w:tc>
+      </w:tr>
+      <w:tr>
+        <w:tc>
+          <w:tcPr>
+            <w:tcW w:type="dxa" w:w="4320"/>
+          </w:tcPr>
+          <w:p>
+            <w:r/>
+            <w:r>
+              <w:t>Thử lại</w:t>
+            </w:r>
+          </w:p>
+        </w:tc>
+        <w:tc>
+          <w:tcPr>
+            <w:tcW w:type="dxa" w:w="4320"/>
+          </w:tcPr>
+          <w:p>
+            <w:r/>
+            <w:r>
+              <w:t xml:space="preserve">Nhân sự → Nhân viên → mở </w:t>
+            </w:r>
+            <w:r>
+              <w:rPr>
+                <w:rFonts w:ascii="Consolas" w:hAnsi="Consolas"/>
+                <w:sz w:val="19"/>
+              </w:rPr>
+              <w:t>EPL-TICHHOP</w:t>
+            </w:r>
+            <w:r>
+              <w:t xml:space="preserve"> → tab Tài khoản</w:t>
+            </w:r>
+          </w:p>
+        </w:tc>
+      </w:tr>
+    </w:tbl>
+    <w:p/>
+    <w:p>
+      <w:pPr>
+        <w:pStyle w:val="Heading3"/>
+      </w:pPr>
+      <w:r>
+        <w:t>8.2.6. `7d168744` — che bí mật trong log WEB</w:t>
+      </w:r>
+    </w:p>
+    <w:tbl>
+      <w:tblPr>
+        <w:tblStyle w:val="LightGrid-Accent1"/>
+        <w:tblW w:type="auto" w:w="0"/>
+        <w:tblLook w:firstColumn="1" w:firstRow="1" w:lastColumn="0" w:lastRow="0" w:noHBand="0" w:noVBand="1" w:val="04A0"/>
+      </w:tblPr>
+      <w:tblGrid>
+        <w:gridCol w:w="4320"/>
+        <w:gridCol w:w="4320"/>
+      </w:tblGrid>
+      <w:tr>
+        <w:tc>
+          <w:tcPr>
+            <w:tcW w:type="dxa" w:w="4320"/>
+          </w:tcPr>
+          <w:p>
+            <w:r>
+              <w:rPr>
+                <w:b/>
+              </w:rPr>
+            </w:r>
+          </w:p>
+        </w:tc>
+        <w:tc>
+          <w:tcPr>
+            <w:tcW w:type="dxa" w:w="4320"/>
+          </w:tcPr>
+          <w:p>
+            <w:r>
+              <w:rPr>
+                <w:b/>
+              </w:rPr>
+            </w:r>
+          </w:p>
+        </w:tc>
+      </w:tr>
+      <w:tr>
+        <w:tc>
+          <w:tcPr>
+            <w:tcW w:type="dxa" w:w="4320"/>
+          </w:tcPr>
+          <w:p>
+            <w:r/>
+            <w:r>
+              <w:t>Tệp</w:t>
+            </w:r>
+          </w:p>
+        </w:tc>
+        <w:tc>
+          <w:tcPr>
+            <w:tcW w:type="dxa" w:w="4320"/>
+          </w:tcPr>
+          <w:p>
+            <w:r/>
+            <w:r>
+              <w:t xml:space="preserve">mới </w:t>
+            </w:r>
+            <w:r>
+              <w:rPr>
+                <w:rFonts w:ascii="Consolas" w:hAnsi="Consolas"/>
+                <w:sz w:val="19"/>
+              </w:rPr>
+              <w:t>Backend.Common/Logging/LogPayloadSanitizer.cs</w:t>
+            </w:r>
+            <w:r>
+              <w:t xml:space="preserve">; sửa </w:t>
+            </w:r>
+            <w:r>
+              <w:rPr>
+                <w:rFonts w:ascii="Consolas" w:hAnsi="Consolas"/>
+                <w:sz w:val="19"/>
+              </w:rPr>
+              <w:t>Backend.Common/BackofficeApiService.cs</w:t>
+            </w:r>
+            <w:r>
+              <w:t xml:space="preserve">, </w:t>
+            </w:r>
+            <w:r>
+              <w:rPr>
+                <w:rFonts w:ascii="Consolas" w:hAnsi="Consolas"/>
+                <w:sz w:val="19"/>
+              </w:rPr>
+              <w:t>Backend/Base/Helpers/AppLoggingHelper.cs</w:t>
+            </w:r>
+            <w:r>
+              <w:t xml:space="preserve">, </w:t>
+            </w:r>
+            <w:r>
+              <w:rPr>
+                <w:rFonts w:ascii="Consolas" w:hAnsi="Consolas"/>
+                <w:sz w:val="19"/>
+              </w:rPr>
+              <w:t>Backend/Base/Middlewares/ExceptionLoggingMiddleware.cs</w:t>
+            </w:r>
+            <w:r>
+              <w:t xml:space="preserve">, </w:t>
+            </w:r>
+            <w:r>
+              <w:rPr>
+                <w:rFonts w:ascii="Consolas" w:hAnsi="Consolas"/>
+                <w:sz w:val="19"/>
+              </w:rPr>
+              <w:t>wwwroot/ViewAssets/scripts/_helpers/commonScripts.js</w:t>
+            </w:r>
+          </w:p>
+        </w:tc>
+      </w:tr>
+      <w:tr>
+        <w:tc>
+          <w:tcPr>
+            <w:tcW w:type="dxa" w:w="4320"/>
+          </w:tcPr>
+          <w:p>
+            <w:r/>
+            <w:r>
+              <w:t>Đổi gì</w:t>
+            </w:r>
+          </w:p>
+        </w:tc>
+        <w:tc>
+          <w:tcPr>
+            <w:tcW w:type="dxa" w:w="4320"/>
+          </w:tcPr>
+          <w:p>
+            <w:r/>
+            <w:r>
+              <w:t xml:space="preserve">che mật khẩu / token / khoá / jwt / cookie theo tên trường (cùng luật </w:t>
+            </w:r>
+            <w:r>
+              <w:rPr>
+                <w:rFonts w:ascii="Consolas" w:hAnsi="Consolas"/>
+                <w:sz w:val="19"/>
+              </w:rPr>
+              <w:t>ApiAuditPayloadSanitizer</w:t>
+            </w:r>
+            <w:r>
+              <w:t xml:space="preserve">); header không ghi giá trị; body lỗi rỗng không còn ném </w:t>
+            </w:r>
+            <w:r>
+              <w:rPr>
+                <w:rFonts w:ascii="Consolas" w:hAnsi="Consolas"/>
+                <w:sz w:val="19"/>
+              </w:rPr>
+              <w:t>RequestMessage.ToString()</w:t>
+            </w:r>
+            <w:r>
+              <w:t xml:space="preserve"> (từng in </w:t>
+            </w:r>
+            <w:r>
+              <w:rPr>
+                <w:rFonts w:ascii="Consolas" w:hAnsi="Consolas"/>
+                <w:sz w:val="19"/>
+              </w:rPr>
+              <w:t>Authorization: Bearer …</w:t>
+            </w:r>
+            <w:r>
+              <w:t xml:space="preserve"> vào log và câu báo); console trình duyệt cũng che</w:t>
+            </w:r>
+          </w:p>
+        </w:tc>
+      </w:tr>
+      <w:tr>
+        <w:tc>
+          <w:tcPr>
+            <w:tcW w:type="dxa" w:w="4320"/>
+          </w:tcPr>
+          <w:p>
+            <w:r/>
+            <w:r>
+              <w:t>DB</w:t>
+            </w:r>
+          </w:p>
+        </w:tc>
+        <w:tc>
+          <w:tcPr>
+            <w:tcW w:type="dxa" w:w="4320"/>
+          </w:tcPr>
+          <w:p>
+            <w:r/>
+            <w:r>
+              <w:t xml:space="preserve">không (log tệp </w:t>
+            </w:r>
+            <w:r>
+              <w:rPr>
+                <w:rFonts w:ascii="Consolas" w:hAnsi="Consolas"/>
+                <w:sz w:val="19"/>
+              </w:rPr>
+              <w:t>Backend/.Logs</w:t>
+            </w:r>
+            <w:r>
+              <w:t>)</w:t>
+            </w:r>
+          </w:p>
+        </w:tc>
+      </w:tr>
+      <w:tr>
+        <w:tc>
+          <w:tcPr>
+            <w:tcW w:type="dxa" w:w="4320"/>
+          </w:tcPr>
+          <w:p>
+            <w:r/>
+            <w:r>
+              <w:t>Bước</w:t>
+            </w:r>
+          </w:p>
+        </w:tc>
+        <w:tc>
+          <w:tcPr>
+            <w:tcW w:type="dxa" w:w="4320"/>
+          </w:tcPr>
+          <w:p>
+            <w:r/>
+            <w:r>
+              <w:t>mọi lời gọi qua WEB</w:t>
+            </w:r>
+          </w:p>
+        </w:tc>
+      </w:tr>
+      <w:tr>
+        <w:tc>
+          <w:tcPr>
+            <w:tcW w:type="dxa" w:w="4320"/>
+          </w:tcPr>
+          <w:p>
+            <w:r/>
+            <w:r>
+              <w:t>Đã kiểm</w:t>
+            </w:r>
+          </w:p>
+        </w:tc>
+        <w:tc>
+          <w:tcPr>
+            <w:tcW w:type="dxa" w:w="4320"/>
+          </w:tcPr>
+          <w:p>
+            <w:r/>
+            <w:r>
               <w:t>bản trước lộ 5 chỗ, bản sau 10/10; build 0 lỗi; log ở máy 0 dòng lộ</w:t>
+            </w:r>
+          </w:p>
+        </w:tc>
+      </w:tr>
+    </w:tbl>
+    <w:p/>
+    <w:p>
+      <w:pPr>
+        <w:pStyle w:val="Heading3"/>
+      </w:pPr>
+      <w:r>
+        <w:t>8.2.7. `c1a5d231` — thu nợ ngoại tệ; phiếu mở lại giữ đúng kỳ</w:t>
+      </w:r>
+    </w:p>
+    <w:tbl>
+      <w:tblPr>
+        <w:tblStyle w:val="LightGrid-Accent1"/>
+        <w:tblW w:type="auto" w:w="0"/>
+        <w:tblLook w:firstColumn="1" w:firstRow="1" w:lastColumn="0" w:lastRow="0" w:noHBand="0" w:noVBand="1" w:val="04A0"/>
+      </w:tblPr>
+      <w:tblGrid>
+        <w:gridCol w:w="4320"/>
+        <w:gridCol w:w="4320"/>
+      </w:tblGrid>
+      <w:tr>
+        <w:tc>
+          <w:tcPr>
+            <w:tcW w:type="dxa" w:w="4320"/>
+          </w:tcPr>
+          <w:p>
+            <w:r>
+              <w:rPr>
+                <w:b/>
+              </w:rPr>
+            </w:r>
+          </w:p>
+        </w:tc>
+        <w:tc>
+          <w:tcPr>
+            <w:tcW w:type="dxa" w:w="4320"/>
+          </w:tcPr>
+          <w:p>
+            <w:r>
+              <w:rPr>
+                <w:b/>
+              </w:rPr>
+            </w:r>
+          </w:p>
+        </w:tc>
+      </w:tr>
+      <w:tr>
+        <w:tc>
+          <w:tcPr>
+            <w:tcW w:type="dxa" w:w="4320"/>
+          </w:tcPr>
+          <w:p>
+            <w:r/>
+            <w:r>
+              <w:t>Tệp</w:t>
+            </w:r>
+          </w:p>
+        </w:tc>
+        <w:tc>
+          <w:tcPr>
+            <w:tcW w:type="dxa" w:w="4320"/>
+          </w:tcPr>
+          <w:p>
+            <w:r/>
+            <w:r>
+              <w:t xml:space="preserve">BFF </w:t>
+            </w:r>
+            <w:r>
+              <w:rPr>
+                <w:rFonts w:ascii="Consolas" w:hAnsi="Consolas"/>
+                <w:sz w:val="19"/>
+              </w:rPr>
+              <w:t>Sales/DebtCollection/DebtCollectionController.cs</w:t>
+            </w:r>
+            <w:r>
+              <w:t xml:space="preserve">; </w:t>
+            </w:r>
+            <w:r>
+              <w:rPr>
+                <w:rFonts w:ascii="Consolas" w:hAnsi="Consolas"/>
+                <w:sz w:val="19"/>
+              </w:rPr>
+              <w:t>debtCollectionCustomerDetail.js</w:t>
+            </w:r>
+            <w:r>
+              <w:t xml:space="preserve">, </w:t>
+            </w:r>
+            <w:r>
+              <w:rPr>
+                <w:rFonts w:ascii="Consolas" w:hAnsi="Consolas"/>
+                <w:sz w:val="19"/>
+              </w:rPr>
+              <w:t>debtCollectionWorkspace.js</w:t>
+            </w:r>
+            <w:r>
+              <w:t xml:space="preserve">, </w:t>
+            </w:r>
+            <w:r>
+              <w:rPr>
+                <w:rFonts w:ascii="Consolas" w:hAnsi="Consolas"/>
+                <w:sz w:val="19"/>
+              </w:rPr>
+              <w:t>CustomerDetail.cshtml</w:t>
+            </w:r>
+            <w:r>
+              <w:t xml:space="preserve">, </w:t>
+            </w:r>
+            <w:r>
+              <w:rPr>
+                <w:rFonts w:ascii="Consolas" w:hAnsi="Consolas"/>
+                <w:sz w:val="19"/>
+              </w:rPr>
+              <w:t>Workspace.cshtml</w:t>
+            </w:r>
+            <w:r>
+              <w:t xml:space="preserve">; </w:t>
+            </w:r>
+            <w:r>
+              <w:rPr>
+                <w:rFonts w:ascii="Consolas" w:hAnsi="Consolas"/>
+                <w:sz w:val="19"/>
+              </w:rPr>
+              <w:t>ACC/cm-payment-list.js</w:t>
+            </w:r>
+            <w:r>
+              <w:t xml:space="preserve">, </w:t>
+            </w:r>
+            <w:r>
+              <w:rPr>
+                <w:rFonts w:ascii="Consolas" w:hAnsi="Consolas"/>
+                <w:sz w:val="19"/>
+              </w:rPr>
+              <w:t>cm-receipt-list.js</w:t>
+            </w:r>
+            <w:r>
+              <w:t xml:space="preserve">, </w:t>
+            </w:r>
+            <w:r>
+              <w:rPr>
+                <w:rFonts w:ascii="Consolas" w:hAnsi="Consolas"/>
+                <w:sz w:val="19"/>
+              </w:rPr>
+              <w:t>cm-*-upsert.js</w:t>
+            </w:r>
+            <w:r>
+              <w:t xml:space="preserve">, modal; </w:t>
+            </w:r>
+            <w:r>
+              <w:rPr>
+                <w:rFonts w:ascii="Consolas" w:hAnsi="Consolas"/>
+                <w:sz w:val="19"/>
+              </w:rPr>
+              <w:t>Hr/Employees.cshtml</w:t>
+            </w:r>
+            <w:r>
+              <w:t xml:space="preserve">, </w:t>
+            </w:r>
+            <w:r>
+              <w:rPr>
+                <w:rFonts w:ascii="Consolas" w:hAnsi="Consolas"/>
+                <w:sz w:val="19"/>
+              </w:rPr>
+              <w:t>_EmployeeAccountTab.cshtml</w:t>
+            </w:r>
+            <w:r>
+              <w:t xml:space="preserve">; </w:t>
+            </w:r>
+            <w:r>
+              <w:rPr>
+                <w:rFonts w:ascii="Consolas" w:hAnsi="Consolas"/>
+                <w:sz w:val="19"/>
+              </w:rPr>
+              <w:t>vi / lo / en.json</w:t>
+            </w:r>
+          </w:p>
+        </w:tc>
+      </w:tr>
+      <w:tr>
+        <w:tc>
+          <w:tcPr>
+            <w:tcW w:type="dxa" w:w="4320"/>
+          </w:tcPr>
+          <w:p>
+            <w:r/>
+            <w:r>
+              <w:t>Đổi gì</w:t>
+            </w:r>
+          </w:p>
+        </w:tc>
+        <w:tc>
+          <w:tcPr>
+            <w:tcW w:type="dxa" w:w="4320"/>
+          </w:tcPr>
+          <w:p>
+            <w:r/>
+            <w:r>
+              <w:t xml:space="preserve">khoản ngoại tệ chỉ cho tài khoản ngoại tệ, bắt nhập tỷ giá ngày thu, không gửi số quy đổi; BFF </w:t>
+            </w:r>
+            <w:r>
+              <w:rPr>
+                <w:b/>
+              </w:rPr>
+              <w:t>bỏ tỷ giá cứng 1</w:t>
+            </w:r>
+            <w:r>
+              <w:t xml:space="preserve">; phiếu thu / chi mở lại giữ đúng kỳ tài chính; dòng định khoản có Sửa / Xoá sau khi bấm Sửa; xác nhận Xoá / Ghi sổ bằng hộp chung; tỷ giá snapshot Vụ việc đúng chiều; mục Tài khoản ở </w:t>
+            </w:r>
+            <w:r>
+              <w:rPr>
+                <w:rFonts w:ascii="Consolas" w:hAnsi="Consolas"/>
+                <w:sz w:val="19"/>
+              </w:rPr>
+              <w:t>/HR/Employees</w:t>
+            </w:r>
+          </w:p>
+        </w:tc>
+      </w:tr>
+      <w:tr>
+        <w:tc>
+          <w:tcPr>
+            <w:tcW w:type="dxa" w:w="4320"/>
+          </w:tcPr>
+          <w:p>
+            <w:r/>
+            <w:r>
+              <w:t>DB</w:t>
+            </w:r>
+          </w:p>
+        </w:tc>
+        <w:tc>
+          <w:tcPr>
+            <w:tcW w:type="dxa" w:w="4320"/>
+          </w:tcPr>
+          <w:p>
+            <w:r/>
+            <w:r>
+              <w:t>không</w:t>
+            </w:r>
+          </w:p>
+        </w:tc>
+      </w:tr>
+      <w:tr>
+        <w:tc>
+          <w:tcPr>
+            <w:tcW w:type="dxa" w:w="4320"/>
+          </w:tcPr>
+          <w:p>
+            <w:r/>
+            <w:r>
+              <w:t>Bước</w:t>
+            </w:r>
+          </w:p>
+        </w:tc>
+        <w:tc>
+          <w:tcPr>
+            <w:tcW w:type="dxa" w:w="4320"/>
+          </w:tcPr>
+          <w:p>
+            <w:r/>
+            <w:r>
+              <w:t>bước 8 (thu tiền khách); thủ quỹ mở phiếu</w:t>
+            </w:r>
+          </w:p>
+        </w:tc>
+      </w:tr>
+      <w:tr>
+        <w:tc>
+          <w:tcPr>
+            <w:tcW w:type="dxa" w:w="4320"/>
+          </w:tcPr>
+          <w:p>
+            <w:r/>
+            <w:r>
+              <w:t>Lưu ý</w:t>
+            </w:r>
+          </w:p>
+        </w:tc>
+        <w:tc>
+          <w:tcPr>
+            <w:tcW w:type="dxa" w:w="4320"/>
+          </w:tcPr>
+          <w:p>
+            <w:r/>
+            <w:r>
+              <w:t xml:space="preserve">deploy </w:t>
+            </w:r>
+            <w:r>
+              <w:rPr>
+                <w:b/>
+              </w:rPr>
+              <w:t>sau</w:t>
+            </w:r>
+            <w:r>
+              <w:t xml:space="preserve"> API </w:t>
+            </w:r>
+            <w:r>
+              <w:rPr>
+                <w:rFonts w:ascii="Consolas" w:hAnsi="Consolas"/>
+                <w:sz w:val="19"/>
+              </w:rPr>
+              <w:t>3d6f330</w:t>
+            </w:r>
+          </w:p>
+        </w:tc>
+      </w:tr>
+    </w:tbl>
+    <w:p/>
+    <w:p>
+      <w:pPr>
+        <w:pStyle w:val="Heading3"/>
+      </w:pPr>
+      <w:r>
+        <w:t>8.2.8. `6abe0ad8` — màn "Bút toán từ Logistics"</w:t>
+      </w:r>
+    </w:p>
+    <w:tbl>
+      <w:tblPr>
+        <w:tblStyle w:val="LightGrid-Accent1"/>
+        <w:tblW w:type="auto" w:w="0"/>
+        <w:tblLook w:firstColumn="1" w:firstRow="1" w:lastColumn="0" w:lastRow="0" w:noHBand="0" w:noVBand="1" w:val="04A0"/>
+      </w:tblPr>
+      <w:tblGrid>
+        <w:gridCol w:w="4320"/>
+        <w:gridCol w:w="4320"/>
+      </w:tblGrid>
+      <w:tr>
+        <w:tc>
+          <w:tcPr>
+            <w:tcW w:type="dxa" w:w="4320"/>
+          </w:tcPr>
+          <w:p>
+            <w:r>
+              <w:rPr>
+                <w:b/>
+              </w:rPr>
+            </w:r>
+          </w:p>
+        </w:tc>
+        <w:tc>
+          <w:tcPr>
+            <w:tcW w:type="dxa" w:w="4320"/>
+          </w:tcPr>
+          <w:p>
+            <w:r>
+              <w:rPr>
+                <w:b/>
+              </w:rPr>
+            </w:r>
+          </w:p>
+        </w:tc>
+      </w:tr>
+      <w:tr>
+        <w:tc>
+          <w:tcPr>
+            <w:tcW w:type="dxa" w:w="4320"/>
+          </w:tcPr>
+          <w:p>
+            <w:r/>
+            <w:r>
+              <w:t>Tệp</w:t>
+            </w:r>
+          </w:p>
+        </w:tc>
+        <w:tc>
+          <w:tcPr>
+            <w:tcW w:type="dxa" w:w="4320"/>
+          </w:tcPr>
+          <w:p>
+            <w:r/>
+            <w:r>
+              <w:t xml:space="preserve">mới BFF </w:t>
+            </w:r>
+            <w:r>
+              <w:rPr>
+                <w:rFonts w:ascii="Consolas" w:hAnsi="Consolas"/>
+                <w:sz w:val="19"/>
+              </w:rPr>
+              <w:t>Controllers/Modules/Accounting/LogisticsJournalEntryController.cs</w:t>
+            </w:r>
+            <w:r>
+              <w:t xml:space="preserve">, </w:t>
+            </w:r>
+            <w:r>
+              <w:rPr>
+                <w:rFonts w:ascii="Consolas" w:hAnsi="Consolas"/>
+                <w:sz w:val="19"/>
+              </w:rPr>
+              <w:t>Business/ApiClients/Accounting/LogisticsJournalEntryClient.cs</w:t>
+            </w:r>
+            <w:r>
+              <w:t xml:space="preserve"> (+ </w:t>
+            </w:r>
+            <w:r>
+              <w:rPr>
+                <w:rFonts w:ascii="Consolas" w:hAnsi="Consolas"/>
+                <w:sz w:val="19"/>
+              </w:rPr>
+              <w:t>Endpoints/…</w:t>
+            </w:r>
+            <w:r>
+              <w:t xml:space="preserve">, </w:t>
+            </w:r>
+            <w:r>
+              <w:rPr>
+                <w:rFonts w:ascii="Consolas" w:hAnsi="Consolas"/>
+                <w:sz w:val="19"/>
+              </w:rPr>
+              <w:t>Contracts/…</w:t>
+            </w:r>
+            <w:r>
+              <w:t xml:space="preserve">), </w:t>
+            </w:r>
+            <w:r>
+              <w:rPr>
+                <w:rFonts w:ascii="Consolas" w:hAnsi="Consolas"/>
+                <w:sz w:val="19"/>
+              </w:rPr>
+              <w:t>Models/Accounting/LogisticsJournalEntryPageModel.cs</w:t>
+            </w:r>
+            <w:r>
+              <w:t xml:space="preserve">, </w:t>
+            </w:r>
+            <w:r>
+              <w:rPr>
+                <w:rFonts w:ascii="Consolas" w:hAnsi="Consolas"/>
+                <w:sz w:val="19"/>
+              </w:rPr>
+              <w:t>Views/Modules/Accounting/LogisticsJournalEntry/Index.cshtml</w:t>
+            </w:r>
+            <w:r>
+              <w:t xml:space="preserve">, </w:t>
+            </w:r>
+            <w:r>
+              <w:rPr>
+                <w:rFonts w:ascii="Consolas" w:hAnsi="Consolas"/>
+                <w:sz w:val="19"/>
+              </w:rPr>
+              <w:t>scripts/modules/accounting/logistics-journal-entry.js</w:t>
+            </w:r>
+            <w:r>
+              <w:t xml:space="preserve">, </w:t>
+            </w:r>
+            <w:r>
+              <w:rPr>
+                <w:rFonts w:ascii="Consolas" w:hAnsi="Consolas"/>
+                <w:sz w:val="19"/>
+              </w:rPr>
+              <w:t>styles/…/logistics-journal-entry.css</w:t>
+            </w:r>
+            <w:r>
+              <w:t xml:space="preserve">; </w:t>
+            </w:r>
+            <w:r>
+              <w:rPr>
+                <w:rFonts w:ascii="Consolas" w:hAnsi="Consolas"/>
+                <w:sz w:val="19"/>
+              </w:rPr>
+              <w:t>Register.cs</w:t>
+            </w:r>
+            <w:r>
+              <w:t xml:space="preserve">; khoá </w:t>
+            </w:r>
+            <w:r>
+              <w:rPr>
+                <w:rFonts w:ascii="Consolas" w:hAnsi="Consolas"/>
+                <w:sz w:val="19"/>
+              </w:rPr>
+              <w:t>ACC_LJE_*</w:t>
+            </w:r>
+            <w:r>
+              <w:t xml:space="preserve">, </w:t>
+            </w:r>
+            <w:r>
+              <w:rPr>
+                <w:rFonts w:ascii="Consolas" w:hAnsi="Consolas"/>
+                <w:sz w:val="19"/>
+              </w:rPr>
+              <w:t>MENU_LOGISTICS_JOURNAL_ENTRY</w:t>
+            </w:r>
+          </w:p>
+        </w:tc>
+      </w:tr>
+      <w:tr>
+        <w:tc>
+          <w:tcPr>
+            <w:tcW w:type="dxa" w:w="4320"/>
+          </w:tcPr>
+          <w:p>
+            <w:r/>
+            <w:r>
+              <w:t>Đổi gì</w:t>
+            </w:r>
+          </w:p>
+        </w:tc>
+        <w:tc>
+          <w:tcPr>
+            <w:tcW w:type="dxa" w:w="4320"/>
+          </w:tcPr>
+          <w:p>
+            <w:r/>
+            <w:r>
+              <w:rPr>
+                <w:rFonts w:ascii="Consolas" w:hAnsi="Consolas"/>
+                <w:sz w:val="19"/>
+              </w:rPr>
+              <w:t>/LogisticsJournalEntry/Index</w:t>
+            </w:r>
+            <w:r>
+              <w:t>: lọc ngày / trạng thái / từ khoá, tóm tắt theo trạng thái, lưới phân trang máy chủ, bấm dòng xem dòng Nợ / Có. Chỉ đọc, không nút ghi sổ / gỡ</w:t>
+            </w:r>
+          </w:p>
+        </w:tc>
+      </w:tr>
+      <w:tr>
+        <w:tc>
+          <w:tcPr>
+            <w:tcW w:type="dxa" w:w="4320"/>
+          </w:tcPr>
+          <w:p>
+            <w:r/>
+            <w:r>
+              <w:t>DB</w:t>
+            </w:r>
+          </w:p>
+        </w:tc>
+        <w:tc>
+          <w:tcPr>
+            <w:tcW w:type="dxa" w:w="4320"/>
+          </w:tcPr>
+          <w:p>
+            <w:r/>
+            <w:r>
+              <w:t xml:space="preserve">không. Menu đọc từ DB: mục </w:t>
+            </w:r>
+            <w:r>
+              <w:rPr>
+                <w:rFonts w:ascii="Consolas" w:hAnsi="Consolas"/>
+                <w:sz w:val="19"/>
+              </w:rPr>
+              <w:t>LOGISTICS_JOURNAL_ENTRY</w:t>
+            </w:r>
+            <w:r>
+              <w:t xml:space="preserve"> (nhóm </w:t>
+            </w:r>
+            <w:r>
+              <w:rPr>
+                <w:rFonts w:ascii="Consolas" w:hAnsi="Consolas"/>
+                <w:sz w:val="19"/>
+              </w:rPr>
+              <w:t>CASH_VOUCHER</w:t>
+            </w:r>
+            <w:r>
+              <w:t>, thứ tự 70) thêm ở màn quản trị menu — DB demo MenuId 154; host phải thêm lại</w:t>
+            </w:r>
+          </w:p>
+        </w:tc>
+      </w:tr>
+      <w:tr>
+        <w:tc>
+          <w:tcPr>
+            <w:tcW w:type="dxa" w:w="4320"/>
+          </w:tcPr>
+          <w:p>
+            <w:r/>
+            <w:r>
+              <w:t>Bước</w:t>
+            </w:r>
+          </w:p>
+        </w:tc>
+        <w:tc>
+          <w:tcPr>
+            <w:tcW w:type="dxa" w:w="4320"/>
+          </w:tcPr>
+          <w:p>
+            <w:r/>
+            <w:r>
+              <w:t>A11 — kế toán bên anh xem</w:t>
+            </w:r>
+          </w:p>
+        </w:tc>
+      </w:tr>
+      <w:tr>
+        <w:tc>
+          <w:tcPr>
+            <w:tcW w:type="dxa" w:w="4320"/>
+          </w:tcPr>
+          <w:p>
+            <w:r/>
+            <w:r>
+              <w:t>Lưu ý</w:t>
+            </w:r>
+          </w:p>
+        </w:tc>
+        <w:tc>
+          <w:tcPr>
+            <w:tcW w:type="dxa" w:w="4320"/>
+          </w:tcPr>
+          <w:p>
+            <w:r/>
+            <w:r>
+              <w:t xml:space="preserve">cần API </w:t>
+            </w:r>
+            <w:r>
+              <w:rPr>
+                <w:rFonts w:ascii="Consolas" w:hAnsi="Consolas"/>
+                <w:sz w:val="19"/>
+              </w:rPr>
+              <w:t>6f91fd2</w:t>
+            </w:r>
+            <w:r>
+              <w:t xml:space="preserve"> và script </w:t>
+            </w:r>
+            <w:r>
+              <w:rPr>
+                <w:rFonts w:ascii="Consolas" w:hAnsi="Consolas"/>
+                <w:sz w:val="19"/>
+              </w:rPr>
+              <w:t>20261002_logistics_journal_entry_list.sql</w:t>
             </w:r>
           </w:p>
         </w:tc>
@@ -25963,7 +29412,7 @@
           <w:p>
             <w:r/>
             <w:r>
-              <w:t>WEB</w:t>
+              <w:t>cả hai</w:t>
             </w:r>
           </w:p>
         </w:tc>
@@ -25978,7 +29427,25 @@
                 <w:rFonts w:ascii="Consolas" w:hAnsi="Consolas"/>
                 <w:sz w:val="19"/>
               </w:rPr>
-              <w:t>ACC/cm-payment-*.js</w:t>
+              <w:t>appsettings*.json</w:t>
+            </w:r>
+          </w:p>
+        </w:tc>
+        <w:tc>
+          <w:tcPr>
+            <w:tcW w:type="dxa" w:w="2880"/>
+          </w:tcPr>
+          <w:p>
+            <w:r/>
+            <w:r>
+              <w:t>cấu hình từng môi trường (</w:t>
+            </w:r>
+            <w:r>
+              <w:rPr>
+                <w:rFonts w:ascii="Consolas" w:hAnsi="Consolas"/>
+                <w:sz w:val="19"/>
+              </w:rPr>
+              <w:t>LogisticsSource</w:t>
             </w:r>
             <w:r>
               <w:t xml:space="preserve">, </w:t>
@@ -25988,7 +29455,7 @@
                 <w:rFonts w:ascii="Consolas" w:hAnsi="Consolas"/>
                 <w:sz w:val="19"/>
               </w:rPr>
-              <w:t>ACC/cm-receipt-*.js</w:t>
+              <w:t>LogisticsSalesPush</w:t>
             </w:r>
             <w:r>
               <w:t xml:space="preserve">, </w:t>
@@ -25998,7 +29465,7 @@
                 <w:rFonts w:ascii="Consolas" w:hAnsi="Consolas"/>
                 <w:sz w:val="19"/>
               </w:rPr>
-              <w:t>ACC/cm-source-reference-modal.js</w:t>
+              <w:t>LogisticsJournalEntry</w:t>
             </w:r>
             <w:r>
               <w:t xml:space="preserve">, </w:t>
@@ -26008,7 +29475,7 @@
                 <w:rFonts w:ascii="Consolas" w:hAnsi="Consolas"/>
                 <w:sz w:val="19"/>
               </w:rPr>
-              <w:t>Localization/*.json</w:t>
+              <w:t>LaoAccountsWrite</w:t>
             </w:r>
             <w:r>
               <w:t xml:space="preserve">, </w:t>
@@ -26018,96 +29485,10 @@
                 <w:rFonts w:ascii="Consolas" w:hAnsi="Consolas"/>
                 <w:sz w:val="19"/>
               </w:rPr>
-              <w:t>Views/Modules/Organization/Hr/Employees*</w:t>
-            </w:r>
-          </w:p>
-        </w:tc>
-        <w:tc>
-          <w:tcPr>
-            <w:tcW w:type="dxa" w:w="2880"/>
-          </w:tcPr>
-          <w:p>
-            <w:r/>
-            <w:r>
-              <w:t xml:space="preserve">bên EPL </w:t>
-            </w:r>
-            <w:r>
-              <w:rPr>
-                <w:b/>
-              </w:rPr>
-              <w:t>đang sửa</w:t>
-            </w:r>
-            <w:r>
-              <w:t>, chưa commit — ghi vào mục 8.2 khi commit</w:t>
-            </w:r>
-          </w:p>
-        </w:tc>
-      </w:tr>
-      <w:tr>
-        <w:tc>
-          <w:tcPr>
-            <w:tcW w:type="dxa" w:w="2880"/>
-          </w:tcPr>
-          <w:p>
-            <w:r/>
-            <w:r>
-              <w:t>cả hai</w:t>
-            </w:r>
-          </w:p>
-        </w:tc>
-        <w:tc>
-          <w:tcPr>
-            <w:tcW w:type="dxa" w:w="2880"/>
-          </w:tcPr>
-          <w:p>
-            <w:r/>
-            <w:r>
-              <w:rPr>
-                <w:rFonts w:ascii="Consolas" w:hAnsi="Consolas"/>
-                <w:sz w:val="19"/>
-              </w:rPr>
-              <w:t>appsettings*.json</w:t>
-            </w:r>
-          </w:p>
-        </w:tc>
-        <w:tc>
-          <w:tcPr>
-            <w:tcW w:type="dxa" w:w="2880"/>
-          </w:tcPr>
-          <w:p>
-            <w:r/>
-            <w:r>
-              <w:t>cấu hình từng môi trường (</w:t>
-            </w:r>
-            <w:r>
-              <w:rPr>
-                <w:rFonts w:ascii="Consolas" w:hAnsi="Consolas"/>
-                <w:sz w:val="19"/>
-              </w:rPr>
-              <w:t>LogisticsSource</w:t>
-            </w:r>
-            <w:r>
-              <w:t xml:space="preserve">, </w:t>
-            </w:r>
-            <w:r>
-              <w:rPr>
-                <w:rFonts w:ascii="Consolas" w:hAnsi="Consolas"/>
-                <w:sz w:val="19"/>
-              </w:rPr>
-              <w:t>LogisticsSalesPush</w:t>
-            </w:r>
-            <w:r>
-              <w:t xml:space="preserve">, </w:t>
-            </w:r>
-            <w:r>
-              <w:rPr>
-                <w:rFonts w:ascii="Consolas" w:hAnsi="Consolas"/>
-                <w:sz w:val="19"/>
-              </w:rPr>
-              <w:t>LogisticsJournalEntry</w:t>
-            </w:r>
-            <w:r>
-              <w:t xml:space="preserve"> — mục cuối đã thêm vào </w:t>
+              <w:t>SalesDebtCollectionCancel</w:t>
+            </w:r>
+            <w:r>
+              <w:t xml:space="preserve"> — đã có trong </w:t>
             </w:r>
             <w:r>
               <w:rPr>
@@ -26125,6 +29506,9 @@
                 <w:sz w:val="19"/>
               </w:rPr>
               <w:t>Database/Scripts/*.example.json</w:t>
+            </w:r>
+            <w:r>
+              <w:t>; khoá và ý nghĩa: TONG_HOP mục 2.4</w:t>
             </w:r>
           </w:p>
         </w:tc>
@@ -26631,7 +30015,7 @@
         <w:t>e2ef52f</w:t>
       </w:r>
       <w:r>
-        <w:t xml:space="preserve"> (chưa chạy, mục 5 việc 7).</w:t>
+        <w:t xml:space="preserve"> (chưa chạy, mục 5 việc 3).</w:t>
       </w:r>
     </w:p>
     <w:p>
@@ -26835,7 +30219,7 @@
         <w:t>Env=laos</w:t>
       </w:r>
       <w:r>
-        <w:t xml:space="preserve">). Mọi thay đổi đi qua </w:t>
+        <w:t xml:space="preserve">). Dữ liệu đổi qua </w:t>
       </w:r>
       <w:r>
         <w:rPr>
@@ -26844,16 +30228,16 @@
         <w:t>API của chính hệ anh</w:t>
       </w:r>
       <w:r>
-        <w:t xml:space="preserve">; bên em </w:t>
+        <w:t xml:space="preserve">; bên em không sửa thẳng bảng nào. Script (chỉ tạo / thay thủ tục) do </w:t>
       </w:r>
       <w:r>
         <w:rPr>
           <w:b/>
         </w:rPr>
-        <w:t>không sửa thẳng DB, không chạy script nào</w:t>
-      </w:r>
-      <w:r>
-        <w:t xml:space="preserve"> trên DB này. Trên </w:t>
+        <w:t>chủ dự án áp</w:t>
+      </w:r>
+      <w:r>
+        <w:t xml:space="preserve"> ngày 02/10 — danh sách ở TONG_HOP mục 2.3. Trên </w:t>
       </w:r>
       <w:r>
         <w:rPr>
@@ -29397,27 +32781,57 @@
         <w:t>sp_PostTing_GeneralLedger</w:t>
       </w:r>
       <w:r>
-        <w:t xml:space="preserve">; rút </w:t>
+        <w:t xml:space="preserve">; gỡ ghi sổ </w:t>
       </w:r>
       <w:r>
         <w:rPr>
           <w:rFonts w:ascii="Consolas" w:hAnsi="Consolas"/>
           <w:sz w:val="19"/>
         </w:rPr>
-        <w:t>SP_CMP_DELETECMP_CMPAYMENT</w:t>
-      </w:r>
-      <w:r>
-        <w:t xml:space="preserve"> / </w:t>
+        <w:t>proc_CM_UnpostCashVoucher</w:t>
+      </w:r>
+      <w:r>
+        <w:t xml:space="preserve"> (</w:t>
       </w:r>
       <w:r>
         <w:rPr>
           <w:rFonts w:ascii="Consolas" w:hAnsi="Consolas"/>
           <w:sz w:val="19"/>
         </w:rPr>
+        <w:t>a8c7014</w:t>
+      </w:r>
+      <w:r>
+        <w:t xml:space="preserve">); rút </w:t>
+      </w:r>
+      <w:r>
+        <w:rPr>
+          <w:rFonts w:ascii="Consolas" w:hAnsi="Consolas"/>
+          <w:sz w:val="19"/>
+        </w:rPr>
+        <w:t>SP_CMP_DELETECMP_CMPAYMENT</w:t>
+      </w:r>
+      <w:r>
+        <w:t xml:space="preserve"> / </w:t>
+      </w:r>
+      <w:r>
+        <w:rPr>
+          <w:rFonts w:ascii="Consolas" w:hAnsi="Consolas"/>
+          <w:sz w:val="19"/>
+        </w:rPr>
         <w:t>SP_CMR_DELETEMCMR_CMRECEIPT</w:t>
       </w:r>
       <w:r>
-        <w:t>. Phiếu chưa ghi sổ do bên em tạo đều đã rút. Chứng từ KB-AZ em đóng vai thủ quỹ ghi sổ (</w:t>
+        <w:t xml:space="preserve">. Bài </w:t>
+      </w:r>
+      <w:r>
+        <w:rPr>
+          <w:rFonts w:ascii="Consolas" w:hAnsi="Consolas"/>
+          <w:sz w:val="19"/>
+        </w:rPr>
+        <w:t>thu_chi_muc_tune.py</w:t>
+      </w:r>
+      <w:r>
+        <w:t xml:space="preserve"> 02/10: ghi sổ chính → gỡ → xoá thật, DB không còn phiếu của bài. Phiếu chưa ghi sổ do bên em tạo đều đã rút. Chứng từ KB-AZ em đóng vai thủ quỹ ghi sổ (</w:t>
       </w:r>
       <w:r>
         <w:rPr>
@@ -29826,16 +33240,410 @@
         <w:jc w:val="both"/>
       </w:pPr>
       <w:r>
-        <w:t xml:space="preserve">Cả hai mang lỗi tỷ giá cứng 1 (quy đổi = nguyên tệ USD, vế tiền ngân hàng Kíp) — mục 1.5, mục 5 việc 9. Bên em: hai DO </w:t>
+        <w:t xml:space="preserve">Cả hai mang lỗi tỷ giá cứng 1 (quy đổi = nguyên tệ USD, vế tiền ngân hàng Kíp). </w:t>
       </w:r>
       <w:r>
         <w:rPr>
           <w:b/>
         </w:rPr>
+        <w:t>Đã huỷ 02/10</w:t>
+      </w:r>
+      <w:r>
+        <w:t xml:space="preserve"> qua </w:t>
+      </w:r>
+      <w:r>
+        <w:rPr>
+          <w:rFonts w:ascii="Consolas" w:hAnsi="Consolas"/>
+          <w:sz w:val="19"/>
+        </w:rPr>
+        <w:t>collection-cancel</w:t>
+      </w:r>
+      <w:r>
+        <w:t xml:space="preserve"> (</w:t>
+      </w:r>
+      <w:r>
+        <w:rPr>
+          <w:rFonts w:ascii="Consolas" w:hAnsi="Consolas"/>
+          <w:sz w:val="19"/>
+        </w:rPr>
+        <w:t>97d5a91</w:t>
+      </w:r>
+      <w:r>
+        <w:t xml:space="preserve">): CMR 81423 / 81424 xoá, hai TKN vô hiệu, dư nợ về </w:t>
+      </w:r>
+      <w:r>
+        <w:rPr>
+          <w:b/>
+        </w:rPr>
+        <w:t>495 / 753,35 USD</w:t>
+      </w:r>
+      <w:r>
+        <w:t xml:space="preserve">; gọi lần hai </w:t>
+      </w:r>
+      <w:r>
+        <w:rPr>
+          <w:rFonts w:ascii="Consolas" w:hAnsi="Consolas"/>
+          <w:sz w:val="19"/>
+        </w:rPr>
+        <w:t>AlreadyCancelled</w:t>
+      </w:r>
+      <w:r>
+        <w:t>.</w:t>
+      </w:r>
+    </w:p>
+    <w:p>
+      <w:pPr>
+        <w:jc w:val="both"/>
+      </w:pPr>
+      <w:r>
+        <w:rPr>
+          <w:b/>
+        </w:rPr>
+        <w:t>Thu lại đúng 02/10</w:t>
+      </w:r>
+      <w:r>
+        <w:t xml:space="preserve"> (</w:t>
+      </w:r>
+      <w:r>
+        <w:rPr>
+          <w:rFonts w:ascii="Consolas" w:hAnsi="Consolas"/>
+          <w:sz w:val="19"/>
+        </w:rPr>
+        <w:t>3d6f330</w:t>
+      </w:r>
+      <w:r>
+        <w:t xml:space="preserve">, tài khoản tiền mặt ngoại tệ </w:t>
+      </w:r>
+      <w:r>
+        <w:rPr>
+          <w:rFonts w:ascii="Consolas" w:hAnsi="Consolas"/>
+          <w:sz w:val="19"/>
+        </w:rPr>
+        <w:t>CASH_FOREIGN</w:t>
+      </w:r>
+      <w:r>
+        <w:t>, tỷ giá ngày thu 22.000):</w:t>
+      </w:r>
+    </w:p>
+    <w:tbl>
+      <w:tblPr>
+        <w:tblStyle w:val="LightGrid-Accent1"/>
+        <w:tblW w:type="auto" w:w="0"/>
+        <w:tblLook w:firstColumn="1" w:firstRow="1" w:lastColumn="0" w:lastRow="0" w:noHBand="0" w:noVBand="1" w:val="04A0"/>
+      </w:tblPr>
+      <w:tblGrid>
+        <w:gridCol w:w="1440"/>
+        <w:gridCol w:w="1440"/>
+        <w:gridCol w:w="1440"/>
+        <w:gridCol w:w="1440"/>
+        <w:gridCol w:w="1440"/>
+        <w:gridCol w:w="1440"/>
+      </w:tblGrid>
+      <w:tr>
+        <w:tc>
+          <w:tcPr>
+            <w:tcW w:type="dxa" w:w="1440"/>
+          </w:tcPr>
+          <w:p>
+            <w:r>
+              <w:rPr>
+                <w:b/>
+              </w:rPr>
+            </w:r>
+            <w:r>
+              <w:rPr>
+                <w:b/>
+              </w:rPr>
+              <w:t>Phiếu thu nợ</w:t>
+            </w:r>
+          </w:p>
+        </w:tc>
+        <w:tc>
+          <w:tcPr>
+            <w:tcW w:type="dxa" w:w="1440"/>
+          </w:tcPr>
+          <w:p>
+            <w:r>
+              <w:rPr>
+                <w:b/>
+              </w:rPr>
+            </w:r>
+            <w:r>
+              <w:rPr>
+                <w:b/>
+              </w:rPr>
+              <w:t>SO</w:t>
+            </w:r>
+          </w:p>
+        </w:tc>
+        <w:tc>
+          <w:tcPr>
+            <w:tcW w:type="dxa" w:w="1440"/>
+          </w:tcPr>
+          <w:p>
+            <w:r>
+              <w:rPr>
+                <w:b/>
+              </w:rPr>
+            </w:r>
+            <w:r>
+              <w:rPr>
+                <w:b/>
+              </w:rPr>
+              <w:t>Số thu</w:t>
+            </w:r>
+          </w:p>
+        </w:tc>
+        <w:tc>
+          <w:tcPr>
+            <w:tcW w:type="dxa" w:w="1440"/>
+          </w:tcPr>
+          <w:p>
+            <w:r>
+              <w:rPr>
+                <w:b/>
+              </w:rPr>
+            </w:r>
+            <w:r>
+              <w:rPr>
+                <w:b/>
+              </w:rPr>
+              <w:t>→ Phiếu thu CM</w:t>
+            </w:r>
+          </w:p>
+        </w:tc>
+        <w:tc>
+          <w:tcPr>
+            <w:tcW w:type="dxa" w:w="1440"/>
+          </w:tcPr>
+          <w:p>
+            <w:r>
+              <w:rPr>
+                <w:b/>
+              </w:rPr>
+            </w:r>
+            <w:r>
+              <w:rPr>
+                <w:b/>
+              </w:rPr>
+              <w:t>Định khoản</w:t>
+            </w:r>
+          </w:p>
+        </w:tc>
+        <w:tc>
+          <w:tcPr>
+            <w:tcW w:type="dxa" w:w="1440"/>
+          </w:tcPr>
+          <w:p>
+            <w:r>
+              <w:rPr>
+                <w:b/>
+              </w:rPr>
+            </w:r>
+            <w:r>
+              <w:rPr>
+                <w:b/>
+              </w:rPr>
+              <w:t>Trạng thái</w:t>
+            </w:r>
+          </w:p>
+        </w:tc>
+      </w:tr>
+      <w:tr>
+        <w:tc>
+          <w:tcPr>
+            <w:tcW w:type="dxa" w:w="1440"/>
+          </w:tcPr>
+          <w:p>
+            <w:r/>
+            <w:r>
+              <w:rPr>
+                <w:rFonts w:ascii="Consolas" w:hAnsi="Consolas"/>
+                <w:sz w:val="19"/>
+              </w:rPr>
+              <w:t>4-TKN-1368-2-261001-0003</w:t>
+            </w:r>
+          </w:p>
+        </w:tc>
+        <w:tc>
+          <w:tcPr>
+            <w:tcW w:type="dxa" w:w="1440"/>
+          </w:tcPr>
+          <w:p>
+            <w:r/>
+            <w:r>
+              <w:rPr>
+                <w:rFonts w:ascii="Consolas" w:hAnsi="Consolas"/>
+                <w:sz w:val="19"/>
+              </w:rPr>
+              <w:t>TK-20261001-000164</w:t>
+            </w:r>
+          </w:p>
+        </w:tc>
+        <w:tc>
+          <w:tcPr>
+            <w:tcW w:type="dxa" w:w="1440"/>
+          </w:tcPr>
+          <w:p>
+            <w:r/>
+            <w:r>
+              <w:t>495,00 USD</w:t>
+            </w:r>
+          </w:p>
+        </w:tc>
+        <w:tc>
+          <w:tcPr>
+            <w:tcW w:type="dxa" w:w="1440"/>
+          </w:tcPr>
+          <w:p>
+            <w:r/>
+            <w:r>
+              <w:rPr>
+                <w:rFonts w:ascii="Consolas" w:hAnsi="Consolas"/>
+                <w:sz w:val="19"/>
+              </w:rPr>
+              <w:t>4-1368-TK-261002-00001</w:t>
+            </w:r>
+            <w:r>
+              <w:t>, CMR 17</w:t>
+            </w:r>
+          </w:p>
+        </w:tc>
+        <w:tc>
+          <w:tcPr>
+            <w:tcW w:type="dxa" w:w="1440"/>
+          </w:tcPr>
+          <w:p>
+            <w:r/>
+            <w:r>
+              <w:t>Nợ 1012 / Có 1211 · 10.890.000 LAK</w:t>
+            </w:r>
+          </w:p>
+        </w:tc>
+        <w:tc>
+          <w:tcPr>
+            <w:tcW w:type="dxa" w:w="1440"/>
+          </w:tcPr>
+          <w:p>
+            <w:r/>
+            <w:r>
+              <w:rPr>
+                <w:b/>
+              </w:rPr>
+              <w:t>ST 1</w:t>
+            </w:r>
+            <w:r>
+              <w:t>, chờ thủ quỹ ghi sổ</w:t>
+            </w:r>
+          </w:p>
+        </w:tc>
+      </w:tr>
+      <w:tr>
+        <w:tc>
+          <w:tcPr>
+            <w:tcW w:type="dxa" w:w="1440"/>
+          </w:tcPr>
+          <w:p>
+            <w:r/>
+            <w:r>
+              <w:rPr>
+                <w:rFonts w:ascii="Consolas" w:hAnsi="Consolas"/>
+                <w:sz w:val="19"/>
+              </w:rPr>
+              <w:t>4-TKN-1368-2-261001-0004</w:t>
+            </w:r>
+          </w:p>
+        </w:tc>
+        <w:tc>
+          <w:tcPr>
+            <w:tcW w:type="dxa" w:w="1440"/>
+          </w:tcPr>
+          <w:p>
+            <w:r/>
+            <w:r>
+              <w:rPr>
+                <w:rFonts w:ascii="Consolas" w:hAnsi="Consolas"/>
+                <w:sz w:val="19"/>
+              </w:rPr>
+              <w:t>TK-20261001-000165</w:t>
+            </w:r>
+          </w:p>
+        </w:tc>
+        <w:tc>
+          <w:tcPr>
+            <w:tcW w:type="dxa" w:w="1440"/>
+          </w:tcPr>
+          <w:p>
+            <w:r/>
+            <w:r>
+              <w:t>753,35 USD</w:t>
+            </w:r>
+          </w:p>
+        </w:tc>
+        <w:tc>
+          <w:tcPr>
+            <w:tcW w:type="dxa" w:w="1440"/>
+          </w:tcPr>
+          <w:p>
+            <w:r/>
+            <w:r>
+              <w:rPr>
+                <w:rFonts w:ascii="Consolas" w:hAnsi="Consolas"/>
+                <w:sz w:val="19"/>
+              </w:rPr>
+              <w:t>4-1368-TK-261002-00002</w:t>
+            </w:r>
+            <w:r>
+              <w:t>, CMR 17</w:t>
+            </w:r>
+          </w:p>
+        </w:tc>
+        <w:tc>
+          <w:tcPr>
+            <w:tcW w:type="dxa" w:w="1440"/>
+          </w:tcPr>
+          <w:p>
+            <w:r/>
+            <w:r>
+              <w:t>Nợ 1012 / Có 1211 · 16.573.700 LAK</w:t>
+            </w:r>
+          </w:p>
+        </w:tc>
+        <w:tc>
+          <w:tcPr>
+            <w:tcW w:type="dxa" w:w="1440"/>
+          </w:tcPr>
+          <w:p>
+            <w:r/>
+            <w:r>
+              <w:rPr>
+                <w:b/>
+              </w:rPr>
+              <w:t>ST 1</w:t>
+            </w:r>
+            <w:r>
+              <w:t>, chờ thủ quỹ ghi sổ</w:t>
+            </w:r>
+          </w:p>
+        </w:tc>
+      </w:tr>
+    </w:tbl>
+    <w:p/>
+    <w:p>
+      <w:pPr>
+        <w:jc w:val="both"/>
+      </w:pPr>
+      <w:r>
+        <w:t xml:space="preserve">Bên em: hai DO </w:t>
+      </w:r>
+      <w:r>
+        <w:rPr>
+          <w:b/>
+        </w:rPr>
         <w:t>Đã thu đủ</w:t>
       </w:r>
       <w:r>
-        <w:t>, khối Công nợ bên hệ kế toán đã thu 1.248,35 USD.</w:t>
+        <w:t xml:space="preserve"> (theo dư nợ RES).</w:t>
       </w:r>
     </w:p>
     <w:p>
@@ -29843,7 +33651,7 @@
         <w:pStyle w:val="Heading2"/>
       </w:pPr>
       <w:r>
-        <w:t>9.6. Những gì chưa ghi</w:t>
+        <w:t>9.6. Bút toán, menu và những gì chưa ghi</w:t>
       </w:r>
     </w:p>
     <w:p>
@@ -29854,30 +33662,69 @@
         <w:rPr>
           <w:b/>
         </w:rPr>
-        <w:t>Bút toán tổng hợp:</w:t>
-      </w:r>
-      <w:r>
-        <w:t xml:space="preserve"> script đã áp DB demo, đã chạy thật 02/10 với phiếu thử (</w:t>
+        <w:t>Bút toán tổng hợp thử</w:t>
+      </w:r>
+      <w:r>
+        <w:t xml:space="preserve"> 02/10: </w:t>
       </w:r>
       <w:r>
         <w:rPr>
           <w:rFonts w:ascii="Consolas" w:hAnsi="Consolas"/>
           <w:sz w:val="19"/>
         </w:rPr>
-        <w:t>GL021020263</w:t>
-      </w:r>
-      <w:r>
-        <w:t xml:space="preserve"> … </w:t>
+        <w:t>GL021020262</w:t>
+      </w:r>
+      <w:r>
+        <w:t xml:space="preserve"> (vòng API) · </w:t>
       </w:r>
       <w:r>
         <w:rPr>
           <w:rFonts w:ascii="Consolas" w:hAnsi="Consolas"/>
           <w:sz w:val="19"/>
         </w:rPr>
-        <w:t>GL021020267</w:t>
-      </w:r>
-      <w:r>
-        <w:t>) rồi gỡ sạch — hiện không còn chứng từ thử nào; host chưa áp.</w:t>
+        <w:t>263</w:t>
+      </w:r>
+      <w:r>
+        <w:t xml:space="preserve"> thuê xe 621/4022 1.200 USD × 22.000 = 26.400.000 LAK (ObjectId chủ xe 1606) · </w:t>
+      </w:r>
+      <w:r>
+        <w:rPr>
+          <w:rFonts w:ascii="Consolas" w:hAnsi="Consolas"/>
+          <w:sz w:val="19"/>
+        </w:rPr>
+        <w:t>264</w:t>
+      </w:r>
+      <w:r>
+        <w:t xml:space="preserve"> NCC 4022/4021 150.000 LAK · </w:t>
+      </w:r>
+      <w:r>
+        <w:rPr>
+          <w:rFonts w:ascii="Consolas" w:hAnsi="Consolas"/>
+          <w:sz w:val="19"/>
+        </w:rPr>
+        <w:t>265</w:t>
+      </w:r>
+      <w:r>
+        <w:t xml:space="preserve"> xuất nội bộ 625/1371 1.590.000 LAK · </w:t>
+      </w:r>
+      <w:r>
+        <w:rPr>
+          <w:rFonts w:ascii="Consolas" w:hAnsi="Consolas"/>
+          <w:sz w:val="19"/>
+        </w:rPr>
+        <w:t>267</w:t>
+      </w:r>
+      <w:r>
+        <w:t xml:space="preserve"> xuất bán 4022/707 1.400.000 LAK + 607/1371 1.272.000 LAK — </w:t>
+      </w:r>
+      <w:r>
+        <w:rPr>
+          <w:b/>
+        </w:rPr>
+        <w:t>đã gỡ sạch</w:t>
+      </w:r>
+      <w:r>
+        <w:t>, GET 404.</w:t>
       </w:r>
     </w:p>
     <w:p>
@@ -29888,30 +33735,40 @@
         <w:rPr>
           <w:b/>
         </w:rPr>
-        <w:t>Bản chụp DO trên phiếu</w:t>
-      </w:r>
-      <w:r>
-        <w:t xml:space="preserve"> (</w:t>
+        <w:t>Menu WEB</w:t>
+      </w:r>
+      <w:r>
+        <w:t xml:space="preserve"> "Bút toán từ Logistics": </w:t>
       </w:r>
       <w:r>
         <w:rPr>
           <w:rFonts w:ascii="Consolas" w:hAnsi="Consolas"/>
           <w:sz w:val="19"/>
         </w:rPr>
-        <w:t>proc_PP_CashVoucherSourceReference_Save</w:t>
-      </w:r>
-      <w:r>
-        <w:t xml:space="preserve">): bên em chỉ gọi đường đọc của modal Vụ việc (KB-AZ: </w:t>
+        <w:t>LOGISTICS_JOURNAL_ENTRY</w:t>
+      </w:r>
+      <w:r>
+        <w:t xml:space="preserve">, MenuId 154, nhóm </w:t>
       </w:r>
       <w:r>
         <w:rPr>
           <w:rFonts w:ascii="Consolas" w:hAnsi="Consolas"/>
           <w:sz w:val="19"/>
         </w:rPr>
-        <w:t>type=DO&amp;keyword=THU-KBAZ</w:t>
-      </w:r>
-      <w:r>
-        <w:t xml:space="preserve"> trả 2 DO), chưa lưu phiếu nào có Vụ việc DO.</w:t>
+        <w:t>CASH_VOUCHER</w:t>
+      </w:r>
+      <w:r>
+        <w:t>, thứ tự 70 — thêm qua màn quản trị menu (</w:t>
+      </w:r>
+      <w:r>
+        <w:rPr>
+          <w:rFonts w:ascii="Consolas" w:hAnsi="Consolas"/>
+          <w:sz w:val="19"/>
+        </w:rPr>
+        <w:t>/UiShellAdmin/SaveMenu</w:t>
+      </w:r>
+      <w:r>
+        <w:t>); còn trên DB demo.</w:t>
       </w:r>
     </w:p>
     <w:p>
@@ -29922,20 +33779,30 @@
         <w:rPr>
           <w:b/>
         </w:rPr>
-        <w:t>Bút toán chờ KB-AZ</w:t>
-      </w:r>
-      <w:r>
-        <w:t xml:space="preserve"> (ví dụ </w:t>
+        <w:t>Bản chụp DO trên phiếu</w:t>
+      </w:r>
+      <w:r>
+        <w:t xml:space="preserve"> (</w:t>
       </w:r>
       <w:r>
         <w:rPr>
           <w:rFonts w:ascii="Consolas" w:hAnsi="Consolas"/>
           <w:sz w:val="19"/>
         </w:rPr>
-        <w:t>EPLLAO-tat_toan-a6313dd63966:2026-10:99c2aab478f2</w:t>
-      </w:r>
-      <w:r>
-        <w:t xml:space="preserve"> 625/1601 · 1.210.000 LAK) chỉ nằm ở LAO, chưa sang DB của anh.</w:t>
+        <w:t>proc_PP_CashVoucherSourceReference_Save</w:t>
+      </w:r>
+      <w:r>
+        <w:t xml:space="preserve">): bên em chỉ gọi đường đọc của modal Vụ việc (KB-AZ: </w:t>
+      </w:r>
+      <w:r>
+        <w:rPr>
+          <w:rFonts w:ascii="Consolas" w:hAnsi="Consolas"/>
+          <w:sz w:val="19"/>
+        </w:rPr>
+        <w:t>type=DO&amp;keyword=THU-KBAZ</w:t>
+      </w:r>
+      <w:r>
+        <w:t xml:space="preserve"> trả 2 DO), chưa lưu phiếu nào có Vụ việc DO.</w:t>
       </w:r>
     </w:p>
     <w:p>
@@ -29946,10 +33813,20 @@
         <w:rPr>
           <w:b/>
         </w:rPr>
-        <w:t>Trừ hàng quầy 4022/707</w:t>
-      </w:r>
-      <w:r>
-        <w:t xml:space="preserve"> chưa đi thật lượt KB-AZ (chủ xe không có phiếu bán chờ trừ).</w:t>
+        <w:t>Bút toán chờ KB-AZ</w:t>
+      </w:r>
+      <w:r>
+        <w:t xml:space="preserve"> (ví dụ </w:t>
+      </w:r>
+      <w:r>
+        <w:rPr>
+          <w:rFonts w:ascii="Consolas" w:hAnsi="Consolas"/>
+          <w:sz w:val="19"/>
+        </w:rPr>
+        <w:t>EPLLAO-tat_toan-a6313dd63966:2026-10:99c2aab478f2</w:t>
+      </w:r>
+      <w:r>
+        <w:t xml:space="preserve"> 625/1601 · 1.210.000 LAK) chỉ nằm ở LAO, chưa sang DB của anh.</w:t>
       </w:r>
     </w:p>
     <w:p>
@@ -29960,20 +33837,10 @@
         <w:rPr>
           <w:b/>
         </w:rPr>
-        <w:t>Script che audit</w:t>
-      </w:r>
-      <w:r>
-        <w:t xml:space="preserve"> (</w:t>
-      </w:r>
-      <w:r>
-        <w:rPr>
-          <w:rFonts w:ascii="Consolas" w:hAnsi="Consolas"/>
-          <w:sz w:val="19"/>
-        </w:rPr>
-        <w:t>e2ef52f</w:t>
-      </w:r>
-      <w:r>
-        <w:t>): chưa chạy.</w:t>
+        <w:t>Trừ hàng quầy 4022/707</w:t>
+      </w:r>
+      <w:r>
+        <w:t xml:space="preserve"> chưa đi thật lượt KB-AZ (chủ xe không có phiếu bán chờ trừ).</w:t>
       </w:r>
     </w:p>
     <w:p>
@@ -29984,32 +33851,437 @@
         <w:rPr>
           <w:b/>
         </w:rPr>
-        <w:t>Nhật ký kiểm toán:</w:t>
-      </w:r>
-      <w:r>
-        <w:t xml:space="preserve"> mỗi lời gọi của bên em vào API ở máy có một dòng audit (thủ tục ghi audit có sẵn). Dòng trước </w:t>
+        <w:t>Script che audit</w:t>
+      </w:r>
+      <w:r>
+        <w:t xml:space="preserve"> (</w:t>
       </w:r>
       <w:r>
         <w:rPr>
           <w:rFonts w:ascii="Consolas" w:hAnsi="Consolas"/>
           <w:sz w:val="19"/>
         </w:rPr>
-        <w:t>ed5aa0e</w:t>
-      </w:r>
-      <w:r>
-        <w:t xml:space="preserve"> có thể còn mật khẩu của lần đăng nhập — cần chạy script </w:t>
+        <w:t>e2ef52f</w:t>
+      </w:r>
+      <w:r>
+        <w:t>): chưa chạy.</w:t>
+      </w:r>
+    </w:p>
+    <w:p>
+      <w:pPr>
+        <w:pStyle w:val="ListBullet"/>
+      </w:pPr>
+      <w:r>
+        <w:rPr>
+          <w:b/>
+        </w:rPr>
+        <w:t>Nhật ký kiểm toán:</w:t>
+      </w:r>
+      <w:r>
+        <w:t xml:space="preserve"> mỗi lời gọi của bên em vào API ở máy có một dòng audit (thủ tục ghi audit có sẵn). Dòng trước </w:t>
       </w:r>
       <w:r>
         <w:rPr>
           <w:rFonts w:ascii="Consolas" w:hAnsi="Consolas"/>
           <w:sz w:val="19"/>
         </w:rPr>
+        <w:t>ed5aa0e</w:t>
+      </w:r>
+      <w:r>
+        <w:t xml:space="preserve"> có thể còn mật khẩu của lần đăng nhập — cần chạy script </w:t>
+      </w:r>
+      <w:r>
+        <w:rPr>
+          <w:rFonts w:ascii="Consolas" w:hAnsi="Consolas"/>
+          <w:sz w:val="19"/>
+        </w:rPr>
         <w:t>e2ef52f</w:t>
       </w:r>
       <w:r>
-        <w:t xml:space="preserve"> (mục 5 việc 7).</w:t>
+        <w:t xml:space="preserve"> (mục 5 việc 3).</w:t>
       </w:r>
     </w:p>
+    <w:p>
+      <w:pPr>
+        <w:jc w:val="both"/>
+      </w:pPr>
+      <w:r>
+        <w:t>---</w:t>
+      </w:r>
+    </w:p>
+    <w:p>
+      <w:pPr>
+        <w:pStyle w:val="Heading1"/>
+      </w:pPr>
+      <w:r>
+        <w:rPr>
+          <w:color w:val="145C4A"/>
+        </w:rPr>
+        <w:t>10. Đối chiếu chéo với `TONG_HOP_BAN_GIAO_ANH_TUNE`</w:t>
+      </w:r>
+    </w:p>
+    <w:tbl>
+      <w:tblPr>
+        <w:tblStyle w:val="LightGrid-Accent1"/>
+        <w:tblW w:type="auto" w:w="0"/>
+        <w:tblLook w:firstColumn="1" w:firstRow="1" w:lastColumn="0" w:lastRow="0" w:noHBand="0" w:noVBand="1" w:val="04A0"/>
+      </w:tblPr>
+      <w:tblGrid>
+        <w:gridCol w:w="2880"/>
+        <w:gridCol w:w="2880"/>
+        <w:gridCol w:w="2880"/>
+      </w:tblGrid>
+      <w:tr>
+        <w:tc>
+          <w:tcPr>
+            <w:tcW w:type="dxa" w:w="2880"/>
+          </w:tcPr>
+          <w:p>
+            <w:r>
+              <w:rPr>
+                <w:b/>
+              </w:rPr>
+            </w:r>
+            <w:r>
+              <w:rPr>
+                <w:b/>
+              </w:rPr>
+              <w:t>Cần gì</w:t>
+            </w:r>
+          </w:p>
+        </w:tc>
+        <w:tc>
+          <w:tcPr>
+            <w:tcW w:type="dxa" w:w="2880"/>
+          </w:tcPr>
+          <w:p>
+            <w:r>
+              <w:rPr>
+                <w:b/>
+              </w:rPr>
+            </w:r>
+            <w:r>
+              <w:rPr>
+                <w:b/>
+              </w:rPr>
+              <w:t>TONG_HOP</w:t>
+            </w:r>
+          </w:p>
+        </w:tc>
+        <w:tc>
+          <w:tcPr>
+            <w:tcW w:type="dxa" w:w="2880"/>
+          </w:tcPr>
+          <w:p>
+            <w:r>
+              <w:rPr>
+                <w:b/>
+              </w:rPr>
+            </w:r>
+            <w:r>
+              <w:rPr>
+                <w:b/>
+              </w:rPr>
+              <w:t>Tài liệu này</w:t>
+            </w:r>
+          </w:p>
+        </w:tc>
+      </w:tr>
+      <w:tr>
+        <w:tc>
+          <w:tcPr>
+            <w:tcW w:type="dxa" w:w="2880"/>
+          </w:tcPr>
+          <w:p>
+            <w:r/>
+            <w:r>
+              <w:t>Hai bên trao đổi gì (đường, ai bấm, gói, ghi vào đâu, chống trùng, lỗi)</w:t>
+            </w:r>
+          </w:p>
+        </w:tc>
+        <w:tc>
+          <w:tcPr>
+            <w:tcW w:type="dxa" w:w="2880"/>
+          </w:tcPr>
+          <w:p>
+            <w:r/>
+            <w:r>
+              <w:t>mục 1.1, 1.2</w:t>
+            </w:r>
+          </w:p>
+        </w:tc>
+        <w:tc>
+          <w:tcPr>
+            <w:tcW w:type="dxa" w:w="2880"/>
+          </w:tcPr>
+          <w:p>
+            <w:r/>
+            <w:r>
+              <w:t>mục 0, 1, 2 (gói mẫu, luật kiểm, bảng phản hồi)</w:t>
+            </w:r>
+          </w:p>
+        </w:tc>
+      </w:tr>
+      <w:tr>
+        <w:tc>
+          <w:tcPr>
+            <w:tcW w:type="dxa" w:w="2880"/>
+          </w:tcPr>
+          <w:p>
+            <w:r/>
+            <w:r>
+              <w:t>Từng commit source anh</w:t>
+            </w:r>
+          </w:p>
+        </w:tc>
+        <w:tc>
+          <w:tcPr>
+            <w:tcW w:type="dxa" w:w="2880"/>
+          </w:tcPr>
+          <w:p>
+            <w:r/>
+            <w:r>
+              <w:t>mục 2.1, 2.2 (một dòng, kèm lý do)</w:t>
+            </w:r>
+          </w:p>
+        </w:tc>
+        <w:tc>
+          <w:tcPr>
+            <w:tcW w:type="dxa" w:w="2880"/>
+          </w:tcPr>
+          <w:p>
+            <w:r/>
+            <w:r>
+              <w:t>mục 8 (tệp · DB · bước · đã kiểm · thử lại)</w:t>
+            </w:r>
+          </w:p>
+        </w:tc>
+      </w:tr>
+      <w:tr>
+        <w:tc>
+          <w:tcPr>
+            <w:tcW w:type="dxa" w:w="2880"/>
+          </w:tcPr>
+          <w:p>
+            <w:r/>
+            <w:r>
+              <w:t>Sổ đối tượng DB: thủ tục mới / sửa, script, bảng có ghi, "không thêm bảng"</w:t>
+            </w:r>
+          </w:p>
+        </w:tc>
+        <w:tc>
+          <w:tcPr>
+            <w:tcW w:type="dxa" w:w="2880"/>
+          </w:tcPr>
+          <w:p>
+            <w:r/>
+            <w:r>
+              <w:t>mục 2.3</w:t>
+            </w:r>
+          </w:p>
+        </w:tc>
+        <w:tc>
+          <w:tcPr>
+            <w:tcW w:type="dxa" w:w="2880"/>
+          </w:tcPr>
+          <w:p>
+            <w:r/>
+            <w:r>
+              <w:t>mục 8 (dòng DB từng commit)</w:t>
+            </w:r>
+          </w:p>
+        </w:tc>
+      </w:tr>
+      <w:tr>
+        <w:tc>
+          <w:tcPr>
+            <w:tcW w:type="dxa" w:w="2880"/>
+          </w:tcPr>
+          <w:p>
+            <w:r/>
+            <w:r>
+              <w:t xml:space="preserve">Mục cấu hình </w:t>
+            </w:r>
+            <w:r>
+              <w:rPr>
+                <w:rFonts w:ascii="Consolas" w:hAnsi="Consolas"/>
+                <w:sz w:val="19"/>
+              </w:rPr>
+              <w:t>appsettings</w:t>
+            </w:r>
+          </w:p>
+        </w:tc>
+        <w:tc>
+          <w:tcPr>
+            <w:tcW w:type="dxa" w:w="2880"/>
+          </w:tcPr>
+          <w:p>
+            <w:r/>
+            <w:r>
+              <w:t>mục 2.4</w:t>
+            </w:r>
+          </w:p>
+        </w:tc>
+        <w:tc>
+          <w:tcPr>
+            <w:tcW w:type="dxa" w:w="2880"/>
+          </w:tcPr>
+          <w:p>
+            <w:r/>
+            <w:r>
+              <w:t>mục 1.7.1, 8.3</w:t>
+            </w:r>
+          </w:p>
+        </w:tc>
+      </w:tr>
+      <w:tr>
+        <w:tc>
+          <w:tcPr>
+            <w:tcW w:type="dxa" w:w="2880"/>
+          </w:tcPr>
+          <w:p>
+            <w:r/>
+            <w:r>
+              <w:t>Dữ liệu đã ghi vào DB demo</w:t>
+            </w:r>
+          </w:p>
+        </w:tc>
+        <w:tc>
+          <w:tcPr>
+            <w:tcW w:type="dxa" w:w="2880"/>
+          </w:tcPr>
+          <w:p>
+            <w:r/>
+            <w:r>
+              <w:t>mục 2.5</w:t>
+            </w:r>
+          </w:p>
+        </w:tc>
+        <w:tc>
+          <w:tcPr>
+            <w:tcW w:type="dxa" w:w="2880"/>
+          </w:tcPr>
+          <w:p>
+            <w:r/>
+            <w:r>
+              <w:t>mục 9 (đủ số chứng từ)</w:t>
+            </w:r>
+          </w:p>
+        </w:tc>
+      </w:tr>
+      <w:tr>
+        <w:tc>
+          <w:tcPr>
+            <w:tcW w:type="dxa" w:w="2880"/>
+          </w:tcPr>
+          <w:p>
+            <w:r/>
+            <w:r>
+              <w:t>Backend bên em: commit, bảng, biến môi trường</w:t>
+            </w:r>
+          </w:p>
+        </w:tc>
+        <w:tc>
+          <w:tcPr>
+            <w:tcW w:type="dxa" w:w="2880"/>
+          </w:tcPr>
+          <w:p>
+            <w:r/>
+            <w:r>
+              <w:t>mục 3</w:t>
+            </w:r>
+          </w:p>
+        </w:tc>
+        <w:tc>
+          <w:tcPr>
+            <w:tcW w:type="dxa" w:w="2880"/>
+          </w:tcPr>
+          <w:p>
+            <w:r/>
+            <w:r>
+              <w:t>mục 1.4, 1.6</w:t>
+            </w:r>
+          </w:p>
+        </w:tc>
+      </w:tr>
+      <w:tr>
+        <w:tc>
+          <w:tcPr>
+            <w:tcW w:type="dxa" w:w="2880"/>
+          </w:tcPr>
+          <w:p>
+            <w:r/>
+            <w:r>
+              <w:t>Anh cần làm gì khi nhận lại source</w:t>
+            </w:r>
+          </w:p>
+        </w:tc>
+        <w:tc>
+          <w:tcPr>
+            <w:tcW w:type="dxa" w:w="2880"/>
+          </w:tcPr>
+          <w:p>
+            <w:r/>
+            <w:r>
+              <w:rPr>
+                <w:b/>
+              </w:rPr>
+              <w:t>mục 4</w:t>
+            </w:r>
+            <w:r>
+              <w:t xml:space="preserve"> (checklist)</w:t>
+            </w:r>
+          </w:p>
+        </w:tc>
+        <w:tc>
+          <w:tcPr>
+            <w:tcW w:type="dxa" w:w="2880"/>
+          </w:tcPr>
+          <w:p>
+            <w:r/>
+            <w:r>
+              <w:t>mục 5, 6</w:t>
+            </w:r>
+          </w:p>
+        </w:tc>
+      </w:tr>
+      <w:tr>
+        <w:tc>
+          <w:tcPr>
+            <w:tcW w:type="dxa" w:w="2880"/>
+          </w:tcPr>
+          <w:p>
+            <w:r/>
+            <w:r>
+              <w:t>Rủi ro, việc còn mở</w:t>
+            </w:r>
+          </w:p>
+        </w:tc>
+        <w:tc>
+          <w:tcPr>
+            <w:tcW w:type="dxa" w:w="2880"/>
+          </w:tcPr>
+          <w:p>
+            <w:r/>
+            <w:r>
+              <w:t>mục 5</w:t>
+            </w:r>
+          </w:p>
+        </w:tc>
+        <w:tc>
+          <w:tcPr>
+            <w:tcW w:type="dxa" w:w="2880"/>
+          </w:tcPr>
+          <w:p>
+            <w:r/>
+            <w:r>
+              <w:t>mục 1.7.6, 5</w:t>
+            </w:r>
+          </w:p>
+        </w:tc>
+      </w:tr>
+    </w:tbl>
+    <w:p/>
     <w:sectPr>
       <w:pgSz w:w="12240" w:h="15840"/>
       <w:pgMar w:top="1440" w:right="1800" w:bottom="1440" w:left="1800" w:header="720" w:footer="720" w:gutter="0"/>
